--- a/docs/iot-camera-printer-guide.docx
+++ b/docs/iot-camera-printer-guide.docx
@@ -8236,7 +8236,7 @@
         <w:rPr>
           <w:rFonts w:hint="eastAsia"/>
         </w:rPr>
-        <w:t xml:space="preserve">：UART直結したM5StickVで撮影した写真を確認・印刷します（詳細は第6章）。「回転」ボタンで保存済みのフレームをその場で90度時計回りに回転でき（384ドット幅へリスケールし直す仕組みのため、何度でも押して回転を重ねられます）、次に印刷・再印刷する内容にそのまま反映されます</w:t>
+        <w:t xml:space="preserve">：UART直結したM5StickVで撮影した写真を確認・印刷します（詳細は第6章）。「回転」ボタンで保存済みのフレームをその場で90度時計回りに回転でき（384ドット幅へリスケールし直す仕組みのため、何度でも押して回転を重ねられます）、次に印刷・再印刷する内容にそのまま反映されます。「俳句を作る」ボタンでこの写真から俳句を生成できます（詳細は8.4節）</w:t>
       </w:r>
     </w:p>
     <w:p>
@@ -8375,7 +8375,7 @@
         <w:rPr>
           <w:rFonts w:hint="eastAsia"/>
         </w:rPr>
-        <w:t xml:space="preserve">Lite本体の処理負荷やメモリ消費を最小限に抑えています。プレビューを確認したら「この画像を印刷」を押します。</w:t>
+        <w:t xml:space="preserve">Lite本体の処理負荷やメモリ消費を最小限に抑えています。プレビューを確認したら「この画像を印刷」を押します。ここにも「俳句を作る」ボタンがあり、選択中の写真から俳句を生成できます（8.4節）。</w:t>
       </w:r>
     </w:p>
     <w:p>
@@ -8678,6 +8678,61 @@
           <w:rFonts w:hint="eastAsia"/>
         </w:rPr>
         <w:t xml:space="preserve">。この安全設計のおかげで、設定ミスを恐れずに何度でも試せます。</w:t>
+      </w:r>
+    </w:p>
+    <w:p>
+      <w:pPr>
+        <w:pStyle w:val="Compact"/>
+        <w:numPr>
+          <w:ilvl w:val="0"/>
+          <w:numId w:val="1024"/>
+        </w:numPr>
+      </w:pPr>
+      <w:r>
+        <w:rPr>
+          <w:rFonts w:hint="eastAsia"/>
+          <w:b/>
+          <w:bCs/>
+        </w:rPr>
+        <w:t xml:space="preserve">OpenAI設定カード</w:t>
+      </w:r>
+      <w:r>
+        <w:rPr>
+          <w:rFonts w:hint="eastAsia"/>
+        </w:rPr>
+        <w:t xml:space="preserve">：「俳句を作る」ボタン（8.4節）が使うOpenAI</w:t>
+      </w:r>
+      <w:r>
+        <w:t xml:space="preserve"> </w:t>
+      </w:r>
+      <w:r>
+        <w:rPr>
+          <w:rFonts w:hint="eastAsia"/>
+        </w:rPr>
+        <w:t xml:space="preserve">APIキーを登録します。ATOM</w:t>
+      </w:r>
+      <w:r>
+        <w:t xml:space="preserve"> </w:t>
+      </w:r>
+      <w:r>
+        <w:rPr>
+          <w:rFonts w:hint="eastAsia"/>
+        </w:rPr>
+        <w:t xml:space="preserve">Lite本体のNVSに保存され再起動後も保持されますが、Wi-Fiパスワードと同様に</w:t>
+      </w:r>
+      <w:r>
+        <w:rPr>
+          <w:rFonts w:hint="eastAsia"/>
+          <w:b/>
+          <w:bCs/>
+        </w:rPr>
+        <w:t xml:space="preserve">一度保存すると値は再表示されません</w:t>
+      </w:r>
+      <w:r>
+        <w:rPr>
+          <w:rFonts w:hint="eastAsia"/>
+        </w:rPr>
+        <w:t xml:space="preserve">（設定済みかどうかのバッジ表示のみです）。</w:t>
       </w:r>
     </w:p>
     <w:p>
@@ -12052,7 +12107,7 @@
     </w:p>
     <w:bookmarkEnd w:id="57"/>
     <w:bookmarkEnd w:id="58"/>
-    <w:bookmarkStart w:id="62" w:name="第8章-プログラムから使うweb-api"/>
+    <w:bookmarkStart w:id="64" w:name="第8章-プログラムから使うweb-api"/>
     <w:p>
       <w:pPr>
         <w:pStyle w:val="Heading2"/>
@@ -13489,6 +13544,195 @@
           </w:p>
         </w:tc>
       </w:tr>
+      <w:tr>
+        <w:tc>
+          <w:tcPr/>
+          <w:p>
+            <w:pPr>
+              <w:pStyle w:val="Compact"/>
+            </w:pPr>
+            <w:r>
+              <w:t xml:space="preserve">GET</w:t>
+            </w:r>
+          </w:p>
+        </w:tc>
+        <w:tc>
+          <w:tcPr/>
+          <w:p>
+            <w:pPr>
+              <w:pStyle w:val="Compact"/>
+            </w:pPr>
+            <w:r>
+              <w:rPr>
+                <w:rStyle w:val="VerbatimChar"/>
+              </w:rPr>
+              <w:t xml:space="preserve">/api/openai/settings</w:t>
+            </w:r>
+          </w:p>
+        </w:tc>
+        <w:tc>
+          <w:tcPr/>
+          <w:p>
+            <w:pPr>
+              <w:pStyle w:val="Compact"/>
+            </w:pPr>
+            <w:r>
+              <w:t xml:space="preserve">OpenAI </w:t>
+            </w:r>
+            <w:r>
+              <w:rPr>
+                <w:rFonts w:hint="eastAsia"/>
+              </w:rPr>
+              <w:t xml:space="preserve">APIキーの設定状態JSON（</w:t>
+            </w:r>
+            <w:r>
+              <w:rPr>
+                <w:rStyle w:val="VerbatimChar"/>
+              </w:rPr>
+              <w:t xml:space="preserve">configured</w:t>
+            </w:r>
+            <w:r>
+              <w:rPr>
+                <w:rFonts w:hint="eastAsia"/>
+              </w:rPr>
+              <w:t xml:space="preserve">、キー自体は返さない）</w:t>
+            </w:r>
+          </w:p>
+        </w:tc>
+      </w:tr>
+      <w:tr>
+        <w:tc>
+          <w:tcPr/>
+          <w:p>
+            <w:pPr>
+              <w:pStyle w:val="Compact"/>
+            </w:pPr>
+            <w:r>
+              <w:t xml:space="preserve">POST</w:t>
+            </w:r>
+          </w:p>
+        </w:tc>
+        <w:tc>
+          <w:tcPr/>
+          <w:p>
+            <w:pPr>
+              <w:pStyle w:val="Compact"/>
+            </w:pPr>
+            <w:r>
+              <w:rPr>
+                <w:rStyle w:val="VerbatimChar"/>
+              </w:rPr>
+              <w:t xml:space="preserve">/api/openai/settings</w:t>
+            </w:r>
+          </w:p>
+        </w:tc>
+        <w:tc>
+          <w:tcPr/>
+          <w:p>
+            <w:pPr>
+              <w:pStyle w:val="Compact"/>
+            </w:pPr>
+            <w:r>
+              <w:rPr>
+                <w:rStyle w:val="VerbatimChar"/>
+              </w:rPr>
+              <w:t xml:space="preserve">apiKey</w:t>
+            </w:r>
+            <w:r>
+              <w:rPr>
+                <w:rFonts w:hint="eastAsia"/>
+              </w:rPr>
+              <w:t xml:space="preserve">（form）でOpenAI</w:t>
+            </w:r>
+            <w:r>
+              <w:t xml:space="preserve"> </w:t>
+            </w:r>
+            <w:r>
+              <w:rPr>
+                <w:rFonts w:hint="eastAsia"/>
+              </w:rPr>
+              <w:t xml:space="preserve">APIキーを設定（空文字で削除）</w:t>
+            </w:r>
+          </w:p>
+        </w:tc>
+      </w:tr>
+      <w:tr>
+        <w:tc>
+          <w:tcPr/>
+          <w:p>
+            <w:pPr>
+              <w:pStyle w:val="Compact"/>
+            </w:pPr>
+            <w:r>
+              <w:t xml:space="preserve">POST</w:t>
+            </w:r>
+          </w:p>
+        </w:tc>
+        <w:tc>
+          <w:tcPr/>
+          <w:p>
+            <w:pPr>
+              <w:pStyle w:val="Compact"/>
+            </w:pPr>
+            <w:r>
+              <w:rPr>
+                <w:rStyle w:val="VerbatimChar"/>
+              </w:rPr>
+              <w:t xml:space="preserve">/api/haiku</w:t>
+            </w:r>
+          </w:p>
+        </w:tc>
+        <w:tc>
+          <w:tcPr/>
+          <w:p>
+            <w:pPr>
+              <w:pStyle w:val="Compact"/>
+            </w:pPr>
+            <w:r>
+              <w:rPr>
+                <w:rStyle w:val="VerbatimChar"/>
+              </w:rPr>
+              <w:t xml:space="preserve">image</w:t>
+            </w:r>
+            <w:r>
+              <w:rPr>
+                <w:rFonts w:hint="eastAsia"/>
+              </w:rPr>
+              <w:t xml:space="preserve">（form,</w:t>
+            </w:r>
+            <w:r>
+              <w:t xml:space="preserve"> data </w:t>
+            </w:r>
+            <w:r>
+              <w:rPr>
+                <w:rFonts w:hint="eastAsia"/>
+              </w:rPr>
+              <w:t xml:space="preserve">URLのprefixを除いたbase64</w:t>
+            </w:r>
+            <w:r>
+              <w:t xml:space="preserve"> </w:t>
+            </w:r>
+            <w:r>
+              <w:rPr>
+                <w:rFonts w:hint="eastAsia"/>
+              </w:rPr>
+              <w:t xml:space="preserve">PNG）から俳句を生成してJSON（</w:t>
+            </w:r>
+            <w:r>
+              <w:rPr>
+                <w:rStyle w:val="VerbatimChar"/>
+              </w:rPr>
+              <w:t xml:space="preserve">haiku</w:t>
+            </w:r>
+            <w:r>
+              <w:rPr>
+                <w:rFonts w:hint="eastAsia"/>
+              </w:rPr>
+              <w:t xml:space="preserve">）で返す</w:t>
+            </w:r>
+          </w:p>
+        </w:tc>
+      </w:tr>
     </w:tbl>
     <w:bookmarkEnd w:id="59"/>
     <w:bookmarkStart w:id="60" w:name="curlでの基本操作"/>
@@ -14820,6 +15064,394 @@
         <w:t xml:space="preserve">このAPIを応用すれば、例えば「定期的に天気予報を取得して印刷する」「チャットボットの返答を印刷する」といった、写真以外の自動化にも展開できます。</w:t>
       </w:r>
     </w:p>
+    <w:bookmarkEnd w:id="61"/>
+    <w:bookmarkStart w:id="63" w:name="俳句生成openai連携"/>
+    <w:p>
+      <w:pPr>
+        <w:pStyle w:val="Heading3"/>
+      </w:pPr>
+      <w:r>
+        <w:t xml:space="preserve">8.4　</w:t>
+      </w:r>
+      <w:r>
+        <w:rPr>
+          <w:rFonts w:hint="eastAsia"/>
+        </w:rPr>
+        <w:t xml:space="preserve">俳句生成（OpenAI連携）</w:t>
+      </w:r>
+    </w:p>
+    <w:p>
+      <w:pPr>
+        <w:pStyle w:val="FirstParagraph"/>
+      </w:pPr>
+      <w:r>
+        <w:rPr>
+          <w:rFonts w:hint="eastAsia"/>
+        </w:rPr>
+        <w:t xml:space="preserve">プリントタブの「M5StickVカメラ」カード・「画像を印刷」カード、どちらにも「俳句を作る」ボタンがあり、表示中の写真から季語入りの五七五俳句をその場で生成できます。裏側ではOpenAIの画像認識（vision）対応モデルを使っています。</w:t>
+      </w:r>
+    </w:p>
+    <w:p>
+      <w:pPr>
+        <w:pStyle w:val="BodyText"/>
+      </w:pPr>
+      <w:r>
+        <w:rPr>
+          <w:rFonts w:hint="eastAsia"/>
+          <w:b/>
+          <w:bCs/>
+        </w:rPr>
+        <w:t xml:space="preserve">画像処理はすべてブラウザ側で完結します。</w:t>
+      </w:r>
+      <w:r>
+        <w:t xml:space="preserve"> </w:t>
+      </w:r>
+      <w:r>
+        <w:rPr>
+          <w:rFonts w:hint="eastAsia"/>
+        </w:rPr>
+        <w:t xml:space="preserve">どちらの写真も、ブラウザは既にプレビュー用の</w:t>
+      </w:r>
+      <w:r>
+        <w:rPr>
+          <w:rStyle w:val="VerbatimChar"/>
+        </w:rPr>
+        <w:t xml:space="preserve">&lt;canvas&gt;</w:t>
+      </w:r>
+      <w:r>
+        <w:rPr>
+          <w:rFonts w:hint="eastAsia"/>
+        </w:rPr>
+        <w:t xml:space="preserve">に描画済み（M5StickVカメラは1bppビットマップの展開、写真アップロードはディザリング後のプレビュー）なので、「俳句を作る」ボタンを押すとその</w:t>
+      </w:r>
+      <w:r>
+        <w:rPr>
+          <w:rStyle w:val="VerbatimChar"/>
+        </w:rPr>
+        <w:t xml:space="preserve">canvas.toDataURL("image/png")</w:t>
+      </w:r>
+      <w:r>
+        <w:rPr>
+          <w:rFonts w:hint="eastAsia"/>
+        </w:rPr>
+        <w:t xml:space="preserve">をそのままOpenAIへ送る画像として使います。ATOM</w:t>
+      </w:r>
+      <w:r>
+        <w:t xml:space="preserve"> </w:t>
+      </w:r>
+      <w:r>
+        <w:rPr>
+          <w:rFonts w:hint="eastAsia"/>
+        </w:rPr>
+        <w:t xml:space="preserve">Lite側で新たに画像を作り直したり、PNGエンコードし直したりする処理は一切ありません——これも、第2章で触れた「重い画像処理はブラウザに任せ、ATOM</w:t>
+      </w:r>
+      <w:r>
+        <w:t xml:space="preserve"> </w:t>
+      </w:r>
+      <w:r>
+        <w:rPr>
+          <w:rFonts w:hint="eastAsia"/>
+        </w:rPr>
+        <w:t xml:space="preserve">Liteは軽量なままにする」という設計方針の延長です。</w:t>
+      </w:r>
+    </w:p>
+    <w:p>
+      <w:pPr>
+        <w:pStyle w:val="BodyText"/>
+      </w:pPr>
+      <w:r>
+        <w:rPr>
+          <w:b/>
+          <w:bCs/>
+        </w:rPr>
+        <w:t xml:space="preserve">OpenAIへのリクエストはATOM </w:t>
+      </w:r>
+      <w:r>
+        <w:rPr>
+          <w:rFonts w:hint="eastAsia"/>
+          <w:b/>
+          <w:bCs/>
+        </w:rPr>
+        <w:t xml:space="preserve">Liteが中継します</w:t>
+      </w:r>
+      <w:r>
+        <w:rPr>
+          <w:rFonts w:hint="eastAsia"/>
+        </w:rPr>
+        <w:t xml:space="preserve">（</w:t>
+      </w:r>
+      <w:r>
+        <w:rPr>
+          <w:rStyle w:val="VerbatimChar"/>
+        </w:rPr>
+        <w:t xml:space="preserve">POST /api/haiku</w:t>
+      </w:r>
+      <w:r>
+        <w:rPr>
+          <w:rFonts w:hint="eastAsia"/>
+        </w:rPr>
+        <w:t xml:space="preserve">）。ブラウザはbase64エンコードされたPNGを送るだけで、実際にOpenAIのAPIキーを使ってHTTPSで通信するのはATOM</w:t>
+      </w:r>
+      <w:r>
+        <w:t xml:space="preserve"> </w:t>
+      </w:r>
+      <w:r>
+        <w:rPr>
+          <w:rFonts w:hint="eastAsia"/>
+        </w:rPr>
+        <w:t xml:space="preserve">Lite側（</w:t>
+      </w:r>
+      <w:r>
+        <w:rPr>
+          <w:rStyle w:val="VerbatimChar"/>
+        </w:rPr>
+        <w:t xml:space="preserve">src/openai.cpp</w:t>
+      </w:r>
+      <w:r>
+        <w:rPr>
+          <w:rFonts w:hint="eastAsia"/>
+        </w:rPr>
+        <w:t xml:space="preserve">）です。ブラウザ側のJavaScriptやネットワークタブに、OpenAIのAPIキーが露出することはありません。</w:t>
+      </w:r>
+    </w:p>
+    <w:p>
+      <w:pPr>
+        <w:pStyle w:val="SourceCode"/>
+      </w:pPr>
+      <w:r>
+        <w:rPr>
+          <w:rStyle w:val="VerbatimChar"/>
+        </w:rPr>
+        <w:t xml:space="preserve">ブラウザ                    ATOM Lite                    OpenAI</w:t>
+      </w:r>
+      <w:r>
+        <w:br/>
+      </w:r>
+      <w:r>
+        <w:rPr>
+          <w:rStyle w:val="VerbatimChar"/>
+        </w:rPr>
+        <w:t xml:space="preserve">   │  canvas.toDataURL()      │                             │</w:t>
+      </w:r>
+      <w:r>
+        <w:br/>
+      </w:r>
+      <w:r>
+        <w:rPr>
+          <w:rStyle w:val="VerbatimChar"/>
+        </w:rPr>
+        <w:t xml:space="preserve">   </w:t>
+      </w:r>
+      <w:r>
+        <w:rPr>
+          <w:rStyle w:val="VerbatimChar"/>
+          <w:rFonts w:hint="eastAsia"/>
+        </w:rPr>
+        <w:t xml:space="preserve">│─────（base64</w:t>
+      </w:r>
+      <w:r>
+        <w:rPr>
+          <w:rStyle w:val="VerbatimChar"/>
+        </w:rPr>
+        <w:t xml:space="preserve"> </w:t>
+      </w:r>
+      <w:r>
+        <w:rPr>
+          <w:rStyle w:val="VerbatimChar"/>
+          <w:rFonts w:hint="eastAsia"/>
+        </w:rPr>
+        <w:t xml:space="preserve">PNG）──────▶│</w:t>
+      </w:r>
+      <w:r>
+        <w:rPr>
+          <w:rStyle w:val="VerbatimChar"/>
+        </w:rPr>
+        <w:t xml:space="preserve">                             │</w:t>
+      </w:r>
+      <w:r>
+        <w:br/>
+      </w:r>
+      <w:r>
+        <w:rPr>
+          <w:rStyle w:val="VerbatimChar"/>
+        </w:rPr>
+        <w:t xml:space="preserve">   │      POST /api/haiku     │  Bearer &lt;APIキー&gt; で        │</w:t>
+      </w:r>
+      <w:r>
+        <w:br/>
+      </w:r>
+      <w:r>
+        <w:rPr>
+          <w:rStyle w:val="VerbatimChar"/>
+        </w:rPr>
+        <w:t xml:space="preserve">   │                          │─────HTTPS POST────────────▶│</w:t>
+      </w:r>
+      <w:r>
+        <w:br/>
+      </w:r>
+      <w:r>
+        <w:rPr>
+          <w:rStyle w:val="VerbatimChar"/>
+        </w:rPr>
+        <w:t xml:space="preserve">   │                          </w:t>
+      </w:r>
+      <w:r>
+        <w:rPr>
+          <w:rStyle w:val="VerbatimChar"/>
+          <w:rFonts w:hint="eastAsia"/>
+        </w:rPr>
+        <w:t xml:space="preserve">│◀────俳句（JSON）───────────│</w:t>
+      </w:r>
+      <w:r>
+        <w:br/>
+      </w:r>
+      <w:r>
+        <w:rPr>
+          <w:rStyle w:val="VerbatimChar"/>
+        </w:rPr>
+        <w:t xml:space="preserve">   </w:t>
+      </w:r>
+      <w:r>
+        <w:rPr>
+          <w:rStyle w:val="VerbatimChar"/>
+          <w:rFonts w:hint="eastAsia"/>
+        </w:rPr>
+        <w:t xml:space="preserve">│◀────俳句（JSON）─────────│</w:t>
+      </w:r>
+      <w:r>
+        <w:rPr>
+          <w:rStyle w:val="VerbatimChar"/>
+        </w:rPr>
+        <w:t xml:space="preserve">                             │</w:t>
+      </w:r>
+    </w:p>
+    <w:p>
+      <w:pPr>
+        <w:pStyle w:val="FirstParagraph"/>
+      </w:pPr>
+      <w:r>
+        <w:rPr>
+          <w:rFonts w:hint="eastAsia"/>
+        </w:rPr>
+        <w:t xml:space="preserve">利用の前提として、設定タブの「OpenAI設定」カードでAPIキーを登録しておく必要があります（</w:t>
+      </w:r>
+      <w:hyperlink r:id="rId62">
+        <w:r>
+          <w:rPr>
+            <w:rStyle w:val="Hyperlink"/>
+          </w:rPr>
+          <w:t xml:space="preserve">platform.openai.com</w:t>
+        </w:r>
+      </w:hyperlink>
+      <w:r>
+        <w:rPr>
+          <w:rFonts w:hint="eastAsia"/>
+        </w:rPr>
+        <w:t xml:space="preserve">で発行）。未設定のまま「俳句を作る」を押すと、その旨のエラーメッセージが表示されます。生成された俳句はその場で画面に表示されるだけで、印刷や保存はされません（気に入った句を印刷したい場合は、「Put</w:t>
+      </w:r>
+      <w:r>
+        <w:t xml:space="preserve"> TEXT for </w:t>
+      </w:r>
+      <w:r>
+        <w:rPr>
+          <w:rFonts w:hint="eastAsia"/>
+        </w:rPr>
+        <w:t xml:space="preserve">print」カードにコピー＆ペーストしてください）。</w:t>
+      </w:r>
+    </w:p>
+    <w:p>
+      <w:pPr>
+        <w:pStyle w:val="BodyText"/>
+      </w:pPr>
+      <w:r>
+        <w:rPr>
+          <w:rFonts w:hint="eastAsia"/>
+          <w:b/>
+          <w:bCs/>
+        </w:rPr>
+        <w:t xml:space="preserve">セキュリティ上の注意</w:t>
+      </w:r>
+      <w:r>
+        <w:rPr>
+          <w:rFonts w:hint="eastAsia"/>
+        </w:rPr>
+        <w:t xml:space="preserve">：ATOM</w:t>
+      </w:r>
+      <w:r>
+        <w:t xml:space="preserve"> </w:t>
+      </w:r>
+      <w:r>
+        <w:rPr>
+          <w:rFonts w:hint="eastAsia"/>
+        </w:rPr>
+        <w:t xml:space="preserve">LiteからOpenAIへのHTTPS通信は、証明書のピン留め・検証をしていません（</w:t>
+      </w:r>
+      <w:r>
+        <w:rPr>
+          <w:rStyle w:val="VerbatimChar"/>
+        </w:rPr>
+        <w:t xml:space="preserve">WiFiClientSecure::setInsecure()</w:t>
+      </w:r>
+      <w:r>
+        <w:rPr>
+          <w:rFonts w:hint="eastAsia"/>
+        </w:rPr>
+        <w:t xml:space="preserve">）。これは本プロジェクト全体が採用している「同一LAN内の信頼できる利用者だけを想定し、認証は設けない」という簡略化されたセキュリティ方針に合わせたもので、通信自体はTLSで暗号化されますが、サーバー証明書の検証は行いません。また、OpenAI</w:t>
+      </w:r>
+      <w:r>
+        <w:t xml:space="preserve"> </w:t>
+      </w:r>
+      <w:r>
+        <w:rPr>
+          <w:rFonts w:hint="eastAsia"/>
+        </w:rPr>
+        <w:t xml:space="preserve">APIの利用には課金が発生する場合があります。</w:t>
+      </w:r>
+    </w:p>
+    <w:p>
+      <w:pPr>
+        <w:pStyle w:val="BodyText"/>
+      </w:pPr>
+      <w:r>
+        <w:rPr>
+          <w:rFonts w:hint="eastAsia"/>
+        </w:rPr>
+        <w:t xml:space="preserve">使用モデルは</w:t>
+      </w:r>
+      <w:r>
+        <w:rPr>
+          <w:rStyle w:val="VerbatimChar"/>
+        </w:rPr>
+        <w:t xml:space="preserve">src/openai.cpp</w:t>
+      </w:r>
+      <w:r>
+        <w:t xml:space="preserve">の</w:t>
+      </w:r>
+      <w:r>
+        <w:rPr>
+          <w:rStyle w:val="VerbatimChar"/>
+        </w:rPr>
+        <w:t xml:space="preserve">kModel</w:t>
+      </w:r>
+      <w:r>
+        <w:rPr>
+          <w:rFonts w:hint="eastAsia"/>
+        </w:rPr>
+        <w:t xml:space="preserve">定数（本書執筆時点では</w:t>
+      </w:r>
+      <w:r>
+        <w:rPr>
+          <w:rStyle w:val="VerbatimChar"/>
+        </w:rPr>
+        <w:t xml:space="preserve">gpt-4o-mini</w:t>
+      </w:r>
+      <w:r>
+        <w:rPr>
+          <w:rFonts w:hint="eastAsia"/>
+        </w:rPr>
+        <w:t xml:space="preserve">）で指定しています。OpenAI側でモデルが廃止・変更された場合は、ここを書き換えてください。</w:t>
+      </w:r>
+    </w:p>
     <w:p>
       <w:r>
         <w:pict>
@@ -14827,9 +15459,9 @@
         </w:pict>
       </w:r>
     </w:p>
-    <w:bookmarkEnd w:id="61"/>
-    <w:bookmarkEnd w:id="62"/>
-    <w:bookmarkStart w:id="66" w:name="第9章-印刷のしくみを覗く"/>
+    <w:bookmarkEnd w:id="63"/>
+    <w:bookmarkEnd w:id="64"/>
+    <w:bookmarkStart w:id="68" w:name="第9章-印刷のしくみを覗く"/>
     <w:p>
       <w:pPr>
         <w:pStyle w:val="Heading2"/>
@@ -14861,7 +15493,7 @@
         <w:t xml:space="preserve">ここまでの章で「印刷される」という結果は何度も登場しましたが、本章ではその裏側にある技術――白黒変換のアルゴリズムと、プリンターへの命令の送り方――を掘り下げます。</w:t>
       </w:r>
     </w:p>
-    <w:bookmarkStart w:id="63" w:name="誤差拡散floydsteinbergとは何か"/>
+    <w:bookmarkStart w:id="65" w:name="誤差拡散floydsteinbergとは何か"/>
     <w:p>
       <w:pPr>
         <w:pStyle w:val="Heading3"/>
@@ -14987,8 +15619,8 @@
         <w:t xml:space="preserve">する実装になっています。</w:t>
       </w:r>
     </w:p>
-    <w:bookmarkEnd w:id="63"/>
-    <w:bookmarkStart w:id="64" w:name="プリンターへの命令方式escpos風コマンド"/>
+    <w:bookmarkEnd w:id="65"/>
+    <w:bookmarkStart w:id="66" w:name="プリンターへの命令方式escpos風コマンド"/>
     <w:p>
       <w:pPr>
         <w:pStyle w:val="Heading3"/>
@@ -15096,8 +15728,8 @@
         <w:t xml:space="preserve">Lite側、QRコードの生成はプリンター側、という役割分担になっています。</w:t>
       </w:r>
     </w:p>
-    <w:bookmarkEnd w:id="64"/>
-    <w:bookmarkStart w:id="65" w:name="印刷サイズの制限"/>
+    <w:bookmarkEnd w:id="66"/>
+    <w:bookmarkStart w:id="67" w:name="印刷サイズの制限"/>
     <w:p>
       <w:pPr>
         <w:pStyle w:val="Heading3"/>
@@ -15196,9 +15828,9 @@
         </w:pict>
       </w:r>
     </w:p>
-    <w:bookmarkEnd w:id="65"/>
-    <w:bookmarkEnd w:id="66"/>
-    <w:bookmarkStart w:id="74" w:name="第10章-トラブルシューティング"/>
+    <w:bookmarkEnd w:id="67"/>
+    <w:bookmarkEnd w:id="68"/>
+    <w:bookmarkStart w:id="76" w:name="第10章-トラブルシューティング"/>
     <w:p>
       <w:pPr>
         <w:pStyle w:val="Heading2"/>
@@ -15224,7 +15856,7 @@
         <w:t xml:space="preserve">実際に手を動かす中でよく遭遇するトラブルと、その対処法をまとめます。</w:t>
       </w:r>
     </w:p>
-    <w:bookmarkStart w:id="67" w:name="atom-liteが起動しない書き込みできない"/>
+    <w:bookmarkStart w:id="69" w:name="atom-liteが起動しない書き込みできない"/>
     <w:p>
       <w:pPr>
         <w:pStyle w:val="Heading3"/>
@@ -15308,8 +15940,8 @@
         <w:t xml:space="preserve">書き込み中にエラーが出る場合、ボード上のリセットボタンを押しながら書き込みを開始する、といった機種特有の作法が必要な場合があります。</w:t>
       </w:r>
     </w:p>
-    <w:bookmarkEnd w:id="67"/>
-    <w:bookmarkStart w:id="68" w:name="httpm5web.localにアクセスできない"/>
+    <w:bookmarkEnd w:id="69"/>
+    <w:bookmarkStart w:id="70" w:name="httpm5web.localにアクセスできない"/>
     <w:p>
       <w:pPr>
         <w:pStyle w:val="Heading3"/>
@@ -15432,8 +16064,8 @@
         <w:t xml:space="preserve">（またはLittleFSへのアップロード）を実行し忘れています。第5章の手順を再確認してください。</w:t>
       </w:r>
     </w:p>
-    <w:bookmarkEnd w:id="68"/>
-    <w:bookmarkStart w:id="69" w:name="プリンターが反応しない印刷ボタンを押しても何も起きない"/>
+    <w:bookmarkEnd w:id="70"/>
+    <w:bookmarkStart w:id="71" w:name="プリンターが反応しない印刷ボタンを押しても何も起きない"/>
     <w:p>
       <w:pPr>
         <w:pStyle w:val="Heading3"/>
@@ -15526,8 +16158,8 @@
         <w:t xml:space="preserve">UIを介さずに印刷できるか切り分けてみてください。</w:t>
       </w:r>
     </w:p>
-    <w:bookmarkEnd w:id="69"/>
-    <w:bookmarkStart w:id="70" w:name="m5stickvからatom-liteに写真が届かない"/>
+    <w:bookmarkEnd w:id="71"/>
+    <w:bookmarkStart w:id="72" w:name="m5stickvからatom-liteに写真が届かない"/>
     <w:p>
       <w:pPr>
         <w:pStyle w:val="Heading3"/>
@@ -15608,8 +16240,8 @@
         <w:t xml:space="preserve">IDEのシリアルコンソールで、M5StickV側のログにエラーが出ていないか確認してください。</w:t>
       </w:r>
     </w:p>
-    <w:bookmarkEnd w:id="70"/>
-    <w:bookmarkStart w:id="71" w:name="顔検出が効かないクラッシュする"/>
+    <w:bookmarkEnd w:id="72"/>
+    <w:bookmarkStart w:id="73" w:name="顔検出が効かないクラッシュする"/>
     <w:p>
       <w:pPr>
         <w:pStyle w:val="Heading3"/>
@@ -15714,8 +16346,8 @@
         <w:t xml:space="preserve">パラメータを調整してください。</w:t>
       </w:r>
     </w:p>
-    <w:bookmarkEnd w:id="71"/>
-    <w:bookmarkStart w:id="72" w:name="撮った写真の向きがおかしい"/>
+    <w:bookmarkEnd w:id="73"/>
+    <w:bookmarkStart w:id="74" w:name="撮った写真の向きがおかしい"/>
     <w:p>
       <w:pPr>
         <w:pStyle w:val="Heading3"/>
@@ -15799,8 +16431,8 @@
         <w:t xml:space="preserve">版のループへの切り替えを試してください。</w:t>
       </w:r>
     </w:p>
-    <w:bookmarkEnd w:id="72"/>
-    <w:bookmarkStart w:id="73" w:name="m5papercolorの画面が更新されないボタンが反応しない音が鳴らない"/>
+    <w:bookmarkEnd w:id="74"/>
+    <w:bookmarkStart w:id="75" w:name="m5papercolorの画面が更新されないボタンが反応しない音が鳴らない"/>
     <w:p>
       <w:pPr>
         <w:pStyle w:val="Heading3"/>
@@ -16002,9 +16634,9 @@
         </w:pict>
       </w:r>
     </w:p>
-    <w:bookmarkEnd w:id="73"/>
-    <w:bookmarkEnd w:id="74"/>
-    <w:bookmarkStart w:id="79" w:name="第11章-発展カスタマイズのアイデア"/>
+    <w:bookmarkEnd w:id="75"/>
+    <w:bookmarkEnd w:id="76"/>
+    <w:bookmarkStart w:id="81" w:name="第11章-発展カスタマイズのアイデア"/>
     <w:p>
       <w:pPr>
         <w:pStyle w:val="Heading2"/>
@@ -16036,7 +16668,7 @@
         <w:t xml:space="preserve">基本のシステムが動くようになったら、次のような発展にも挑戦してみましょう。</w:t>
       </w:r>
     </w:p>
-    <w:bookmarkStart w:id="75" w:name="物体分類への拡張"/>
+    <w:bookmarkStart w:id="77" w:name="物体分類への拡張"/>
     <w:p>
       <w:pPr>
         <w:pStyle w:val="Heading3"/>
@@ -16062,8 +16694,8 @@
         <w:t xml:space="preserve">現在の顔検出のラベル機構は、「Face」という固定文字列を返す仕組みですが、設計としては任意の文字列ラベルを載せられるようになっています。K210のKPU（AI推論回路）を使った物体分類モデルを追加すれば、「Face」の代わりに「Cat」「Dog」「Cup」など、より多様なラベルを印刷キャプションに反映させることができます。</w:t>
       </w:r>
     </w:p>
-    <w:bookmarkEnd w:id="75"/>
-    <w:bookmarkStart w:id="76" w:name="印刷トリガーの多様化"/>
+    <w:bookmarkEnd w:id="77"/>
+    <w:bookmarkStart w:id="78" w:name="印刷トリガーの多様化"/>
     <w:p>
       <w:pPr>
         <w:pStyle w:val="Heading3"/>
@@ -16152,8 +16784,8 @@
         <w:t xml:space="preserve">別のセンサー（人感センサーなど）と組み合わせて、人が近づいたら自動撮影・印刷する</w:t>
       </w:r>
     </w:p>
-    <w:bookmarkEnd w:id="76"/>
-    <w:bookmarkStart w:id="77" w:name="セキュリティ面の強化"/>
+    <w:bookmarkEnd w:id="78"/>
+    <w:bookmarkStart w:id="79" w:name="セキュリティ面の強化"/>
     <w:p>
       <w:pPr>
         <w:pStyle w:val="Heading3"/>
@@ -16212,8 +16844,8 @@
         <w:t xml:space="preserve">APIには認証機構が無いため、外部に公開せず、あくまで信頼できる家庭内LANの範囲で使うことが前提です。</w:t>
       </w:r>
     </w:p>
-    <w:bookmarkEnd w:id="77"/>
-    <w:bookmarkStart w:id="78" w:name="印刷幅最大高さの変更"/>
+    <w:bookmarkEnd w:id="79"/>
+    <w:bookmarkStart w:id="80" w:name="印刷幅最大高さの変更"/>
     <w:p>
       <w:pPr>
         <w:pStyle w:val="Heading3"/>
@@ -16291,9 +16923,9 @@
         </w:pict>
       </w:r>
     </w:p>
-    <w:bookmarkEnd w:id="78"/>
-    <w:bookmarkEnd w:id="79"/>
-    <w:bookmarkStart w:id="80" w:name="付録a-部品購入リストまとめ"/>
+    <w:bookmarkEnd w:id="80"/>
+    <w:bookmarkEnd w:id="81"/>
+    <w:bookmarkStart w:id="82" w:name="付録a-部品購入リストまとめ"/>
     <w:p>
       <w:pPr>
         <w:pStyle w:val="Heading2"/>
@@ -16575,8 +17207,8 @@
         </w:tc>
       </w:tr>
     </w:tbl>
-    <w:bookmarkEnd w:id="80"/>
-    <w:bookmarkStart w:id="81" w:name="付録b-用語集"/>
+    <w:bookmarkEnd w:id="82"/>
+    <w:bookmarkStart w:id="83" w:name="付録b-用語集"/>
     <w:p>
       <w:pPr>
         <w:pStyle w:val="Heading2"/>
@@ -17095,8 +17727,8 @@
         </w:tc>
       </w:tr>
     </w:tbl>
-    <w:bookmarkEnd w:id="81"/>
-    <w:bookmarkStart w:id="82" w:name="付録c-プロジェクトのソースコード構成"/>
+    <w:bookmarkEnd w:id="83"/>
+    <w:bookmarkStart w:id="84" w:name="付録c-プロジェクトのソースコード構成"/>
     <w:p>
       <w:pPr>
         <w:pStyle w:val="Heading2"/>
@@ -17339,6 +17971,22 @@
         <w:rPr>
           <w:rStyle w:val="VerbatimChar"/>
         </w:rPr>
+        <w:t xml:space="preserve">  openai.*                 OpenAI Chat Completions </w:t>
+      </w:r>
+      <w:r>
+        <w:rPr>
+          <w:rStyle w:val="VerbatimChar"/>
+          <w:rFonts w:hint="eastAsia"/>
+        </w:rPr>
+        <w:t xml:space="preserve">APIへのHTTPSクライアント（俳句生成、8.4節）</w:t>
+      </w:r>
+      <w:r>
+        <w:br/>
+      </w:r>
+      <w:r>
+        <w:rPr>
+          <w:rStyle w:val="VerbatimChar"/>
+        </w:rPr>
         <w:t xml:space="preserve">data/</w:t>
       </w:r>
       <w:r>
@@ -17475,8 +18123,8 @@
         <w:t xml:space="preserve">M5PaperColor用スケッチ</w:t>
       </w:r>
     </w:p>
-    <w:bookmarkEnd w:id="82"/>
-    <w:bookmarkStart w:id="83" w:name="付録d-参考文献リンク"/>
+    <w:bookmarkEnd w:id="84"/>
+    <w:bookmarkStart w:id="85" w:name="付録d-参考文献リンク"/>
     <w:p>
       <w:pPr>
         <w:pStyle w:val="Heading2"/>
@@ -17615,8 +18263,8 @@
         </w:pict>
       </w:r>
     </w:p>
-    <w:bookmarkEnd w:id="83"/>
-    <w:bookmarkStart w:id="84" w:name="おわりに"/>
+    <w:bookmarkEnd w:id="85"/>
+    <w:bookmarkStart w:id="86" w:name="おわりに"/>
     <w:p>
       <w:pPr>
         <w:pStyle w:val="Heading2"/>
@@ -17683,7 +18331,7 @@
         <w:t xml:space="preserve">あなたの手元で紙が印刷される、その最初の1枚を楽しみにしています。</w:t>
       </w:r>
     </w:p>
-    <w:bookmarkEnd w:id="84"/>
+    <w:bookmarkEnd w:id="86"/>
     <w:sectPr>
       <w:footnotePr>
         <w:numRestart w:val="eachSect"/>

--- a/docs/iot-camera-printer-guide.docx
+++ b/docs/iot-camera-printer-guide.docx
@@ -8236,7 +8236,7 @@
         <w:rPr>
           <w:rFonts w:hint="eastAsia"/>
         </w:rPr>
-        <w:t xml:space="preserve">：UART直結したM5StickVで撮影した写真を確認・印刷します（詳細は第6章）。「回転」ボタンで保存済みのフレームをその場で90度時計回りに回転でき（384ドット幅へリスケールし直す仕組みのため、何度でも押して回転を重ねられます）、次に印刷・再印刷する内容にそのまま反映されます。「俳句を作る」ボタンでこの写真から俳句を生成できます（詳細は8.4節）</w:t>
+        <w:t xml:space="preserve">：UART直結したM5StickVで撮影した写真を確認・印刷します（詳細は第6章）。「回転」ボタンで保存済みのフレームをその場で90度時計回りに回転でき（384ドット幅へリスケールし直す仕組みのため、何度でも押して回転を重ねられます）、次に印刷・再印刷する内容にそのまま反映されます。「俳句を作る」ボタンでこの写真から俳句を生成でき、結果はテキストエリアに表示されるので自由に編集できます。「俳句プリント」ボタンでその内容を縦書き2段の画像にして印刷します（詳細は8.4節）</w:t>
       </w:r>
     </w:p>
     <w:p>
@@ -8375,7 +8375,7 @@
         <w:rPr>
           <w:rFonts w:hint="eastAsia"/>
         </w:rPr>
-        <w:t xml:space="preserve">Lite本体の処理負荷やメモリ消費を最小限に抑えています。プレビューを確認したら「この画像を印刷」を押します。ここにも「俳句を作る」ボタンがあり、選択中の写真から俳句を生成できます（8.4節）。</w:t>
+        <w:t xml:space="preserve">Lite本体の処理負荷やメモリ消費を最小限に抑えています。プレビューを確認したら「この画像を印刷」を押します。ここにも「俳句を作る」「俳句プリント」ボタンがあり、選択中の写真から俳句を生成・編集・印刷できます（8.4節）。</w:t>
       </w:r>
     </w:p>
     <w:p>
@@ -15347,16 +15347,7 @@
         <w:rPr>
           <w:rFonts w:hint="eastAsia"/>
         </w:rPr>
-        <w:t xml:space="preserve">で発行）。未設定のまま「俳句を作る」を押すと、その旨のエラーメッセージが表示されます。生成された俳句はその場で画面に表示されるだけで、印刷や保存はされません（気に入った句を印刷したい場合は、「Put</w:t>
-      </w:r>
-      <w:r>
-        <w:t xml:space="preserve"> TEXT for </w:t>
-      </w:r>
-      <w:r>
-        <w:rPr>
-          <w:rFonts w:hint="eastAsia"/>
-        </w:rPr>
-        <w:t xml:space="preserve">print」カードにコピー＆ペーストしてください）。</w:t>
+        <w:t xml:space="preserve">で発行）。未設定のまま「俳句を作る」を押すと、その旨のエラーメッセージが表示されます。</w:t>
       </w:r>
     </w:p>
     <w:p>
@@ -15369,13 +15360,7 @@
           <w:b/>
           <w:bCs/>
         </w:rPr>
-        <w:t xml:space="preserve">セキュリティ上の注意</w:t>
-      </w:r>
-      <w:r>
-        <w:rPr>
-          <w:rFonts w:hint="eastAsia"/>
-        </w:rPr>
-        <w:t xml:space="preserve">：ATOM</w:t>
+        <w:t xml:space="preserve">生成された俳句は編集可能なテキストエリアに表示されます。</w:t>
       </w:r>
       <w:r>
         <w:t xml:space="preserve"> </w:t>
@@ -15384,139 +15369,7 @@
         <w:rPr>
           <w:rFonts w:hint="eastAsia"/>
         </w:rPr>
-        <w:t xml:space="preserve">LiteからOpenAIへのHTTPS通信は、証明書のピン留め・検証をしていません（</w:t>
-      </w:r>
-      <w:r>
-        <w:rPr>
-          <w:rStyle w:val="VerbatimChar"/>
-        </w:rPr>
-        <w:t xml:space="preserve">WiFiClientSecure::setInsecure()</w:t>
-      </w:r>
-      <w:r>
-        <w:rPr>
-          <w:rFonts w:hint="eastAsia"/>
-        </w:rPr>
-        <w:t xml:space="preserve">）。これは本プロジェクト全体が採用している「同一LAN内の信頼できる利用者だけを想定し、認証は設けない」という簡略化されたセキュリティ方針に合わせたもので、通信自体はTLSで暗号化されますが、サーバー証明書の検証は行いません。また、OpenAI</w:t>
-      </w:r>
-      <w:r>
-        <w:t xml:space="preserve"> </w:t>
-      </w:r>
-      <w:r>
-        <w:rPr>
-          <w:rFonts w:hint="eastAsia"/>
-        </w:rPr>
-        <w:t xml:space="preserve">APIの利用には課金が発生する場合があります。</w:t>
-      </w:r>
-    </w:p>
-    <w:p>
-      <w:pPr>
-        <w:pStyle w:val="BodyText"/>
-      </w:pPr>
-      <w:r>
-        <w:rPr>
-          <w:rFonts w:hint="eastAsia"/>
-        </w:rPr>
-        <w:t xml:space="preserve">使用モデルは</w:t>
-      </w:r>
-      <w:r>
-        <w:rPr>
-          <w:rStyle w:val="VerbatimChar"/>
-        </w:rPr>
-        <w:t xml:space="preserve">src/openai.cpp</w:t>
-      </w:r>
-      <w:r>
-        <w:t xml:space="preserve">の</w:t>
-      </w:r>
-      <w:r>
-        <w:rPr>
-          <w:rStyle w:val="VerbatimChar"/>
-        </w:rPr>
-        <w:t xml:space="preserve">kModel</w:t>
-      </w:r>
-      <w:r>
-        <w:rPr>
-          <w:rFonts w:hint="eastAsia"/>
-        </w:rPr>
-        <w:t xml:space="preserve">定数（本書執筆時点では</w:t>
-      </w:r>
-      <w:r>
-        <w:rPr>
-          <w:rStyle w:val="VerbatimChar"/>
-        </w:rPr>
-        <w:t xml:space="preserve">gpt-4o-mini</w:t>
-      </w:r>
-      <w:r>
-        <w:rPr>
-          <w:rFonts w:hint="eastAsia"/>
-        </w:rPr>
-        <w:t xml:space="preserve">）で指定しています。OpenAI側でモデルが廃止・変更された場合は、ここを書き換えてください。</w:t>
-      </w:r>
-    </w:p>
-    <w:p>
-      <w:r>
-        <w:pict>
-          <v:rect style="width:0;height:1.5pt" o:hralign="center" o:hrstd="t" o:hr="t"/>
-        </w:pict>
-      </w:r>
-    </w:p>
-    <w:bookmarkEnd w:id="63"/>
-    <w:bookmarkEnd w:id="64"/>
-    <w:bookmarkStart w:id="68" w:name="第9章-印刷のしくみを覗く"/>
-    <w:p>
-      <w:pPr>
-        <w:pStyle w:val="Heading2"/>
-      </w:pPr>
-      <w:r>
-        <w:rPr>
-          <w:rFonts w:hint="eastAsia"/>
-        </w:rPr>
-        <w:t xml:space="preserve">第9章</w:t>
-      </w:r>
-      <w:r>
-        <w:t xml:space="preserve">　</w:t>
-      </w:r>
-      <w:r>
-        <w:rPr>
-          <w:rFonts w:hint="eastAsia"/>
-        </w:rPr>
-        <w:t xml:space="preserve">印刷のしくみを覗く</w:t>
-      </w:r>
-    </w:p>
-    <w:p>
-      <w:pPr>
-        <w:pStyle w:val="FirstParagraph"/>
-      </w:pPr>
-      <w:r>
-        <w:rPr>
-          <w:rFonts w:hint="eastAsia"/>
-        </w:rPr>
-        <w:t xml:space="preserve">ここまでの章で「印刷される」という結果は何度も登場しましたが、本章ではその裏側にある技術――白黒変換のアルゴリズムと、プリンターへの命令の送り方――を掘り下げます。</w:t>
-      </w:r>
-    </w:p>
-    <w:bookmarkStart w:id="65" w:name="誤差拡散floydsteinbergとは何か"/>
-    <w:p>
-      <w:pPr>
-        <w:pStyle w:val="Heading3"/>
-      </w:pPr>
-      <w:r>
-        <w:t xml:space="preserve">9.1　</w:t>
-      </w:r>
-      <w:r>
-        <w:rPr>
-          <w:rFonts w:hint="eastAsia"/>
-        </w:rPr>
-        <w:t xml:space="preserve">誤差拡散（Floyd–Steinberg）とは何か</w:t>
-      </w:r>
-    </w:p>
-    <w:p>
-      <w:pPr>
-        <w:pStyle w:val="FirstParagraph"/>
-      </w:pPr>
-      <w:r>
-        <w:rPr>
-          <w:rFonts w:hint="eastAsia"/>
-        </w:rPr>
-        <w:t xml:space="preserve">写真のような階調豊かな画像を、白と黒の2値だけで表現するには工夫が必要です。単純に「明るいピクセルは白、暗いピクセルは黒」としきい値だけで判定すると（単純2値化）、グラデーション部分がのっぺりと潰れてしまいます。</w:t>
+        <w:t xml:space="preserve">AIの生成結果をそのまま使う必要はなく、言い回しや字余り・字足らずをその場で書き換えられます（この編集はブラウザの中だけで完結し、サーバーには送られません）。</w:t>
       </w:r>
     </w:p>
     <w:p>
@@ -15529,24 +15382,25 @@
           <w:b/>
           <w:bCs/>
         </w:rPr>
-        <w:t xml:space="preserve">誤差拡散</w:t>
-      </w:r>
-      <w:r>
-        <w:rPr>
-          <w:rFonts w:hint="eastAsia"/>
-        </w:rPr>
-        <w:t xml:space="preserve">は、あるピクセルを白か黒に決めた際に生じる「誤差」（本来の明るさと、実際に選んだ白または黒との差）を、周囲の未処理のピクセルに配分するという手法です。Floyd–Steinbergアルゴリズムは、その中でも代表的な配分パターンを使うもので、次のピクセルへ7/16、右下へ3/16、下へ5/16、左下へ1/16というように誤差を分配します。この結果、白黒の点の密度で階調を表現でき、遠目に見ると写真らしい濃淡が再現されます。レシートプリンターで印刷された写真が「意外と写真らしく見える」のは、この技術のおかげです。</w:t>
-      </w:r>
-    </w:p>
-    <w:p>
-      <w:pPr>
-        <w:pStyle w:val="BodyText"/>
-      </w:pPr>
-      <w:r>
-        <w:rPr>
-          <w:rFonts w:hint="eastAsia"/>
-        </w:rPr>
-        <w:t xml:space="preserve">本プロジェクトでは、この処理を</w:t>
+        <w:t xml:space="preserve">「俳句プリント」ボタンで、テキストエリアの内容（編集後の文言）を縦書き・2段組の画像にして印刷します。</w:t>
+      </w:r>
+      <w:r>
+        <w:t xml:space="preserve"> </w:t>
+      </w:r>
+      <w:r>
+        <w:rPr>
+          <w:rFonts w:hint="eastAsia"/>
+        </w:rPr>
+        <w:t xml:space="preserve">ここが面白いところで、ATOM</w:t>
+      </w:r>
+      <w:r>
+        <w:t xml:space="preserve"> </w:t>
+      </w:r>
+      <w:r>
+        <w:rPr>
+          <w:rFonts w:hint="eastAsia"/>
+        </w:rPr>
+        <w:t xml:space="preserve">Lite側に新しいAPIエンドポイントは一切追加していません——写真アップロード（5.4節）と</w:t>
       </w:r>
       <w:r>
         <w:rPr>
@@ -15554,96 +15408,58 @@
           <w:b/>
           <w:bCs/>
         </w:rPr>
-        <w:t xml:space="preserve">ブラウザのJavaScript側</w:t>
-      </w:r>
-      <w:r>
-        <w:rPr>
-          <w:rFonts w:hint="eastAsia"/>
-        </w:rPr>
-        <w:t xml:space="preserve">（アップロード写真の場合）と、</w:t>
-      </w:r>
-      <w:r>
-        <w:rPr>
+        <w:t xml:space="preserve">まったく同じ</w:t>
+      </w:r>
+      <w:r>
+        <w:rPr>
+          <w:rStyle w:val="VerbatimChar"/>
           <w:b/>
           <w:bCs/>
         </w:rPr>
-        <w:t xml:space="preserve">ATOM </w:t>
-      </w:r>
-      <w:r>
-        <w:rPr>
-          <w:rFonts w:hint="eastAsia"/>
+        <w:t xml:space="preserve">/api/print/image/begin</w:t>
+      </w:r>
+      <w:r>
+        <w:rPr>
           <w:b/>
           <w:bCs/>
         </w:rPr>
-        <w:t xml:space="preserve">Lite側のC++実装</w:t>
-      </w:r>
-      <w:r>
-        <w:rPr>
-          <w:rFonts w:hint="eastAsia"/>
-        </w:rPr>
-        <w:t xml:space="preserve">（</w:t>
-      </w:r>
-      <w:r>
-        <w:rPr>
-          <w:rStyle w:val="VerbatimChar"/>
-        </w:rPr>
-        <w:t xml:space="preserve">dither.cpp</w:t>
-      </w:r>
-      <w:r>
-        <w:rPr>
-          <w:rFonts w:hint="eastAsia"/>
-        </w:rPr>
-        <w:t xml:space="preserve">、M5StickVカメラ画像の場合）の両方で実装しています。特にATOM</w:t>
-      </w:r>
-      <w:r>
         <w:t xml:space="preserve"> </w:t>
       </w:r>
       <w:r>
         <w:rPr>
-          <w:rFonts w:hint="eastAsia"/>
-        </w:rPr>
-        <w:t xml:space="preserve">Lite側は、メモリを大量に使わないよう、画像全体を一度に保持せず</w:t>
-      </w:r>
-      <w:r>
-        <w:rPr>
-          <w:rFonts w:hint="eastAsia"/>
           <w:b/>
           <w:bCs/>
         </w:rPr>
-        <w:t xml:space="preserve">行単位でストリーミング処理</w:t>
-      </w:r>
-      <w:r>
-        <w:rPr>
-          <w:rFonts w:hint="eastAsia"/>
-        </w:rPr>
-        <w:t xml:space="preserve">する実装になっています。</w:t>
-      </w:r>
-    </w:p>
-    <w:bookmarkEnd w:id="65"/>
-    <w:bookmarkStart w:id="66" w:name="プリンターへの命令方式escpos風コマンド"/>
-    <w:p>
-      <w:pPr>
-        <w:pStyle w:val="Heading3"/>
-      </w:pPr>
-      <w:r>
-        <w:t xml:space="preserve">9.2　</w:t>
-      </w:r>
-      <w:r>
-        <w:rPr>
-          <w:rFonts w:hint="eastAsia"/>
-        </w:rPr>
-        <w:t xml:space="preserve">プリンターへの命令方式（ESC/POS風コマンド）</w:t>
-      </w:r>
-    </w:p>
-    <w:p>
-      <w:pPr>
-        <w:pStyle w:val="FirstParagraph"/>
-      </w:pPr>
-      <w:r>
-        <w:rPr>
-          <w:rFonts w:hint="eastAsia"/>
-        </w:rPr>
-        <w:t xml:space="preserve">58mm感熱プリンターの多くは、「ESC/POS」と呼ばれる、レシートプリンター業界で広く使われる制御コマンド体系に対応しています。本プロジェクトのプリンターモジュールもこの体系に準拠しており、代表的なコマンドとして次のようなものを使用します。</w:t>
+        <w:t xml:space="preserve">→</w:t>
+      </w:r>
+      <w:r>
+        <w:rPr>
+          <w:b/>
+          <w:bCs/>
+        </w:rPr>
+        <w:t xml:space="preserve"> </w:t>
+      </w:r>
+      <w:r>
+        <w:rPr>
+          <w:rStyle w:val="VerbatimChar"/>
+          <w:b/>
+          <w:bCs/>
+        </w:rPr>
+        <w:t xml:space="preserve">/api/print/image</w:t>
+      </w:r>
+      <w:r>
+        <w:rPr>
+          <w:rFonts w:hint="eastAsia"/>
+          <w:b/>
+          <w:bCs/>
+        </w:rPr>
+        <w:t xml:space="preserve">のパイプラインを再利用</w:t>
+      </w:r>
+      <w:r>
+        <w:rPr>
+          <w:rFonts w:hint="eastAsia"/>
+        </w:rPr>
+        <w:t xml:space="preserve">しています。ブラウザがCanvas上に</w:t>
       </w:r>
     </w:p>
     <w:p>
@@ -15656,15 +15472,9 @@
       </w:pPr>
       <w:r>
         <w:rPr>
-          <w:rStyle w:val="VerbatimChar"/>
-        </w:rPr>
-        <w:t xml:space="preserve">GS v 0</w:t>
-      </w:r>
-      <w:r>
-        <w:rPr>
-          <w:rFonts w:hint="eastAsia"/>
-        </w:rPr>
-        <w:t xml:space="preserve">：ラスタービットマップ（ドットの並び）をそのまま印刷するコマンド。白黒変換済みの画像データはこのコマンドで送られます。</w:t>
+          <w:rFonts w:hint="eastAsia"/>
+        </w:rPr>
+        <w:t xml:space="preserve">俳句のテキストを384ドット幅の画像として、縦書き（上から下、右から左）で描画する（テキストエリアの改行を目安に前半・後半の2段に分け、右側の段から先に読む配置にします。長音記号「ー」は横向きのままだと不自然なので90度回転させて描画します）</w:t>
       </w:r>
     </w:p>
     <w:p>
@@ -15677,15 +15487,56 @@
       </w:pPr>
       <w:r>
         <w:rPr>
-          <w:rStyle w:val="VerbatimChar"/>
-        </w:rPr>
-        <w:t xml:space="preserve">GS ( k</w:t>
-      </w:r>
-      <w:r>
-        <w:rPr>
-          <w:rFonts w:hint="eastAsia"/>
-        </w:rPr>
-        <w:t xml:space="preserve">：プリンター内蔵の2Dシンボル（QRコードなど）生成機能を呼び出すコマンド。QRコード印刷では、ATOM</w:t>
+          <w:rFonts w:hint="eastAsia"/>
+        </w:rPr>
+        <w:t xml:space="preserve">古めかしい雰囲気を出すため、二重線の枠を周囲に描く</w:t>
+      </w:r>
+    </w:p>
+    <w:p>
+      <w:pPr>
+        <w:pStyle w:val="Compact"/>
+        <w:numPr>
+          <w:ilvl w:val="0"/>
+          <w:numId w:val="1039"/>
+        </w:numPr>
+      </w:pPr>
+      <w:r>
+        <w:rPr>
+          <w:rFonts w:hint="eastAsia"/>
+        </w:rPr>
+        <w:t xml:space="preserve">「画像を印刷」カードと同じ</w:t>
+      </w:r>
+      <w:r>
+        <w:rPr>
+          <w:rStyle w:val="VerbatimChar"/>
+        </w:rPr>
+        <w:t xml:space="preserve">ditherThreshold()</w:t>
+      </w:r>
+      <w:r>
+        <w:rPr>
+          <w:rFonts w:hint="eastAsia"/>
+        </w:rPr>
+        <w:t xml:space="preserve">（2値化、文字向け）でビットマップ化し、</w:t>
+      </w:r>
+      <w:r>
+        <w:rPr>
+          <w:rStyle w:val="VerbatimChar"/>
+        </w:rPr>
+        <w:t xml:space="preserve">packBits()</w:t>
+      </w:r>
+      <w:r>
+        <w:t xml:space="preserve">で1bppにパックする</w:t>
+      </w:r>
+    </w:p>
+    <w:p>
+      <w:pPr>
+        <w:pStyle w:val="FirstParagraph"/>
+      </w:pPr>
+      <w:r>
+        <w:rPr>
+          <w:rFonts w:hint="eastAsia"/>
+        </w:rPr>
+        <w:t xml:space="preserve">という手順を経て、あとは通常の画像印刷とまったく同じにATOM</w:t>
       </w:r>
       <w:r>
         <w:t xml:space="preserve"> </w:t>
@@ -15694,18 +15545,171 @@
         <w:rPr>
           <w:rFonts w:hint="eastAsia"/>
         </w:rPr>
-        <w:t xml:space="preserve">Lite側でQRコードの画像を生成するのではなく、</w:t>
-      </w:r>
+        <w:t xml:space="preserve">Liteへ送信します。印刷される側から見ると、俳句の画像なのか手動でアップロードした画像なのか区別がつきません。</w:t>
+      </w:r>
+    </w:p>
+    <w:p>
+      <w:pPr>
+        <w:pStyle w:val="BodyText"/>
+      </w:pPr>
+      <w:r>
+        <w:rPr>
+          <w:rFonts w:hint="eastAsia"/>
+        </w:rPr>
+        <w:t xml:space="preserve">書道風の「達筆」なフォントは同梱していません——本書のWeb</w:t>
+      </w:r>
+      <w:r>
+        <w:t xml:space="preserve"> </w:t>
+      </w:r>
+      <w:r>
+        <w:rPr>
+          <w:rFonts w:hint="eastAsia"/>
+        </w:rPr>
+        <w:t xml:space="preserve">UIは単一HTMLファイル・外部ライブラリ依存なしという方針（2.2節）を貫いているため、書道フォントのようなサイズの大きいファイルを埋め込むことができないからです。代わりに</w:t>
+      </w:r>
+      <w:r>
+        <w:rPr>
+          <w:rStyle w:val="VerbatimChar"/>
+        </w:rPr>
+        <w:t xml:space="preserve">data/index.html</w:t>
+      </w:r>
+      <w:r>
+        <w:t xml:space="preserve">の</w:t>
+      </w:r>
+      <w:r>
+        <w:rPr>
+          <w:rStyle w:val="VerbatimChar"/>
+        </w:rPr>
+        <w:t xml:space="preserve">HAIKU_FONT_STACK</w:t>
+      </w:r>
+      <w:r>
+        <w:rPr>
+          <w:rFonts w:hint="eastAsia"/>
+        </w:rPr>
+        <w:t xml:space="preserve">定数に、行書体フォント（Windowsでよく見られる「HGP行書体」など）を優先候補として並べ、無い場合は明朝体にフォールバックするようにしてあります。使っている端末に行書体フォントが入っていれば、より書道らしい見た目になります。</w:t>
+      </w:r>
+    </w:p>
+    <w:p>
+      <w:pPr>
+        <w:pStyle w:val="BodyText"/>
+      </w:pPr>
       <w:r>
         <w:rPr>
           <w:rFonts w:hint="eastAsia"/>
           <w:b/>
           <w:bCs/>
         </w:rPr>
-        <w:t xml:space="preserve">印刷したい文字列をそのままこのコマンドでプリンターに渡し、QRコードへの変換自体をプリンター内部のファームウェアに行わせています</w:t>
-      </w:r>
-      <w:r>
-        <w:t xml:space="preserve">。</w:t>
+        <w:t xml:space="preserve">セキュリティ上の注意</w:t>
+      </w:r>
+      <w:r>
+        <w:rPr>
+          <w:rFonts w:hint="eastAsia"/>
+        </w:rPr>
+        <w:t xml:space="preserve">：ATOM</w:t>
+      </w:r>
+      <w:r>
+        <w:t xml:space="preserve"> </w:t>
+      </w:r>
+      <w:r>
+        <w:rPr>
+          <w:rFonts w:hint="eastAsia"/>
+        </w:rPr>
+        <w:t xml:space="preserve">LiteからOpenAIへのHTTPS通信は、証明書のピン留め・検証をしていません（</w:t>
+      </w:r>
+      <w:r>
+        <w:rPr>
+          <w:rStyle w:val="VerbatimChar"/>
+        </w:rPr>
+        <w:t xml:space="preserve">WiFiClientSecure::setInsecure()</w:t>
+      </w:r>
+      <w:r>
+        <w:rPr>
+          <w:rFonts w:hint="eastAsia"/>
+        </w:rPr>
+        <w:t xml:space="preserve">）。これは本プロジェクト全体が採用している「同一LAN内の信頼できる利用者だけを想定し、認証は設けない」という簡略化されたセキュリティ方針に合わせたもので、通信自体はTLSで暗号化されますが、サーバー証明書の検証は行いません。また、OpenAI</w:t>
+      </w:r>
+      <w:r>
+        <w:t xml:space="preserve"> </w:t>
+      </w:r>
+      <w:r>
+        <w:rPr>
+          <w:rFonts w:hint="eastAsia"/>
+        </w:rPr>
+        <w:t xml:space="preserve">APIの利用には課金が発生する場合があります。</w:t>
+      </w:r>
+    </w:p>
+    <w:p>
+      <w:pPr>
+        <w:pStyle w:val="BodyText"/>
+      </w:pPr>
+      <w:r>
+        <w:rPr>
+          <w:rFonts w:hint="eastAsia"/>
+        </w:rPr>
+        <w:t xml:space="preserve">使用モデルは</w:t>
+      </w:r>
+      <w:r>
+        <w:rPr>
+          <w:rStyle w:val="VerbatimChar"/>
+        </w:rPr>
+        <w:t xml:space="preserve">src/openai.cpp</w:t>
+      </w:r>
+      <w:r>
+        <w:t xml:space="preserve">の</w:t>
+      </w:r>
+      <w:r>
+        <w:rPr>
+          <w:rStyle w:val="VerbatimChar"/>
+        </w:rPr>
+        <w:t xml:space="preserve">kModel</w:t>
+      </w:r>
+      <w:r>
+        <w:rPr>
+          <w:rFonts w:hint="eastAsia"/>
+        </w:rPr>
+        <w:t xml:space="preserve">定数（本書執筆時点では</w:t>
+      </w:r>
+      <w:r>
+        <w:rPr>
+          <w:rStyle w:val="VerbatimChar"/>
+        </w:rPr>
+        <w:t xml:space="preserve">gpt-4o-mini</w:t>
+      </w:r>
+      <w:r>
+        <w:rPr>
+          <w:rFonts w:hint="eastAsia"/>
+        </w:rPr>
+        <w:t xml:space="preserve">）で指定しています。OpenAI側でモデルが廃止・変更された場合は、ここを書き換えてください。</w:t>
+      </w:r>
+    </w:p>
+    <w:p>
+      <w:r>
+        <w:pict>
+          <v:rect style="width:0;height:1.5pt" o:hralign="center" o:hrstd="t" o:hr="t"/>
+        </w:pict>
+      </w:r>
+    </w:p>
+    <w:bookmarkEnd w:id="63"/>
+    <w:bookmarkEnd w:id="64"/>
+    <w:bookmarkStart w:id="68" w:name="第9章-印刷のしくみを覗く"/>
+    <w:p>
+      <w:pPr>
+        <w:pStyle w:val="Heading2"/>
+      </w:pPr>
+      <w:r>
+        <w:rPr>
+          <w:rFonts w:hint="eastAsia"/>
+        </w:rPr>
+        <w:t xml:space="preserve">第9章</w:t>
+      </w:r>
+      <w:r>
+        <w:t xml:space="preserve">　</w:t>
+      </w:r>
+      <w:r>
+        <w:rPr>
+          <w:rFonts w:hint="eastAsia"/>
+        </w:rPr>
+        <w:t xml:space="preserve">印刷のしくみを覗く</w:t>
       </w:r>
     </w:p>
     <w:p>
@@ -15716,7 +15720,110 @@
         <w:rPr>
           <w:rFonts w:hint="eastAsia"/>
         </w:rPr>
-        <w:t xml:space="preserve">このように、印刷対象によって「どちらが変換処理を担当するか」が使い分けられている点は、リソースの限られた組み込みシステムらしい設計です。写真の白黒変換はブラウザまたはATOM</w:t>
+        <w:t xml:space="preserve">ここまでの章で「印刷される」という結果は何度も登場しましたが、本章ではその裏側にある技術――白黒変換のアルゴリズムと、プリンターへの命令の送り方――を掘り下げます。</w:t>
+      </w:r>
+    </w:p>
+    <w:bookmarkStart w:id="65" w:name="誤差拡散floydsteinbergとは何か"/>
+    <w:p>
+      <w:pPr>
+        <w:pStyle w:val="Heading3"/>
+      </w:pPr>
+      <w:r>
+        <w:t xml:space="preserve">9.1　</w:t>
+      </w:r>
+      <w:r>
+        <w:rPr>
+          <w:rFonts w:hint="eastAsia"/>
+        </w:rPr>
+        <w:t xml:space="preserve">誤差拡散（Floyd–Steinberg）とは何か</w:t>
+      </w:r>
+    </w:p>
+    <w:p>
+      <w:pPr>
+        <w:pStyle w:val="FirstParagraph"/>
+      </w:pPr>
+      <w:r>
+        <w:rPr>
+          <w:rFonts w:hint="eastAsia"/>
+        </w:rPr>
+        <w:t xml:space="preserve">写真のような階調豊かな画像を、白と黒の2値だけで表現するには工夫が必要です。単純に「明るいピクセルは白、暗いピクセルは黒」としきい値だけで判定すると（単純2値化）、グラデーション部分がのっぺりと潰れてしまいます。</w:t>
+      </w:r>
+    </w:p>
+    <w:p>
+      <w:pPr>
+        <w:pStyle w:val="BodyText"/>
+      </w:pPr>
+      <w:r>
+        <w:rPr>
+          <w:rFonts w:hint="eastAsia"/>
+          <w:b/>
+          <w:bCs/>
+        </w:rPr>
+        <w:t xml:space="preserve">誤差拡散</w:t>
+      </w:r>
+      <w:r>
+        <w:rPr>
+          <w:rFonts w:hint="eastAsia"/>
+        </w:rPr>
+        <w:t xml:space="preserve">は、あるピクセルを白か黒に決めた際に生じる「誤差」（本来の明るさと、実際に選んだ白または黒との差）を、周囲の未処理のピクセルに配分するという手法です。Floyd–Steinbergアルゴリズムは、その中でも代表的な配分パターンを使うもので、次のピクセルへ7/16、右下へ3/16、下へ5/16、左下へ1/16というように誤差を分配します。この結果、白黒の点の密度で階調を表現でき、遠目に見ると写真らしい濃淡が再現されます。レシートプリンターで印刷された写真が「意外と写真らしく見える」のは、この技術のおかげです。</w:t>
+      </w:r>
+    </w:p>
+    <w:p>
+      <w:pPr>
+        <w:pStyle w:val="BodyText"/>
+      </w:pPr>
+      <w:r>
+        <w:rPr>
+          <w:rFonts w:hint="eastAsia"/>
+        </w:rPr>
+        <w:t xml:space="preserve">本プロジェクトでは、この処理を</w:t>
+      </w:r>
+      <w:r>
+        <w:rPr>
+          <w:rFonts w:hint="eastAsia"/>
+          <w:b/>
+          <w:bCs/>
+        </w:rPr>
+        <w:t xml:space="preserve">ブラウザのJavaScript側</w:t>
+      </w:r>
+      <w:r>
+        <w:rPr>
+          <w:rFonts w:hint="eastAsia"/>
+        </w:rPr>
+        <w:t xml:space="preserve">（アップロード写真の場合）と、</w:t>
+      </w:r>
+      <w:r>
+        <w:rPr>
+          <w:b/>
+          <w:bCs/>
+        </w:rPr>
+        <w:t xml:space="preserve">ATOM </w:t>
+      </w:r>
+      <w:r>
+        <w:rPr>
+          <w:rFonts w:hint="eastAsia"/>
+          <w:b/>
+          <w:bCs/>
+        </w:rPr>
+        <w:t xml:space="preserve">Lite側のC++実装</w:t>
+      </w:r>
+      <w:r>
+        <w:rPr>
+          <w:rFonts w:hint="eastAsia"/>
+        </w:rPr>
+        <w:t xml:space="preserve">（</w:t>
+      </w:r>
+      <w:r>
+        <w:rPr>
+          <w:rStyle w:val="VerbatimChar"/>
+        </w:rPr>
+        <w:t xml:space="preserve">dither.cpp</w:t>
+      </w:r>
+      <w:r>
+        <w:rPr>
+          <w:rFonts w:hint="eastAsia"/>
+        </w:rPr>
+        <w:t xml:space="preserve">、M5StickVカメラ画像の場合）の両方で実装しています。特にATOM</w:t>
       </w:r>
       <w:r>
         <w:t xml:space="preserve"> </w:t>
@@ -15725,23 +15832,48 @@
         <w:rPr>
           <w:rFonts w:hint="eastAsia"/>
         </w:rPr>
-        <w:t xml:space="preserve">Lite側、QRコードの生成はプリンター側、という役割分担になっています。</w:t>
-      </w:r>
-    </w:p>
-    <w:bookmarkEnd w:id="66"/>
-    <w:bookmarkStart w:id="67" w:name="印刷サイズの制限"/>
+        <w:t xml:space="preserve">Lite側は、メモリを大量に使わないよう、画像全体を一度に保持せず</w:t>
+      </w:r>
+      <w:r>
+        <w:rPr>
+          <w:rFonts w:hint="eastAsia"/>
+          <w:b/>
+          <w:bCs/>
+        </w:rPr>
+        <w:t xml:space="preserve">行単位でストリーミング処理</w:t>
+      </w:r>
+      <w:r>
+        <w:rPr>
+          <w:rFonts w:hint="eastAsia"/>
+        </w:rPr>
+        <w:t xml:space="preserve">する実装になっています。</w:t>
+      </w:r>
+    </w:p>
+    <w:bookmarkEnd w:id="65"/>
+    <w:bookmarkStart w:id="66" w:name="プリンターへの命令方式escpos風コマンド"/>
     <w:p>
       <w:pPr>
         <w:pStyle w:val="Heading3"/>
       </w:pPr>
       <w:r>
-        <w:t xml:space="preserve">9.3　</w:t>
-      </w:r>
-      <w:r>
-        <w:rPr>
-          <w:rFonts w:hint="eastAsia"/>
-        </w:rPr>
-        <w:t xml:space="preserve">印刷サイズの制限</w:t>
+        <w:t xml:space="preserve">9.2　</w:t>
+      </w:r>
+      <w:r>
+        <w:rPr>
+          <w:rFonts w:hint="eastAsia"/>
+        </w:rPr>
+        <w:t xml:space="preserve">プリンターへの命令方式（ESC/POS風コマンド）</w:t>
+      </w:r>
+    </w:p>
+    <w:p>
+      <w:pPr>
+        <w:pStyle w:val="FirstParagraph"/>
+      </w:pPr>
+      <w:r>
+        <w:rPr>
+          <w:rFonts w:hint="eastAsia"/>
+        </w:rPr>
+        <w:t xml:space="preserve">58mm感熱プリンターの多くは、「ESC/POS」と呼ばれる、レシートプリンター業界で広く使われる制御コマンド体系に対応しています。本プロジェクトのプリンターモジュールもこの体系に準拠しており、代表的なコマンドとして次のようなものを使用します。</w:t>
       </w:r>
     </w:p>
     <w:p>
@@ -15754,9 +15886,15 @@
       </w:pPr>
       <w:r>
         <w:rPr>
-          <w:rFonts w:hint="eastAsia"/>
-        </w:rPr>
-        <w:t xml:space="preserve">印刷幅は58mmヘッド固定で、常に384ドットです。</w:t>
+          <w:rStyle w:val="VerbatimChar"/>
+        </w:rPr>
+        <w:t xml:space="preserve">GS v 0</w:t>
+      </w:r>
+      <w:r>
+        <w:rPr>
+          <w:rFonts w:hint="eastAsia"/>
+        </w:rPr>
+        <w:t xml:space="preserve">：ラスタービットマップ（ドットの並び）をそのまま印刷するコマンド。白黒変換済みの画像データはこのコマンドで送られます。</w:t>
       </w:r>
     </w:p>
     <w:p>
@@ -15769,45 +15907,35 @@
       </w:pPr>
       <w:r>
         <w:rPr>
-          <w:rFonts w:hint="eastAsia"/>
-        </w:rPr>
-        <w:t xml:space="preserve">1回の印刷の高さは、既定で最大2000ドット（約250mm）です。これを超える画像は下部が切り詰められます（</w:t>
-      </w:r>
-      <w:r>
-        <w:rPr>
-          <w:rStyle w:val="VerbatimChar"/>
-        </w:rPr>
-        <w:t xml:space="preserve">web_server.cpp</w:t>
-      </w:r>
-      <w:r>
-        <w:t xml:space="preserve">の</w:t>
-      </w:r>
-      <w:r>
-        <w:rPr>
-          <w:rStyle w:val="VerbatimChar"/>
-        </w:rPr>
-        <w:t xml:space="preserve">kMaxHeightDots</w:t>
-      </w:r>
-      <w:r>
-        <w:rPr>
-          <w:rFonts w:hint="eastAsia"/>
-        </w:rPr>
-        <w:t xml:space="preserve">定数で変更可能です）。</w:t>
-      </w:r>
-    </w:p>
-    <w:p>
-      <w:pPr>
-        <w:pStyle w:val="Compact"/>
-        <w:numPr>
-          <w:ilvl w:val="0"/>
-          <w:numId w:val="1040"/>
-        </w:numPr>
-      </w:pPr>
-      <w:r>
-        <w:rPr>
-          <w:rFonts w:hint="eastAsia"/>
-        </w:rPr>
-        <w:t xml:space="preserve">UARTの通信速度は9600bps固定のため、印刷サイズが大きいほど転送に時間がかかります。384×2000ドットの画像では、転送だけで概算50秒程度を要します。</w:t>
+          <w:rStyle w:val="VerbatimChar"/>
+        </w:rPr>
+        <w:t xml:space="preserve">GS ( k</w:t>
+      </w:r>
+      <w:r>
+        <w:rPr>
+          <w:rFonts w:hint="eastAsia"/>
+        </w:rPr>
+        <w:t xml:space="preserve">：プリンター内蔵の2Dシンボル（QRコードなど）生成機能を呼び出すコマンド。QRコード印刷では、ATOM</w:t>
+      </w:r>
+      <w:r>
+        <w:t xml:space="preserve"> </w:t>
+      </w:r>
+      <w:r>
+        <w:rPr>
+          <w:rFonts w:hint="eastAsia"/>
+        </w:rPr>
+        <w:t xml:space="preserve">Lite側でQRコードの画像を生成するのではなく、</w:t>
+      </w:r>
+      <w:r>
+        <w:rPr>
+          <w:rFonts w:hint="eastAsia"/>
+          <w:b/>
+          <w:bCs/>
+        </w:rPr>
+        <w:t xml:space="preserve">印刷したい文字列をそのままこのコマンドでプリンターに渡し、QRコードへの変換自体をプリンター内部のファームウェアに行わせています</w:t>
+      </w:r>
+      <w:r>
+        <w:t xml:space="preserve">。</w:t>
       </w:r>
     </w:p>
     <w:p>
@@ -15818,57 +15946,32 @@
         <w:rPr>
           <w:rFonts w:hint="eastAsia"/>
         </w:rPr>
-        <w:t xml:space="preserve">長い印刷を行う場合は、この転送時間を見越して、ユーザーインターフェース側で「印刷中」であることを分かりやすく示す工夫が有効です。</w:t>
-      </w:r>
-    </w:p>
-    <w:p>
-      <w:r>
-        <w:pict>
-          <v:rect style="width:0;height:1.5pt" o:hralign="center" o:hrstd="t" o:hr="t"/>
-        </w:pict>
-      </w:r>
-    </w:p>
-    <w:bookmarkEnd w:id="67"/>
-    <w:bookmarkEnd w:id="68"/>
-    <w:bookmarkStart w:id="76" w:name="第10章-トラブルシューティング"/>
-    <w:p>
-      <w:pPr>
-        <w:pStyle w:val="Heading2"/>
-      </w:pPr>
-      <w:r>
-        <w:rPr>
-          <w:rFonts w:hint="eastAsia"/>
-        </w:rPr>
-        <w:t xml:space="preserve">第10章</w:t>
-      </w:r>
-      <w:r>
-        <w:t xml:space="preserve">　トラブルシューティング</w:t>
-      </w:r>
-    </w:p>
-    <w:p>
-      <w:pPr>
-        <w:pStyle w:val="FirstParagraph"/>
-      </w:pPr>
-      <w:r>
-        <w:rPr>
-          <w:rFonts w:hint="eastAsia"/>
-        </w:rPr>
-        <w:t xml:space="preserve">実際に手を動かす中でよく遭遇するトラブルと、その対処法をまとめます。</w:t>
-      </w:r>
-    </w:p>
-    <w:bookmarkStart w:id="69" w:name="atom-liteが起動しない書き込みできない"/>
+        <w:t xml:space="preserve">このように、印刷対象によって「どちらが変換処理を担当するか」が使い分けられている点は、リソースの限られた組み込みシステムらしい設計です。写真の白黒変換はブラウザまたはATOM</w:t>
+      </w:r>
+      <w:r>
+        <w:t xml:space="preserve"> </w:t>
+      </w:r>
+      <w:r>
+        <w:rPr>
+          <w:rFonts w:hint="eastAsia"/>
+        </w:rPr>
+        <w:t xml:space="preserve">Lite側、QRコードの生成はプリンター側、という役割分担になっています。</w:t>
+      </w:r>
+    </w:p>
+    <w:bookmarkEnd w:id="66"/>
+    <w:bookmarkStart w:id="67" w:name="印刷サイズの制限"/>
     <w:p>
       <w:pPr>
         <w:pStyle w:val="Heading3"/>
       </w:pPr>
       <w:r>
-        <w:t xml:space="preserve">10.1　ATOM </w:t>
-      </w:r>
-      <w:r>
-        <w:rPr>
-          <w:rFonts w:hint="eastAsia"/>
-        </w:rPr>
-        <w:t xml:space="preserve">Liteが起動しない・書き込みできない</w:t>
+        <w:t xml:space="preserve">9.3　</w:t>
+      </w:r>
+      <w:r>
+        <w:rPr>
+          <w:rFonts w:hint="eastAsia"/>
+        </w:rPr>
+        <w:t xml:space="preserve">印刷サイズの制限</w:t>
       </w:r>
     </w:p>
     <w:p>
@@ -15883,7 +15986,7 @@
         <w:rPr>
           <w:rFonts w:hint="eastAsia"/>
         </w:rPr>
-        <w:t xml:space="preserve">USBケーブルが「充電専用」ケーブルになっていないか確認してください。データ通信に対応したケーブルが必要です。</w:t>
+        <w:t xml:space="preserve">印刷幅は58mmヘッド固定で、常に384ドットです。</w:t>
       </w:r>
     </w:p>
     <w:p>
@@ -15898,16 +16001,13 @@
         <w:rPr>
           <w:rFonts w:hint="eastAsia"/>
         </w:rPr>
-        <w:t xml:space="preserve">ボード選択（Arduino</w:t>
-      </w:r>
-      <w:r>
-        <w:t xml:space="preserve"> IDEなら「M5Atom」、PlatformIOなら</w:t>
-      </w:r>
-      <w:r>
-        <w:rPr>
-          <w:rStyle w:val="VerbatimChar"/>
-        </w:rPr>
-        <w:t xml:space="preserve">platformio.ini</w:t>
+        <w:t xml:space="preserve">1回の印刷の高さは、既定で最大2000ドット（約250mm）です。これを超える画像は下部が切り詰められます（</w:t>
+      </w:r>
+      <w:r>
+        <w:rPr>
+          <w:rStyle w:val="VerbatimChar"/>
+        </w:rPr>
+        <w:t xml:space="preserve">web_server.cpp</w:t>
       </w:r>
       <w:r>
         <w:t xml:space="preserve">の</w:t>
@@ -15916,13 +16016,13 @@
         <w:rPr>
           <w:rStyle w:val="VerbatimChar"/>
         </w:rPr>
-        <w:t xml:space="preserve">board</w:t>
-      </w:r>
-      <w:r>
-        <w:rPr>
-          <w:rFonts w:hint="eastAsia"/>
-        </w:rPr>
-        <w:t xml:space="preserve">設定）が正しいか確認してください。</w:t>
+        <w:t xml:space="preserve">kMaxHeightDots</w:t>
+      </w:r>
+      <w:r>
+        <w:rPr>
+          <w:rFonts w:hint="eastAsia"/>
+        </w:rPr>
+        <w:t xml:space="preserve">定数で変更可能です）。</w:t>
       </w:r>
     </w:p>
     <w:p>
@@ -15937,26 +16037,68 @@
         <w:rPr>
           <w:rFonts w:hint="eastAsia"/>
         </w:rPr>
-        <w:t xml:space="preserve">書き込み中にエラーが出る場合、ボード上のリセットボタンを押しながら書き込みを開始する、といった機種特有の作法が必要な場合があります。</w:t>
-      </w:r>
-    </w:p>
-    <w:bookmarkEnd w:id="69"/>
-    <w:bookmarkStart w:id="70" w:name="httpm5web.localにアクセスできない"/>
+        <w:t xml:space="preserve">UARTの通信速度は9600bps固定のため、印刷サイズが大きいほど転送に時間がかかります。384×2000ドットの画像では、転送だけで概算50秒程度を要します。</w:t>
+      </w:r>
+    </w:p>
+    <w:p>
+      <w:pPr>
+        <w:pStyle w:val="FirstParagraph"/>
+      </w:pPr>
+      <w:r>
+        <w:rPr>
+          <w:rFonts w:hint="eastAsia"/>
+        </w:rPr>
+        <w:t xml:space="preserve">長い印刷を行う場合は、この転送時間を見越して、ユーザーインターフェース側で「印刷中」であることを分かりやすく示す工夫が有効です。</w:t>
+      </w:r>
+    </w:p>
+    <w:p>
+      <w:r>
+        <w:pict>
+          <v:rect style="width:0;height:1.5pt" o:hralign="center" o:hrstd="t" o:hr="t"/>
+        </w:pict>
+      </w:r>
+    </w:p>
+    <w:bookmarkEnd w:id="67"/>
+    <w:bookmarkEnd w:id="68"/>
+    <w:bookmarkStart w:id="76" w:name="第10章-トラブルシューティング"/>
+    <w:p>
+      <w:pPr>
+        <w:pStyle w:val="Heading2"/>
+      </w:pPr>
+      <w:r>
+        <w:rPr>
+          <w:rFonts w:hint="eastAsia"/>
+        </w:rPr>
+        <w:t xml:space="preserve">第10章</w:t>
+      </w:r>
+      <w:r>
+        <w:t xml:space="preserve">　トラブルシューティング</w:t>
+      </w:r>
+    </w:p>
+    <w:p>
+      <w:pPr>
+        <w:pStyle w:val="FirstParagraph"/>
+      </w:pPr>
+      <w:r>
+        <w:rPr>
+          <w:rFonts w:hint="eastAsia"/>
+        </w:rPr>
+        <w:t xml:space="preserve">実際に手を動かす中でよく遭遇するトラブルと、その対処法をまとめます。</w:t>
+      </w:r>
+    </w:p>
+    <w:bookmarkStart w:id="69" w:name="atom-liteが起動しない書き込みできない"/>
     <w:p>
       <w:pPr>
         <w:pStyle w:val="Heading3"/>
       </w:pPr>
       <w:r>
-        <w:t xml:space="preserve">10.2　</w:t>
-      </w:r>
-      <w:r>
-        <w:rPr>
-          <w:rStyle w:val="VerbatimChar"/>
-        </w:rPr>
-        <w:t xml:space="preserve">http://m5web.local</w:t>
-      </w:r>
-      <w:r>
-        <w:t xml:space="preserve">にアクセスできない</w:t>
+        <w:t xml:space="preserve">10.1　ATOM </w:t>
+      </w:r>
+      <w:r>
+        <w:rPr>
+          <w:rFonts w:hint="eastAsia"/>
+        </w:rPr>
+        <w:t xml:space="preserve">Liteが起動しない・書き込みできない</w:t>
       </w:r>
     </w:p>
     <w:p>
@@ -15971,19 +16113,7 @@
         <w:rPr>
           <w:rFonts w:hint="eastAsia"/>
         </w:rPr>
-        <w:t xml:space="preserve">Wi-Fi設定がまだ済んでいない可能性があります。まず</w:t>
-      </w:r>
-      <w:r>
-        <w:rPr>
-          <w:rStyle w:val="VerbatimChar"/>
-        </w:rPr>
-        <w:t xml:space="preserve">m5web-setup-XXXX</w:t>
-      </w:r>
-      <w:r>
-        <w:rPr>
-          <w:rFonts w:hint="eastAsia"/>
-        </w:rPr>
-        <w:t xml:space="preserve">というアクセスポイントが見えるか確認してください。</w:t>
+        <w:t xml:space="preserve">USBケーブルが「充電専用」ケーブルになっていないか確認してください。データ通信に対応したケーブルが必要です。</w:t>
       </w:r>
     </w:p>
     <w:p>
@@ -15998,40 +16128,31 @@
         <w:rPr>
           <w:rFonts w:hint="eastAsia"/>
         </w:rPr>
-        <w:t xml:space="preserve">一部のネットワーク環境（特にWindows</w:t>
-      </w:r>
-      <w:r>
-        <w:t xml:space="preserve"> </w:t>
-      </w:r>
-      <w:r>
-        <w:rPr>
-          <w:rFonts w:hint="eastAsia"/>
-        </w:rPr>
-        <w:t xml:space="preserve">PCや、ゲスト用Wi-Fiなど機器間通信が制限されたネットワーク）では、mDNS（</w:t>
-      </w:r>
-      <w:r>
-        <w:rPr>
-          <w:rStyle w:val="VerbatimChar"/>
-        </w:rPr>
-        <w:t xml:space="preserve">.local</w:t>
-      </w:r>
-      <w:r>
-        <w:rPr>
-          <w:rFonts w:hint="eastAsia"/>
-        </w:rPr>
-        <w:t xml:space="preserve">名）が機能しないことがあります。</w:t>
-      </w:r>
-      <w:r>
-        <w:rPr>
-          <w:rStyle w:val="VerbatimChar"/>
-        </w:rPr>
-        <w:t xml:space="preserve">pio device monitor</w:t>
-      </w:r>
-      <w:r>
-        <w:rPr>
-          <w:rFonts w:hint="eastAsia"/>
-        </w:rPr>
-        <w:t xml:space="preserve">のシリアルログに表示されるIPアドレスを直接使ってください。</w:t>
+        <w:t xml:space="preserve">ボード選択（Arduino</w:t>
+      </w:r>
+      <w:r>
+        <w:t xml:space="preserve"> IDEなら「M5Atom」、PlatformIOなら</w:t>
+      </w:r>
+      <w:r>
+        <w:rPr>
+          <w:rStyle w:val="VerbatimChar"/>
+        </w:rPr>
+        <w:t xml:space="preserve">platformio.ini</w:t>
+      </w:r>
+      <w:r>
+        <w:t xml:space="preserve">の</w:t>
+      </w:r>
+      <w:r>
+        <w:rPr>
+          <w:rStyle w:val="VerbatimChar"/>
+        </w:rPr>
+        <w:t xml:space="preserve">board</w:t>
+      </w:r>
+      <w:r>
+        <w:rPr>
+          <w:rFonts w:hint="eastAsia"/>
+        </w:rPr>
+        <w:t xml:space="preserve">設定）が正しいか確認してください。</w:t>
       </w:r>
     </w:p>
     <w:p>
@@ -16043,41 +16164,29 @@
         </w:numPr>
       </w:pPr>
       <w:r>
-        <w:t xml:space="preserve">「index.html </w:t>
-      </w:r>
-      <w:r>
-        <w:rPr>
-          <w:rFonts w:hint="eastAsia"/>
-        </w:rPr>
-        <w:t xml:space="preserve">missing」と表示される場合は、</w:t>
-      </w:r>
-      <w:r>
-        <w:rPr>
-          <w:rStyle w:val="VerbatimChar"/>
-        </w:rPr>
-        <w:t xml:space="preserve">uploadfs</w:t>
-      </w:r>
-      <w:r>
-        <w:rPr>
-          <w:rFonts w:hint="eastAsia"/>
-        </w:rPr>
-        <w:t xml:space="preserve">（またはLittleFSへのアップロード）を実行し忘れています。第5章の手順を再確認してください。</w:t>
-      </w:r>
-    </w:p>
-    <w:bookmarkEnd w:id="70"/>
-    <w:bookmarkStart w:id="71" w:name="プリンターが反応しない印刷ボタンを押しても何も起きない"/>
+        <w:rPr>
+          <w:rFonts w:hint="eastAsia"/>
+        </w:rPr>
+        <w:t xml:space="preserve">書き込み中にエラーが出る場合、ボード上のリセットボタンを押しながら書き込みを開始する、といった機種特有の作法が必要な場合があります。</w:t>
+      </w:r>
+    </w:p>
+    <w:bookmarkEnd w:id="69"/>
+    <w:bookmarkStart w:id="70" w:name="httpm5web.localにアクセスできない"/>
     <w:p>
       <w:pPr>
         <w:pStyle w:val="Heading3"/>
       </w:pPr>
       <w:r>
-        <w:t xml:space="preserve">10.3　</w:t>
-      </w:r>
-      <w:r>
-        <w:rPr>
-          <w:rFonts w:hint="eastAsia"/>
-        </w:rPr>
-        <w:t xml:space="preserve">プリンターが反応しない（印刷ボタンを押しても何も起きない）</w:t>
+        <w:t xml:space="preserve">10.2　</w:t>
+      </w:r>
+      <w:r>
+        <w:rPr>
+          <w:rStyle w:val="VerbatimChar"/>
+        </w:rPr>
+        <w:t xml:space="preserve">http://m5web.local</w:t>
+      </w:r>
+      <w:r>
+        <w:t xml:space="preserve">にアクセスできない</w:t>
       </w:r>
     </w:p>
     <w:p>
@@ -16092,16 +16201,19 @@
         <w:rPr>
           <w:rFonts w:hint="eastAsia"/>
         </w:rPr>
-        <w:t xml:space="preserve">DC12V・2.5A以上のACアダプタがプリンターに接続されているか確認してください。ATOM</w:t>
-      </w:r>
-      <w:r>
-        <w:t xml:space="preserve"> </w:t>
-      </w:r>
-      <w:r>
-        <w:rPr>
-          <w:rFonts w:hint="eastAsia"/>
-        </w:rPr>
-        <w:t xml:space="preserve">Lite本体へのUSB給電だけでは、印字ヘッドは動作しません。</w:t>
+        <w:t xml:space="preserve">Wi-Fi設定がまだ済んでいない可能性があります。まず</w:t>
+      </w:r>
+      <w:r>
+        <w:rPr>
+          <w:rStyle w:val="VerbatimChar"/>
+        </w:rPr>
+        <w:t xml:space="preserve">m5web-setup-XXXX</w:t>
+      </w:r>
+      <w:r>
+        <w:rPr>
+          <w:rFonts w:hint="eastAsia"/>
+        </w:rPr>
+        <w:t xml:space="preserve">というアクセスポイントが見えるか確認してください。</w:t>
       </w:r>
     </w:p>
     <w:p>
@@ -16116,16 +16228,40 @@
         <w:rPr>
           <w:rFonts w:hint="eastAsia"/>
         </w:rPr>
-        <w:t xml:space="preserve">TX/RXの配線が入れ替わっていないか確認してください（ATOM</w:t>
-      </w:r>
-      <w:r>
-        <w:t xml:space="preserve"> LiteのTXはプリンターのRXへ、ATOM </w:t>
-      </w:r>
-      <w:r>
-        <w:rPr>
-          <w:rFonts w:hint="eastAsia"/>
-        </w:rPr>
-        <w:t xml:space="preserve">LiteのRXはプリンターのTXへ接続します）。</w:t>
+        <w:t xml:space="preserve">一部のネットワーク環境（特にWindows</w:t>
+      </w:r>
+      <w:r>
+        <w:t xml:space="preserve"> </w:t>
+      </w:r>
+      <w:r>
+        <w:rPr>
+          <w:rFonts w:hint="eastAsia"/>
+        </w:rPr>
+        <w:t xml:space="preserve">PCや、ゲスト用Wi-Fiなど機器間通信が制限されたネットワーク）では、mDNS（</w:t>
+      </w:r>
+      <w:r>
+        <w:rPr>
+          <w:rStyle w:val="VerbatimChar"/>
+        </w:rPr>
+        <w:t xml:space="preserve">.local</w:t>
+      </w:r>
+      <w:r>
+        <w:rPr>
+          <w:rFonts w:hint="eastAsia"/>
+        </w:rPr>
+        <w:t xml:space="preserve">名）が機能しないことがあります。</w:t>
+      </w:r>
+      <w:r>
+        <w:rPr>
+          <w:rStyle w:val="VerbatimChar"/>
+        </w:rPr>
+        <w:t xml:space="preserve">pio device monitor</w:t>
+      </w:r>
+      <w:r>
+        <w:rPr>
+          <w:rFonts w:hint="eastAsia"/>
+        </w:rPr>
+        <w:t xml:space="preserve">のシリアルログに表示されるIPアドレスを直接使ってください。</w:t>
       </w:r>
     </w:p>
     <w:p>
@@ -16137,41 +16273,41 @@
         </w:numPr>
       </w:pPr>
       <w:r>
-        <w:rPr>
-          <w:rStyle w:val="VerbatimChar"/>
-        </w:rPr>
-        <w:t xml:space="preserve">/api/print/test</w:t>
-      </w:r>
-      <w:r>
-        <w:rPr>
-          <w:rFonts w:hint="eastAsia"/>
-        </w:rPr>
-        <w:t xml:space="preserve">（配線確認用の固定テストページ印刷）をcurlなどから直接呼び出し、Web</w:t>
-      </w:r>
-      <w:r>
-        <w:t xml:space="preserve"> </w:t>
-      </w:r>
-      <w:r>
-        <w:rPr>
-          <w:rFonts w:hint="eastAsia"/>
-        </w:rPr>
-        <w:t xml:space="preserve">UIを介さずに印刷できるか切り分けてみてください。</w:t>
-      </w:r>
-    </w:p>
-    <w:bookmarkEnd w:id="71"/>
-    <w:bookmarkStart w:id="72" w:name="m5stickvからatom-liteに写真が届かない"/>
+        <w:t xml:space="preserve">「index.html </w:t>
+      </w:r>
+      <w:r>
+        <w:rPr>
+          <w:rFonts w:hint="eastAsia"/>
+        </w:rPr>
+        <w:t xml:space="preserve">missing」と表示される場合は、</w:t>
+      </w:r>
+      <w:r>
+        <w:rPr>
+          <w:rStyle w:val="VerbatimChar"/>
+        </w:rPr>
+        <w:t xml:space="preserve">uploadfs</w:t>
+      </w:r>
+      <w:r>
+        <w:rPr>
+          <w:rFonts w:hint="eastAsia"/>
+        </w:rPr>
+        <w:t xml:space="preserve">（またはLittleFSへのアップロード）を実行し忘れています。第5章の手順を再確認してください。</w:t>
+      </w:r>
+    </w:p>
+    <w:bookmarkEnd w:id="70"/>
+    <w:bookmarkStart w:id="71" w:name="プリンターが反応しない印刷ボタンを押しても何も起きない"/>
     <w:p>
       <w:pPr>
         <w:pStyle w:val="Heading3"/>
       </w:pPr>
       <w:r>
-        <w:t xml:space="preserve">10.4　M5StickVからATOM </w:t>
-      </w:r>
-      <w:r>
-        <w:rPr>
-          <w:rFonts w:hint="eastAsia"/>
-        </w:rPr>
-        <w:t xml:space="preserve">Liteに写真が届かない</w:t>
+        <w:t xml:space="preserve">10.3　</w:t>
+      </w:r>
+      <w:r>
+        <w:rPr>
+          <w:rFonts w:hint="eastAsia"/>
+        </w:rPr>
+        <w:t xml:space="preserve">プリンターが反応しない（印刷ボタンを押しても何も起きない）</w:t>
       </w:r>
     </w:p>
     <w:p>
@@ -16186,7 +16322,7 @@
         <w:rPr>
           <w:rFonts w:hint="eastAsia"/>
         </w:rPr>
-        <w:t xml:space="preserve">Groveケーブルの結線を再確認してください。VCC同士を繋いでいないか（繋ぐべきではありません）、GNDが接続されているか、TX/RXが正しく交差しているか（M5StickVのTXがATOM</w:t>
+        <w:t xml:space="preserve">DC12V・2.5A以上のACアダプタがプリンターに接続されているか確認してください。ATOM</w:t>
       </w:r>
       <w:r>
         <w:t xml:space="preserve"> </w:t>
@@ -16195,7 +16331,7 @@
         <w:rPr>
           <w:rFonts w:hint="eastAsia"/>
         </w:rPr>
-        <w:t xml:space="preserve">LiteのRXへ）を確認します。</w:t>
+        <w:t xml:space="preserve">Lite本体へのUSB給電だけでは、印字ヘッドは動作しません。</w:t>
       </w:r>
     </w:p>
     <w:p>
@@ -16210,16 +16346,16 @@
         <w:rPr>
           <w:rFonts w:hint="eastAsia"/>
         </w:rPr>
-        <w:t xml:space="preserve">通信プロトコルのチェックサムが不一致の場合、ATOM</w:t>
-      </w:r>
-      <w:r>
-        <w:t xml:space="preserve"> </w:t>
-      </w:r>
-      <w:r>
-        <w:rPr>
-          <w:rFonts w:hint="eastAsia"/>
-        </w:rPr>
-        <w:t xml:space="preserve">Lite側は自動印刷せず確認待ち状態にします。写真は届いているのに印刷が始まらない場合は、この可能性を疑ってください。</w:t>
+        <w:t xml:space="preserve">TX/RXの配線が入れ替わっていないか確認してください（ATOM</w:t>
+      </w:r>
+      <w:r>
+        <w:t xml:space="preserve"> LiteのTXはプリンターのRXへ、ATOM </w:t>
+      </w:r>
+      <w:r>
+        <w:rPr>
+          <w:rFonts w:hint="eastAsia"/>
+        </w:rPr>
+        <w:t xml:space="preserve">LiteのRXはプリンターのTXへ接続します）。</w:t>
       </w:r>
     </w:p>
     <w:p>
@@ -16231,29 +16367,41 @@
         </w:numPr>
       </w:pPr>
       <w:r>
-        <w:t xml:space="preserve">MaixPy </w:t>
-      </w:r>
-      <w:r>
-        <w:rPr>
-          <w:rFonts w:hint="eastAsia"/>
-        </w:rPr>
-        <w:t xml:space="preserve">IDEのシリアルコンソールで、M5StickV側のログにエラーが出ていないか確認してください。</w:t>
-      </w:r>
-    </w:p>
-    <w:bookmarkEnd w:id="72"/>
-    <w:bookmarkStart w:id="73" w:name="顔検出が効かないクラッシュする"/>
+        <w:rPr>
+          <w:rStyle w:val="VerbatimChar"/>
+        </w:rPr>
+        <w:t xml:space="preserve">/api/print/test</w:t>
+      </w:r>
+      <w:r>
+        <w:rPr>
+          <w:rFonts w:hint="eastAsia"/>
+        </w:rPr>
+        <w:t xml:space="preserve">（配線確認用の固定テストページ印刷）をcurlなどから直接呼び出し、Web</w:t>
+      </w:r>
+      <w:r>
+        <w:t xml:space="preserve"> </w:t>
+      </w:r>
+      <w:r>
+        <w:rPr>
+          <w:rFonts w:hint="eastAsia"/>
+        </w:rPr>
+        <w:t xml:space="preserve">UIを介さずに印刷できるか切り分けてみてください。</w:t>
+      </w:r>
+    </w:p>
+    <w:bookmarkEnd w:id="71"/>
+    <w:bookmarkStart w:id="72" w:name="m5stickvからatom-liteに写真が届かない"/>
     <w:p>
       <w:pPr>
         <w:pStyle w:val="Heading3"/>
       </w:pPr>
       <w:r>
-        <w:t xml:space="preserve">10.5　</w:t>
-      </w:r>
-      <w:r>
-        <w:rPr>
-          <w:rFonts w:hint="eastAsia"/>
-        </w:rPr>
-        <w:t xml:space="preserve">顔検出が効かない・クラッシュする</w:t>
+        <w:t xml:space="preserve">10.4　M5StickVからATOM </w:t>
+      </w:r>
+      <w:r>
+        <w:rPr>
+          <w:rFonts w:hint="eastAsia"/>
+        </w:rPr>
+        <w:t xml:space="preserve">Liteに写真が届かない</w:t>
       </w:r>
     </w:p>
     <w:p>
@@ -16268,43 +16416,16 @@
         <w:rPr>
           <w:rFonts w:hint="eastAsia"/>
         </w:rPr>
-        <w:t xml:space="preserve">第6章6.10節で触れた通り、</w:t>
-      </w:r>
-      <w:r>
-        <w:rPr>
-          <w:rStyle w:val="VerbatimChar"/>
-        </w:rPr>
-        <w:t xml:space="preserve">MemoryError: Out of normal MicroPython Heap Memory!</w:t>
-      </w:r>
-      <w:r>
-        <w:rPr>
-          <w:rFonts w:hint="eastAsia"/>
-        </w:rPr>
-        <w:t xml:space="preserve">が発生する場合は、</w:t>
-      </w:r>
-      <w:r>
-        <w:rPr>
-          <w:rStyle w:val="VerbatimChar"/>
-        </w:rPr>
-        <w:t xml:space="preserve">FACE_DETECT_DIVISOR_LIVE</w:t>
-      </w:r>
-      <w:r>
-        <w:rPr>
-          <w:rFonts w:hint="eastAsia"/>
-        </w:rPr>
-        <w:t xml:space="preserve">／</w:t>
-      </w:r>
-      <w:r>
-        <w:rPr>
-          <w:rStyle w:val="VerbatimChar"/>
-        </w:rPr>
-        <w:t xml:space="preserve">FACE_DETECT_DIVISOR_CAPTURE</w:t>
-      </w:r>
-      <w:r>
-        <w:rPr>
-          <w:rFonts w:hint="eastAsia"/>
-        </w:rPr>
-        <w:t xml:space="preserve">の値を大きくして、検出処理に使う画像をより小さく縮小してください。</w:t>
+        <w:t xml:space="preserve">Groveケーブルの結線を再確認してください。VCC同士を繋いでいないか（繋ぐべきではありません）、GNDが接続されているか、TX/RXが正しく交差しているか（M5StickVのTXがATOM</w:t>
+      </w:r>
+      <w:r>
+        <w:t xml:space="preserve"> </w:t>
+      </w:r>
+      <w:r>
+        <w:rPr>
+          <w:rFonts w:hint="eastAsia"/>
+        </w:rPr>
+        <w:t xml:space="preserve">LiteのRXへ）を確認します。</w:t>
       </w:r>
     </w:p>
     <w:p>
@@ -16319,47 +16440,50 @@
         <w:rPr>
           <w:rFonts w:hint="eastAsia"/>
         </w:rPr>
-        <w:t xml:space="preserve">逆に検出精度が低い（顔があるのに検出されない）場合は、これらの値を小さくするか、</w:t>
-      </w:r>
-      <w:r>
-        <w:rPr>
-          <w:rStyle w:val="VerbatimChar"/>
-        </w:rPr>
-        <w:t xml:space="preserve">threshold</w:t>
-      </w:r>
-      <w:r>
-        <w:rPr>
-          <w:rFonts w:hint="eastAsia"/>
-        </w:rPr>
-        <w:t xml:space="preserve">／</w:t>
-      </w:r>
-      <w:r>
-        <w:rPr>
-          <w:rStyle w:val="VerbatimChar"/>
-        </w:rPr>
-        <w:t xml:space="preserve">scale_factor</w:t>
-      </w:r>
-      <w:r>
-        <w:rPr>
-          <w:rFonts w:hint="eastAsia"/>
-        </w:rPr>
-        <w:t xml:space="preserve">パラメータを調整してください。</w:t>
-      </w:r>
-    </w:p>
-    <w:bookmarkEnd w:id="73"/>
-    <w:bookmarkStart w:id="74" w:name="撮った写真の向きがおかしい"/>
+        <w:t xml:space="preserve">通信プロトコルのチェックサムが不一致の場合、ATOM</w:t>
+      </w:r>
+      <w:r>
+        <w:t xml:space="preserve"> </w:t>
+      </w:r>
+      <w:r>
+        <w:rPr>
+          <w:rFonts w:hint="eastAsia"/>
+        </w:rPr>
+        <w:t xml:space="preserve">Lite側は自動印刷せず確認待ち状態にします。写真は届いているのに印刷が始まらない場合は、この可能性を疑ってください。</w:t>
+      </w:r>
+    </w:p>
+    <w:p>
+      <w:pPr>
+        <w:pStyle w:val="Compact"/>
+        <w:numPr>
+          <w:ilvl w:val="0"/>
+          <w:numId w:val="1045"/>
+        </w:numPr>
+      </w:pPr>
+      <w:r>
+        <w:t xml:space="preserve">MaixPy </w:t>
+      </w:r>
+      <w:r>
+        <w:rPr>
+          <w:rFonts w:hint="eastAsia"/>
+        </w:rPr>
+        <w:t xml:space="preserve">IDEのシリアルコンソールで、M5StickV側のログにエラーが出ていないか確認してください。</w:t>
+      </w:r>
+    </w:p>
+    <w:bookmarkEnd w:id="72"/>
+    <w:bookmarkStart w:id="73" w:name="顔検出が効かないクラッシュする"/>
     <w:p>
       <w:pPr>
         <w:pStyle w:val="Heading3"/>
       </w:pPr>
       <w:r>
-        <w:t xml:space="preserve">10.6　</w:t>
-      </w:r>
-      <w:r>
-        <w:rPr>
-          <w:rFonts w:hint="eastAsia"/>
-        </w:rPr>
-        <w:t xml:space="preserve">撮った写真の向きがおかしい</w:t>
+        <w:t xml:space="preserve">10.5　</w:t>
+      </w:r>
+      <w:r>
+        <w:rPr>
+          <w:rFonts w:hint="eastAsia"/>
+        </w:rPr>
+        <w:t xml:space="preserve">顔検出が効かない・クラッシュする</w:t>
       </w:r>
     </w:p>
     <w:p>
@@ -16371,25 +16495,46 @@
         </w:numPr>
       </w:pPr>
       <w:r>
-        <w:t xml:space="preserve">M5StickVからATOM </w:t>
-      </w:r>
-      <w:r>
-        <w:rPr>
-          <w:rFonts w:hint="eastAsia"/>
-        </w:rPr>
-        <w:t xml:space="preserve">Liteへ送信された写真が横倒しになる場合、</w:t>
-      </w:r>
-      <w:r>
-        <w:rPr>
-          <w:rStyle w:val="VerbatimChar"/>
-        </w:rPr>
-        <w:t xml:space="preserve">send_frame()</w:t>
-      </w:r>
-      <w:r>
-        <w:rPr>
-          <w:rFonts w:hint="eastAsia"/>
-        </w:rPr>
-        <w:t xml:space="preserve">内の回転処理が正しく効いていない可能性があります。第6章6.4節を参照し、座標変換式を確認してください。</w:t>
+        <w:rPr>
+          <w:rFonts w:hint="eastAsia"/>
+        </w:rPr>
+        <w:t xml:space="preserve">第6章6.10節で触れた通り、</w:t>
+      </w:r>
+      <w:r>
+        <w:rPr>
+          <w:rStyle w:val="VerbatimChar"/>
+        </w:rPr>
+        <w:t xml:space="preserve">MemoryError: Out of normal MicroPython Heap Memory!</w:t>
+      </w:r>
+      <w:r>
+        <w:rPr>
+          <w:rFonts w:hint="eastAsia"/>
+        </w:rPr>
+        <w:t xml:space="preserve">が発生する場合は、</w:t>
+      </w:r>
+      <w:r>
+        <w:rPr>
+          <w:rStyle w:val="VerbatimChar"/>
+        </w:rPr>
+        <w:t xml:space="preserve">FACE_DETECT_DIVISOR_LIVE</w:t>
+      </w:r>
+      <w:r>
+        <w:rPr>
+          <w:rFonts w:hint="eastAsia"/>
+        </w:rPr>
+        <w:t xml:space="preserve">／</w:t>
+      </w:r>
+      <w:r>
+        <w:rPr>
+          <w:rStyle w:val="VerbatimChar"/>
+        </w:rPr>
+        <w:t xml:space="preserve">FACE_DETECT_DIVISOR_CAPTURE</w:t>
+      </w:r>
+      <w:r>
+        <w:rPr>
+          <w:rFonts w:hint="eastAsia"/>
+        </w:rPr>
+        <w:t xml:space="preserve">の値を大きくして、検出処理に使う画像をより小さく縮小してください。</w:t>
       </w:r>
     </w:p>
     <w:p>
@@ -16404,47 +16549,47 @@
         <w:rPr>
           <w:rFonts w:hint="eastAsia"/>
         </w:rPr>
-        <w:t xml:space="preserve">印刷結果が斜めにズレる場合は、</w:t>
-      </w:r>
-      <w:r>
-        <w:rPr>
-          <w:rStyle w:val="VerbatimChar"/>
-        </w:rPr>
-        <w:t xml:space="preserve">img.to_bytes()</w:t>
-      </w:r>
-      <w:r>
-        <w:rPr>
-          <w:rFonts w:hint="eastAsia"/>
-        </w:rPr>
-        <w:t xml:space="preserve">の行優先仮定が実機と合っていない可能性があります。コメントアウトされている</w:t>
-      </w:r>
-      <w:r>
-        <w:rPr>
-          <w:rStyle w:val="VerbatimChar"/>
-        </w:rPr>
-        <w:t xml:space="preserve">get_pixel(x, y)</w:t>
-      </w:r>
-      <w:r>
-        <w:rPr>
-          <w:rFonts w:hint="eastAsia"/>
-        </w:rPr>
-        <w:t xml:space="preserve">版のループへの切り替えを試してください。</w:t>
-      </w:r>
-    </w:p>
-    <w:bookmarkEnd w:id="74"/>
-    <w:bookmarkStart w:id="75" w:name="m5papercolorの画面が更新されないボタンが反応しない音が鳴らない"/>
+        <w:t xml:space="preserve">逆に検出精度が低い（顔があるのに検出されない）場合は、これらの値を小さくするか、</w:t>
+      </w:r>
+      <w:r>
+        <w:rPr>
+          <w:rStyle w:val="VerbatimChar"/>
+        </w:rPr>
+        <w:t xml:space="preserve">threshold</w:t>
+      </w:r>
+      <w:r>
+        <w:rPr>
+          <w:rFonts w:hint="eastAsia"/>
+        </w:rPr>
+        <w:t xml:space="preserve">／</w:t>
+      </w:r>
+      <w:r>
+        <w:rPr>
+          <w:rStyle w:val="VerbatimChar"/>
+        </w:rPr>
+        <w:t xml:space="preserve">scale_factor</w:t>
+      </w:r>
+      <w:r>
+        <w:rPr>
+          <w:rFonts w:hint="eastAsia"/>
+        </w:rPr>
+        <w:t xml:space="preserve">パラメータを調整してください。</w:t>
+      </w:r>
+    </w:p>
+    <w:bookmarkEnd w:id="73"/>
+    <w:bookmarkStart w:id="74" w:name="撮った写真の向きがおかしい"/>
     <w:p>
       <w:pPr>
         <w:pStyle w:val="Heading3"/>
       </w:pPr>
       <w:r>
-        <w:t xml:space="preserve">10.7　</w:t>
-      </w:r>
-      <w:r>
-        <w:rPr>
-          <w:rFonts w:hint="eastAsia"/>
-        </w:rPr>
-        <w:t xml:space="preserve">M5PaperColorの画面が更新されない・ボタンが反応しない・音が鳴らない</w:t>
+        <w:t xml:space="preserve">10.6　</w:t>
+      </w:r>
+      <w:r>
+        <w:rPr>
+          <w:rFonts w:hint="eastAsia"/>
+        </w:rPr>
+        <w:t xml:space="preserve">撮った写真の向きがおかしい</w:t>
       </w:r>
     </w:p>
     <w:p>
@@ -16456,22 +16601,25 @@
         </w:numPr>
       </w:pPr>
       <w:r>
-        <w:rPr>
-          <w:rFonts w:hint="eastAsia"/>
-        </w:rPr>
-        <w:t xml:space="preserve">Wi-Fi未設定または接続先を変更したい場合は、本体のNVSを消去して再起動し、</w:t>
-      </w:r>
-      <w:r>
-        <w:rPr>
-          <w:rStyle w:val="VerbatimChar"/>
-        </w:rPr>
-        <w:t xml:space="preserve">m5paper-setup-XXXX</w:t>
-      </w:r>
-      <w:r>
-        <w:rPr>
-          <w:rFonts w:hint="eastAsia"/>
-        </w:rPr>
-        <w:t xml:space="preserve">のAPモードから設定をやり直してください（7.2節参照）。</w:t>
+        <w:t xml:space="preserve">M5StickVからATOM </w:t>
+      </w:r>
+      <w:r>
+        <w:rPr>
+          <w:rFonts w:hint="eastAsia"/>
+        </w:rPr>
+        <w:t xml:space="preserve">Liteへ送信された写真が横倒しになる場合、</w:t>
+      </w:r>
+      <w:r>
+        <w:rPr>
+          <w:rStyle w:val="VerbatimChar"/>
+        </w:rPr>
+        <w:t xml:space="preserve">send_frame()</w:t>
+      </w:r>
+      <w:r>
+        <w:rPr>
+          <w:rFonts w:hint="eastAsia"/>
+        </w:rPr>
+        <w:t xml:space="preserve">内の回転処理が正しく効いていない可能性があります。第6章6.4節を参照し、座標変換式を確認してください。</w:t>
       </w:r>
     </w:p>
     <w:p>
@@ -16484,259 +16632,49 @@
       </w:pPr>
       <w:r>
         <w:rPr>
-          <w:rStyle w:val="VerbatimChar"/>
-        </w:rPr>
-        <w:t xml:space="preserve">M5WEB_HOST</w:t>
-      </w:r>
-      <w:r>
-        <w:t xml:space="preserve">の</w:t>
-      </w:r>
-      <w:r>
-        <w:rPr>
-          <w:rStyle w:val="VerbatimChar"/>
-        </w:rPr>
-        <w:t xml:space="preserve">.local</w:t>
-      </w:r>
-      <w:r>
-        <w:rPr>
-          <w:rFonts w:hint="eastAsia"/>
-        </w:rPr>
-        <w:t xml:space="preserve">名解決がうまくいかない場合は、ATOM</w:t>
-      </w:r>
-      <w:r>
-        <w:t xml:space="preserve"> </w:t>
-      </w:r>
-      <w:r>
-        <w:rPr>
-          <w:rFonts w:hint="eastAsia"/>
-        </w:rPr>
-        <w:t xml:space="preserve">LiteのIPアドレスに直接書き換えてください。</w:t>
-      </w:r>
-    </w:p>
-    <w:p>
-      <w:pPr>
-        <w:pStyle w:val="Compact"/>
-        <w:numPr>
-          <w:ilvl w:val="0"/>
-          <w:numId w:val="1047"/>
-        </w:numPr>
-      </w:pPr>
-      <w:r>
-        <w:rPr>
-          <w:rFonts w:hint="eastAsia"/>
-        </w:rPr>
-        <w:t xml:space="preserve">ボタンが無反応な場合は、シリアルモニタに</w:t>
-      </w:r>
-      <w:r>
-        <w:rPr>
-          <w:rStyle w:val="VerbatimChar"/>
-        </w:rPr>
-        <w:t xml:space="preserve">[btn] A pressed</w:t>
-      </w:r>
-      <w:r>
-        <w:rPr>
-          <w:rFonts w:hint="eastAsia"/>
-        </w:rPr>
-        <w:t xml:space="preserve">のようなログが出ているか確認してください。出ていなければ</w:t>
-      </w:r>
-      <w:r>
-        <w:rPr>
-          <w:rStyle w:val="VerbatimChar"/>
-        </w:rPr>
-        <w:t xml:space="preserve">M5.update()</w:t>
-      </w:r>
-      <w:r>
-        <w:t xml:space="preserve">が</w:t>
-      </w:r>
-      <w:r>
-        <w:rPr>
-          <w:rStyle w:val="VerbatimChar"/>
-        </w:rPr>
-        <w:t xml:space="preserve">loop()</w:t>
-      </w:r>
-      <w:r>
-        <w:rPr>
-          <w:rFonts w:hint="eastAsia"/>
-        </w:rPr>
-        <w:t xml:space="preserve">の先頭で毎回呼ばれているか、配線・ボードのソースコードを確認してください。</w:t>
-      </w:r>
-    </w:p>
-    <w:p>
-      <w:pPr>
-        <w:pStyle w:val="Compact"/>
-        <w:numPr>
-          <w:ilvl w:val="0"/>
-          <w:numId w:val="1047"/>
-        </w:numPr>
-      </w:pPr>
-      <w:r>
-        <w:rPr>
-          <w:rFonts w:hint="eastAsia"/>
-        </w:rPr>
-        <w:t xml:space="preserve">ビープ音が鳴らない場合は、M5Unifiedのバージョンや</w:t>
-      </w:r>
-      <w:r>
-        <w:rPr>
-          <w:rStyle w:val="VerbatimChar"/>
-        </w:rPr>
-        <w:t xml:space="preserve">M5.Speaker</w:t>
-      </w:r>
-      <w:r>
-        <w:rPr>
-          <w:rFonts w:hint="eastAsia"/>
-        </w:rPr>
-        <w:t xml:space="preserve">の初期化（</w:t>
-      </w:r>
-      <w:r>
-        <w:rPr>
-          <w:rStyle w:val="VerbatimChar"/>
-        </w:rPr>
-        <w:t xml:space="preserve">M5.config()</w:t>
-      </w:r>
-      <w:r>
-        <w:rPr>
-          <w:rFonts w:hint="eastAsia"/>
-        </w:rPr>
-        <w:t xml:space="preserve">の既定値のまま</w:t>
-      </w:r>
-      <w:r>
-        <w:rPr>
-          <w:rStyle w:val="VerbatimChar"/>
-        </w:rPr>
-        <w:t xml:space="preserve">M5.begin()</w:t>
-      </w:r>
-      <w:r>
-        <w:rPr>
-          <w:rFonts w:hint="eastAsia"/>
-        </w:rPr>
-        <w:t xml:space="preserve">していれば有効になるはず）を確認してください。</w:t>
-      </w:r>
-    </w:p>
-    <w:p>
-      <w:pPr>
-        <w:pStyle w:val="Compact"/>
-        <w:numPr>
-          <w:ilvl w:val="0"/>
-          <w:numId w:val="1047"/>
-        </w:numPr>
-      </w:pPr>
-      <w:r>
-        <w:rPr>
-          <w:rFonts w:hint="eastAsia"/>
-        </w:rPr>
-        <w:t xml:space="preserve">「自動更新無し」のままボタンを押しても一覧が更新されない場合は、m5webページの設定タブ「M5Paper設定」カードで実際にどちらが選ばれているか確認してください（既定は自動更新無し）。</w:t>
-      </w:r>
-    </w:p>
-    <w:p>
-      <w:r>
-        <w:pict>
-          <v:rect style="width:0;height:1.5pt" o:hralign="center" o:hrstd="t" o:hr="t"/>
-        </w:pict>
-      </w:r>
-    </w:p>
-    <w:bookmarkEnd w:id="75"/>
-    <w:bookmarkEnd w:id="76"/>
-    <w:bookmarkStart w:id="81" w:name="第11章-発展カスタマイズのアイデア"/>
-    <w:p>
-      <w:pPr>
-        <w:pStyle w:val="Heading2"/>
-      </w:pPr>
-      <w:r>
-        <w:rPr>
-          <w:rFonts w:hint="eastAsia"/>
-        </w:rPr>
-        <w:t xml:space="preserve">第11章</w:t>
-      </w:r>
-      <w:r>
-        <w:t xml:space="preserve">　</w:t>
-      </w:r>
-      <w:r>
-        <w:rPr>
-          <w:rFonts w:hint="eastAsia"/>
-        </w:rPr>
-        <w:t xml:space="preserve">発展・カスタマイズのアイデア</w:t>
-      </w:r>
-    </w:p>
-    <w:p>
-      <w:pPr>
-        <w:pStyle w:val="FirstParagraph"/>
-      </w:pPr>
-      <w:r>
-        <w:rPr>
-          <w:rFonts w:hint="eastAsia"/>
-        </w:rPr>
-        <w:t xml:space="preserve">基本のシステムが動くようになったら、次のような発展にも挑戦してみましょう。</w:t>
-      </w:r>
-    </w:p>
-    <w:bookmarkStart w:id="77" w:name="物体分類への拡張"/>
+          <w:rFonts w:hint="eastAsia"/>
+        </w:rPr>
+        <w:t xml:space="preserve">印刷結果が斜めにズレる場合は、</w:t>
+      </w:r>
+      <w:r>
+        <w:rPr>
+          <w:rStyle w:val="VerbatimChar"/>
+        </w:rPr>
+        <w:t xml:space="preserve">img.to_bytes()</w:t>
+      </w:r>
+      <w:r>
+        <w:rPr>
+          <w:rFonts w:hint="eastAsia"/>
+        </w:rPr>
+        <w:t xml:space="preserve">の行優先仮定が実機と合っていない可能性があります。コメントアウトされている</w:t>
+      </w:r>
+      <w:r>
+        <w:rPr>
+          <w:rStyle w:val="VerbatimChar"/>
+        </w:rPr>
+        <w:t xml:space="preserve">get_pixel(x, y)</w:t>
+      </w:r>
+      <w:r>
+        <w:rPr>
+          <w:rFonts w:hint="eastAsia"/>
+        </w:rPr>
+        <w:t xml:space="preserve">版のループへの切り替えを試してください。</w:t>
+      </w:r>
+    </w:p>
+    <w:bookmarkEnd w:id="74"/>
+    <w:bookmarkStart w:id="75" w:name="m5papercolorの画面が更新されないボタンが反応しない音が鳴らない"/>
     <w:p>
       <w:pPr>
         <w:pStyle w:val="Heading3"/>
       </w:pPr>
       <w:r>
-        <w:t xml:space="preserve">11.1　</w:t>
-      </w:r>
-      <w:r>
-        <w:rPr>
-          <w:rFonts w:hint="eastAsia"/>
-        </w:rPr>
-        <w:t xml:space="preserve">物体分類への拡張</w:t>
-      </w:r>
-    </w:p>
-    <w:p>
-      <w:pPr>
-        <w:pStyle w:val="FirstParagraph"/>
-      </w:pPr>
-      <w:r>
-        <w:rPr>
-          <w:rFonts w:hint="eastAsia"/>
-        </w:rPr>
-        <w:t xml:space="preserve">現在の顔検出のラベル機構は、「Face」という固定文字列を返す仕組みですが、設計としては任意の文字列ラベルを載せられるようになっています。K210のKPU（AI推論回路）を使った物体分類モデルを追加すれば、「Face」の代わりに「Cat」「Dog」「Cup」など、より多様なラベルを印刷キャプションに反映させることができます。</w:t>
-      </w:r>
-    </w:p>
-    <w:bookmarkEnd w:id="77"/>
-    <w:bookmarkStart w:id="78" w:name="印刷トリガーの多様化"/>
-    <w:p>
-      <w:pPr>
-        <w:pStyle w:val="Heading3"/>
-      </w:pPr>
-      <w:r>
-        <w:t xml:space="preserve">11.2　</w:t>
-      </w:r>
-      <w:r>
-        <w:rPr>
-          <w:rFonts w:hint="eastAsia"/>
-        </w:rPr>
-        <w:t xml:space="preserve">印刷トリガーの多様化</w:t>
-      </w:r>
-    </w:p>
-    <w:p>
-      <w:pPr>
-        <w:pStyle w:val="FirstParagraph"/>
-      </w:pPr>
-      <w:r>
-        <w:rPr>
-          <w:rFonts w:hint="eastAsia"/>
-        </w:rPr>
-        <w:t xml:space="preserve">現在はM5StickVのボタン、Web</w:t>
-      </w:r>
-      <w:r>
-        <w:t xml:space="preserve"> UIのボタン、M5Paperのボタン、ATOM </w:t>
-      </w:r>
-      <w:r>
-        <w:rPr>
-          <w:rFonts w:hint="eastAsia"/>
-        </w:rPr>
-        <w:t xml:space="preserve">Lite本体のボタンという4つの入り口がありますが、Web</w:t>
-      </w:r>
-      <w:r>
-        <w:t xml:space="preserve"> </w:t>
-      </w:r>
-      <w:r>
-        <w:rPr>
-          <w:rFonts w:hint="eastAsia"/>
-        </w:rPr>
-        <w:t xml:space="preserve">APIが公開されているため、例えば次のような拡張も考えられます。</w:t>
+        <w:t xml:space="preserve">10.7　</w:t>
+      </w:r>
+      <w:r>
+        <w:rPr>
+          <w:rFonts w:hint="eastAsia"/>
+        </w:rPr>
+        <w:t xml:space="preserve">M5PaperColorの画面が更新されない・ボタンが反応しない・音が鳴らない</w:t>
       </w:r>
     </w:p>
     <w:p>
@@ -16751,7 +16689,19 @@
         <w:rPr>
           <w:rFonts w:hint="eastAsia"/>
         </w:rPr>
-        <w:t xml:space="preserve">天気予報APIを定期的に取得し、朝の決まった時間に自動でレシート印刷する「朝刊」的な使い方</w:t>
+        <w:t xml:space="preserve">Wi-Fi未設定または接続先を変更したい場合は、本体のNVSを消去して再起動し、</w:t>
+      </w:r>
+      <w:r>
+        <w:rPr>
+          <w:rStyle w:val="VerbatimChar"/>
+        </w:rPr>
+        <w:t xml:space="preserve">m5paper-setup-XXXX</w:t>
+      </w:r>
+      <w:r>
+        <w:rPr>
+          <w:rFonts w:hint="eastAsia"/>
+        </w:rPr>
+        <w:t xml:space="preserve">のAPモードから設定をやり直してください（7.2節参照）。</w:t>
       </w:r>
     </w:p>
     <w:p>
@@ -16764,9 +16714,33 @@
       </w:pPr>
       <w:r>
         <w:rPr>
-          <w:rFonts w:hint="eastAsia"/>
-        </w:rPr>
-        <w:t xml:space="preserve">Slackやメールの通知をトリガーに、テキスト印刷APIを叩く通知プリンター</w:t>
+          <w:rStyle w:val="VerbatimChar"/>
+        </w:rPr>
+        <w:t xml:space="preserve">M5WEB_HOST</w:t>
+      </w:r>
+      <w:r>
+        <w:t xml:space="preserve">の</w:t>
+      </w:r>
+      <w:r>
+        <w:rPr>
+          <w:rStyle w:val="VerbatimChar"/>
+        </w:rPr>
+        <w:t xml:space="preserve">.local</w:t>
+      </w:r>
+      <w:r>
+        <w:rPr>
+          <w:rFonts w:hint="eastAsia"/>
+        </w:rPr>
+        <w:t xml:space="preserve">名解決がうまくいかない場合は、ATOM</w:t>
+      </w:r>
+      <w:r>
+        <w:t xml:space="preserve"> </w:t>
+      </w:r>
+      <w:r>
+        <w:rPr>
+          <w:rFonts w:hint="eastAsia"/>
+        </w:rPr>
+        <w:t xml:space="preserve">LiteのIPアドレスに直接書き換えてください。</w:t>
       </w:r>
     </w:p>
     <w:p>
@@ -16775,6 +16749,262 @@
         <w:numPr>
           <w:ilvl w:val="0"/>
           <w:numId w:val="1048"/>
+        </w:numPr>
+      </w:pPr>
+      <w:r>
+        <w:rPr>
+          <w:rFonts w:hint="eastAsia"/>
+        </w:rPr>
+        <w:t xml:space="preserve">ボタンが無反応な場合は、シリアルモニタに</w:t>
+      </w:r>
+      <w:r>
+        <w:rPr>
+          <w:rStyle w:val="VerbatimChar"/>
+        </w:rPr>
+        <w:t xml:space="preserve">[btn] A pressed</w:t>
+      </w:r>
+      <w:r>
+        <w:rPr>
+          <w:rFonts w:hint="eastAsia"/>
+        </w:rPr>
+        <w:t xml:space="preserve">のようなログが出ているか確認してください。出ていなければ</w:t>
+      </w:r>
+      <w:r>
+        <w:rPr>
+          <w:rStyle w:val="VerbatimChar"/>
+        </w:rPr>
+        <w:t xml:space="preserve">M5.update()</w:t>
+      </w:r>
+      <w:r>
+        <w:t xml:space="preserve">が</w:t>
+      </w:r>
+      <w:r>
+        <w:rPr>
+          <w:rStyle w:val="VerbatimChar"/>
+        </w:rPr>
+        <w:t xml:space="preserve">loop()</w:t>
+      </w:r>
+      <w:r>
+        <w:rPr>
+          <w:rFonts w:hint="eastAsia"/>
+        </w:rPr>
+        <w:t xml:space="preserve">の先頭で毎回呼ばれているか、配線・ボードのソースコードを確認してください。</w:t>
+      </w:r>
+    </w:p>
+    <w:p>
+      <w:pPr>
+        <w:pStyle w:val="Compact"/>
+        <w:numPr>
+          <w:ilvl w:val="0"/>
+          <w:numId w:val="1048"/>
+        </w:numPr>
+      </w:pPr>
+      <w:r>
+        <w:rPr>
+          <w:rFonts w:hint="eastAsia"/>
+        </w:rPr>
+        <w:t xml:space="preserve">ビープ音が鳴らない場合は、M5Unifiedのバージョンや</w:t>
+      </w:r>
+      <w:r>
+        <w:rPr>
+          <w:rStyle w:val="VerbatimChar"/>
+        </w:rPr>
+        <w:t xml:space="preserve">M5.Speaker</w:t>
+      </w:r>
+      <w:r>
+        <w:rPr>
+          <w:rFonts w:hint="eastAsia"/>
+        </w:rPr>
+        <w:t xml:space="preserve">の初期化（</w:t>
+      </w:r>
+      <w:r>
+        <w:rPr>
+          <w:rStyle w:val="VerbatimChar"/>
+        </w:rPr>
+        <w:t xml:space="preserve">M5.config()</w:t>
+      </w:r>
+      <w:r>
+        <w:rPr>
+          <w:rFonts w:hint="eastAsia"/>
+        </w:rPr>
+        <w:t xml:space="preserve">の既定値のまま</w:t>
+      </w:r>
+      <w:r>
+        <w:rPr>
+          <w:rStyle w:val="VerbatimChar"/>
+        </w:rPr>
+        <w:t xml:space="preserve">M5.begin()</w:t>
+      </w:r>
+      <w:r>
+        <w:rPr>
+          <w:rFonts w:hint="eastAsia"/>
+        </w:rPr>
+        <w:t xml:space="preserve">していれば有効になるはず）を確認してください。</w:t>
+      </w:r>
+    </w:p>
+    <w:p>
+      <w:pPr>
+        <w:pStyle w:val="Compact"/>
+        <w:numPr>
+          <w:ilvl w:val="0"/>
+          <w:numId w:val="1048"/>
+        </w:numPr>
+      </w:pPr>
+      <w:r>
+        <w:rPr>
+          <w:rFonts w:hint="eastAsia"/>
+        </w:rPr>
+        <w:t xml:space="preserve">「自動更新無し」のままボタンを押しても一覧が更新されない場合は、m5webページの設定タブ「M5Paper設定」カードで実際にどちらが選ばれているか確認してください（既定は自動更新無し）。</w:t>
+      </w:r>
+    </w:p>
+    <w:p>
+      <w:r>
+        <w:pict>
+          <v:rect style="width:0;height:1.5pt" o:hralign="center" o:hrstd="t" o:hr="t"/>
+        </w:pict>
+      </w:r>
+    </w:p>
+    <w:bookmarkEnd w:id="75"/>
+    <w:bookmarkEnd w:id="76"/>
+    <w:bookmarkStart w:id="81" w:name="第11章-発展カスタマイズのアイデア"/>
+    <w:p>
+      <w:pPr>
+        <w:pStyle w:val="Heading2"/>
+      </w:pPr>
+      <w:r>
+        <w:rPr>
+          <w:rFonts w:hint="eastAsia"/>
+        </w:rPr>
+        <w:t xml:space="preserve">第11章</w:t>
+      </w:r>
+      <w:r>
+        <w:t xml:space="preserve">　</w:t>
+      </w:r>
+      <w:r>
+        <w:rPr>
+          <w:rFonts w:hint="eastAsia"/>
+        </w:rPr>
+        <w:t xml:space="preserve">発展・カスタマイズのアイデア</w:t>
+      </w:r>
+    </w:p>
+    <w:p>
+      <w:pPr>
+        <w:pStyle w:val="FirstParagraph"/>
+      </w:pPr>
+      <w:r>
+        <w:rPr>
+          <w:rFonts w:hint="eastAsia"/>
+        </w:rPr>
+        <w:t xml:space="preserve">基本のシステムが動くようになったら、次のような発展にも挑戦してみましょう。</w:t>
+      </w:r>
+    </w:p>
+    <w:bookmarkStart w:id="77" w:name="物体分類への拡張"/>
+    <w:p>
+      <w:pPr>
+        <w:pStyle w:val="Heading3"/>
+      </w:pPr>
+      <w:r>
+        <w:t xml:space="preserve">11.1　</w:t>
+      </w:r>
+      <w:r>
+        <w:rPr>
+          <w:rFonts w:hint="eastAsia"/>
+        </w:rPr>
+        <w:t xml:space="preserve">物体分類への拡張</w:t>
+      </w:r>
+    </w:p>
+    <w:p>
+      <w:pPr>
+        <w:pStyle w:val="FirstParagraph"/>
+      </w:pPr>
+      <w:r>
+        <w:rPr>
+          <w:rFonts w:hint="eastAsia"/>
+        </w:rPr>
+        <w:t xml:space="preserve">現在の顔検出のラベル機構は、「Face」という固定文字列を返す仕組みですが、設計としては任意の文字列ラベルを載せられるようになっています。K210のKPU（AI推論回路）を使った物体分類モデルを追加すれば、「Face」の代わりに「Cat」「Dog」「Cup」など、より多様なラベルを印刷キャプションに反映させることができます。</w:t>
+      </w:r>
+    </w:p>
+    <w:bookmarkEnd w:id="77"/>
+    <w:bookmarkStart w:id="78" w:name="印刷トリガーの多様化"/>
+    <w:p>
+      <w:pPr>
+        <w:pStyle w:val="Heading3"/>
+      </w:pPr>
+      <w:r>
+        <w:t xml:space="preserve">11.2　</w:t>
+      </w:r>
+      <w:r>
+        <w:rPr>
+          <w:rFonts w:hint="eastAsia"/>
+        </w:rPr>
+        <w:t xml:space="preserve">印刷トリガーの多様化</w:t>
+      </w:r>
+    </w:p>
+    <w:p>
+      <w:pPr>
+        <w:pStyle w:val="FirstParagraph"/>
+      </w:pPr>
+      <w:r>
+        <w:rPr>
+          <w:rFonts w:hint="eastAsia"/>
+        </w:rPr>
+        <w:t xml:space="preserve">現在はM5StickVのボタン、Web</w:t>
+      </w:r>
+      <w:r>
+        <w:t xml:space="preserve"> UIのボタン、M5Paperのボタン、ATOM </w:t>
+      </w:r>
+      <w:r>
+        <w:rPr>
+          <w:rFonts w:hint="eastAsia"/>
+        </w:rPr>
+        <w:t xml:space="preserve">Lite本体のボタンという4つの入り口がありますが、Web</w:t>
+      </w:r>
+      <w:r>
+        <w:t xml:space="preserve"> </w:t>
+      </w:r>
+      <w:r>
+        <w:rPr>
+          <w:rFonts w:hint="eastAsia"/>
+        </w:rPr>
+        <w:t xml:space="preserve">APIが公開されているため、例えば次のような拡張も考えられます。</w:t>
+      </w:r>
+    </w:p>
+    <w:p>
+      <w:pPr>
+        <w:pStyle w:val="Compact"/>
+        <w:numPr>
+          <w:ilvl w:val="0"/>
+          <w:numId w:val="1049"/>
+        </w:numPr>
+      </w:pPr>
+      <w:r>
+        <w:rPr>
+          <w:rFonts w:hint="eastAsia"/>
+        </w:rPr>
+        <w:t xml:space="preserve">天気予報APIを定期的に取得し、朝の決まった時間に自動でレシート印刷する「朝刊」的な使い方</w:t>
+      </w:r>
+    </w:p>
+    <w:p>
+      <w:pPr>
+        <w:pStyle w:val="Compact"/>
+        <w:numPr>
+          <w:ilvl w:val="0"/>
+          <w:numId w:val="1049"/>
+        </w:numPr>
+      </w:pPr>
+      <w:r>
+        <w:rPr>
+          <w:rFonts w:hint="eastAsia"/>
+        </w:rPr>
+        <w:t xml:space="preserve">Slackやメールの通知をトリガーに、テキスト印刷APIを叩く通知プリンター</w:t>
+      </w:r>
+    </w:p>
+    <w:p>
+      <w:pPr>
+        <w:pStyle w:val="Compact"/>
+        <w:numPr>
+          <w:ilvl w:val="0"/>
+          <w:numId w:val="1049"/>
         </w:numPr>
       </w:pPr>
       <w:r>
@@ -18150,7 +18380,7 @@
         <w:pStyle w:val="Compact"/>
         <w:numPr>
           <w:ilvl w:val="0"/>
-          <w:numId w:val="1049"/>
+          <w:numId w:val="1050"/>
         </w:numPr>
       </w:pPr>
       <w:r>
@@ -18180,7 +18410,7 @@
         <w:pStyle w:val="Compact"/>
         <w:numPr>
           <w:ilvl w:val="0"/>
-          <w:numId w:val="1049"/>
+          <w:numId w:val="1050"/>
         </w:numPr>
       </w:pPr>
       <w:r>
@@ -18210,7 +18440,7 @@
         <w:pStyle w:val="Compact"/>
         <w:numPr>
           <w:ilvl w:val="0"/>
-          <w:numId w:val="1049"/>
+          <w:numId w:val="1050"/>
         </w:numPr>
       </w:pPr>
       <w:r>
@@ -18240,7 +18470,7 @@
         <w:pStyle w:val="Compact"/>
         <w:numPr>
           <w:ilvl w:val="0"/>
-          <w:numId w:val="1049"/>
+          <w:numId w:val="1050"/>
         </w:numPr>
       </w:pPr>
       <w:r>
@@ -19121,7 +19351,34 @@
     </w:lvlOverride>
   </w:num>
   <w:num w:numId="1039">
-    <w:abstractNumId w:val="991"/>
+    <w:abstractNumId w:val="99411"/>
+    <w:lvlOverride w:ilvl="0">
+      <w:startOverride w:val="1"/>
+    </w:lvlOverride>
+    <w:lvlOverride w:ilvl="1">
+      <w:startOverride w:val="1"/>
+    </w:lvlOverride>
+    <w:lvlOverride w:ilvl="2">
+      <w:startOverride w:val="1"/>
+    </w:lvlOverride>
+    <w:lvlOverride w:ilvl="3">
+      <w:startOverride w:val="1"/>
+    </w:lvlOverride>
+    <w:lvlOverride w:ilvl="4">
+      <w:startOverride w:val="1"/>
+    </w:lvlOverride>
+    <w:lvlOverride w:ilvl="5">
+      <w:startOverride w:val="1"/>
+    </w:lvlOverride>
+    <w:lvlOverride w:ilvl="6">
+      <w:startOverride w:val="1"/>
+    </w:lvlOverride>
+    <w:lvlOverride w:ilvl="7">
+      <w:startOverride w:val="1"/>
+    </w:lvlOverride>
+    <w:lvlOverride w:ilvl="8">
+      <w:startOverride w:val="1"/>
+    </w:lvlOverride>
   </w:num>
   <w:num w:numId="1040">
     <w:abstractNumId w:val="991"/>
@@ -19151,6 +19408,9 @@
     <w:abstractNumId w:val="991"/>
   </w:num>
   <w:num w:numId="1049">
+    <w:abstractNumId w:val="991"/>
+  </w:num>
+  <w:num w:numId="1050">
     <w:abstractNumId w:val="991"/>
   </w:num>
 </w:numbering>

--- a/docs/iot-camera-printer-guide.docx
+++ b/docs/iot-camera-printer-guide.docx
@@ -8587,7 +8587,7 @@
         <w:rPr>
           <w:rFonts w:hint="eastAsia"/>
         </w:rPr>
-        <w:t xml:space="preserve">：事後閲覧方式とプレビュー確認方式を切り替えます（詳細は第6章）。加えて「回転」ボタンで写真の初期回転（0/90/180/270度、押すたびに時計回りへ90度ずつ進む）を設定できます。これは</w:t>
+        <w:t xml:space="preserve">：事後閲覧方式・プレビュー確認方式・自動俳句印刷モードの3種類を切り替えます（詳細は第6章、俳句生成については8.4節）。加えて「回転」ボタンで写真の初期回転（0/90/180/270度、押すたびに時計回りへ90度ずつ進む）を設定できます。これは</w:t>
       </w:r>
       <w:r>
         <w:rPr>
@@ -10214,7 +10214,7 @@
         <w:rPr>
           <w:rFonts w:hint="eastAsia"/>
         </w:rPr>
-        <w:t xml:space="preserve">設定タブの「M5StickV印刷モード」カードで、受信した写真の扱いを2種類から選べます（この設定もATOM</w:t>
+        <w:t xml:space="preserve">設定タブの「M5StickV設定」カードで、受信した写真の扱いを3種類から選べます（この設定もATOM</w:t>
       </w:r>
       <w:r>
         <w:t xml:space="preserve"> </w:t>
@@ -10274,40 +10274,48 @@
     </w:p>
     <w:p>
       <w:pPr>
-        <w:pStyle w:val="FirstParagraph"/>
-      </w:pPr>
-      <w:r>
-        <w:rPr>
-          <w:rFonts w:hint="eastAsia"/>
-        </w:rPr>
-        <w:t xml:space="preserve">どちらのモードでも、直近の1枚は常にATOM</w:t>
-      </w:r>
-      <w:r>
-        <w:t xml:space="preserve"> </w:t>
-      </w:r>
-      <w:r>
-        <w:rPr>
-          <w:rFonts w:hint="eastAsia"/>
-        </w:rPr>
-        <w:t xml:space="preserve">Lite側のRAMに保持されているため、「M5StickVカメラ」カードの「印刷」（確認待ちでなければ「もう一度印刷」というボタン表記になります）から</w:t>
-      </w:r>
+        <w:pStyle w:val="Compact"/>
+        <w:numPr>
+          <w:ilvl w:val="0"/>
+          <w:numId w:val="1030"/>
+        </w:numPr>
+      </w:pPr>
       <w:r>
         <w:rPr>
           <w:rFonts w:hint="eastAsia"/>
           <w:b/>
           <w:bCs/>
         </w:rPr>
-        <w:t xml:space="preserve">何度でも再印刷</w:t>
-      </w:r>
-      <w:r>
-        <w:t xml:space="preserve">できます。さらに、</w:t>
-      </w:r>
-      <w:r>
-        <w:rPr>
+        <w:t xml:space="preserve">自動俳句印刷モード</w:t>
+      </w:r>
+      <w:r>
+        <w:rPr>
+          <w:rFonts w:hint="eastAsia"/>
+        </w:rPr>
+        <w:t xml:space="preserve">：事後閲覧方式と同じく、写真を受信次第すぐに印刷します。</w:t>
+      </w:r>
+      <w:r>
+        <w:rPr>
+          <w:rFonts w:hint="eastAsia"/>
           <w:b/>
           <w:bCs/>
         </w:rPr>
-        <w:t xml:space="preserve">ATOM </w:t>
+        <w:t xml:space="preserve">それに加えて</w:t>
+      </w:r>
+      <w:r>
+        <w:rPr>
+          <w:rFonts w:hint="eastAsia"/>
+        </w:rPr>
+        <w:t xml:space="preserve">、m5webページを開いているブラウザが新しいフレームをポーリングで検知すると、自動的に俳句を生成し、それも印刷します（8.4節で詳しく説明します）。写真の印刷自体はATOM</w:t>
+      </w:r>
+      <w:r>
+        <w:t xml:space="preserve"> </w:t>
+      </w:r>
+      <w:r>
+        <w:rPr>
+          <w:rFonts w:hint="eastAsia"/>
+        </w:rPr>
+        <w:t xml:space="preserve">Lite単体で完結しますが、俳句の生成・印刷はブラウザ側の処理（OpenAIへのアクセスを含む）に依存するため、</w:t>
       </w:r>
       <w:r>
         <w:rPr>
@@ -10315,6 +10323,58 @@
           <w:b/>
           <w:bCs/>
         </w:rPr>
+        <w:t xml:space="preserve">m5webページを開いたブラウザが起動していないと俳句は作られません</w:t>
+      </w:r>
+      <w:r>
+        <w:rPr>
+          <w:rFonts w:hint="eastAsia"/>
+        </w:rPr>
+        <w:t xml:space="preserve">（写真だけは通常どおり印刷されます）。</w:t>
+      </w:r>
+    </w:p>
+    <w:p>
+      <w:pPr>
+        <w:pStyle w:val="FirstParagraph"/>
+      </w:pPr>
+      <w:r>
+        <w:rPr>
+          <w:rFonts w:hint="eastAsia"/>
+        </w:rPr>
+        <w:t xml:space="preserve">どのモードでも、直近の1枚は常にATOM</w:t>
+      </w:r>
+      <w:r>
+        <w:t xml:space="preserve"> </w:t>
+      </w:r>
+      <w:r>
+        <w:rPr>
+          <w:rFonts w:hint="eastAsia"/>
+        </w:rPr>
+        <w:t xml:space="preserve">Lite側のRAMに保持されているため、「M5StickVカメラ」カードの「印刷」（確認待ちでなければ「もう一度印刷」というボタン表記になります）から</w:t>
+      </w:r>
+      <w:r>
+        <w:rPr>
+          <w:rFonts w:hint="eastAsia"/>
+          <w:b/>
+          <w:bCs/>
+        </w:rPr>
+        <w:t xml:space="preserve">何度でも再印刷</w:t>
+      </w:r>
+      <w:r>
+        <w:t xml:space="preserve">できます。さらに、</w:t>
+      </w:r>
+      <w:r>
+        <w:rPr>
+          <w:b/>
+          <w:bCs/>
+        </w:rPr>
+        <w:t xml:space="preserve">ATOM </w:t>
+      </w:r>
+      <w:r>
+        <w:rPr>
+          <w:rFonts w:hint="eastAsia"/>
+          <w:b/>
+          <w:bCs/>
+        </w:rPr>
         <w:t xml:space="preserve">Lite本体のボタンを短く押す</w:t>
       </w:r>
       <w:r>
@@ -10341,7 +10401,7 @@
         <w:rPr>
           <w:rFonts w:hint="eastAsia"/>
         </w:rPr>
-        <w:t xml:space="preserve">どちらのモードでも、フレーム全体（ディザリング後の1bppビットマップ）をATOM</w:t>
+        <w:t xml:space="preserve">どのモードでも、フレーム全体（ディザリング後の1bppビットマップ）をATOM</w:t>
       </w:r>
       <w:r>
         <w:t xml:space="preserve"> </w:t>
@@ -12924,13 +12984,28 @@
               <w:t xml:space="preserve">auto</w:t>
             </w:r>
             <w:r>
-              <w:t xml:space="preserve">または</w:t>
+              <w:rPr>
+                <w:rFonts w:hint="eastAsia"/>
+              </w:rPr>
+              <w:t xml:space="preserve">／</w:t>
             </w:r>
             <w:r>
               <w:rPr>
                 <w:rStyle w:val="VerbatimChar"/>
               </w:rPr>
               <w:t xml:space="preserve">preview</w:t>
+            </w:r>
+            <w:r>
+              <w:rPr>
+                <w:rFonts w:hint="eastAsia"/>
+              </w:rPr>
+              <w:t xml:space="preserve">／</w:t>
+            </w:r>
+            <w:r>
+              <w:rPr>
+                <w:rStyle w:val="VerbatimChar"/>
+              </w:rPr>
+              <w:t xml:space="preserve">autoHaiku</w:t>
             </w:r>
             <w:r>
               <w:rPr>
@@ -15680,6 +15755,114 @@
           <w:rFonts w:hint="eastAsia"/>
         </w:rPr>
         <w:t xml:space="preserve">）で指定しています。OpenAI側でモデルが廃止・変更された場合は、ここを書き換えてください。</w:t>
+      </w:r>
+    </w:p>
+    <w:p>
+      <w:pPr>
+        <w:pStyle w:val="BodyText"/>
+      </w:pPr>
+      <w:r>
+        <w:rPr>
+          <w:rFonts w:hint="eastAsia"/>
+          <w:b/>
+          <w:bCs/>
+        </w:rPr>
+        <w:t xml:space="preserve">自動俳句印刷モード</w:t>
+      </w:r>
+      <w:r>
+        <w:rPr>
+          <w:rFonts w:hint="eastAsia"/>
+        </w:rPr>
+        <w:t xml:space="preserve">（6.7節）を使うと、ここまで説明した「俳句を作る」「俳句プリント」の2ステップを、M5StickVで撮影するたびに自動で実行できます。仕組みとしては新しいAPIを何も追加しておらず、</w:t>
+      </w:r>
+      <w:r>
+        <w:rPr>
+          <w:rStyle w:val="VerbatimChar"/>
+        </w:rPr>
+        <w:t xml:space="preserve">data/index.html</w:t>
+      </w:r>
+      <w:r>
+        <w:t xml:space="preserve">の</w:t>
+      </w:r>
+      <w:r>
+        <w:rPr>
+          <w:rStyle w:val="VerbatimChar"/>
+        </w:rPr>
+        <w:t xml:space="preserve">runAutoHaiku()</w:t>
+      </w:r>
+      <w:r>
+        <w:rPr>
+          <w:rFonts w:hint="eastAsia"/>
+        </w:rPr>
+        <w:t xml:space="preserve">が、写真確認の定期ポーリング（</w:t>
+      </w:r>
+      <w:r>
+        <w:rPr>
+          <w:rStyle w:val="VerbatimChar"/>
+        </w:rPr>
+        <w:t xml:space="preserve">refreshCameraStatus()</w:t>
+      </w:r>
+      <w:r>
+        <w:rPr>
+          <w:rFonts w:hint="eastAsia"/>
+        </w:rPr>
+        <w:t xml:space="preserve">、3秒おき）の中で「モードが</w:t>
+      </w:r>
+      <w:r>
+        <w:rPr>
+          <w:rStyle w:val="VerbatimChar"/>
+        </w:rPr>
+        <w:t xml:space="preserve">autoHaiku</w:t>
+      </w:r>
+      <w:r>
+        <w:rPr>
+          <w:rFonts w:hint="eastAsia"/>
+        </w:rPr>
+        <w:t xml:space="preserve">で、かつ新しいフレームが届いた」ことを検知するたびに、これまで説明した</w:t>
+      </w:r>
+      <w:r>
+        <w:rPr>
+          <w:rStyle w:val="VerbatimChar"/>
+        </w:rPr>
+        <w:t xml:space="preserve">requestHaiku()</w:t>
+      </w:r>
+      <w:r>
+        <w:t xml:space="preserve">→</w:t>
+      </w:r>
+      <w:r>
+        <w:rPr>
+          <w:rStyle w:val="VerbatimChar"/>
+        </w:rPr>
+        <w:t xml:space="preserve">printHaikuFromText()</w:t>
+      </w:r>
+      <w:r>
+        <w:rPr>
+          <w:rFonts w:hint="eastAsia"/>
+        </w:rPr>
+        <w:t xml:space="preserve">の関数を順番に呼び出しているだけです。裏を返せば、</w:t>
+      </w:r>
+      <w:r>
+        <w:rPr>
+          <w:rFonts w:hint="eastAsia"/>
+          <w:b/>
+          <w:bCs/>
+        </w:rPr>
+        <w:t xml:space="preserve">この自動化はブラウザのJavaScriptが担っている</w:t>
+      </w:r>
+      <w:r>
+        <w:rPr>
+          <w:rFonts w:hint="eastAsia"/>
+        </w:rPr>
+        <w:t xml:space="preserve">ため、m5webページを開いたタブが無ければ何も起きません（写真自体はATOM</w:t>
+      </w:r>
+      <w:r>
+        <w:t xml:space="preserve"> </w:t>
+      </w:r>
+      <w:r>
+        <w:rPr>
+          <w:rFonts w:hint="eastAsia"/>
+        </w:rPr>
+        <w:t xml:space="preserve">Lite単体で自動印刷されるので、そちらは通常どおり動きます）。連写のように短時間で次の写真が届くと、前の俳句生成がまだ実行中の場合はその回の俳句生成をスキップする、という単純な仕組みで多重実行を避けています（凝ったキューは組んでいません）。</w:t>
       </w:r>
     </w:p>
     <w:p>

--- a/docs/iot-camera-printer-guide.docx
+++ b/docs/iot-camera-printer-guide.docx
@@ -2,40 +2,6 @@
 <file path=word/document.xml><?xml version="1.0" encoding="utf-8"?>
 <w:document xmlns:w="http://schemas.openxmlformats.org/wordprocessingml/2006/main" xmlns:m="http://schemas.openxmlformats.org/officeDocument/2006/math" xmlns:r="http://schemas.openxmlformats.org/officeDocument/2006/relationships" xmlns:o="urn:schemas-microsoft-com:office:office" xmlns:v="urn:schemas-microsoft-com:vml" xmlns:w10="urn:schemas-microsoft-com:office:word" xmlns:a="http://schemas.openxmlformats.org/drawingml/2006/main" xmlns:pic="http://schemas.openxmlformats.org/drawingml/2006/picture" xmlns:wp="http://schemas.openxmlformats.org/drawingml/2006/wordprocessingDrawing">
   <w:body>
-    <w:p>
-      <w:pPr>
-        <w:pStyle w:val="Title"/>
-      </w:pPr>
-      <w:r>
-        <w:rPr>
-          <w:rFonts w:hint="eastAsia"/>
-        </w:rPr>
-        <w:t xml:space="preserve">M5Stackで始める</w:t>
-      </w:r>
-      <w:r>
-        <w:t xml:space="preserve"> IoTカメラ &amp; プリンター </w:t>
-      </w:r>
-      <w:r>
-        <w:rPr>
-          <w:rFonts w:hint="eastAsia"/>
-        </w:rPr>
-        <w:t xml:space="preserve">電子工作超入門</w:t>
-      </w:r>
-    </w:p>
-    <w:p>
-      <w:pPr>
-        <w:pStyle w:val="Subtitle"/>
-      </w:pPr>
-      <w:r>
-        <w:t xml:space="preserve">ATOM Printer × M5StickV × </w:t>
-      </w:r>
-      <w:r>
-        <w:rPr>
-          <w:rFonts w:hint="eastAsia"/>
-        </w:rPr>
-        <w:t xml:space="preserve">M5Paperで作る、AIカメラと感熱印刷のしくみ</w:t>
-      </w:r>
-    </w:p>
     <w:sdt>
       <w:sdtPr>
         <w:docPartObj>
@@ -55,14 +21,58 @@
         <w:p>
           <w:r>
             <w:fldChar w:fldCharType="begin" w:dirty="true"/>
-            <w:instrText xml:space="preserve">TOC \o "1-3" \h \z \u</w:instrText>
+            <w:instrText xml:space="preserve">TOC \o "1-2" \h \z \u</w:instrText>
             <w:fldChar w:fldCharType="separate"/>
             <w:fldChar w:fldCharType="end"/>
           </w:r>
         </w:p>
       </w:sdtContent>
     </w:sdt>
-    <w:bookmarkStart w:id="12" w:name="はじめに"/>
+    <w:bookmarkStart w:id="88" w:name="m5stackで始める-iotカメラ-プリンター-電子工作超入門"/>
+    <w:p>
+      <w:pPr>
+        <w:pStyle w:val="Heading1"/>
+      </w:pPr>
+      <w:r>
+        <w:rPr>
+          <w:rFonts w:hint="eastAsia"/>
+        </w:rPr>
+        <w:t xml:space="preserve">M5Stackで始める</w:t>
+      </w:r>
+      <w:r>
+        <w:t xml:space="preserve"> IoTカメラ &amp; プリンター </w:t>
+      </w:r>
+      <w:r>
+        <w:rPr>
+          <w:rFonts w:hint="eastAsia"/>
+        </w:rPr>
+        <w:t xml:space="preserve">電子工作超入門</w:t>
+      </w:r>
+    </w:p>
+    <w:bookmarkStart w:id="9" w:name="X13aa4e3afba791ed1b27c72f52f69d5036984f4"/>
+    <w:p>
+      <w:pPr>
+        <w:pStyle w:val="Heading3"/>
+      </w:pPr>
+      <w:r>
+        <w:t xml:space="preserve">ATOM Printer × M5StickV × </w:t>
+      </w:r>
+      <w:r>
+        <w:rPr>
+          <w:rFonts w:hint="eastAsia"/>
+        </w:rPr>
+        <w:t xml:space="preserve">M5Paperで作る、AIカメラと感熱印刷のしくみ</w:t>
+      </w:r>
+    </w:p>
+    <w:p>
+      <w:r>
+        <w:pict>
+          <v:rect style="width:0;height:1.5pt" o:hralign="center" o:hrstd="t" o:hr="t"/>
+        </w:pict>
+      </w:r>
+    </w:p>
+    <w:bookmarkEnd w:id="9"/>
+    <w:bookmarkStart w:id="13" w:name="はじめに"/>
     <w:p>
       <w:pPr>
         <w:pStyle w:val="Heading2"/>
@@ -227,7 +237,7 @@
         <w:t xml:space="preserve">これは架空の説明ではなく、本書が題材にしている実際のオープンソースプロジェクト「m5web」の仕様に基づいています。ファームウェアのソースコードも、配線も、通信プロトコルも、すべて実在するものです。本書を読み終える頃には、あなたの手元にも同じものが（あるいはあなた自身のアイデアを加えた発展版が）動いているはずです。</w:t>
       </w:r>
     </w:p>
-    <w:bookmarkStart w:id="9" w:name="本書の対象読者"/>
+    <w:bookmarkStart w:id="10" w:name="本書の対象読者"/>
     <w:p>
       <w:pPr>
         <w:pStyle w:val="Heading3"/>
@@ -313,8 +323,8 @@
         <w:t xml:space="preserve">電子工作もプログラミングも「はじめて」という方でも読み進められるよう、第1章では前提知識をゼロから説明します。すでに詳しい方は第1章を読み飛ばして第2章から読んでも構いません。</w:t>
       </w:r>
     </w:p>
-    <w:bookmarkEnd w:id="9"/>
-    <w:bookmarkStart w:id="10" w:name="本書で扱わないこと"/>
+    <w:bookmarkEnd w:id="10"/>
+    <w:bookmarkStart w:id="11" w:name="本書で扱わないこと"/>
     <w:p>
       <w:pPr>
         <w:pStyle w:val="Heading3"/>
@@ -356,8 +366,8 @@
         <w:t xml:space="preserve">C++・Pythonそのものの文法入門（コードは掲載しますが、初歩的な文法解説は最小限にとどめます）</w:t>
       </w:r>
     </w:p>
-    <w:bookmarkEnd w:id="10"/>
-    <w:bookmarkStart w:id="11" w:name="完成すると何ができるか"/>
+    <w:bookmarkEnd w:id="11"/>
+    <w:bookmarkStart w:id="12" w:name="完成すると何ができるか"/>
     <w:p>
       <w:pPr>
         <w:pStyle w:val="Heading3"/>
@@ -599,9 +609,9 @@
         </w:pict>
       </w:r>
     </w:p>
-    <w:bookmarkEnd w:id="11"/>
     <w:bookmarkEnd w:id="12"/>
-    <w:bookmarkStart w:id="18" w:name="第1章-iotの基礎知識"/>
+    <w:bookmarkEnd w:id="13"/>
+    <w:bookmarkStart w:id="19" w:name="第1章-iotの基礎知識"/>
     <w:p>
       <w:pPr>
         <w:pStyle w:val="Heading2"/>
@@ -622,7 +632,7 @@
         <w:t xml:space="preserve">IoTの基礎知識</w:t>
       </w:r>
     </w:p>
-    <w:bookmarkStart w:id="13" w:name="iotとは何か"/>
+    <w:bookmarkStart w:id="14" w:name="iotとは何か"/>
     <w:p>
       <w:pPr>
         <w:pStyle w:val="Heading3"/>
@@ -759,8 +769,8 @@
         <w:t xml:space="preserve">からです。</w:t>
       </w:r>
     </w:p>
-    <w:bookmarkEnd w:id="13"/>
-    <w:bookmarkStart w:id="14" w:name="マイコンとコンピューターの違い"/>
+    <w:bookmarkEnd w:id="14"/>
+    <w:bookmarkStart w:id="15" w:name="マイコンとコンピューターの違い"/>
     <w:p>
       <w:pPr>
         <w:pStyle w:val="Heading3"/>
@@ -1107,8 +1117,8 @@
         <w:t xml:space="preserve">という関数を電源が切れるまでずっと繰り返します。これは後の章で実際のコードを見ながら確認します。</w:t>
       </w:r>
     </w:p>
-    <w:bookmarkEnd w:id="14"/>
-    <w:bookmarkStart w:id="15" w:name="通信方式のミニ辞典"/>
+    <w:bookmarkEnd w:id="15"/>
+    <w:bookmarkStart w:id="16" w:name="通信方式のミニ辞典"/>
     <w:p>
       <w:pPr>
         <w:pStyle w:val="Heading3"/>
@@ -1232,8 +1242,8 @@
         <w:t xml:space="preserve">Liteは、内部にごく小さなWebサーバーを持っており、iPhoneのブラウザやM5Paperからの「この写真をちょうだい（GETリクエスト）」「これを印刷して（POSTリクエスト）」といった要求に応答します。この「Webサーバーとしてのマイコン」という考え方が、本書のキモになる部分です。</w:t>
       </w:r>
     </w:p>
-    <w:bookmarkEnd w:id="15"/>
-    <w:bookmarkStart w:id="16" w:name="なぜこの3台なのか"/>
+    <w:bookmarkEnd w:id="16"/>
+    <w:bookmarkStart w:id="17" w:name="なぜこの3台なのか"/>
     <w:p>
       <w:pPr>
         <w:pStyle w:val="Heading3"/>
@@ -1366,8 +1376,8 @@
         <w:t xml:space="preserve">Liteが中心（ハブ）となり、M5StickVからはUARTで、iPhoneやM5PaperからはWi-Fi経由のHTTPで、それぞれ接続する構成になっています。</w:t>
       </w:r>
     </w:p>
-    <w:bookmarkEnd w:id="16"/>
-    <w:bookmarkStart w:id="17" w:name="本書のシステム全体を図で理解する"/>
+    <w:bookmarkEnd w:id="17"/>
+    <w:bookmarkStart w:id="18" w:name="本書のシステム全体を図で理解する"/>
     <w:p>
       <w:pPr>
         <w:pStyle w:val="Heading3"/>
@@ -1743,9 +1753,9 @@
         </w:pict>
       </w:r>
     </w:p>
-    <w:bookmarkEnd w:id="17"/>
     <w:bookmarkEnd w:id="18"/>
-    <w:bookmarkStart w:id="22" w:name="第2章-プロジェクトの全体像"/>
+    <w:bookmarkEnd w:id="19"/>
+    <w:bookmarkStart w:id="23" w:name="第2章-プロジェクトの全体像"/>
     <w:p>
       <w:pPr>
         <w:pStyle w:val="Heading2"/>
@@ -1766,7 +1776,7 @@
         <w:t xml:space="preserve">プロジェクトの全体像</w:t>
       </w:r>
     </w:p>
-    <w:bookmarkStart w:id="19" w:name="完成品のユーザー体験を先に確認する"/>
+    <w:bookmarkStart w:id="20" w:name="完成品のユーザー体験を先に確認する"/>
     <w:p>
       <w:pPr>
         <w:pStyle w:val="Heading3"/>
@@ -2103,8 +2113,8 @@
         <w:t xml:space="preserve">Liteの仕組みを共有しているという点が、このプロジェクトの設計の面白さです。</w:t>
       </w:r>
     </w:p>
-    <w:bookmarkEnd w:id="19"/>
-    <w:bookmarkStart w:id="20" w:name="プロジェクトを構成するソフトウェアの全体地図"/>
+    <w:bookmarkEnd w:id="20"/>
+    <w:bookmarkStart w:id="21" w:name="プロジェクトを構成するソフトウェアの全体地図"/>
     <w:p>
       <w:pPr>
         <w:pStyle w:val="Heading3"/>
@@ -2466,8 +2476,8 @@
         <w:t xml:space="preserve">Lite内蔵のフラッシュメモリ（LittleFS）が非力なため、依存ライブラリを増やしたくないという設計判断です。</w:t>
       </w:r>
     </w:p>
-    <w:bookmarkEnd w:id="20"/>
-    <w:bookmarkStart w:id="21" w:name="atom-lite中心というアーキテクチャの利点"/>
+    <w:bookmarkEnd w:id="21"/>
+    <w:bookmarkStart w:id="22" w:name="atom-lite中心というアーキテクチャの利点"/>
     <w:p>
       <w:pPr>
         <w:pStyle w:val="Heading3"/>
@@ -2644,9 +2654,9 @@
         </w:pict>
       </w:r>
     </w:p>
-    <w:bookmarkEnd w:id="21"/>
     <w:bookmarkEnd w:id="22"/>
-    <w:bookmarkStart w:id="28" w:name="第3章-使用デバイスの解説"/>
+    <w:bookmarkEnd w:id="23"/>
+    <w:bookmarkStart w:id="29" w:name="第3章-使用デバイスの解説"/>
     <w:p>
       <w:pPr>
         <w:pStyle w:val="Heading2"/>
@@ -2667,7 +2677,7 @@
         <w:t xml:space="preserve">使用デバイスの解説</w:t>
       </w:r>
     </w:p>
-    <w:bookmarkStart w:id="23" w:name="m5stackとは製品ラインナップ"/>
+    <w:bookmarkStart w:id="24" w:name="m5stackとは製品ラインナップ"/>
     <w:p>
       <w:pPr>
         <w:pStyle w:val="Heading3"/>
@@ -3347,8 +3357,8 @@
         <w:t xml:space="preserve">IDEの開発環境構築でも、この点に改めて触れます。</w:t>
       </w:r>
     </w:p>
-    <w:bookmarkEnd w:id="23"/>
-    <w:bookmarkStart w:id="24" w:name="atom-printer-kitatom-lite-58mm感熱プリンター"/>
+    <w:bookmarkEnd w:id="24"/>
+    <w:bookmarkStart w:id="25" w:name="atom-printer-kitatom-lite-58mm感熱プリンター"/>
     <w:p>
       <w:pPr>
         <w:pStyle w:val="Heading3"/>
@@ -3766,8 +3776,8 @@
         <w:t xml:space="preserve">）を前提に解説します。</w:t>
       </w:r>
     </w:p>
-    <w:bookmarkEnd w:id="24"/>
-    <w:bookmarkStart w:id="25" w:name="m5stickvkendryte-k210搭載aiカメラ"/>
+    <w:bookmarkEnd w:id="25"/>
+    <w:bookmarkStart w:id="26" w:name="m5stickvkendryte-k210搭載aiカメラ"/>
     <w:p>
       <w:pPr>
         <w:pStyle w:val="Heading3"/>
@@ -4203,8 +4213,8 @@
         <w:t xml:space="preserve">K210は高性能なAIチップですが、MicroPythonが自由に使えるヒープメモリ（プログラムが動的に確保できる作業用メモリ）は非常に限られています。本書の第6章で詳しく扱いますが、「384×512ピクセル程度の画像バッファを1つ作っただけでメモリ不足になる」という制約が、実際のプログラム設計に大きな影響を与えています。小型AIカメラを使いこなす上で、こうしたメモリ制約への対処は避けて通れないテーマです。</w:t>
       </w:r>
     </w:p>
-    <w:bookmarkEnd w:id="25"/>
-    <w:bookmarkStart w:id="26" w:name="m5papercolor電子ペーパー端末"/>
+    <w:bookmarkEnd w:id="26"/>
+    <w:bookmarkStart w:id="27" w:name="m5papercolor電子ペーパー端末"/>
     <w:p>
       <w:pPr>
         <w:pStyle w:val="Heading3"/>
@@ -4535,8 +4545,8 @@
         <w:t xml:space="preserve">Blanchon氏）の3つを使用します。</w:t>
       </w:r>
     </w:p>
-    <w:bookmarkEnd w:id="26"/>
-    <w:bookmarkStart w:id="27" w:name="部品リストのまとめ"/>
+    <w:bookmarkEnd w:id="27"/>
+    <w:bookmarkStart w:id="28" w:name="部品リストのまとめ"/>
     <w:p>
       <w:pPr>
         <w:pStyle w:val="Heading3"/>
@@ -4751,9 +4761,9 @@
         </w:pict>
       </w:r>
     </w:p>
-    <w:bookmarkEnd w:id="27"/>
     <w:bookmarkEnd w:id="28"/>
-    <w:bookmarkStart w:id="37" w:name="第4章-開発環境を準備する"/>
+    <w:bookmarkEnd w:id="29"/>
+    <w:bookmarkStart w:id="38" w:name="第4章-開発環境を準備する"/>
     <w:p>
       <w:pPr>
         <w:pStyle w:val="Heading2"/>
@@ -4907,7 +4917,7 @@
         </w:tc>
       </w:tr>
     </w:tbl>
-    <w:bookmarkStart w:id="30" w:name="platformioのセットアップatom-lite用推奨"/>
+    <w:bookmarkStart w:id="31" w:name="platformioのセットアップatom-lite用推奨"/>
     <w:p>
       <w:pPr>
         <w:pStyle w:val="Heading3"/>
@@ -4985,7 +4995,7 @@
           <w:numId w:val="1013"/>
         </w:numPr>
       </w:pPr>
-      <w:hyperlink r:id="rId29">
+      <w:hyperlink r:id="rId30">
         <w:r>
           <w:rPr>
             <w:rStyle w:val="Hyperlink"/>
@@ -5291,8 +5301,8 @@
         <w:t xml:space="preserve">missing」という表示になってしまいます。両方を必ずセットで実行する習慣をつけましょう。</w:t>
       </w:r>
     </w:p>
-    <w:bookmarkEnd w:id="30"/>
-    <w:bookmarkStart w:id="33" w:name="m5stackシリーズをarduino-ideで利用するための設定方法"/>
+    <w:bookmarkEnd w:id="31"/>
+    <w:bookmarkStart w:id="34" w:name="m5stackシリーズをarduino-ideで利用するための設定方法"/>
     <w:p>
       <w:pPr>
         <w:pStyle w:val="Heading3"/>
@@ -5395,7 +5405,7 @@
       <w:pPr>
         <w:pStyle w:val="BodyText"/>
       </w:pPr>
-      <w:hyperlink r:id="rId31">
+      <w:hyperlink r:id="rId32">
         <w:r>
           <w:rPr>
             <w:rStyle w:val="Hyperlink"/>
@@ -6875,7 +6885,7 @@
         </w:rPr>
         <w:t xml:space="preserve">2.x系では</w:t>
       </w:r>
-      <w:hyperlink r:id="rId32">
+      <w:hyperlink r:id="rId33">
         <w:r>
           <w:rPr>
             <w:rStyle w:val="Hyperlink"/>
@@ -7153,8 +7163,8 @@
         <w:t xml:space="preserve">：esp32ボードパッケージのバージョンと、インストールしたM5Stack公式ライブラリのバージョンの組み合わせが対応していない可能性があります。ライブラリのGitHubリポジトリのREADMEやリリースノートで、動作確認済みのesp32パッケージバージョンを確認してください。</w:t>
       </w:r>
     </w:p>
-    <w:bookmarkEnd w:id="33"/>
-    <w:bookmarkStart w:id="35" w:name="maixpy-ideのセットアップm5stickv用"/>
+    <w:bookmarkEnd w:id="34"/>
+    <w:bookmarkStart w:id="36" w:name="maixpy-ideのセットアップm5stickv用"/>
     <w:p>
       <w:pPr>
         <w:pStyle w:val="Heading3"/>
@@ -7201,7 +7211,7 @@
           <w:numId w:val="1015"/>
         </w:numPr>
       </w:pPr>
-      <w:hyperlink r:id="rId34">
+      <w:hyperlink r:id="rId35">
         <w:r>
           <w:rPr>
             <w:rStyle w:val="Hyperlink"/>
@@ -7302,8 +7312,8 @@
         <w:t xml:space="preserve">として保存するという流れになります。</w:t>
       </w:r>
     </w:p>
-    <w:bookmarkEnd w:id="35"/>
-    <w:bookmarkStart w:id="36" w:name="開発環境準備のチェックリスト"/>
+    <w:bookmarkEnd w:id="36"/>
+    <w:bookmarkStart w:id="37" w:name="開発環境準備のチェックリスト"/>
     <w:p>
       <w:pPr>
         <w:pStyle w:val="Heading3"/>
@@ -7461,9 +7471,9 @@
         </w:pict>
       </w:r>
     </w:p>
-    <w:bookmarkEnd w:id="36"/>
     <w:bookmarkEnd w:id="37"/>
-    <w:bookmarkStart w:id="42" w:name="第5章-atom-printer-kitを組み立てる"/>
+    <w:bookmarkEnd w:id="38"/>
+    <w:bookmarkStart w:id="43" w:name="第5章-atom-printer-kitを組み立てる"/>
     <w:p>
       <w:pPr>
         <w:pStyle w:val="Heading2"/>
@@ -7504,7 +7514,7 @@
         <w:t xml:space="preserve">Kitのセットアップを行います。この章が終わると、iPhoneのブラウザから写真をアップロードして印刷できる、単体でも動くシステムが完成します。</w:t>
       </w:r>
     </w:p>
-    <w:bookmarkStart w:id="38" w:name="配線を確認する"/>
+    <w:bookmarkStart w:id="39" w:name="配線を確認する"/>
     <w:p>
       <w:pPr>
         <w:pStyle w:val="Heading3"/>
@@ -7686,8 +7696,8 @@
         <w:t xml:space="preserve">Lite本体へのUSB給電と、プリンターへのDC12V給電は別系統です。両方が入って初めて印刷可能な状態になります。</w:t>
       </w:r>
     </w:p>
-    <w:bookmarkEnd w:id="38"/>
-    <w:bookmarkStart w:id="39" w:name="ファームウェアを書き込む"/>
+    <w:bookmarkEnd w:id="39"/>
+    <w:bookmarkStart w:id="40" w:name="ファームウェアを書き込む"/>
     <w:p>
       <w:pPr>
         <w:pStyle w:val="Heading3"/>
@@ -7904,8 +7914,8 @@
         <w:t xml:space="preserve">フォルダの内容をLittleFSへアップロードします。</w:t>
       </w:r>
     </w:p>
-    <w:bookmarkEnd w:id="39"/>
-    <w:bookmarkStart w:id="40" w:name="初回のwi-fi設定"/>
+    <w:bookmarkEnd w:id="40"/>
+    <w:bookmarkStart w:id="41" w:name="初回のwi-fi設定"/>
     <w:p>
       <w:pPr>
         <w:pStyle w:val="Heading3"/>
@@ -8172,8 +8182,8 @@
         <w:t xml:space="preserve">Lite本体のボタンを5秒以上長押しすると、保存済みのWi-Fi設定が消去されて再起動し、再びアクセスポイントモードに戻ります。接続済みの状態から別のネットワークへ切り替えたいだけであれば、リセットせずに、後述する設定タブの「Wi-Fi設定」カードから変更できます。</w:t>
       </w:r>
     </w:p>
-    <w:bookmarkEnd w:id="40"/>
-    <w:bookmarkStart w:id="41" w:name="web-uim5webページの使い方"/>
+    <w:bookmarkEnd w:id="41"/>
+    <w:bookmarkStart w:id="42" w:name="web-uim5webページの使い方"/>
     <w:p>
       <w:pPr>
         <w:pStyle w:val="Heading3"/>
@@ -8753,9 +8763,9 @@
         </w:pict>
       </w:r>
     </w:p>
-    <w:bookmarkEnd w:id="41"/>
     <w:bookmarkEnd w:id="42"/>
-    <w:bookmarkStart w:id="53" w:name="第6章-m5stickvカメラ連携を構築する"/>
+    <w:bookmarkEnd w:id="43"/>
+    <w:bookmarkStart w:id="54" w:name="第6章-m5stickvカメラ連携を構築する"/>
     <w:p>
       <w:pPr>
         <w:pStyle w:val="Heading2"/>
@@ -8819,7 +8829,7 @@
         <w:t xml:space="preserve">で実現されています。</w:t>
       </w:r>
     </w:p>
-    <w:bookmarkStart w:id="43" w:name="配線"/>
+    <w:bookmarkStart w:id="44" w:name="配線"/>
     <w:p>
       <w:pPr>
         <w:pStyle w:val="Heading3"/>
@@ -9069,8 +9079,8 @@
         </w:tc>
       </w:tr>
     </w:tbl>
-    <w:bookmarkEnd w:id="43"/>
-    <w:bookmarkStart w:id="44" w:name="m5stickv側スクリプトの書き込み"/>
+    <w:bookmarkEnd w:id="44"/>
+    <w:bookmarkStart w:id="45" w:name="m5stickv側スクリプトの書き込み"/>
     <w:p>
       <w:pPr>
         <w:pStyle w:val="Heading3"/>
@@ -9296,8 +9306,8 @@
         <w:t xml:space="preserve">です（通常のファームウェア書き込みだけで対応済みです）。</w:t>
       </w:r>
     </w:p>
-    <w:bookmarkEnd w:id="44"/>
-    <w:bookmarkStart w:id="45" w:name="撮影の流れとledの合図"/>
+    <w:bookmarkEnd w:id="45"/>
+    <w:bookmarkStart w:id="46" w:name="撮影の流れとledの合図"/>
     <w:p>
       <w:pPr>
         <w:pStyle w:val="Heading3"/>
@@ -9533,8 +9543,8 @@
         <w:t xml:space="preserve">ファイルが見つからない・読み込めないといった状況でもエラーで処理を止めることはなく、無音のまま撮影・送信が続行されます。</w:t>
       </w:r>
     </w:p>
-    <w:bookmarkEnd w:id="45"/>
-    <w:bookmarkStart w:id="46" w:name="カメラの向きの補正"/>
+    <w:bookmarkEnd w:id="46"/>
+    <w:bookmarkStart w:id="47" w:name="カメラの向きの補正"/>
     <w:p>
       <w:pPr>
         <w:pStyle w:val="Heading3"/>
@@ -9820,8 +9830,8 @@
         <w:t xml:space="preserve">内の座標変換式を直接書き換えます。式の導出根拠は関数のdocstringに記載されています。</w:t>
       </w:r>
     </w:p>
-    <w:bookmarkEnd w:id="46"/>
-    <w:bookmarkStart w:id="47" w:name="顔検出のしくみ"/>
+    <w:bookmarkEnd w:id="47"/>
+    <w:bookmarkStart w:id="48" w:name="顔検出のしくみ"/>
     <w:p>
       <w:pPr>
         <w:pStyle w:val="Heading3"/>
@@ -10003,8 +10013,8 @@
         <w:t xml:space="preserve">現時点では顔以外の判定（物体分類など）は実装されていませんが、K210のKPU機能を使った物体分類モデルを追加すれば、同じラベル欄に乗せる形で拡張できる設計になっています。</w:t>
       </w:r>
     </w:p>
-    <w:bookmarkEnd w:id="47"/>
-    <w:bookmarkStart w:id="48" w:name="印刷時のキャプション時刻検出ラベル"/>
+    <w:bookmarkEnd w:id="48"/>
+    <w:bookmarkStart w:id="49" w:name="印刷時のキャプション時刻検出ラベル"/>
     <w:p>
       <w:pPr>
         <w:pStyle w:val="Heading3"/>
@@ -10190,8 +10200,8 @@
         <w:t xml:space="preserve">画像の高さがキャプション帯（18ドット）以下という極端に小さい写真の場合は、キャプション自体が省略されます。</w:t>
       </w:r>
     </w:p>
-    <w:bookmarkEnd w:id="48"/>
-    <w:bookmarkStart w:id="49" w:name="web上での確認印刷モード"/>
+    <w:bookmarkEnd w:id="49"/>
+    <w:bookmarkStart w:id="50" w:name="web上での確認印刷モード"/>
     <w:p>
       <w:pPr>
         <w:pStyle w:val="Heading3"/>
@@ -10473,8 +10483,8 @@
         <w:t xml:space="preserve">、M5StickV側から届いたグレースケール画像をディザリング変換する前に適用されます。既に受信・表示中の1枚には遡って反映されません。</w:t>
       </w:r>
     </w:p>
-    <w:bookmarkEnd w:id="49"/>
-    <w:bookmarkStart w:id="50" w:name="atom-lite本体のrgb-ledによる状態表示"/>
+    <w:bookmarkEnd w:id="50"/>
+    <w:bookmarkStart w:id="51" w:name="atom-lite本体のrgb-ledによる状態表示"/>
     <w:p>
       <w:pPr>
         <w:pStyle w:val="Heading3"/>
@@ -10653,8 +10663,8 @@
         <w:t xml:space="preserve">Lite本体のLEDを見るだけで「再印刷できる写真がある」「確認待ちの写真がある」という状態を把握できます。</w:t>
       </w:r>
     </w:p>
-    <w:bookmarkEnd w:id="50"/>
-    <w:bookmarkStart w:id="51" w:name="通信プロトコルの詳細"/>
+    <w:bookmarkEnd w:id="51"/>
+    <w:bookmarkStart w:id="52" w:name="通信プロトコルの詳細"/>
     <w:p>
       <w:pPr>
         <w:pStyle w:val="Heading3"/>
@@ -10907,8 +10917,8 @@
         <w:t xml:space="preserve">このプロトコル設計を読み解くと、「未検証のデータを不用意に印刷してしまわない」という安全性への配慮が随所に見られます。</w:t>
       </w:r>
     </w:p>
-    <w:bookmarkEnd w:id="51"/>
-    <w:bookmarkStart w:id="52" w:name="既知の注意点"/>
+    <w:bookmarkEnd w:id="52"/>
+    <w:bookmarkStart w:id="53" w:name="既知の注意点"/>
     <w:p>
       <w:pPr>
         <w:pStyle w:val="Heading3"/>
@@ -11346,9 +11356,9 @@
         </w:pict>
       </w:r>
     </w:p>
-    <w:bookmarkEnd w:id="52"/>
     <w:bookmarkEnd w:id="53"/>
-    <w:bookmarkStart w:id="58" w:name="第7章-m5papercolorで写真を確認印刷する"/>
+    <w:bookmarkEnd w:id="54"/>
+    <w:bookmarkStart w:id="59" w:name="第7章-m5papercolorで写真を確認印刷する"/>
     <w:p>
       <w:pPr>
         <w:pStyle w:val="Heading2"/>
@@ -11380,7 +11390,7 @@
         <w:t xml:space="preserve">本章では、iPhoneのブラウザを使わずに、M5PaperColor単体でギャラリー（M5StickVカメラ撮影・アップロード両方の保存履歴）を確認・印刷できるようにします。</w:t>
       </w:r>
     </w:p>
-    <w:bookmarkStart w:id="54" w:name="m5papercolorの役割"/>
+    <w:bookmarkStart w:id="55" w:name="m5papercolorの役割"/>
     <w:p>
       <w:pPr>
         <w:pStyle w:val="Heading3"/>
@@ -11510,8 +11520,8 @@
         <w:t xml:space="preserve">Lite側を変更せずに新しい入り口を増やせる――が実際に体現されています。</w:t>
       </w:r>
     </w:p>
-    <w:bookmarkEnd w:id="54"/>
-    <w:bookmarkStart w:id="55" w:name="導入手順"/>
+    <w:bookmarkEnd w:id="55"/>
+    <w:bookmarkStart w:id="56" w:name="導入手順"/>
     <w:p>
       <w:pPr>
         <w:pStyle w:val="Heading3"/>
@@ -11758,8 +11768,8 @@
         <w:t xml:space="preserve">Liteと同じWi-Fiネットワークを選んでパスワードを入力すると、本機のAPは終了して指定したネットワークにクライアントとして参加します。設定はNVSに保存され、次回起動時から自動的にそのネットワークへ接続します。</w:t>
       </w:r>
     </w:p>
-    <w:bookmarkEnd w:id="55"/>
-    <w:bookmarkStart w:id="56" w:name="使い方"/>
+    <w:bookmarkEnd w:id="56"/>
+    <w:bookmarkStart w:id="57" w:name="使い方"/>
     <w:p>
       <w:pPr>
         <w:pStyle w:val="Heading3"/>
@@ -11925,8 +11935,8 @@
         <w:t xml:space="preserve">Lite本体のNVSに保存され、M5PaperColor側は5秒おきにこの設定自体を確認しているため、M5PaperColorを再起動しなくても切り替えがすぐに反映されます。いずれの方式でも、選択中の写真は（新しい写真が増えて順番がずれても）IDで追跡され続けます。フラッシュ本体からの削除は現状m5webページ側でのみ行えます。</w:t>
       </w:r>
     </w:p>
-    <w:bookmarkEnd w:id="56"/>
-    <w:bookmarkStart w:id="57" w:name="既知の注意点-1"/>
+    <w:bookmarkEnd w:id="57"/>
+    <w:bookmarkStart w:id="58" w:name="既知の注意点-1"/>
     <w:p>
       <w:pPr>
         <w:pStyle w:val="Heading3"/>
@@ -12165,9 +12175,9 @@
         </w:pict>
       </w:r>
     </w:p>
-    <w:bookmarkEnd w:id="57"/>
     <w:bookmarkEnd w:id="58"/>
-    <w:bookmarkStart w:id="64" w:name="第8章-プログラムから使うweb-api"/>
+    <w:bookmarkEnd w:id="59"/>
+    <w:bookmarkStart w:id="65" w:name="第8章-プログラムから使うweb-api"/>
     <w:p>
       <w:pPr>
         <w:pStyle w:val="Heading2"/>
@@ -12253,7 +12263,7 @@
         <w:t xml:space="preserve">（またはIPアドレス）です。</w:t>
       </w:r>
     </w:p>
-    <w:bookmarkStart w:id="59" w:name="apiリファレンス"/>
+    <w:bookmarkStart w:id="60" w:name="apiリファレンス"/>
     <w:p>
       <w:pPr>
         <w:pStyle w:val="Heading3"/>
@@ -13670,7 +13680,19 @@
               <w:rPr>
                 <w:rFonts w:hint="eastAsia"/>
               </w:rPr>
-              <w:t xml:space="preserve">、キー自体は返さない）</w:t>
+              <w:t xml:space="preserve">、設定済みなら</w:t>
+            </w:r>
+            <w:r>
+              <w:rPr>
+                <w:rStyle w:val="VerbatimChar"/>
+              </w:rPr>
+              <w:t xml:space="preserve">apiKey</w:t>
+            </w:r>
+            <w:r>
+              <w:rPr>
+                <w:rFonts w:hint="eastAsia"/>
+              </w:rPr>
+              <w:t xml:space="preserve">にキー本体も含む——ブラウザが直接OpenAIへ通信するため）</w:t>
             </w:r>
           </w:p>
         </w:tc>
@@ -13731,86 +13753,9 @@
           </w:p>
         </w:tc>
       </w:tr>
-      <w:tr>
-        <w:tc>
-          <w:tcPr/>
-          <w:p>
-            <w:pPr>
-              <w:pStyle w:val="Compact"/>
-            </w:pPr>
-            <w:r>
-              <w:t xml:space="preserve">POST</w:t>
-            </w:r>
-          </w:p>
-        </w:tc>
-        <w:tc>
-          <w:tcPr/>
-          <w:p>
-            <w:pPr>
-              <w:pStyle w:val="Compact"/>
-            </w:pPr>
-            <w:r>
-              <w:rPr>
-                <w:rStyle w:val="VerbatimChar"/>
-              </w:rPr>
-              <w:t xml:space="preserve">/api/haiku</w:t>
-            </w:r>
-          </w:p>
-        </w:tc>
-        <w:tc>
-          <w:tcPr/>
-          <w:p>
-            <w:pPr>
-              <w:pStyle w:val="Compact"/>
-            </w:pPr>
-            <w:r>
-              <w:rPr>
-                <w:rStyle w:val="VerbatimChar"/>
-              </w:rPr>
-              <w:t xml:space="preserve">image</w:t>
-            </w:r>
-            <w:r>
-              <w:rPr>
-                <w:rFonts w:hint="eastAsia"/>
-              </w:rPr>
-              <w:t xml:space="preserve">（form,</w:t>
-            </w:r>
-            <w:r>
-              <w:t xml:space="preserve"> data </w:t>
-            </w:r>
-            <w:r>
-              <w:rPr>
-                <w:rFonts w:hint="eastAsia"/>
-              </w:rPr>
-              <w:t xml:space="preserve">URLのprefixを除いたbase64</w:t>
-            </w:r>
-            <w:r>
-              <w:t xml:space="preserve"> </w:t>
-            </w:r>
-            <w:r>
-              <w:rPr>
-                <w:rFonts w:hint="eastAsia"/>
-              </w:rPr>
-              <w:t xml:space="preserve">PNG）から俳句を生成してJSON（</w:t>
-            </w:r>
-            <w:r>
-              <w:rPr>
-                <w:rStyle w:val="VerbatimChar"/>
-              </w:rPr>
-              <w:t xml:space="preserve">haiku</w:t>
-            </w:r>
-            <w:r>
-              <w:rPr>
-                <w:rFonts w:hint="eastAsia"/>
-              </w:rPr>
-              <w:t xml:space="preserve">）で返す</w:t>
-            </w:r>
-          </w:p>
-        </w:tc>
-      </w:tr>
     </w:tbl>
-    <w:bookmarkEnd w:id="59"/>
-    <w:bookmarkStart w:id="60" w:name="curlでの基本操作"/>
+    <w:bookmarkEnd w:id="60"/>
+    <w:bookmarkStart w:id="61" w:name="curlでの基本操作"/>
     <w:p>
       <w:pPr>
         <w:pStyle w:val="Heading3"/>
@@ -14112,8 +14057,8 @@
         <w:t xml:space="preserve">/api/status"</w:t>
       </w:r>
     </w:p>
-    <w:bookmarkEnd w:id="60"/>
-    <w:bookmarkStart w:id="61" w:name="pythonから画像を印刷する"/>
+    <w:bookmarkEnd w:id="61"/>
+    <w:bookmarkStart w:id="62" w:name="pythonから画像を印刷する"/>
     <w:p>
       <w:pPr>
         <w:pStyle w:val="Heading3"/>
@@ -15139,8 +15084,8 @@
         <w:t xml:space="preserve">このAPIを応用すれば、例えば「定期的に天気予報を取得して印刷する」「チャットボットの返答を印刷する」といった、写真以外の自動化にも展開できます。</w:t>
       </w:r>
     </w:p>
-    <w:bookmarkEnd w:id="61"/>
-    <w:bookmarkStart w:id="63" w:name="俳句生成openai連携"/>
+    <w:bookmarkEnd w:id="62"/>
+    <w:bookmarkStart w:id="64" w:name="俳句生成openai連携"/>
     <w:p>
       <w:pPr>
         <w:pStyle w:val="Heading3"/>
@@ -15176,16 +15121,19 @@
           <w:b/>
           <w:bCs/>
         </w:rPr>
-        <w:t xml:space="preserve">画像処理はすべてブラウザ側で完結します。</w:t>
+        <w:t xml:space="preserve">OpenAIへのリクエストはブラウザから直接送ります。</w:t>
       </w:r>
       <w:r>
         <w:t xml:space="preserve"> </w:t>
       </w:r>
       <w:r>
-        <w:rPr>
-          <w:rFonts w:hint="eastAsia"/>
-        </w:rPr>
-        <w:t xml:space="preserve">どちらの写真も、ブラウザは既にプレビュー用の</w:t>
+        <w:t xml:space="preserve">ATOM </w:t>
+      </w:r>
+      <w:r>
+        <w:rPr>
+          <w:rFonts w:hint="eastAsia"/>
+        </w:rPr>
+        <w:t xml:space="preserve">Liteは中継しません。どちらの写真も、ブラウザは既にプレビュー用の</w:t>
       </w:r>
       <w:r>
         <w:rPr>
@@ -15197,7 +15145,31 @@
         <w:rPr>
           <w:rFonts w:hint="eastAsia"/>
         </w:rPr>
-        <w:t xml:space="preserve">に描画済み（M5StickVカメラは1bppビットマップの展開、写真アップロードはディザリング後のプレビュー）なので、「俳句を作る」ボタンを押すとその</w:t>
+        <w:t xml:space="preserve">に描画済み（M5StickVカメラは1bppビットマップの展開、写真アップロードはディザリング後のプレビュー）なので、「俳句を作る」ボタンを押すとまず</w:t>
+      </w:r>
+      <w:r>
+        <w:rPr>
+          <w:rStyle w:val="VerbatimChar"/>
+        </w:rPr>
+        <w:t xml:space="preserve">GET /api/openai/settings</w:t>
+      </w:r>
+      <w:r>
+        <w:t xml:space="preserve">でATOM LiteからOpenAI </w:t>
+      </w:r>
+      <w:r>
+        <w:rPr>
+          <w:rFonts w:hint="eastAsia"/>
+        </w:rPr>
+        <w:t xml:space="preserve">APIキーを取得し、その</w:t>
+      </w:r>
+      <w:r>
+        <w:rPr>
+          <w:rStyle w:val="VerbatimChar"/>
+        </w:rPr>
+        <w:t xml:space="preserve">&lt;canvas&gt;</w:t>
+      </w:r>
+      <w:r>
+        <w:t xml:space="preserve">を</w:t>
       </w:r>
       <w:r>
         <w:rPr>
@@ -15209,7 +15181,49 @@
         <w:rPr>
           <w:rFonts w:hint="eastAsia"/>
         </w:rPr>
-        <w:t xml:space="preserve">をそのままOpenAIへ送る画像として使います。ATOM</w:t>
+        <w:t xml:space="preserve">した画像とともに、ブラウザから直接</w:t>
+      </w:r>
+      <w:r>
+        <w:rPr>
+          <w:rStyle w:val="VerbatimChar"/>
+        </w:rPr>
+        <w:t xml:space="preserve">https://api.openai.com/v1/chat/completions</w:t>
+      </w:r>
+      <w:r>
+        <w:t xml:space="preserve">へ</w:t>
+      </w:r>
+      <w:r>
+        <w:rPr>
+          <w:rStyle w:val="VerbatimChar"/>
+        </w:rPr>
+        <w:t xml:space="preserve">fetch()</w:t>
+      </w:r>
+      <w:r>
+        <w:rPr>
+          <w:rFonts w:hint="eastAsia"/>
+        </w:rPr>
+        <w:t xml:space="preserve">します（</w:t>
+      </w:r>
+      <w:r>
+        <w:rPr>
+          <w:rStyle w:val="VerbatimChar"/>
+        </w:rPr>
+        <w:t xml:space="preserve">data/index.html</w:t>
+      </w:r>
+      <w:r>
+        <w:t xml:space="preserve">の</w:t>
+      </w:r>
+      <w:r>
+        <w:rPr>
+          <w:rStyle w:val="VerbatimChar"/>
+        </w:rPr>
+        <w:t xml:space="preserve">generateHaikuFromCanvas()</w:t>
+      </w:r>
+      <w:r>
+        <w:rPr>
+          <w:rFonts w:hint="eastAsia"/>
+        </w:rPr>
+        <w:t xml:space="preserve">）。ATOM</w:t>
       </w:r>
       <w:r>
         <w:t xml:space="preserve"> </w:t>
@@ -15218,28 +15232,153 @@
         <w:rPr>
           <w:rFonts w:hint="eastAsia"/>
         </w:rPr>
-        <w:t xml:space="preserve">Lite側で新たに画像を作り直したり、PNGエンコードし直したりする処理は一切ありません——これも、第2章で触れた「重い画像処理はブラウザに任せ、ATOM</w:t>
-      </w:r>
-      <w:r>
-        <w:t xml:space="preserve"> </w:t>
-      </w:r>
-      <w:r>
-        <w:rPr>
-          <w:rFonts w:hint="eastAsia"/>
-        </w:rPr>
-        <w:t xml:space="preserve">Liteは軽量なままにする」という設計方針の延長です。</w:t>
-      </w:r>
-    </w:p>
-    <w:p>
-      <w:pPr>
-        <w:pStyle w:val="BodyText"/>
-      </w:pPr>
-      <w:r>
-        <w:rPr>
+        <w:t xml:space="preserve">Lite側にOpenAIと通信するコードは一切ありません。</w:t>
+      </w:r>
+    </w:p>
+    <w:p>
+      <w:pPr>
+        <w:pStyle w:val="SourceCode"/>
+      </w:pPr>
+      <w:r>
+        <w:rPr>
+          <w:rStyle w:val="VerbatimChar"/>
+        </w:rPr>
+        <w:t xml:space="preserve">ブラウザ                          ATOM Lite              OpenAI</w:t>
+      </w:r>
+      <w:r>
+        <w:br/>
+      </w:r>
+      <w:r>
+        <w:rPr>
+          <w:rStyle w:val="VerbatimChar"/>
+        </w:rPr>
+        <w:t xml:space="preserve">   │  GET /api/openai/settings      │                        │</w:t>
+      </w:r>
+      <w:r>
+        <w:br/>
+      </w:r>
+      <w:r>
+        <w:rPr>
+          <w:rStyle w:val="VerbatimChar"/>
+        </w:rPr>
+        <w:t xml:space="preserve">   │────────────────────────────────▶│                        │</w:t>
+      </w:r>
+      <w:r>
+        <w:br/>
+      </w:r>
+      <w:r>
+        <w:rPr>
+          <w:rStyle w:val="VerbatimChar"/>
+        </w:rPr>
+        <w:t xml:space="preserve">   │◀───{"apiKey":"..."}────────────│                        │</w:t>
+      </w:r>
+      <w:r>
+        <w:br/>
+      </w:r>
+      <w:r>
+        <w:rPr>
+          <w:rStyle w:val="VerbatimChar"/>
+        </w:rPr>
+        <w:t xml:space="preserve">   │                                                          │</w:t>
+      </w:r>
+      <w:r>
+        <w:br/>
+      </w:r>
+      <w:r>
+        <w:rPr>
+          <w:rStyle w:val="VerbatimChar"/>
+        </w:rPr>
+        <w:t xml:space="preserve">   │  canvas.toDataURL()                                      │</w:t>
+      </w:r>
+      <w:r>
+        <w:br/>
+      </w:r>
+      <w:r>
+        <w:rPr>
+          <w:rStyle w:val="VerbatimChar"/>
+        </w:rPr>
+        <w:t xml:space="preserve">   │  Bearer &lt;APIキー&gt; でHTTPS </w:t>
+      </w:r>
+      <w:r>
+        <w:rPr>
+          <w:rStyle w:val="VerbatimChar"/>
+          <w:rFonts w:hint="eastAsia"/>
+        </w:rPr>
+        <w:t xml:space="preserve">POST（fetch直接）──────────────▶│</w:t>
+      </w:r>
+      <w:r>
+        <w:br/>
+      </w:r>
+      <w:r>
+        <w:rPr>
+          <w:rStyle w:val="VerbatimChar"/>
+        </w:rPr>
+        <w:t xml:space="preserve">   </w:t>
+      </w:r>
+      <w:r>
+        <w:rPr>
+          <w:rStyle w:val="VerbatimChar"/>
+          <w:rFonts w:hint="eastAsia"/>
+        </w:rPr>
+        <w:t xml:space="preserve">│◀───俳句（JSON）───────────────────────────────────────────│</w:t>
+      </w:r>
+    </w:p>
+    <w:p>
+      <w:pPr>
+        <w:pStyle w:val="FirstParagraph"/>
+      </w:pPr>
+      <w:r>
+        <w:rPr>
+          <w:rFonts w:hint="eastAsia"/>
           <w:b/>
           <w:bCs/>
         </w:rPr>
-        <w:t xml:space="preserve">OpenAIへのリクエストはATOM </w:t>
+        <w:t xml:space="preserve">この設計になった経緯</w:t>
+      </w:r>
+      <w:r>
+        <w:rPr>
+          <w:rFonts w:hint="eastAsia"/>
+        </w:rPr>
+        <w:t xml:space="preserve">：当初はATOM</w:t>
+      </w:r>
+      <w:r>
+        <w:t xml:space="preserve"> </w:t>
+      </w:r>
+      <w:r>
+        <w:rPr>
+          <w:rFonts w:hint="eastAsia"/>
+        </w:rPr>
+        <w:t xml:space="preserve">Lite側（</w:t>
+      </w:r>
+      <w:r>
+        <w:rPr>
+          <w:rStyle w:val="VerbatimChar"/>
+        </w:rPr>
+        <w:t xml:space="preserve">src/openai.cpp</w:t>
+      </w:r>
+      <w:r>
+        <w:rPr>
+          <w:rFonts w:hint="eastAsia"/>
+        </w:rPr>
+        <w:t xml:space="preserve">）でOpenAIとのHTTPS通信を中継する実装でした。しかしATOM</w:t>
+      </w:r>
+      <w:r>
+        <w:t xml:space="preserve"> </w:t>
+      </w:r>
+      <w:r>
+        <w:rPr>
+          <w:rFonts w:hint="eastAsia"/>
+        </w:rPr>
+        <w:t xml:space="preserve">Lite（ESP32</w:t>
+      </w:r>
+      <w:r>
+        <w:t xml:space="preserve"> </w:t>
+      </w:r>
+      <w:r>
+        <w:rPr>
+          <w:rFonts w:hint="eastAsia"/>
+        </w:rPr>
+        <w:t xml:space="preserve">PICO-D4、PSRAM無し）はWebServer・WiFi・M5StickVとのUART通信を同時にこなしながら、TLSハンドシェイクに必要な</w:t>
       </w:r>
       <w:r>
         <w:rPr>
@@ -15247,25 +15386,76 @@
           <w:b/>
           <w:bCs/>
         </w:rPr>
-        <w:t xml:space="preserve">Liteが中継します</w:t>
-      </w:r>
-      <w:r>
-        <w:rPr>
-          <w:rFonts w:hint="eastAsia"/>
-        </w:rPr>
-        <w:t xml:space="preserve">（</w:t>
-      </w:r>
-      <w:r>
-        <w:rPr>
-          <w:rStyle w:val="VerbatimChar"/>
-        </w:rPr>
-        <w:t xml:space="preserve">POST /api/haiku</w:t>
-      </w:r>
-      <w:r>
-        <w:rPr>
-          <w:rFonts w:hint="eastAsia"/>
-        </w:rPr>
-        <w:t xml:space="preserve">）。ブラウザはbase64エンコードされたPNGを送るだけで、実際にOpenAIのAPIキーを使ってHTTPSで通信するのはATOM</w:t>
+        <w:t xml:space="preserve">連続した空き領域</w:t>
+      </w:r>
+      <w:r>
+        <w:rPr>
+          <w:rFonts w:hint="eastAsia"/>
+        </w:rPr>
+        <w:t xml:space="preserve">のヒープを安定して確保できず、画像を小さくしても、接続タイムアウトを伸ばしても、OpenAIへの接続処理をリクエスト処理から</w:t>
+      </w:r>
+      <w:r>
+        <w:rPr>
+          <w:rStyle w:val="VerbatimChar"/>
+        </w:rPr>
+        <w:t xml:space="preserve">loop()</w:t>
+      </w:r>
+      <w:r>
+        <w:rPr>
+          <w:rFonts w:hint="eastAsia"/>
+        </w:rPr>
+        <w:t xml:space="preserve">側へ遅延させても、mbedTLSの失敗箇所（</w:t>
+      </w:r>
+      <w:r>
+        <w:rPr>
+          <w:rStyle w:val="VerbatimChar"/>
+        </w:rPr>
+        <w:t xml:space="preserve">X509 - Allocation of memory failed</w:t>
+      </w:r>
+      <w:r>
+        <w:t xml:space="preserve">→</w:t>
+      </w:r>
+      <w:r>
+        <w:rPr>
+          <w:rStyle w:val="VerbatimChar"/>
+        </w:rPr>
+        <w:t xml:space="preserve">PK - Memory allocation failed</w:t>
+      </w:r>
+      <w:r>
+        <w:t xml:space="preserve">→</w:t>
+      </w:r>
+      <w:r>
+        <w:rPr>
+          <w:rStyle w:val="VerbatimChar"/>
+        </w:rPr>
+        <w:t xml:space="preserve">SSL - Memory allocation failed</w:t>
+      </w:r>
+      <w:r>
+        <w:rPr>
+          <w:rFonts w:hint="eastAsia"/>
+        </w:rPr>
+        <w:t xml:space="preserve">と、対策のたびに失敗する場所だけが変わっていく）を解消できませんでした。ブラウザは同じ制約を受けないため、通信そのものをブラウザ側に移すことで解決しています。</w:t>
+      </w:r>
+      <w:r>
+        <w:rPr>
+          <w:b/>
+          <w:bCs/>
+        </w:rPr>
+        <w:t xml:space="preserve">トレードオフとして、OpenAI </w:t>
+      </w:r>
+      <w:r>
+        <w:rPr>
+          <w:rFonts w:hint="eastAsia"/>
+          <w:b/>
+          <w:bCs/>
+        </w:rPr>
+        <w:t xml:space="preserve">APIキーがブラウザ側（開発者ツールのネットワークタブなど）から見える状態になります</w:t>
+      </w:r>
+      <w:r>
+        <w:rPr>
+          <w:rFonts w:hint="eastAsia"/>
+        </w:rPr>
+        <w:t xml:space="preserve">——本プロジェクト全体の「同一LAN内の信頼できる利用者だけを想定し、認証は設けない」というセキュリティ方針の範囲内ではありますが、以前の「キーはATOM</w:t>
       </w:r>
       <w:r>
         <w:t xml:space="preserve"> </w:t>
@@ -15274,135 +15464,12 @@
         <w:rPr>
           <w:rFonts w:hint="eastAsia"/>
         </w:rPr>
-        <w:t xml:space="preserve">Lite側（</w:t>
-      </w:r>
-      <w:r>
-        <w:rPr>
-          <w:rStyle w:val="VerbatimChar"/>
-        </w:rPr>
-        <w:t xml:space="preserve">src/openai.cpp</w:t>
-      </w:r>
-      <w:r>
-        <w:rPr>
-          <w:rFonts w:hint="eastAsia"/>
-        </w:rPr>
-        <w:t xml:space="preserve">）です。ブラウザ側のJavaScriptやネットワークタブに、OpenAIのAPIキーが露出することはありません。</w:t>
-      </w:r>
-    </w:p>
-    <w:p>
-      <w:pPr>
-        <w:pStyle w:val="SourceCode"/>
-      </w:pPr>
-      <w:r>
-        <w:rPr>
-          <w:rStyle w:val="VerbatimChar"/>
-        </w:rPr>
-        <w:t xml:space="preserve">ブラウザ                    ATOM Lite                    OpenAI</w:t>
-      </w:r>
-      <w:r>
-        <w:br/>
-      </w:r>
-      <w:r>
-        <w:rPr>
-          <w:rStyle w:val="VerbatimChar"/>
-        </w:rPr>
-        <w:t xml:space="preserve">   │  canvas.toDataURL()      │                             │</w:t>
-      </w:r>
-      <w:r>
-        <w:br/>
-      </w:r>
-      <w:r>
-        <w:rPr>
-          <w:rStyle w:val="VerbatimChar"/>
-        </w:rPr>
-        <w:t xml:space="preserve">   </w:t>
-      </w:r>
-      <w:r>
-        <w:rPr>
-          <w:rStyle w:val="VerbatimChar"/>
-          <w:rFonts w:hint="eastAsia"/>
-        </w:rPr>
-        <w:t xml:space="preserve">│─────（base64</w:t>
-      </w:r>
-      <w:r>
-        <w:rPr>
-          <w:rStyle w:val="VerbatimChar"/>
-        </w:rPr>
-        <w:t xml:space="preserve"> </w:t>
-      </w:r>
-      <w:r>
-        <w:rPr>
-          <w:rStyle w:val="VerbatimChar"/>
-          <w:rFonts w:hint="eastAsia"/>
-        </w:rPr>
-        <w:t xml:space="preserve">PNG）──────▶│</w:t>
-      </w:r>
-      <w:r>
-        <w:rPr>
-          <w:rStyle w:val="VerbatimChar"/>
-        </w:rPr>
-        <w:t xml:space="preserve">                             │</w:t>
-      </w:r>
-      <w:r>
-        <w:br/>
-      </w:r>
-      <w:r>
-        <w:rPr>
-          <w:rStyle w:val="VerbatimChar"/>
-        </w:rPr>
-        <w:t xml:space="preserve">   │      POST /api/haiku     │  Bearer &lt;APIキー&gt; で        │</w:t>
-      </w:r>
-      <w:r>
-        <w:br/>
-      </w:r>
-      <w:r>
-        <w:rPr>
-          <w:rStyle w:val="VerbatimChar"/>
-        </w:rPr>
-        <w:t xml:space="preserve">   │                          │─────HTTPS POST────────────▶│</w:t>
-      </w:r>
-      <w:r>
-        <w:br/>
-      </w:r>
-      <w:r>
-        <w:rPr>
-          <w:rStyle w:val="VerbatimChar"/>
-        </w:rPr>
-        <w:t xml:space="preserve">   │                          </w:t>
-      </w:r>
-      <w:r>
-        <w:rPr>
-          <w:rStyle w:val="VerbatimChar"/>
-          <w:rFonts w:hint="eastAsia"/>
-        </w:rPr>
-        <w:t xml:space="preserve">│◀────俳句（JSON）───────────│</w:t>
-      </w:r>
-      <w:r>
-        <w:br/>
-      </w:r>
-      <w:r>
-        <w:rPr>
-          <w:rStyle w:val="VerbatimChar"/>
-        </w:rPr>
-        <w:t xml:space="preserve">   </w:t>
-      </w:r>
-      <w:r>
-        <w:rPr>
-          <w:rStyle w:val="VerbatimChar"/>
-          <w:rFonts w:hint="eastAsia"/>
-        </w:rPr>
-        <w:t xml:space="preserve">│◀────俳句（JSON）─────────│</w:t>
-      </w:r>
-      <w:r>
-        <w:rPr>
-          <w:rStyle w:val="VerbatimChar"/>
-        </w:rPr>
-        <w:t xml:space="preserve">                             │</w:t>
-      </w:r>
-    </w:p>
-    <w:p>
-      <w:pPr>
-        <w:pStyle w:val="FirstParagraph"/>
+        <w:t xml:space="preserve">Lite側にしか置かない」設計からの変更点として明記しておきます。</w:t>
+      </w:r>
+    </w:p>
+    <w:p>
+      <w:pPr>
+        <w:pStyle w:val="BodyText"/>
       </w:pPr>
       <w:r>
         <w:rPr>
@@ -15410,7 +15477,7 @@
         </w:rPr>
         <w:t xml:space="preserve">利用の前提として、設定タブの「OpenAI設定」カードでAPIキーを登録しておく必要があります（</w:t>
       </w:r>
-      <w:hyperlink r:id="rId62">
+      <w:hyperlink r:id="rId63">
         <w:r>
           <w:rPr>
             <w:rStyle w:val="Hyperlink"/>
@@ -15680,7 +15747,7 @@
         <w:rPr>
           <w:rFonts w:hint="eastAsia"/>
         </w:rPr>
-        <w:t xml:space="preserve">：ATOM</w:t>
+        <w:t xml:space="preserve">：前述の通りOpenAI</w:t>
       </w:r>
       <w:r>
         <w:t xml:space="preserve"> </w:t>
@@ -15689,19 +15756,7 @@
         <w:rPr>
           <w:rFonts w:hint="eastAsia"/>
         </w:rPr>
-        <w:t xml:space="preserve">LiteからOpenAIへのHTTPS通信は、証明書のピン留め・検証をしていません（</w:t>
-      </w:r>
-      <w:r>
-        <w:rPr>
-          <w:rStyle w:val="VerbatimChar"/>
-        </w:rPr>
-        <w:t xml:space="preserve">WiFiClientSecure::setInsecure()</w:t>
-      </w:r>
-      <w:r>
-        <w:rPr>
-          <w:rFonts w:hint="eastAsia"/>
-        </w:rPr>
-        <w:t xml:space="preserve">）。これは本プロジェクト全体が採用している「同一LAN内の信頼できる利用者だけを想定し、認証は設けない」という簡略化されたセキュリティ方針に合わせたもので、通信自体はTLSで暗号化されますが、サーバー証明書の検証は行いません。また、OpenAI</w:t>
+        <w:t xml:space="preserve">APIキーはブラウザ側から見える状態になります。これは本プロジェクト全体が採用している「同一LAN内の信頼できる利用者だけを想定し、認証は設けない」という簡略化されたセキュリティ方針に合わせたものです。ブラウザとOpenAI間のHTTPS通信自体はブラウザの標準的なTLS実装（証明書検証込み）が行うため、この点はATOM</w:t>
       </w:r>
       <w:r>
         <w:t xml:space="preserve"> </w:t>
@@ -15710,6 +15765,15 @@
         <w:rPr>
           <w:rFonts w:hint="eastAsia"/>
         </w:rPr>
+        <w:t xml:space="preserve">Lite中継版より強化されています。また、OpenAI</w:t>
+      </w:r>
+      <w:r>
+        <w:t xml:space="preserve"> </w:t>
+      </w:r>
+      <w:r>
+        <w:rPr>
+          <w:rFonts w:hint="eastAsia"/>
+        </w:rPr>
         <w:t xml:space="preserve">APIの利用には課金が発生する場合があります。</w:t>
       </w:r>
     </w:p>
@@ -15727,7 +15791,7 @@
         <w:rPr>
           <w:rStyle w:val="VerbatimChar"/>
         </w:rPr>
-        <w:t xml:space="preserve">src/openai.cpp</w:t>
+        <w:t xml:space="preserve">data/index.html</w:t>
       </w:r>
       <w:r>
         <w:t xml:space="preserve">の</w:t>
@@ -15736,7 +15800,7 @@
         <w:rPr>
           <w:rStyle w:val="VerbatimChar"/>
         </w:rPr>
-        <w:t xml:space="preserve">kModel</w:t>
+        <w:t xml:space="preserve">kHaikuModel</w:t>
       </w:r>
       <w:r>
         <w:rPr>
@@ -15872,9 +15936,9 @@
         </w:pict>
       </w:r>
     </w:p>
-    <w:bookmarkEnd w:id="63"/>
     <w:bookmarkEnd w:id="64"/>
-    <w:bookmarkStart w:id="68" w:name="第9章-印刷のしくみを覗く"/>
+    <w:bookmarkEnd w:id="65"/>
+    <w:bookmarkStart w:id="69" w:name="第9章-印刷のしくみを覗く"/>
     <w:p>
       <w:pPr>
         <w:pStyle w:val="Heading2"/>
@@ -15906,7 +15970,7 @@
         <w:t xml:space="preserve">ここまでの章で「印刷される」という結果は何度も登場しましたが、本章ではその裏側にある技術――白黒変換のアルゴリズムと、プリンターへの命令の送り方――を掘り下げます。</w:t>
       </w:r>
     </w:p>
-    <w:bookmarkStart w:id="65" w:name="誤差拡散floydsteinbergとは何か"/>
+    <w:bookmarkStart w:id="66" w:name="誤差拡散floydsteinbergとは何か"/>
     <w:p>
       <w:pPr>
         <w:pStyle w:val="Heading3"/>
@@ -16032,8 +16096,8 @@
         <w:t xml:space="preserve">する実装になっています。</w:t>
       </w:r>
     </w:p>
-    <w:bookmarkEnd w:id="65"/>
-    <w:bookmarkStart w:id="66" w:name="プリンターへの命令方式escpos風コマンド"/>
+    <w:bookmarkEnd w:id="66"/>
+    <w:bookmarkStart w:id="67" w:name="プリンターへの命令方式escpos風コマンド"/>
     <w:p>
       <w:pPr>
         <w:pStyle w:val="Heading3"/>
@@ -16141,8 +16205,8 @@
         <w:t xml:space="preserve">Lite側、QRコードの生成はプリンター側、という役割分担になっています。</w:t>
       </w:r>
     </w:p>
-    <w:bookmarkEnd w:id="66"/>
-    <w:bookmarkStart w:id="67" w:name="印刷サイズの制限"/>
+    <w:bookmarkEnd w:id="67"/>
+    <w:bookmarkStart w:id="68" w:name="印刷サイズの制限"/>
     <w:p>
       <w:pPr>
         <w:pStyle w:val="Heading3"/>
@@ -16241,9 +16305,9 @@
         </w:pict>
       </w:r>
     </w:p>
-    <w:bookmarkEnd w:id="67"/>
     <w:bookmarkEnd w:id="68"/>
-    <w:bookmarkStart w:id="76" w:name="第10章-トラブルシューティング"/>
+    <w:bookmarkEnd w:id="69"/>
+    <w:bookmarkStart w:id="77" w:name="第10章-トラブルシューティング"/>
     <w:p>
       <w:pPr>
         <w:pStyle w:val="Heading2"/>
@@ -16269,7 +16333,7 @@
         <w:t xml:space="preserve">実際に手を動かす中でよく遭遇するトラブルと、その対処法をまとめます。</w:t>
       </w:r>
     </w:p>
-    <w:bookmarkStart w:id="69" w:name="atom-liteが起動しない書き込みできない"/>
+    <w:bookmarkStart w:id="70" w:name="atom-liteが起動しない書き込みできない"/>
     <w:p>
       <w:pPr>
         <w:pStyle w:val="Heading3"/>
@@ -16353,8 +16417,8 @@
         <w:t xml:space="preserve">書き込み中にエラーが出る場合、ボード上のリセットボタンを押しながら書き込みを開始する、といった機種特有の作法が必要な場合があります。</w:t>
       </w:r>
     </w:p>
-    <w:bookmarkEnd w:id="69"/>
-    <w:bookmarkStart w:id="70" w:name="httpm5web.localにアクセスできない"/>
+    <w:bookmarkEnd w:id="70"/>
+    <w:bookmarkStart w:id="71" w:name="httpm5web.localにアクセスできない"/>
     <w:p>
       <w:pPr>
         <w:pStyle w:val="Heading3"/>
@@ -16477,8 +16541,8 @@
         <w:t xml:space="preserve">（またはLittleFSへのアップロード）を実行し忘れています。第5章の手順を再確認してください。</w:t>
       </w:r>
     </w:p>
-    <w:bookmarkEnd w:id="70"/>
-    <w:bookmarkStart w:id="71" w:name="プリンターが反応しない印刷ボタンを押しても何も起きない"/>
+    <w:bookmarkEnd w:id="71"/>
+    <w:bookmarkStart w:id="72" w:name="プリンターが反応しない印刷ボタンを押しても何も起きない"/>
     <w:p>
       <w:pPr>
         <w:pStyle w:val="Heading3"/>
@@ -16571,8 +16635,8 @@
         <w:t xml:space="preserve">UIを介さずに印刷できるか切り分けてみてください。</w:t>
       </w:r>
     </w:p>
-    <w:bookmarkEnd w:id="71"/>
-    <w:bookmarkStart w:id="72" w:name="m5stickvからatom-liteに写真が届かない"/>
+    <w:bookmarkEnd w:id="72"/>
+    <w:bookmarkStart w:id="73" w:name="m5stickvからatom-liteに写真が届かない"/>
     <w:p>
       <w:pPr>
         <w:pStyle w:val="Heading3"/>
@@ -16653,8 +16717,8 @@
         <w:t xml:space="preserve">IDEのシリアルコンソールで、M5StickV側のログにエラーが出ていないか確認してください。</w:t>
       </w:r>
     </w:p>
-    <w:bookmarkEnd w:id="72"/>
-    <w:bookmarkStart w:id="73" w:name="顔検出が効かないクラッシュする"/>
+    <w:bookmarkEnd w:id="73"/>
+    <w:bookmarkStart w:id="74" w:name="顔検出が効かないクラッシュする"/>
     <w:p>
       <w:pPr>
         <w:pStyle w:val="Heading3"/>
@@ -16759,8 +16823,8 @@
         <w:t xml:space="preserve">パラメータを調整してください。</w:t>
       </w:r>
     </w:p>
-    <w:bookmarkEnd w:id="73"/>
-    <w:bookmarkStart w:id="74" w:name="撮った写真の向きがおかしい"/>
+    <w:bookmarkEnd w:id="74"/>
+    <w:bookmarkStart w:id="75" w:name="撮った写真の向きがおかしい"/>
     <w:p>
       <w:pPr>
         <w:pStyle w:val="Heading3"/>
@@ -16844,8 +16908,8 @@
         <w:t xml:space="preserve">版のループへの切り替えを試してください。</w:t>
       </w:r>
     </w:p>
-    <w:bookmarkEnd w:id="74"/>
-    <w:bookmarkStart w:id="75" w:name="m5papercolorの画面が更新されないボタンが反応しない音が鳴らない"/>
+    <w:bookmarkEnd w:id="75"/>
+    <w:bookmarkStart w:id="76" w:name="m5papercolorの画面が更新されないボタンが反応しない音が鳴らない"/>
     <w:p>
       <w:pPr>
         <w:pStyle w:val="Heading3"/>
@@ -17047,9 +17111,9 @@
         </w:pict>
       </w:r>
     </w:p>
-    <w:bookmarkEnd w:id="75"/>
     <w:bookmarkEnd w:id="76"/>
-    <w:bookmarkStart w:id="81" w:name="第11章-発展カスタマイズのアイデア"/>
+    <w:bookmarkEnd w:id="77"/>
+    <w:bookmarkStart w:id="82" w:name="第11章-発展カスタマイズのアイデア"/>
     <w:p>
       <w:pPr>
         <w:pStyle w:val="Heading2"/>
@@ -17081,7 +17145,7 @@
         <w:t xml:space="preserve">基本のシステムが動くようになったら、次のような発展にも挑戦してみましょう。</w:t>
       </w:r>
     </w:p>
-    <w:bookmarkStart w:id="77" w:name="物体分類への拡張"/>
+    <w:bookmarkStart w:id="78" w:name="物体分類への拡張"/>
     <w:p>
       <w:pPr>
         <w:pStyle w:val="Heading3"/>
@@ -17107,8 +17171,8 @@
         <w:t xml:space="preserve">現在の顔検出のラベル機構は、「Face」という固定文字列を返す仕組みですが、設計としては任意の文字列ラベルを載せられるようになっています。K210のKPU（AI推論回路）を使った物体分類モデルを追加すれば、「Face」の代わりに「Cat」「Dog」「Cup」など、より多様なラベルを印刷キャプションに反映させることができます。</w:t>
       </w:r>
     </w:p>
-    <w:bookmarkEnd w:id="77"/>
-    <w:bookmarkStart w:id="78" w:name="印刷トリガーの多様化"/>
+    <w:bookmarkEnd w:id="78"/>
+    <w:bookmarkStart w:id="79" w:name="印刷トリガーの多様化"/>
     <w:p>
       <w:pPr>
         <w:pStyle w:val="Heading3"/>
@@ -17197,8 +17261,8 @@
         <w:t xml:space="preserve">別のセンサー（人感センサーなど）と組み合わせて、人が近づいたら自動撮影・印刷する</w:t>
       </w:r>
     </w:p>
-    <w:bookmarkEnd w:id="78"/>
-    <w:bookmarkStart w:id="79" w:name="セキュリティ面の強化"/>
+    <w:bookmarkEnd w:id="79"/>
+    <w:bookmarkStart w:id="80" w:name="セキュリティ面の強化"/>
     <w:p>
       <w:pPr>
         <w:pStyle w:val="Heading3"/>
@@ -17257,8 +17321,8 @@
         <w:t xml:space="preserve">APIには認証機構が無いため、外部に公開せず、あくまで信頼できる家庭内LANの範囲で使うことが前提です。</w:t>
       </w:r>
     </w:p>
-    <w:bookmarkEnd w:id="79"/>
-    <w:bookmarkStart w:id="80" w:name="印刷幅最大高さの変更"/>
+    <w:bookmarkEnd w:id="80"/>
+    <w:bookmarkStart w:id="81" w:name="印刷幅最大高さの変更"/>
     <w:p>
       <w:pPr>
         <w:pStyle w:val="Heading3"/>
@@ -17336,9 +17400,9 @@
         </w:pict>
       </w:r>
     </w:p>
-    <w:bookmarkEnd w:id="80"/>
     <w:bookmarkEnd w:id="81"/>
-    <w:bookmarkStart w:id="82" w:name="付録a-部品購入リストまとめ"/>
+    <w:bookmarkEnd w:id="82"/>
+    <w:bookmarkStart w:id="83" w:name="付録a-部品購入リストまとめ"/>
     <w:p>
       <w:pPr>
         <w:pStyle w:val="Heading2"/>
@@ -17620,8 +17684,8 @@
         </w:tc>
       </w:tr>
     </w:tbl>
-    <w:bookmarkEnd w:id="82"/>
-    <w:bookmarkStart w:id="83" w:name="付録b-用語集"/>
+    <w:bookmarkEnd w:id="83"/>
+    <w:bookmarkStart w:id="84" w:name="付録b-用語集"/>
     <w:p>
       <w:pPr>
         <w:pStyle w:val="Heading2"/>
@@ -18140,8 +18204,8 @@
         </w:tc>
       </w:tr>
     </w:tbl>
-    <w:bookmarkEnd w:id="83"/>
-    <w:bookmarkStart w:id="84" w:name="付録c-プロジェクトのソースコード構成"/>
+    <w:bookmarkEnd w:id="84"/>
+    <w:bookmarkStart w:id="85" w:name="付録c-プロジェクトのソースコード構成"/>
     <w:p>
       <w:pPr>
         <w:pStyle w:val="Heading2"/>
@@ -18536,8 +18600,8 @@
         <w:t xml:space="preserve">M5PaperColor用スケッチ</w:t>
       </w:r>
     </w:p>
-    <w:bookmarkEnd w:id="84"/>
-    <w:bookmarkStart w:id="85" w:name="付録d-参考文献リンク"/>
+    <w:bookmarkEnd w:id="85"/>
+    <w:bookmarkStart w:id="86" w:name="付録d-参考文献リンク"/>
     <w:p>
       <w:pPr>
         <w:pStyle w:val="Heading2"/>
@@ -18676,8 +18740,8 @@
         </w:pict>
       </w:r>
     </w:p>
-    <w:bookmarkEnd w:id="85"/>
-    <w:bookmarkStart w:id="86" w:name="おわりに"/>
+    <w:bookmarkEnd w:id="86"/>
+    <w:bookmarkStart w:id="87" w:name="おわりに"/>
     <w:p>
       <w:pPr>
         <w:pStyle w:val="Heading2"/>
@@ -18744,7 +18808,8 @@
         <w:t xml:space="preserve">あなたの手元で紙が印刷される、その最初の1枚を楽しみにしています。</w:t>
       </w:r>
     </w:p>
-    <w:bookmarkEnd w:id="86"/>
+    <w:bookmarkEnd w:id="87"/>
+    <w:bookmarkEnd w:id="88"/>
     <w:sectPr>
       <w:footnotePr>
         <w:numRestart w:val="eachSect"/>
@@ -19607,7 +19672,7 @@
         <w:rFonts w:asciiTheme="minorHAnsi" w:cstheme="minorBidi" w:eastAsiaTheme="minorEastAsia" w:hAnsiTheme="minorHAnsi"/>
         <w:sz w:val="24"/>
         <w:szCs w:val="24"/>
-        <w:lang w:bidi="ar-SA" w:eastAsia="ja" w:val="en-US"/>
+        <w:lang w:bidi="ar-SA" w:eastAsia="zh-CN" w:val="en-US"/>
       </w:rPr>
     </w:rPrDefault>
     <w:pPrDefault>

--- a/docs/iot-camera-printer-guide.docx
+++ b/docs/iot-camera-printer-guide.docx
@@ -2,6 +2,40 @@
 <file path=word/document.xml><?xml version="1.0" encoding="utf-8"?>
 <w:document xmlns:w="http://schemas.openxmlformats.org/wordprocessingml/2006/main" xmlns:m="http://schemas.openxmlformats.org/officeDocument/2006/math" xmlns:r="http://schemas.openxmlformats.org/officeDocument/2006/relationships" xmlns:o="urn:schemas-microsoft-com:office:office" xmlns:v="urn:schemas-microsoft-com:vml" xmlns:w10="urn:schemas-microsoft-com:office:word" xmlns:a="http://schemas.openxmlformats.org/drawingml/2006/main" xmlns:pic="http://schemas.openxmlformats.org/drawingml/2006/picture" xmlns:wp="http://schemas.openxmlformats.org/drawingml/2006/wordprocessingDrawing">
   <w:body>
+    <w:p>
+      <w:pPr>
+        <w:pStyle w:val="Title"/>
+      </w:pPr>
+      <w:r>
+        <w:rPr>
+          <w:rFonts w:hint="eastAsia"/>
+        </w:rPr>
+        <w:t xml:space="preserve">M5Stackで始める</w:t>
+      </w:r>
+      <w:r>
+        <w:t xml:space="preserve"> IoTカメラ &amp; プリンター </w:t>
+      </w:r>
+      <w:r>
+        <w:rPr>
+          <w:rFonts w:hint="eastAsia"/>
+        </w:rPr>
+        <w:t xml:space="preserve">電子工作超入門</w:t>
+      </w:r>
+    </w:p>
+    <w:p>
+      <w:pPr>
+        <w:pStyle w:val="Subtitle"/>
+      </w:pPr>
+      <w:r>
+        <w:t xml:space="preserve">ATOM Printer × M5StickV × </w:t>
+      </w:r>
+      <w:r>
+        <w:rPr>
+          <w:rFonts w:hint="eastAsia"/>
+        </w:rPr>
+        <w:t xml:space="preserve">M5Paperで作る、AIカメラと感熱印刷のしくみ</w:t>
+      </w:r>
+    </w:p>
     <w:sdt>
       <w:sdtPr>
         <w:docPartObj>
@@ -28,51 +62,7 @@
         </w:p>
       </w:sdtContent>
     </w:sdt>
-    <w:bookmarkStart w:id="88" w:name="m5stackで始める-iotカメラ-プリンター-電子工作超入門"/>
-    <w:p>
-      <w:pPr>
-        <w:pStyle w:val="Heading1"/>
-      </w:pPr>
-      <w:r>
-        <w:rPr>
-          <w:rFonts w:hint="eastAsia"/>
-        </w:rPr>
-        <w:t xml:space="preserve">M5Stackで始める</w:t>
-      </w:r>
-      <w:r>
-        <w:t xml:space="preserve"> IoTカメラ &amp; プリンター </w:t>
-      </w:r>
-      <w:r>
-        <w:rPr>
-          <w:rFonts w:hint="eastAsia"/>
-        </w:rPr>
-        <w:t xml:space="preserve">電子工作超入門</w:t>
-      </w:r>
-    </w:p>
-    <w:bookmarkStart w:id="9" w:name="X13aa4e3afba791ed1b27c72f52f69d5036984f4"/>
-    <w:p>
-      <w:pPr>
-        <w:pStyle w:val="Heading3"/>
-      </w:pPr>
-      <w:r>
-        <w:t xml:space="preserve">ATOM Printer × M5StickV × </w:t>
-      </w:r>
-      <w:r>
-        <w:rPr>
-          <w:rFonts w:hint="eastAsia"/>
-        </w:rPr>
-        <w:t xml:space="preserve">M5Paperで作る、AIカメラと感熱印刷のしくみ</w:t>
-      </w:r>
-    </w:p>
-    <w:p>
-      <w:r>
-        <w:pict>
-          <v:rect style="width:0;height:1.5pt" o:hralign="center" o:hrstd="t" o:hr="t"/>
-        </w:pict>
-      </w:r>
-    </w:p>
-    <w:bookmarkEnd w:id="9"/>
-    <w:bookmarkStart w:id="13" w:name="はじめに"/>
+    <w:bookmarkStart w:id="12" w:name="はじめに"/>
     <w:p>
       <w:pPr>
         <w:pStyle w:val="Heading2"/>
@@ -237,7 +227,7 @@
         <w:t xml:space="preserve">これは架空の説明ではなく、本書が題材にしている実際のオープンソースプロジェクト「m5web」の仕様に基づいています。ファームウェアのソースコードも、配線も、通信プロトコルも、すべて実在するものです。本書を読み終える頃には、あなたの手元にも同じものが（あるいはあなた自身のアイデアを加えた発展版が）動いているはずです。</w:t>
       </w:r>
     </w:p>
-    <w:bookmarkStart w:id="10" w:name="本書の対象読者"/>
+    <w:bookmarkStart w:id="9" w:name="本書の対象読者"/>
     <w:p>
       <w:pPr>
         <w:pStyle w:val="Heading3"/>
@@ -323,8 +313,8 @@
         <w:t xml:space="preserve">電子工作もプログラミングも「はじめて」という方でも読み進められるよう、第1章では前提知識をゼロから説明します。すでに詳しい方は第1章を読み飛ばして第2章から読んでも構いません。</w:t>
       </w:r>
     </w:p>
-    <w:bookmarkEnd w:id="10"/>
-    <w:bookmarkStart w:id="11" w:name="本書で扱わないこと"/>
+    <w:bookmarkEnd w:id="9"/>
+    <w:bookmarkStart w:id="10" w:name="本書で扱わないこと"/>
     <w:p>
       <w:pPr>
         <w:pStyle w:val="Heading3"/>
@@ -366,8 +356,8 @@
         <w:t xml:space="preserve">C++・Pythonそのものの文法入門（コードは掲載しますが、初歩的な文法解説は最小限にとどめます）</w:t>
       </w:r>
     </w:p>
-    <w:bookmarkEnd w:id="11"/>
-    <w:bookmarkStart w:id="12" w:name="完成すると何ができるか"/>
+    <w:bookmarkEnd w:id="10"/>
+    <w:bookmarkStart w:id="11" w:name="完成すると何ができるか"/>
     <w:p>
       <w:pPr>
         <w:pStyle w:val="Heading3"/>
@@ -609,9 +599,9 @@
         </w:pict>
       </w:r>
     </w:p>
+    <w:bookmarkEnd w:id="11"/>
     <w:bookmarkEnd w:id="12"/>
-    <w:bookmarkEnd w:id="13"/>
-    <w:bookmarkStart w:id="19" w:name="第1章-iotの基礎知識"/>
+    <w:bookmarkStart w:id="18" w:name="第1章-iotの基礎知識"/>
     <w:p>
       <w:pPr>
         <w:pStyle w:val="Heading2"/>
@@ -632,7 +622,7 @@
         <w:t xml:space="preserve">IoTの基礎知識</w:t>
       </w:r>
     </w:p>
-    <w:bookmarkStart w:id="14" w:name="iotとは何か"/>
+    <w:bookmarkStart w:id="13" w:name="iotとは何か"/>
     <w:p>
       <w:pPr>
         <w:pStyle w:val="Heading3"/>
@@ -769,8 +759,8 @@
         <w:t xml:space="preserve">からです。</w:t>
       </w:r>
     </w:p>
-    <w:bookmarkEnd w:id="14"/>
-    <w:bookmarkStart w:id="15" w:name="マイコンとコンピューターの違い"/>
+    <w:bookmarkEnd w:id="13"/>
+    <w:bookmarkStart w:id="14" w:name="マイコンとコンピューターの違い"/>
     <w:p>
       <w:pPr>
         <w:pStyle w:val="Heading3"/>
@@ -1117,8 +1107,8 @@
         <w:t xml:space="preserve">という関数を電源が切れるまでずっと繰り返します。これは後の章で実際のコードを見ながら確認します。</w:t>
       </w:r>
     </w:p>
-    <w:bookmarkEnd w:id="15"/>
-    <w:bookmarkStart w:id="16" w:name="通信方式のミニ辞典"/>
+    <w:bookmarkEnd w:id="14"/>
+    <w:bookmarkStart w:id="15" w:name="通信方式のミニ辞典"/>
     <w:p>
       <w:pPr>
         <w:pStyle w:val="Heading3"/>
@@ -1242,8 +1232,8 @@
         <w:t xml:space="preserve">Liteは、内部にごく小さなWebサーバーを持っており、iPhoneのブラウザやM5Paperからの「この写真をちょうだい（GETリクエスト）」「これを印刷して（POSTリクエスト）」といった要求に応答します。この「Webサーバーとしてのマイコン」という考え方が、本書のキモになる部分です。</w:t>
       </w:r>
     </w:p>
-    <w:bookmarkEnd w:id="16"/>
-    <w:bookmarkStart w:id="17" w:name="なぜこの3台なのか"/>
+    <w:bookmarkEnd w:id="15"/>
+    <w:bookmarkStart w:id="16" w:name="なぜこの3台なのか"/>
     <w:p>
       <w:pPr>
         <w:pStyle w:val="Heading3"/>
@@ -1376,8 +1366,8 @@
         <w:t xml:space="preserve">Liteが中心（ハブ）となり、M5StickVからはUARTで、iPhoneやM5PaperからはWi-Fi経由のHTTPで、それぞれ接続する構成になっています。</w:t>
       </w:r>
     </w:p>
-    <w:bookmarkEnd w:id="17"/>
-    <w:bookmarkStart w:id="18" w:name="本書のシステム全体を図で理解する"/>
+    <w:bookmarkEnd w:id="16"/>
+    <w:bookmarkStart w:id="17" w:name="本書のシステム全体を図で理解する"/>
     <w:p>
       <w:pPr>
         <w:pStyle w:val="Heading3"/>
@@ -1753,9 +1743,9 @@
         </w:pict>
       </w:r>
     </w:p>
+    <w:bookmarkEnd w:id="17"/>
     <w:bookmarkEnd w:id="18"/>
-    <w:bookmarkEnd w:id="19"/>
-    <w:bookmarkStart w:id="23" w:name="第2章-プロジェクトの全体像"/>
+    <w:bookmarkStart w:id="22" w:name="第2章-プロジェクトの全体像"/>
     <w:p>
       <w:pPr>
         <w:pStyle w:val="Heading2"/>
@@ -1776,7 +1766,7 @@
         <w:t xml:space="preserve">プロジェクトの全体像</w:t>
       </w:r>
     </w:p>
-    <w:bookmarkStart w:id="20" w:name="完成品のユーザー体験を先に確認する"/>
+    <w:bookmarkStart w:id="19" w:name="完成品のユーザー体験を先に確認する"/>
     <w:p>
       <w:pPr>
         <w:pStyle w:val="Heading3"/>
@@ -2113,8 +2103,8 @@
         <w:t xml:space="preserve">Liteの仕組みを共有しているという点が、このプロジェクトの設計の面白さです。</w:t>
       </w:r>
     </w:p>
-    <w:bookmarkEnd w:id="20"/>
-    <w:bookmarkStart w:id="21" w:name="プロジェクトを構成するソフトウェアの全体地図"/>
+    <w:bookmarkEnd w:id="19"/>
+    <w:bookmarkStart w:id="20" w:name="プロジェクトを構成するソフトウェアの全体地図"/>
     <w:p>
       <w:pPr>
         <w:pStyle w:val="Heading3"/>
@@ -2476,8 +2466,8 @@
         <w:t xml:space="preserve">Lite内蔵のフラッシュメモリ（LittleFS）が非力なため、依存ライブラリを増やしたくないという設計判断です。</w:t>
       </w:r>
     </w:p>
-    <w:bookmarkEnd w:id="21"/>
-    <w:bookmarkStart w:id="22" w:name="atom-lite中心というアーキテクチャの利点"/>
+    <w:bookmarkEnd w:id="20"/>
+    <w:bookmarkStart w:id="21" w:name="atom-lite中心というアーキテクチャの利点"/>
     <w:p>
       <w:pPr>
         <w:pStyle w:val="Heading3"/>
@@ -2654,9 +2644,9 @@
         </w:pict>
       </w:r>
     </w:p>
+    <w:bookmarkEnd w:id="21"/>
     <w:bookmarkEnd w:id="22"/>
-    <w:bookmarkEnd w:id="23"/>
-    <w:bookmarkStart w:id="29" w:name="第3章-使用デバイスの解説"/>
+    <w:bookmarkStart w:id="28" w:name="第3章-使用デバイスの解説"/>
     <w:p>
       <w:pPr>
         <w:pStyle w:val="Heading2"/>
@@ -2677,7 +2667,7 @@
         <w:t xml:space="preserve">使用デバイスの解説</w:t>
       </w:r>
     </w:p>
-    <w:bookmarkStart w:id="24" w:name="m5stackとは製品ラインナップ"/>
+    <w:bookmarkStart w:id="23" w:name="m5stackとは製品ラインナップ"/>
     <w:p>
       <w:pPr>
         <w:pStyle w:val="Heading3"/>
@@ -3357,8 +3347,8 @@
         <w:t xml:space="preserve">IDEの開発環境構築でも、この点に改めて触れます。</w:t>
       </w:r>
     </w:p>
-    <w:bookmarkEnd w:id="24"/>
-    <w:bookmarkStart w:id="25" w:name="atom-printer-kitatom-lite-58mm感熱プリンター"/>
+    <w:bookmarkEnd w:id="23"/>
+    <w:bookmarkStart w:id="24" w:name="atom-printer-kitatom-lite-58mm感熱プリンター"/>
     <w:p>
       <w:pPr>
         <w:pStyle w:val="Heading3"/>
@@ -3776,8 +3766,8 @@
         <w:t xml:space="preserve">）を前提に解説します。</w:t>
       </w:r>
     </w:p>
-    <w:bookmarkEnd w:id="25"/>
-    <w:bookmarkStart w:id="26" w:name="m5stickvkendryte-k210搭載aiカメラ"/>
+    <w:bookmarkEnd w:id="24"/>
+    <w:bookmarkStart w:id="25" w:name="m5stickvkendryte-k210搭載aiカメラ"/>
     <w:p>
       <w:pPr>
         <w:pStyle w:val="Heading3"/>
@@ -4213,8 +4203,8 @@
         <w:t xml:space="preserve">K210は高性能なAIチップですが、MicroPythonが自由に使えるヒープメモリ（プログラムが動的に確保できる作業用メモリ）は非常に限られています。本書の第6章で詳しく扱いますが、「384×512ピクセル程度の画像バッファを1つ作っただけでメモリ不足になる」という制約が、実際のプログラム設計に大きな影響を与えています。小型AIカメラを使いこなす上で、こうしたメモリ制約への対処は避けて通れないテーマです。</w:t>
       </w:r>
     </w:p>
-    <w:bookmarkEnd w:id="26"/>
-    <w:bookmarkStart w:id="27" w:name="m5papercolor電子ペーパー端末"/>
+    <w:bookmarkEnd w:id="25"/>
+    <w:bookmarkStart w:id="26" w:name="m5papercolor電子ペーパー端末"/>
     <w:p>
       <w:pPr>
         <w:pStyle w:val="Heading3"/>
@@ -4545,8 +4535,8 @@
         <w:t xml:space="preserve">Blanchon氏）の3つを使用します。</w:t>
       </w:r>
     </w:p>
-    <w:bookmarkEnd w:id="27"/>
-    <w:bookmarkStart w:id="28" w:name="部品リストのまとめ"/>
+    <w:bookmarkEnd w:id="26"/>
+    <w:bookmarkStart w:id="27" w:name="部品リストのまとめ"/>
     <w:p>
       <w:pPr>
         <w:pStyle w:val="Heading3"/>
@@ -4761,9 +4751,9 @@
         </w:pict>
       </w:r>
     </w:p>
+    <w:bookmarkEnd w:id="27"/>
     <w:bookmarkEnd w:id="28"/>
-    <w:bookmarkEnd w:id="29"/>
-    <w:bookmarkStart w:id="38" w:name="第4章-開発環境を準備する"/>
+    <w:bookmarkStart w:id="37" w:name="第4章-開発環境を準備する"/>
     <w:p>
       <w:pPr>
         <w:pStyle w:val="Heading2"/>
@@ -4917,7 +4907,7 @@
         </w:tc>
       </w:tr>
     </w:tbl>
-    <w:bookmarkStart w:id="31" w:name="platformioのセットアップatom-lite用推奨"/>
+    <w:bookmarkStart w:id="30" w:name="platformioのセットアップatom-lite用推奨"/>
     <w:p>
       <w:pPr>
         <w:pStyle w:val="Heading3"/>
@@ -4995,7 +4985,7 @@
           <w:numId w:val="1013"/>
         </w:numPr>
       </w:pPr>
-      <w:hyperlink r:id="rId30">
+      <w:hyperlink r:id="rId29">
         <w:r>
           <w:rPr>
             <w:rStyle w:val="Hyperlink"/>
@@ -5301,8 +5291,8 @@
         <w:t xml:space="preserve">missing」という表示になってしまいます。両方を必ずセットで実行する習慣をつけましょう。</w:t>
       </w:r>
     </w:p>
-    <w:bookmarkEnd w:id="31"/>
-    <w:bookmarkStart w:id="34" w:name="m5stackシリーズをarduino-ideで利用するための設定方法"/>
+    <w:bookmarkEnd w:id="30"/>
+    <w:bookmarkStart w:id="33" w:name="m5stackシリーズをarduino-ideで利用するための設定方法"/>
     <w:p>
       <w:pPr>
         <w:pStyle w:val="Heading3"/>
@@ -5405,7 +5395,7 @@
       <w:pPr>
         <w:pStyle w:val="BodyText"/>
       </w:pPr>
-      <w:hyperlink r:id="rId32">
+      <w:hyperlink r:id="rId31">
         <w:r>
           <w:rPr>
             <w:rStyle w:val="Hyperlink"/>
@@ -6885,7 +6875,7 @@
         </w:rPr>
         <w:t xml:space="preserve">2.x系では</w:t>
       </w:r>
-      <w:hyperlink r:id="rId33">
+      <w:hyperlink r:id="rId32">
         <w:r>
           <w:rPr>
             <w:rStyle w:val="Hyperlink"/>
@@ -7163,8 +7153,8 @@
         <w:t xml:space="preserve">：esp32ボードパッケージのバージョンと、インストールしたM5Stack公式ライブラリのバージョンの組み合わせが対応していない可能性があります。ライブラリのGitHubリポジトリのREADMEやリリースノートで、動作確認済みのesp32パッケージバージョンを確認してください。</w:t>
       </w:r>
     </w:p>
-    <w:bookmarkEnd w:id="34"/>
-    <w:bookmarkStart w:id="36" w:name="maixpy-ideのセットアップm5stickv用"/>
+    <w:bookmarkEnd w:id="33"/>
+    <w:bookmarkStart w:id="35" w:name="maixpy-ideのセットアップm5stickv用"/>
     <w:p>
       <w:pPr>
         <w:pStyle w:val="Heading3"/>
@@ -7211,7 +7201,7 @@
           <w:numId w:val="1015"/>
         </w:numPr>
       </w:pPr>
-      <w:hyperlink r:id="rId35">
+      <w:hyperlink r:id="rId34">
         <w:r>
           <w:rPr>
             <w:rStyle w:val="Hyperlink"/>
@@ -7312,8 +7302,8 @@
         <w:t xml:space="preserve">として保存するという流れになります。</w:t>
       </w:r>
     </w:p>
-    <w:bookmarkEnd w:id="36"/>
-    <w:bookmarkStart w:id="37" w:name="開発環境準備のチェックリスト"/>
+    <w:bookmarkEnd w:id="35"/>
+    <w:bookmarkStart w:id="36" w:name="開発環境準備のチェックリスト"/>
     <w:p>
       <w:pPr>
         <w:pStyle w:val="Heading3"/>
@@ -7471,9 +7461,9 @@
         </w:pict>
       </w:r>
     </w:p>
+    <w:bookmarkEnd w:id="36"/>
     <w:bookmarkEnd w:id="37"/>
-    <w:bookmarkEnd w:id="38"/>
-    <w:bookmarkStart w:id="43" w:name="第5章-atom-printer-kitを組み立てる"/>
+    <w:bookmarkStart w:id="42" w:name="第5章-atom-printer-kitを組み立てる"/>
     <w:p>
       <w:pPr>
         <w:pStyle w:val="Heading2"/>
@@ -7514,7 +7504,7 @@
         <w:t xml:space="preserve">Kitのセットアップを行います。この章が終わると、iPhoneのブラウザから写真をアップロードして印刷できる、単体でも動くシステムが完成します。</w:t>
       </w:r>
     </w:p>
-    <w:bookmarkStart w:id="39" w:name="配線を確認する"/>
+    <w:bookmarkStart w:id="38" w:name="配線を確認する"/>
     <w:p>
       <w:pPr>
         <w:pStyle w:val="Heading3"/>
@@ -7696,8 +7686,8 @@
         <w:t xml:space="preserve">Lite本体へのUSB給電と、プリンターへのDC12V給電は別系統です。両方が入って初めて印刷可能な状態になります。</w:t>
       </w:r>
     </w:p>
-    <w:bookmarkEnd w:id="39"/>
-    <w:bookmarkStart w:id="40" w:name="ファームウェアを書き込む"/>
+    <w:bookmarkEnd w:id="38"/>
+    <w:bookmarkStart w:id="39" w:name="ファームウェアを書き込む"/>
     <w:p>
       <w:pPr>
         <w:pStyle w:val="Heading3"/>
@@ -7914,8 +7904,8 @@
         <w:t xml:space="preserve">フォルダの内容をLittleFSへアップロードします。</w:t>
       </w:r>
     </w:p>
-    <w:bookmarkEnd w:id="40"/>
-    <w:bookmarkStart w:id="41" w:name="初回のwi-fi設定"/>
+    <w:bookmarkEnd w:id="39"/>
+    <w:bookmarkStart w:id="40" w:name="初回のwi-fi設定"/>
     <w:p>
       <w:pPr>
         <w:pStyle w:val="Heading3"/>
@@ -8182,8 +8172,8 @@
         <w:t xml:space="preserve">Lite本体のボタンを5秒以上長押しすると、保存済みのWi-Fi設定が消去されて再起動し、再びアクセスポイントモードに戻ります。接続済みの状態から別のネットワークへ切り替えたいだけであれば、リセットせずに、後述する設定タブの「Wi-Fi設定」カードから変更できます。</w:t>
       </w:r>
     </w:p>
-    <w:bookmarkEnd w:id="41"/>
-    <w:bookmarkStart w:id="42" w:name="web-uim5webページの使い方"/>
+    <w:bookmarkEnd w:id="40"/>
+    <w:bookmarkStart w:id="41" w:name="web-uim5webページの使い方"/>
     <w:p>
       <w:pPr>
         <w:pStyle w:val="Heading3"/>
@@ -8763,9 +8753,9 @@
         </w:pict>
       </w:r>
     </w:p>
+    <w:bookmarkEnd w:id="41"/>
     <w:bookmarkEnd w:id="42"/>
-    <w:bookmarkEnd w:id="43"/>
-    <w:bookmarkStart w:id="54" w:name="第6章-m5stickvカメラ連携を構築する"/>
+    <w:bookmarkStart w:id="53" w:name="第6章-m5stickvカメラ連携を構築する"/>
     <w:p>
       <w:pPr>
         <w:pStyle w:val="Heading2"/>
@@ -8829,7 +8819,7 @@
         <w:t xml:space="preserve">で実現されています。</w:t>
       </w:r>
     </w:p>
-    <w:bookmarkStart w:id="44" w:name="配線"/>
+    <w:bookmarkStart w:id="43" w:name="配線"/>
     <w:p>
       <w:pPr>
         <w:pStyle w:val="Heading3"/>
@@ -9079,8 +9069,8 @@
         </w:tc>
       </w:tr>
     </w:tbl>
-    <w:bookmarkEnd w:id="44"/>
-    <w:bookmarkStart w:id="45" w:name="m5stickv側スクリプトの書き込み"/>
+    <w:bookmarkEnd w:id="43"/>
+    <w:bookmarkStart w:id="44" w:name="m5stickv側スクリプトの書き込み"/>
     <w:p>
       <w:pPr>
         <w:pStyle w:val="Heading3"/>
@@ -9306,8 +9296,8 @@
         <w:t xml:space="preserve">です（通常のファームウェア書き込みだけで対応済みです）。</w:t>
       </w:r>
     </w:p>
-    <w:bookmarkEnd w:id="45"/>
-    <w:bookmarkStart w:id="46" w:name="撮影の流れとledの合図"/>
+    <w:bookmarkEnd w:id="44"/>
+    <w:bookmarkStart w:id="45" w:name="撮影の流れとledの合図"/>
     <w:p>
       <w:pPr>
         <w:pStyle w:val="Heading3"/>
@@ -9543,8 +9533,8 @@
         <w:t xml:space="preserve">ファイルが見つからない・読み込めないといった状況でもエラーで処理を止めることはなく、無音のまま撮影・送信が続行されます。</w:t>
       </w:r>
     </w:p>
-    <w:bookmarkEnd w:id="46"/>
-    <w:bookmarkStart w:id="47" w:name="カメラの向きの補正"/>
+    <w:bookmarkEnd w:id="45"/>
+    <w:bookmarkStart w:id="46" w:name="カメラの向きの補正"/>
     <w:p>
       <w:pPr>
         <w:pStyle w:val="Heading3"/>
@@ -9830,8 +9820,8 @@
         <w:t xml:space="preserve">内の座標変換式を直接書き換えます。式の導出根拠は関数のdocstringに記載されています。</w:t>
       </w:r>
     </w:p>
-    <w:bookmarkEnd w:id="47"/>
-    <w:bookmarkStart w:id="48" w:name="顔検出のしくみ"/>
+    <w:bookmarkEnd w:id="46"/>
+    <w:bookmarkStart w:id="47" w:name="顔検出のしくみ"/>
     <w:p>
       <w:pPr>
         <w:pStyle w:val="Heading3"/>
@@ -10013,8 +10003,8 @@
         <w:t xml:space="preserve">現時点では顔以外の判定（物体分類など）は実装されていませんが、K210のKPU機能を使った物体分類モデルを追加すれば、同じラベル欄に乗せる形で拡張できる設計になっています。</w:t>
       </w:r>
     </w:p>
-    <w:bookmarkEnd w:id="48"/>
-    <w:bookmarkStart w:id="49" w:name="印刷時のキャプション時刻検出ラベル"/>
+    <w:bookmarkEnd w:id="47"/>
+    <w:bookmarkStart w:id="48" w:name="印刷時のキャプション時刻検出ラベル"/>
     <w:p>
       <w:pPr>
         <w:pStyle w:val="Heading3"/>
@@ -10200,8 +10190,8 @@
         <w:t xml:space="preserve">画像の高さがキャプション帯（18ドット）以下という極端に小さい写真の場合は、キャプション自体が省略されます。</w:t>
       </w:r>
     </w:p>
-    <w:bookmarkEnd w:id="49"/>
-    <w:bookmarkStart w:id="50" w:name="web上での確認印刷モード"/>
+    <w:bookmarkEnd w:id="48"/>
+    <w:bookmarkStart w:id="49" w:name="web上での確認印刷モード"/>
     <w:p>
       <w:pPr>
         <w:pStyle w:val="Heading3"/>
@@ -10483,8 +10473,8 @@
         <w:t xml:space="preserve">、M5StickV側から届いたグレースケール画像をディザリング変換する前に適用されます。既に受信・表示中の1枚には遡って反映されません。</w:t>
       </w:r>
     </w:p>
-    <w:bookmarkEnd w:id="50"/>
-    <w:bookmarkStart w:id="51" w:name="atom-lite本体のrgb-ledによる状態表示"/>
+    <w:bookmarkEnd w:id="49"/>
+    <w:bookmarkStart w:id="50" w:name="atom-lite本体のrgb-ledによる状態表示"/>
     <w:p>
       <w:pPr>
         <w:pStyle w:val="Heading3"/>
@@ -10663,8 +10653,8 @@
         <w:t xml:space="preserve">Lite本体のLEDを見るだけで「再印刷できる写真がある」「確認待ちの写真がある」という状態を把握できます。</w:t>
       </w:r>
     </w:p>
-    <w:bookmarkEnd w:id="51"/>
-    <w:bookmarkStart w:id="52" w:name="通信プロトコルの詳細"/>
+    <w:bookmarkEnd w:id="50"/>
+    <w:bookmarkStart w:id="51" w:name="通信プロトコルの詳細"/>
     <w:p>
       <w:pPr>
         <w:pStyle w:val="Heading3"/>
@@ -10917,8 +10907,8 @@
         <w:t xml:space="preserve">このプロトコル設計を読み解くと、「未検証のデータを不用意に印刷してしまわない」という安全性への配慮が随所に見られます。</w:t>
       </w:r>
     </w:p>
-    <w:bookmarkEnd w:id="52"/>
-    <w:bookmarkStart w:id="53" w:name="既知の注意点"/>
+    <w:bookmarkEnd w:id="51"/>
+    <w:bookmarkStart w:id="52" w:name="既知の注意点"/>
     <w:p>
       <w:pPr>
         <w:pStyle w:val="Heading3"/>
@@ -11356,9 +11346,9 @@
         </w:pict>
       </w:r>
     </w:p>
+    <w:bookmarkEnd w:id="52"/>
     <w:bookmarkEnd w:id="53"/>
-    <w:bookmarkEnd w:id="54"/>
-    <w:bookmarkStart w:id="59" w:name="第7章-m5papercolorで写真を確認印刷する"/>
+    <w:bookmarkStart w:id="58" w:name="第7章-m5papercolorで写真を確認印刷する"/>
     <w:p>
       <w:pPr>
         <w:pStyle w:val="Heading2"/>
@@ -11390,7 +11380,7 @@
         <w:t xml:space="preserve">本章では、iPhoneのブラウザを使わずに、M5PaperColor単体でギャラリー（M5StickVカメラ撮影・アップロード両方の保存履歴）を確認・印刷できるようにします。</w:t>
       </w:r>
     </w:p>
-    <w:bookmarkStart w:id="55" w:name="m5papercolorの役割"/>
+    <w:bookmarkStart w:id="54" w:name="m5papercolorの役割"/>
     <w:p>
       <w:pPr>
         <w:pStyle w:val="Heading3"/>
@@ -11520,8 +11510,8 @@
         <w:t xml:space="preserve">Lite側を変更せずに新しい入り口を増やせる――が実際に体現されています。</w:t>
       </w:r>
     </w:p>
-    <w:bookmarkEnd w:id="55"/>
-    <w:bookmarkStart w:id="56" w:name="導入手順"/>
+    <w:bookmarkEnd w:id="54"/>
+    <w:bookmarkStart w:id="55" w:name="導入手順"/>
     <w:p>
       <w:pPr>
         <w:pStyle w:val="Heading3"/>
@@ -11768,8 +11758,8 @@
         <w:t xml:space="preserve">Liteと同じWi-Fiネットワークを選んでパスワードを入力すると、本機のAPは終了して指定したネットワークにクライアントとして参加します。設定はNVSに保存され、次回起動時から自動的にそのネットワークへ接続します。</w:t>
       </w:r>
     </w:p>
-    <w:bookmarkEnd w:id="56"/>
-    <w:bookmarkStart w:id="57" w:name="使い方"/>
+    <w:bookmarkEnd w:id="55"/>
+    <w:bookmarkStart w:id="56" w:name="使い方"/>
     <w:p>
       <w:pPr>
         <w:pStyle w:val="Heading3"/>
@@ -11935,8 +11925,8 @@
         <w:t xml:space="preserve">Lite本体のNVSに保存され、M5PaperColor側は5秒おきにこの設定自体を確認しているため、M5PaperColorを再起動しなくても切り替えがすぐに反映されます。いずれの方式でも、選択中の写真は（新しい写真が増えて順番がずれても）IDで追跡され続けます。フラッシュ本体からの削除は現状m5webページ側でのみ行えます。</w:t>
       </w:r>
     </w:p>
-    <w:bookmarkEnd w:id="57"/>
-    <w:bookmarkStart w:id="58" w:name="既知の注意点-1"/>
+    <w:bookmarkEnd w:id="56"/>
+    <w:bookmarkStart w:id="57" w:name="既知の注意点-1"/>
     <w:p>
       <w:pPr>
         <w:pStyle w:val="Heading3"/>
@@ -12175,9 +12165,9 @@
         </w:pict>
       </w:r>
     </w:p>
+    <w:bookmarkEnd w:id="57"/>
     <w:bookmarkEnd w:id="58"/>
-    <w:bookmarkEnd w:id="59"/>
-    <w:bookmarkStart w:id="65" w:name="第8章-プログラムから使うweb-api"/>
+    <w:bookmarkStart w:id="64" w:name="第8章-プログラムから使うweb-api"/>
     <w:p>
       <w:pPr>
         <w:pStyle w:val="Heading2"/>
@@ -12263,7 +12253,7 @@
         <w:t xml:space="preserve">（またはIPアドレス）です。</w:t>
       </w:r>
     </w:p>
-    <w:bookmarkStart w:id="60" w:name="apiリファレンス"/>
+    <w:bookmarkStart w:id="59" w:name="apiリファレンス"/>
     <w:p>
       <w:pPr>
         <w:pStyle w:val="Heading3"/>
@@ -13754,311 +13744,311 @@
         </w:tc>
       </w:tr>
     </w:tbl>
+    <w:bookmarkEnd w:id="59"/>
+    <w:bookmarkStart w:id="60" w:name="curlでの基本操作"/>
+    <w:p>
+      <w:pPr>
+        <w:pStyle w:val="Heading3"/>
+      </w:pPr>
+      <w:r>
+        <w:t xml:space="preserve">8.2　</w:t>
+      </w:r>
+      <w:r>
+        <w:rPr>
+          <w:rFonts w:hint="eastAsia"/>
+        </w:rPr>
+        <w:t xml:space="preserve">curlでの基本操作</w:t>
+      </w:r>
+    </w:p>
+    <w:p>
+      <w:pPr>
+        <w:pStyle w:val="SourceCode"/>
+      </w:pPr>
+      <w:r>
+        <w:rPr>
+          <w:rStyle w:val="VariableTok"/>
+        </w:rPr>
+        <w:t xml:space="preserve">HOST</w:t>
+      </w:r>
+      <w:r>
+        <w:rPr>
+          <w:rStyle w:val="OperatorTok"/>
+        </w:rPr>
+        <w:t xml:space="preserve">=</w:t>
+      </w:r>
+      <w:r>
+        <w:rPr>
+          <w:rStyle w:val="NormalTok"/>
+        </w:rPr>
+        <w:t xml:space="preserve">http://m5web.local</w:t>
+      </w:r>
+      <w:r>
+        <w:br/>
+      </w:r>
+      <w:r>
+        <w:br/>
+      </w:r>
+      <w:r>
+        <w:rPr>
+          <w:rStyle w:val="CommentTok"/>
+        </w:rPr>
+        <w:t xml:space="preserve"># テキスト印刷</w:t>
+      </w:r>
+      <w:r>
+        <w:br/>
+      </w:r>
+      <w:r>
+        <w:rPr>
+          <w:rStyle w:val="ExtensionTok"/>
+        </w:rPr>
+        <w:t xml:space="preserve">curl</w:t>
+      </w:r>
+      <w:r>
+        <w:rPr>
+          <w:rStyle w:val="NormalTok"/>
+        </w:rPr>
+        <w:t xml:space="preserve"> </w:t>
+      </w:r>
+      <w:r>
+        <w:rPr>
+          <w:rStyle w:val="AttributeTok"/>
+        </w:rPr>
+        <w:t xml:space="preserve">-X</w:t>
+      </w:r>
+      <w:r>
+        <w:rPr>
+          <w:rStyle w:val="NormalTok"/>
+        </w:rPr>
+        <w:t xml:space="preserve"> POST </w:t>
+      </w:r>
+      <w:r>
+        <w:rPr>
+          <w:rStyle w:val="StringTok"/>
+        </w:rPr>
+        <w:t xml:space="preserve">"</w:t>
+      </w:r>
+      <w:r>
+        <w:rPr>
+          <w:rStyle w:val="VariableTok"/>
+        </w:rPr>
+        <w:t xml:space="preserve">$HOST</w:t>
+      </w:r>
+      <w:r>
+        <w:rPr>
+          <w:rStyle w:val="StringTok"/>
+        </w:rPr>
+        <w:t xml:space="preserve">/api/print/text"</w:t>
+      </w:r>
+      <w:r>
+        <w:rPr>
+          <w:rStyle w:val="NormalTok"/>
+        </w:rPr>
+        <w:t xml:space="preserve"> </w:t>
+      </w:r>
+      <w:r>
+        <w:rPr>
+          <w:rStyle w:val="AttributeTok"/>
+        </w:rPr>
+        <w:t xml:space="preserve">--data-urlencode</w:t>
+      </w:r>
+      <w:r>
+        <w:rPr>
+          <w:rStyle w:val="NormalTok"/>
+        </w:rPr>
+        <w:t xml:space="preserve"> </w:t>
+      </w:r>
+      <w:r>
+        <w:rPr>
+          <w:rStyle w:val="StringTok"/>
+        </w:rPr>
+        <w:t xml:space="preserve">"text=Hello from a script"</w:t>
+      </w:r>
+      <w:r>
+        <w:br/>
+      </w:r>
+      <w:r>
+        <w:br/>
+      </w:r>
+      <w:r>
+        <w:rPr>
+          <w:rStyle w:val="CommentTok"/>
+        </w:rPr>
+        <w:t xml:space="preserve"># QRコード印刷</w:t>
+      </w:r>
+      <w:r>
+        <w:br/>
+      </w:r>
+      <w:r>
+        <w:rPr>
+          <w:rStyle w:val="ExtensionTok"/>
+        </w:rPr>
+        <w:t xml:space="preserve">curl</w:t>
+      </w:r>
+      <w:r>
+        <w:rPr>
+          <w:rStyle w:val="NormalTok"/>
+        </w:rPr>
+        <w:t xml:space="preserve"> </w:t>
+      </w:r>
+      <w:r>
+        <w:rPr>
+          <w:rStyle w:val="AttributeTok"/>
+        </w:rPr>
+        <w:t xml:space="preserve">-X</w:t>
+      </w:r>
+      <w:r>
+        <w:rPr>
+          <w:rStyle w:val="NormalTok"/>
+        </w:rPr>
+        <w:t xml:space="preserve"> POST </w:t>
+      </w:r>
+      <w:r>
+        <w:rPr>
+          <w:rStyle w:val="StringTok"/>
+        </w:rPr>
+        <w:t xml:space="preserve">"</w:t>
+      </w:r>
+      <w:r>
+        <w:rPr>
+          <w:rStyle w:val="VariableTok"/>
+        </w:rPr>
+        <w:t xml:space="preserve">$HOST</w:t>
+      </w:r>
+      <w:r>
+        <w:rPr>
+          <w:rStyle w:val="StringTok"/>
+        </w:rPr>
+        <w:t xml:space="preserve">/api/print/qr"</w:t>
+      </w:r>
+      <w:r>
+        <w:rPr>
+          <w:rStyle w:val="NormalTok"/>
+        </w:rPr>
+        <w:t xml:space="preserve"> </w:t>
+      </w:r>
+      <w:r>
+        <w:rPr>
+          <w:rStyle w:val="AttributeTok"/>
+        </w:rPr>
+        <w:t xml:space="preserve">--data-urlencode</w:t>
+      </w:r>
+      <w:r>
+        <w:rPr>
+          <w:rStyle w:val="NormalTok"/>
+        </w:rPr>
+        <w:t xml:space="preserve"> </w:t>
+      </w:r>
+      <w:r>
+        <w:rPr>
+          <w:rStyle w:val="StringTok"/>
+        </w:rPr>
+        <w:t xml:space="preserve">"url=https://example.com"</w:t>
+      </w:r>
+      <w:r>
+        <w:br/>
+      </w:r>
+      <w:r>
+        <w:br/>
+      </w:r>
+      <w:r>
+        <w:rPr>
+          <w:rStyle w:val="CommentTok"/>
+        </w:rPr>
+        <w:t xml:space="preserve"># 配線確認用テストページ</w:t>
+      </w:r>
+      <w:r>
+        <w:br/>
+      </w:r>
+      <w:r>
+        <w:rPr>
+          <w:rStyle w:val="ExtensionTok"/>
+        </w:rPr>
+        <w:t xml:space="preserve">curl</w:t>
+      </w:r>
+      <w:r>
+        <w:rPr>
+          <w:rStyle w:val="NormalTok"/>
+        </w:rPr>
+        <w:t xml:space="preserve"> </w:t>
+      </w:r>
+      <w:r>
+        <w:rPr>
+          <w:rStyle w:val="AttributeTok"/>
+        </w:rPr>
+        <w:t xml:space="preserve">-X</w:t>
+      </w:r>
+      <w:r>
+        <w:rPr>
+          <w:rStyle w:val="NormalTok"/>
+        </w:rPr>
+        <w:t xml:space="preserve"> POST </w:t>
+      </w:r>
+      <w:r>
+        <w:rPr>
+          <w:rStyle w:val="StringTok"/>
+        </w:rPr>
+        <w:t xml:space="preserve">"</w:t>
+      </w:r>
+      <w:r>
+        <w:rPr>
+          <w:rStyle w:val="VariableTok"/>
+        </w:rPr>
+        <w:t xml:space="preserve">$HOST</w:t>
+      </w:r>
+      <w:r>
+        <w:rPr>
+          <w:rStyle w:val="StringTok"/>
+        </w:rPr>
+        <w:t xml:space="preserve">/api/print/test"</w:t>
+      </w:r>
+      <w:r>
+        <w:br/>
+      </w:r>
+      <w:r>
+        <w:br/>
+      </w:r>
+      <w:r>
+        <w:rPr>
+          <w:rStyle w:val="CommentTok"/>
+        </w:rPr>
+        <w:t xml:space="preserve"># 状態確認</w:t>
+      </w:r>
+      <w:r>
+        <w:br/>
+      </w:r>
+      <w:r>
+        <w:rPr>
+          <w:rStyle w:val="ExtensionTok"/>
+        </w:rPr>
+        <w:t xml:space="preserve">curl</w:t>
+      </w:r>
+      <w:r>
+        <w:rPr>
+          <w:rStyle w:val="NormalTok"/>
+        </w:rPr>
+        <w:t xml:space="preserve"> </w:t>
+      </w:r>
+      <w:r>
+        <w:rPr>
+          <w:rStyle w:val="StringTok"/>
+        </w:rPr>
+        <w:t xml:space="preserve">"</w:t>
+      </w:r>
+      <w:r>
+        <w:rPr>
+          <w:rStyle w:val="VariableTok"/>
+        </w:rPr>
+        <w:t xml:space="preserve">$HOST</w:t>
+      </w:r>
+      <w:r>
+        <w:rPr>
+          <w:rStyle w:val="StringTok"/>
+        </w:rPr>
+        <w:t xml:space="preserve">/api/status"</w:t>
+      </w:r>
+    </w:p>
     <w:bookmarkEnd w:id="60"/>
-    <w:bookmarkStart w:id="61" w:name="curlでの基本操作"/>
-    <w:p>
-      <w:pPr>
-        <w:pStyle w:val="Heading3"/>
-      </w:pPr>
-      <w:r>
-        <w:t xml:space="preserve">8.2　</w:t>
-      </w:r>
-      <w:r>
-        <w:rPr>
-          <w:rFonts w:hint="eastAsia"/>
-        </w:rPr>
-        <w:t xml:space="preserve">curlでの基本操作</w:t>
-      </w:r>
-    </w:p>
-    <w:p>
-      <w:pPr>
-        <w:pStyle w:val="SourceCode"/>
-      </w:pPr>
-      <w:r>
-        <w:rPr>
-          <w:rStyle w:val="VariableTok"/>
-        </w:rPr>
-        <w:t xml:space="preserve">HOST</w:t>
-      </w:r>
-      <w:r>
-        <w:rPr>
-          <w:rStyle w:val="OperatorTok"/>
-        </w:rPr>
-        <w:t xml:space="preserve">=</w:t>
-      </w:r>
-      <w:r>
-        <w:rPr>
-          <w:rStyle w:val="NormalTok"/>
-        </w:rPr>
-        <w:t xml:space="preserve">http://m5web.local</w:t>
-      </w:r>
-      <w:r>
-        <w:br/>
-      </w:r>
-      <w:r>
-        <w:br/>
-      </w:r>
-      <w:r>
-        <w:rPr>
-          <w:rStyle w:val="CommentTok"/>
-        </w:rPr>
-        <w:t xml:space="preserve"># テキスト印刷</w:t>
-      </w:r>
-      <w:r>
-        <w:br/>
-      </w:r>
-      <w:r>
-        <w:rPr>
-          <w:rStyle w:val="ExtensionTok"/>
-        </w:rPr>
-        <w:t xml:space="preserve">curl</w:t>
-      </w:r>
-      <w:r>
-        <w:rPr>
-          <w:rStyle w:val="NormalTok"/>
-        </w:rPr>
-        <w:t xml:space="preserve"> </w:t>
-      </w:r>
-      <w:r>
-        <w:rPr>
-          <w:rStyle w:val="AttributeTok"/>
-        </w:rPr>
-        <w:t xml:space="preserve">-X</w:t>
-      </w:r>
-      <w:r>
-        <w:rPr>
-          <w:rStyle w:val="NormalTok"/>
-        </w:rPr>
-        <w:t xml:space="preserve"> POST </w:t>
-      </w:r>
-      <w:r>
-        <w:rPr>
-          <w:rStyle w:val="StringTok"/>
-        </w:rPr>
-        <w:t xml:space="preserve">"</w:t>
-      </w:r>
-      <w:r>
-        <w:rPr>
-          <w:rStyle w:val="VariableTok"/>
-        </w:rPr>
-        <w:t xml:space="preserve">$HOST</w:t>
-      </w:r>
-      <w:r>
-        <w:rPr>
-          <w:rStyle w:val="StringTok"/>
-        </w:rPr>
-        <w:t xml:space="preserve">/api/print/text"</w:t>
-      </w:r>
-      <w:r>
-        <w:rPr>
-          <w:rStyle w:val="NormalTok"/>
-        </w:rPr>
-        <w:t xml:space="preserve"> </w:t>
-      </w:r>
-      <w:r>
-        <w:rPr>
-          <w:rStyle w:val="AttributeTok"/>
-        </w:rPr>
-        <w:t xml:space="preserve">--data-urlencode</w:t>
-      </w:r>
-      <w:r>
-        <w:rPr>
-          <w:rStyle w:val="NormalTok"/>
-        </w:rPr>
-        <w:t xml:space="preserve"> </w:t>
-      </w:r>
-      <w:r>
-        <w:rPr>
-          <w:rStyle w:val="StringTok"/>
-        </w:rPr>
-        <w:t xml:space="preserve">"text=Hello from a script"</w:t>
-      </w:r>
-      <w:r>
-        <w:br/>
-      </w:r>
-      <w:r>
-        <w:br/>
-      </w:r>
-      <w:r>
-        <w:rPr>
-          <w:rStyle w:val="CommentTok"/>
-        </w:rPr>
-        <w:t xml:space="preserve"># QRコード印刷</w:t>
-      </w:r>
-      <w:r>
-        <w:br/>
-      </w:r>
-      <w:r>
-        <w:rPr>
-          <w:rStyle w:val="ExtensionTok"/>
-        </w:rPr>
-        <w:t xml:space="preserve">curl</w:t>
-      </w:r>
-      <w:r>
-        <w:rPr>
-          <w:rStyle w:val="NormalTok"/>
-        </w:rPr>
-        <w:t xml:space="preserve"> </w:t>
-      </w:r>
-      <w:r>
-        <w:rPr>
-          <w:rStyle w:val="AttributeTok"/>
-        </w:rPr>
-        <w:t xml:space="preserve">-X</w:t>
-      </w:r>
-      <w:r>
-        <w:rPr>
-          <w:rStyle w:val="NormalTok"/>
-        </w:rPr>
-        <w:t xml:space="preserve"> POST </w:t>
-      </w:r>
-      <w:r>
-        <w:rPr>
-          <w:rStyle w:val="StringTok"/>
-        </w:rPr>
-        <w:t xml:space="preserve">"</w:t>
-      </w:r>
-      <w:r>
-        <w:rPr>
-          <w:rStyle w:val="VariableTok"/>
-        </w:rPr>
-        <w:t xml:space="preserve">$HOST</w:t>
-      </w:r>
-      <w:r>
-        <w:rPr>
-          <w:rStyle w:val="StringTok"/>
-        </w:rPr>
-        <w:t xml:space="preserve">/api/print/qr"</w:t>
-      </w:r>
-      <w:r>
-        <w:rPr>
-          <w:rStyle w:val="NormalTok"/>
-        </w:rPr>
-        <w:t xml:space="preserve"> </w:t>
-      </w:r>
-      <w:r>
-        <w:rPr>
-          <w:rStyle w:val="AttributeTok"/>
-        </w:rPr>
-        <w:t xml:space="preserve">--data-urlencode</w:t>
-      </w:r>
-      <w:r>
-        <w:rPr>
-          <w:rStyle w:val="NormalTok"/>
-        </w:rPr>
-        <w:t xml:space="preserve"> </w:t>
-      </w:r>
-      <w:r>
-        <w:rPr>
-          <w:rStyle w:val="StringTok"/>
-        </w:rPr>
-        <w:t xml:space="preserve">"url=https://example.com"</w:t>
-      </w:r>
-      <w:r>
-        <w:br/>
-      </w:r>
-      <w:r>
-        <w:br/>
-      </w:r>
-      <w:r>
-        <w:rPr>
-          <w:rStyle w:val="CommentTok"/>
-        </w:rPr>
-        <w:t xml:space="preserve"># 配線確認用テストページ</w:t>
-      </w:r>
-      <w:r>
-        <w:br/>
-      </w:r>
-      <w:r>
-        <w:rPr>
-          <w:rStyle w:val="ExtensionTok"/>
-        </w:rPr>
-        <w:t xml:space="preserve">curl</w:t>
-      </w:r>
-      <w:r>
-        <w:rPr>
-          <w:rStyle w:val="NormalTok"/>
-        </w:rPr>
-        <w:t xml:space="preserve"> </w:t>
-      </w:r>
-      <w:r>
-        <w:rPr>
-          <w:rStyle w:val="AttributeTok"/>
-        </w:rPr>
-        <w:t xml:space="preserve">-X</w:t>
-      </w:r>
-      <w:r>
-        <w:rPr>
-          <w:rStyle w:val="NormalTok"/>
-        </w:rPr>
-        <w:t xml:space="preserve"> POST </w:t>
-      </w:r>
-      <w:r>
-        <w:rPr>
-          <w:rStyle w:val="StringTok"/>
-        </w:rPr>
-        <w:t xml:space="preserve">"</w:t>
-      </w:r>
-      <w:r>
-        <w:rPr>
-          <w:rStyle w:val="VariableTok"/>
-        </w:rPr>
-        <w:t xml:space="preserve">$HOST</w:t>
-      </w:r>
-      <w:r>
-        <w:rPr>
-          <w:rStyle w:val="StringTok"/>
-        </w:rPr>
-        <w:t xml:space="preserve">/api/print/test"</w:t>
-      </w:r>
-      <w:r>
-        <w:br/>
-      </w:r>
-      <w:r>
-        <w:br/>
-      </w:r>
-      <w:r>
-        <w:rPr>
-          <w:rStyle w:val="CommentTok"/>
-        </w:rPr>
-        <w:t xml:space="preserve"># 状態確認</w:t>
-      </w:r>
-      <w:r>
-        <w:br/>
-      </w:r>
-      <w:r>
-        <w:rPr>
-          <w:rStyle w:val="ExtensionTok"/>
-        </w:rPr>
-        <w:t xml:space="preserve">curl</w:t>
-      </w:r>
-      <w:r>
-        <w:rPr>
-          <w:rStyle w:val="NormalTok"/>
-        </w:rPr>
-        <w:t xml:space="preserve"> </w:t>
-      </w:r>
-      <w:r>
-        <w:rPr>
-          <w:rStyle w:val="StringTok"/>
-        </w:rPr>
-        <w:t xml:space="preserve">"</w:t>
-      </w:r>
-      <w:r>
-        <w:rPr>
-          <w:rStyle w:val="VariableTok"/>
-        </w:rPr>
-        <w:t xml:space="preserve">$HOST</w:t>
-      </w:r>
-      <w:r>
-        <w:rPr>
-          <w:rStyle w:val="StringTok"/>
-        </w:rPr>
-        <w:t xml:space="preserve">/api/status"</w:t>
-      </w:r>
-    </w:p>
-    <w:bookmarkEnd w:id="61"/>
-    <w:bookmarkStart w:id="62" w:name="pythonから画像を印刷する"/>
+    <w:bookmarkStart w:id="61" w:name="pythonから画像を印刷する"/>
     <w:p>
       <w:pPr>
         <w:pStyle w:val="Heading3"/>
@@ -15084,8 +15074,8 @@
         <w:t xml:space="preserve">このAPIを応用すれば、例えば「定期的に天気予報を取得して印刷する」「チャットボットの返答を印刷する」といった、写真以外の自動化にも展開できます。</w:t>
       </w:r>
     </w:p>
-    <w:bookmarkEnd w:id="62"/>
-    <w:bookmarkStart w:id="64" w:name="俳句生成openai連携"/>
+    <w:bookmarkEnd w:id="61"/>
+    <w:bookmarkStart w:id="63" w:name="俳句生成openai連携"/>
     <w:p>
       <w:pPr>
         <w:pStyle w:val="Heading3"/>
@@ -15477,7 +15467,7 @@
         </w:rPr>
         <w:t xml:space="preserve">利用の前提として、設定タブの「OpenAI設定」カードでAPIキーを登録しておく必要があります（</w:t>
       </w:r>
-      <w:hyperlink r:id="rId63">
+      <w:hyperlink r:id="rId62">
         <w:r>
           <w:rPr>
             <w:rStyle w:val="Hyperlink"/>
@@ -15936,9 +15926,9 @@
         </w:pict>
       </w:r>
     </w:p>
+    <w:bookmarkEnd w:id="63"/>
     <w:bookmarkEnd w:id="64"/>
-    <w:bookmarkEnd w:id="65"/>
-    <w:bookmarkStart w:id="69" w:name="第9章-印刷のしくみを覗く"/>
+    <w:bookmarkStart w:id="68" w:name="第9章-印刷のしくみを覗く"/>
     <w:p>
       <w:pPr>
         <w:pStyle w:val="Heading2"/>
@@ -15970,7 +15960,7 @@
         <w:t xml:space="preserve">ここまでの章で「印刷される」という結果は何度も登場しましたが、本章ではその裏側にある技術――白黒変換のアルゴリズムと、プリンターへの命令の送り方――を掘り下げます。</w:t>
       </w:r>
     </w:p>
-    <w:bookmarkStart w:id="66" w:name="誤差拡散floydsteinbergとは何か"/>
+    <w:bookmarkStart w:id="65" w:name="誤差拡散floydsteinbergとは何か"/>
     <w:p>
       <w:pPr>
         <w:pStyle w:val="Heading3"/>
@@ -16096,8 +16086,8 @@
         <w:t xml:space="preserve">する実装になっています。</w:t>
       </w:r>
     </w:p>
-    <w:bookmarkEnd w:id="66"/>
-    <w:bookmarkStart w:id="67" w:name="プリンターへの命令方式escpos風コマンド"/>
+    <w:bookmarkEnd w:id="65"/>
+    <w:bookmarkStart w:id="66" w:name="プリンターへの命令方式escpos風コマンド"/>
     <w:p>
       <w:pPr>
         <w:pStyle w:val="Heading3"/>
@@ -16205,8 +16195,8 @@
         <w:t xml:space="preserve">Lite側、QRコードの生成はプリンター側、という役割分担になっています。</w:t>
       </w:r>
     </w:p>
-    <w:bookmarkEnd w:id="67"/>
-    <w:bookmarkStart w:id="68" w:name="印刷サイズの制限"/>
+    <w:bookmarkEnd w:id="66"/>
+    <w:bookmarkStart w:id="67" w:name="印刷サイズの制限"/>
     <w:p>
       <w:pPr>
         <w:pStyle w:val="Heading3"/>
@@ -16305,9 +16295,9 @@
         </w:pict>
       </w:r>
     </w:p>
+    <w:bookmarkEnd w:id="67"/>
     <w:bookmarkEnd w:id="68"/>
-    <w:bookmarkEnd w:id="69"/>
-    <w:bookmarkStart w:id="77" w:name="第10章-トラブルシューティング"/>
+    <w:bookmarkStart w:id="76" w:name="第10章-トラブルシューティング"/>
     <w:p>
       <w:pPr>
         <w:pStyle w:val="Heading2"/>
@@ -16333,7 +16323,7 @@
         <w:t xml:space="preserve">実際に手を動かす中でよく遭遇するトラブルと、その対処法をまとめます。</w:t>
       </w:r>
     </w:p>
-    <w:bookmarkStart w:id="70" w:name="atom-liteが起動しない書き込みできない"/>
+    <w:bookmarkStart w:id="69" w:name="atom-liteが起動しない書き込みできない"/>
     <w:p>
       <w:pPr>
         <w:pStyle w:val="Heading3"/>
@@ -16417,8 +16407,8 @@
         <w:t xml:space="preserve">書き込み中にエラーが出る場合、ボード上のリセットボタンを押しながら書き込みを開始する、といった機種特有の作法が必要な場合があります。</w:t>
       </w:r>
     </w:p>
-    <w:bookmarkEnd w:id="70"/>
-    <w:bookmarkStart w:id="71" w:name="httpm5web.localにアクセスできない"/>
+    <w:bookmarkEnd w:id="69"/>
+    <w:bookmarkStart w:id="70" w:name="httpm5web.localにアクセスできない"/>
     <w:p>
       <w:pPr>
         <w:pStyle w:val="Heading3"/>
@@ -16541,8 +16531,8 @@
         <w:t xml:space="preserve">（またはLittleFSへのアップロード）を実行し忘れています。第5章の手順を再確認してください。</w:t>
       </w:r>
     </w:p>
-    <w:bookmarkEnd w:id="71"/>
-    <w:bookmarkStart w:id="72" w:name="プリンターが反応しない印刷ボタンを押しても何も起きない"/>
+    <w:bookmarkEnd w:id="70"/>
+    <w:bookmarkStart w:id="71" w:name="プリンターが反応しない印刷ボタンを押しても何も起きない"/>
     <w:p>
       <w:pPr>
         <w:pStyle w:val="Heading3"/>
@@ -16635,8 +16625,8 @@
         <w:t xml:space="preserve">UIを介さずに印刷できるか切り分けてみてください。</w:t>
       </w:r>
     </w:p>
-    <w:bookmarkEnd w:id="72"/>
-    <w:bookmarkStart w:id="73" w:name="m5stickvからatom-liteに写真が届かない"/>
+    <w:bookmarkEnd w:id="71"/>
+    <w:bookmarkStart w:id="72" w:name="m5stickvからatom-liteに写真が届かない"/>
     <w:p>
       <w:pPr>
         <w:pStyle w:val="Heading3"/>
@@ -16717,8 +16707,8 @@
         <w:t xml:space="preserve">IDEのシリアルコンソールで、M5StickV側のログにエラーが出ていないか確認してください。</w:t>
       </w:r>
     </w:p>
-    <w:bookmarkEnd w:id="73"/>
-    <w:bookmarkStart w:id="74" w:name="顔検出が効かないクラッシュする"/>
+    <w:bookmarkEnd w:id="72"/>
+    <w:bookmarkStart w:id="73" w:name="顔検出が効かないクラッシュする"/>
     <w:p>
       <w:pPr>
         <w:pStyle w:val="Heading3"/>
@@ -16823,8 +16813,8 @@
         <w:t xml:space="preserve">パラメータを調整してください。</w:t>
       </w:r>
     </w:p>
-    <w:bookmarkEnd w:id="74"/>
-    <w:bookmarkStart w:id="75" w:name="撮った写真の向きがおかしい"/>
+    <w:bookmarkEnd w:id="73"/>
+    <w:bookmarkStart w:id="74" w:name="撮った写真の向きがおかしい"/>
     <w:p>
       <w:pPr>
         <w:pStyle w:val="Heading3"/>
@@ -16908,8 +16898,8 @@
         <w:t xml:space="preserve">版のループへの切り替えを試してください。</w:t>
       </w:r>
     </w:p>
-    <w:bookmarkEnd w:id="75"/>
-    <w:bookmarkStart w:id="76" w:name="m5papercolorの画面が更新されないボタンが反応しない音が鳴らない"/>
+    <w:bookmarkEnd w:id="74"/>
+    <w:bookmarkStart w:id="75" w:name="m5papercolorの画面が更新されないボタンが反応しない音が鳴らない"/>
     <w:p>
       <w:pPr>
         <w:pStyle w:val="Heading3"/>
@@ -17111,68 +17101,68 @@
         </w:pict>
       </w:r>
     </w:p>
+    <w:bookmarkEnd w:id="75"/>
     <w:bookmarkEnd w:id="76"/>
+    <w:bookmarkStart w:id="81" w:name="第11章-発展カスタマイズのアイデア"/>
+    <w:p>
+      <w:pPr>
+        <w:pStyle w:val="Heading2"/>
+      </w:pPr>
+      <w:r>
+        <w:rPr>
+          <w:rFonts w:hint="eastAsia"/>
+        </w:rPr>
+        <w:t xml:space="preserve">第11章</w:t>
+      </w:r>
+      <w:r>
+        <w:t xml:space="preserve">　</w:t>
+      </w:r>
+      <w:r>
+        <w:rPr>
+          <w:rFonts w:hint="eastAsia"/>
+        </w:rPr>
+        <w:t xml:space="preserve">発展・カスタマイズのアイデア</w:t>
+      </w:r>
+    </w:p>
+    <w:p>
+      <w:pPr>
+        <w:pStyle w:val="FirstParagraph"/>
+      </w:pPr>
+      <w:r>
+        <w:rPr>
+          <w:rFonts w:hint="eastAsia"/>
+        </w:rPr>
+        <w:t xml:space="preserve">基本のシステムが動くようになったら、次のような発展にも挑戦してみましょう。</w:t>
+      </w:r>
+    </w:p>
+    <w:bookmarkStart w:id="77" w:name="物体分類への拡張"/>
+    <w:p>
+      <w:pPr>
+        <w:pStyle w:val="Heading3"/>
+      </w:pPr>
+      <w:r>
+        <w:t xml:space="preserve">11.1　</w:t>
+      </w:r>
+      <w:r>
+        <w:rPr>
+          <w:rFonts w:hint="eastAsia"/>
+        </w:rPr>
+        <w:t xml:space="preserve">物体分類への拡張</w:t>
+      </w:r>
+    </w:p>
+    <w:p>
+      <w:pPr>
+        <w:pStyle w:val="FirstParagraph"/>
+      </w:pPr>
+      <w:r>
+        <w:rPr>
+          <w:rFonts w:hint="eastAsia"/>
+        </w:rPr>
+        <w:t xml:space="preserve">現在の顔検出のラベル機構は、「Face」という固定文字列を返す仕組みですが、設計としては任意の文字列ラベルを載せられるようになっています。K210のKPU（AI推論回路）を使った物体分類モデルを追加すれば、「Face」の代わりに「Cat」「Dog」「Cup」など、より多様なラベルを印刷キャプションに反映させることができます。</w:t>
+      </w:r>
+    </w:p>
     <w:bookmarkEnd w:id="77"/>
-    <w:bookmarkStart w:id="82" w:name="第11章-発展カスタマイズのアイデア"/>
-    <w:p>
-      <w:pPr>
-        <w:pStyle w:val="Heading2"/>
-      </w:pPr>
-      <w:r>
-        <w:rPr>
-          <w:rFonts w:hint="eastAsia"/>
-        </w:rPr>
-        <w:t xml:space="preserve">第11章</w:t>
-      </w:r>
-      <w:r>
-        <w:t xml:space="preserve">　</w:t>
-      </w:r>
-      <w:r>
-        <w:rPr>
-          <w:rFonts w:hint="eastAsia"/>
-        </w:rPr>
-        <w:t xml:space="preserve">発展・カスタマイズのアイデア</w:t>
-      </w:r>
-    </w:p>
-    <w:p>
-      <w:pPr>
-        <w:pStyle w:val="FirstParagraph"/>
-      </w:pPr>
-      <w:r>
-        <w:rPr>
-          <w:rFonts w:hint="eastAsia"/>
-        </w:rPr>
-        <w:t xml:space="preserve">基本のシステムが動くようになったら、次のような発展にも挑戦してみましょう。</w:t>
-      </w:r>
-    </w:p>
-    <w:bookmarkStart w:id="78" w:name="物体分類への拡張"/>
-    <w:p>
-      <w:pPr>
-        <w:pStyle w:val="Heading3"/>
-      </w:pPr>
-      <w:r>
-        <w:t xml:space="preserve">11.1　</w:t>
-      </w:r>
-      <w:r>
-        <w:rPr>
-          <w:rFonts w:hint="eastAsia"/>
-        </w:rPr>
-        <w:t xml:space="preserve">物体分類への拡張</w:t>
-      </w:r>
-    </w:p>
-    <w:p>
-      <w:pPr>
-        <w:pStyle w:val="FirstParagraph"/>
-      </w:pPr>
-      <w:r>
-        <w:rPr>
-          <w:rFonts w:hint="eastAsia"/>
-        </w:rPr>
-        <w:t xml:space="preserve">現在の顔検出のラベル機構は、「Face」という固定文字列を返す仕組みですが、設計としては任意の文字列ラベルを載せられるようになっています。K210のKPU（AI推論回路）を使った物体分類モデルを追加すれば、「Face」の代わりに「Cat」「Dog」「Cup」など、より多様なラベルを印刷キャプションに反映させることができます。</w:t>
-      </w:r>
-    </w:p>
-    <w:bookmarkEnd w:id="78"/>
-    <w:bookmarkStart w:id="79" w:name="印刷トリガーの多様化"/>
+    <w:bookmarkStart w:id="78" w:name="印刷トリガーの多様化"/>
     <w:p>
       <w:pPr>
         <w:pStyle w:val="Heading3"/>
@@ -17261,68 +17251,68 @@
         <w:t xml:space="preserve">別のセンサー（人感センサーなど）と組み合わせて、人が近づいたら自動撮影・印刷する</w:t>
       </w:r>
     </w:p>
+    <w:bookmarkEnd w:id="78"/>
+    <w:bookmarkStart w:id="79" w:name="セキュリティ面の強化"/>
+    <w:p>
+      <w:pPr>
+        <w:pStyle w:val="Heading3"/>
+      </w:pPr>
+      <w:r>
+        <w:t xml:space="preserve">11.3　</w:t>
+      </w:r>
+      <w:r>
+        <w:rPr>
+          <w:rFonts w:hint="eastAsia"/>
+        </w:rPr>
+        <w:t xml:space="preserve">セキュリティ面の強化</w:t>
+      </w:r>
+    </w:p>
+    <w:p>
+      <w:pPr>
+        <w:pStyle w:val="FirstParagraph"/>
+      </w:pPr>
+      <w:r>
+        <w:rPr>
+          <w:rFonts w:hint="eastAsia"/>
+        </w:rPr>
+        <w:t xml:space="preserve">現状、Wi-Fi設定用のアクセスポイントはパスワード無しのオープンネットワークです。設置環境によっては、</w:t>
+      </w:r>
+      <w:r>
+        <w:rPr>
+          <w:rStyle w:val="VerbatimChar"/>
+        </w:rPr>
+        <w:t xml:space="preserve">wifi_manager.cpp</w:t>
+      </w:r>
+      <w:r>
+        <w:rPr>
+          <w:rFonts w:hint="eastAsia"/>
+        </w:rPr>
+        <w:t xml:space="preserve">内の</w:t>
+      </w:r>
+      <w:r>
+        <w:rPr>
+          <w:rStyle w:val="VerbatimChar"/>
+        </w:rPr>
+        <w:t xml:space="preserve">WiFi.softAP(apName)</w:t>
+      </w:r>
+      <w:r>
+        <w:rPr>
+          <w:rFonts w:hint="eastAsia"/>
+        </w:rPr>
+        <w:t xml:space="preserve">にパスワード引数を追加することを検討してください。また、HTTP</w:t>
+      </w:r>
+      <w:r>
+        <w:t xml:space="preserve"> </w:t>
+      </w:r>
+      <w:r>
+        <w:rPr>
+          <w:rFonts w:hint="eastAsia"/>
+        </w:rPr>
+        <w:t xml:space="preserve">APIには認証機構が無いため、外部に公開せず、あくまで信頼できる家庭内LANの範囲で使うことが前提です。</w:t>
+      </w:r>
+    </w:p>
     <w:bookmarkEnd w:id="79"/>
-    <w:bookmarkStart w:id="80" w:name="セキュリティ面の強化"/>
-    <w:p>
-      <w:pPr>
-        <w:pStyle w:val="Heading3"/>
-      </w:pPr>
-      <w:r>
-        <w:t xml:space="preserve">11.3　</w:t>
-      </w:r>
-      <w:r>
-        <w:rPr>
-          <w:rFonts w:hint="eastAsia"/>
-        </w:rPr>
-        <w:t xml:space="preserve">セキュリティ面の強化</w:t>
-      </w:r>
-    </w:p>
-    <w:p>
-      <w:pPr>
-        <w:pStyle w:val="FirstParagraph"/>
-      </w:pPr>
-      <w:r>
-        <w:rPr>
-          <w:rFonts w:hint="eastAsia"/>
-        </w:rPr>
-        <w:t xml:space="preserve">現状、Wi-Fi設定用のアクセスポイントはパスワード無しのオープンネットワークです。設置環境によっては、</w:t>
-      </w:r>
-      <w:r>
-        <w:rPr>
-          <w:rStyle w:val="VerbatimChar"/>
-        </w:rPr>
-        <w:t xml:space="preserve">wifi_manager.cpp</w:t>
-      </w:r>
-      <w:r>
-        <w:rPr>
-          <w:rFonts w:hint="eastAsia"/>
-        </w:rPr>
-        <w:t xml:space="preserve">内の</w:t>
-      </w:r>
-      <w:r>
-        <w:rPr>
-          <w:rStyle w:val="VerbatimChar"/>
-        </w:rPr>
-        <w:t xml:space="preserve">WiFi.softAP(apName)</w:t>
-      </w:r>
-      <w:r>
-        <w:rPr>
-          <w:rFonts w:hint="eastAsia"/>
-        </w:rPr>
-        <w:t xml:space="preserve">にパスワード引数を追加することを検討してください。また、HTTP</w:t>
-      </w:r>
-      <w:r>
-        <w:t xml:space="preserve"> </w:t>
-      </w:r>
-      <w:r>
-        <w:rPr>
-          <w:rFonts w:hint="eastAsia"/>
-        </w:rPr>
-        <w:t xml:space="preserve">APIには認証機構が無いため、外部に公開せず、あくまで信頼できる家庭内LANの範囲で使うことが前提です。</w:t>
-      </w:r>
-    </w:p>
-    <w:bookmarkEnd w:id="80"/>
-    <w:bookmarkStart w:id="81" w:name="印刷幅最大高さの変更"/>
+    <w:bookmarkStart w:id="80" w:name="印刷幅最大高さの変更"/>
     <w:p>
       <w:pPr>
         <w:pStyle w:val="Heading3"/>
@@ -17400,9 +17390,9 @@
         </w:pict>
       </w:r>
     </w:p>
+    <w:bookmarkEnd w:id="80"/>
     <w:bookmarkEnd w:id="81"/>
-    <w:bookmarkEnd w:id="82"/>
-    <w:bookmarkStart w:id="83" w:name="付録a-部品購入リストまとめ"/>
+    <w:bookmarkStart w:id="82" w:name="付録a-部品購入リストまとめ"/>
     <w:p>
       <w:pPr>
         <w:pStyle w:val="Heading2"/>
@@ -17684,8 +17674,8 @@
         </w:tc>
       </w:tr>
     </w:tbl>
-    <w:bookmarkEnd w:id="83"/>
-    <w:bookmarkStart w:id="84" w:name="付録b-用語集"/>
+    <w:bookmarkEnd w:id="82"/>
+    <w:bookmarkStart w:id="83" w:name="付録b-用語集"/>
     <w:p>
       <w:pPr>
         <w:pStyle w:val="Heading2"/>
@@ -18204,404 +18194,404 @@
         </w:tc>
       </w:tr>
     </w:tbl>
+    <w:bookmarkEnd w:id="83"/>
+    <w:bookmarkStart w:id="84" w:name="付録c-プロジェクトのソースコード構成"/>
+    <w:p>
+      <w:pPr>
+        <w:pStyle w:val="Heading2"/>
+      </w:pPr>
+      <w:r>
+        <w:rPr>
+          <w:rFonts w:hint="eastAsia"/>
+        </w:rPr>
+        <w:t xml:space="preserve">付録C</w:t>
+      </w:r>
+      <w:r>
+        <w:t xml:space="preserve">　</w:t>
+      </w:r>
+      <w:r>
+        <w:rPr>
+          <w:rFonts w:hint="eastAsia"/>
+        </w:rPr>
+        <w:t xml:space="preserve">プロジェクトのソースコード構成</w:t>
+      </w:r>
+    </w:p>
+    <w:p>
+      <w:pPr>
+        <w:pStyle w:val="SourceCode"/>
+      </w:pPr>
+      <w:r>
+        <w:rPr>
+          <w:rStyle w:val="VerbatimChar"/>
+        </w:rPr>
+        <w:t xml:space="preserve">platformio.ini          </w:t>
+      </w:r>
+      <w:r>
+        <w:rPr>
+          <w:rStyle w:val="VerbatimChar"/>
+          <w:rFonts w:hint="eastAsia"/>
+        </w:rPr>
+        <w:t xml:space="preserve">PlatformIOのビルド設定</w:t>
+      </w:r>
+      <w:r>
+        <w:br/>
+      </w:r>
+      <w:r>
+        <w:rPr>
+          <w:rStyle w:val="VerbatimChar"/>
+        </w:rPr>
+        <w:t xml:space="preserve">src/</w:t>
+      </w:r>
+      <w:r>
+        <w:br/>
+      </w:r>
+      <w:r>
+        <w:rPr>
+          <w:rStyle w:val="VerbatimChar"/>
+        </w:rPr>
+        <w:t xml:space="preserve">  main.cpp               </w:t>
+      </w:r>
+      <w:r>
+        <w:rPr>
+          <w:rStyle w:val="VerbatimChar"/>
+          <w:rFonts w:hint="eastAsia"/>
+        </w:rPr>
+        <w:t xml:space="preserve">setup/loopの配線（全モジュールの起動と接続）</w:t>
+      </w:r>
+      <w:r>
+        <w:br/>
+      </w:r>
+      <w:r>
+        <w:rPr>
+          <w:rStyle w:val="VerbatimChar"/>
+        </w:rPr>
+        <w:t xml:space="preserve">  wifi_manager.*          </w:t>
+      </w:r>
+      <w:r>
+        <w:rPr>
+          <w:rStyle w:val="VerbatimChar"/>
+          <w:rFonts w:hint="eastAsia"/>
+        </w:rPr>
+        <w:t xml:space="preserve">Wi-Fi(STA)接続／APフォールバック＋キャプティブポータル／mDNS</w:t>
+      </w:r>
+      <w:r>
+        <w:br/>
+      </w:r>
+      <w:r>
+        <w:rPr>
+          <w:rStyle w:val="VerbatimChar"/>
+        </w:rPr>
+        <w:t xml:space="preserve">  printer.*               </w:t>
+      </w:r>
+      <w:r>
+        <w:rPr>
+          <w:rStyle w:val="VerbatimChar"/>
+          <w:rFonts w:hint="eastAsia"/>
+        </w:rPr>
+        <w:t xml:space="preserve">UART経由でのESC/POS風ラスター送信・テキスト/QR送信</w:t>
+      </w:r>
+      <w:r>
+        <w:br/>
+      </w:r>
+      <w:r>
+        <w:rPr>
+          <w:rStyle w:val="VerbatimChar"/>
+        </w:rPr>
+        <w:t xml:space="preserve">  web_server.*            m5webのHTTP </w:t>
+      </w:r>
+      <w:r>
+        <w:rPr>
+          <w:rStyle w:val="VerbatimChar"/>
+          <w:rFonts w:hint="eastAsia"/>
+        </w:rPr>
+        <w:t xml:space="preserve">API（状態取得、Wi-Fi設定、画像/テキスト/QR印刷）</w:t>
+      </w:r>
+      <w:r>
+        <w:br/>
+      </w:r>
+      <w:r>
+        <w:rPr>
+          <w:rStyle w:val="VerbatimChar"/>
+        </w:rPr>
+        <w:t xml:space="preserve">  dither.*                </w:t>
+      </w:r>
+      <w:r>
+        <w:rPr>
+          <w:rStyle w:val="VerbatimChar"/>
+          <w:rFonts w:hint="eastAsia"/>
+        </w:rPr>
+        <w:t xml:space="preserve">誤差拡散(Floyd–Steinberg)の行ストリーミング実装</w:t>
+      </w:r>
+      <w:r>
+        <w:br/>
+      </w:r>
+      <w:r>
+        <w:rPr>
+          <w:rStyle w:val="VerbatimChar"/>
+        </w:rPr>
+        <w:t xml:space="preserve">  camera_link.*           </w:t>
+      </w:r>
+      <w:r>
+        <w:rPr>
+          <w:rStyle w:val="VerbatimChar"/>
+          <w:rFonts w:hint="eastAsia"/>
+        </w:rPr>
+        <w:t xml:space="preserve">M5StickVからのUART直結カメラ画像受信・バッファ保持・確認モード</w:t>
+      </w:r>
+      <w:r>
+        <w:br/>
+      </w:r>
+      <w:r>
+        <w:rPr>
+          <w:rStyle w:val="VerbatimChar"/>
+        </w:rPr>
+        <w:t xml:space="preserve">  gallery.*               </w:t>
+      </w:r>
+      <w:r>
+        <w:rPr>
+          <w:rStyle w:val="VerbatimChar"/>
+          <w:rFonts w:hint="eastAsia"/>
+        </w:rPr>
+        <w:t xml:space="preserve">印刷した写真をLittleFSに保存・一覧・削除・再印刷する履歴機能</w:t>
+      </w:r>
+      <w:r>
+        <w:br/>
+      </w:r>
+      <w:r>
+        <w:rPr>
+          <w:rStyle w:val="VerbatimChar"/>
+        </w:rPr>
+        <w:t xml:space="preserve">  led.*                   ATOM </w:t>
+      </w:r>
+      <w:r>
+        <w:rPr>
+          <w:rStyle w:val="VerbatimChar"/>
+          <w:rFonts w:hint="eastAsia"/>
+        </w:rPr>
+        <w:t xml:space="preserve">Lite内蔵RGB</w:t>
+      </w:r>
+      <w:r>
+        <w:rPr>
+          <w:rStyle w:val="VerbatimChar"/>
+        </w:rPr>
+        <w:t xml:space="preserve"> </w:t>
+      </w:r>
+      <w:r>
+        <w:rPr>
+          <w:rStyle w:val="VerbatimChar"/>
+          <w:rFonts w:hint="eastAsia"/>
+        </w:rPr>
+        <w:t xml:space="preserve">LEDの点灯制御</w:t>
+      </w:r>
+      <w:r>
+        <w:br/>
+      </w:r>
+      <w:r>
+        <w:rPr>
+          <w:rStyle w:val="VerbatimChar"/>
+        </w:rPr>
+        <w:t xml:space="preserve">  font.*                  </w:t>
+      </w:r>
+      <w:r>
+        <w:rPr>
+          <w:rStyle w:val="VerbatimChar"/>
+          <w:rFonts w:hint="eastAsia"/>
+        </w:rPr>
+        <w:t xml:space="preserve">5x7ドットマトリクスフォント（半角英数字のみ）の描画</w:t>
+      </w:r>
+      <w:r>
+        <w:br/>
+      </w:r>
+      <w:r>
+        <w:rPr>
+          <w:rStyle w:val="VerbatimChar"/>
+        </w:rPr>
+        <w:t xml:space="preserve">  caption.*               </w:t>
+      </w:r>
+      <w:r>
+        <w:rPr>
+          <w:rStyle w:val="VerbatimChar"/>
+          <w:rFonts w:hint="eastAsia"/>
+        </w:rPr>
+        <w:t xml:space="preserve">印刷時刻・検出ラベルを印刷画像に追加する（白帯+黒文字）</w:t>
+      </w:r>
+      <w:r>
+        <w:br/>
+      </w:r>
+      <w:r>
+        <w:rPr>
+          <w:rStyle w:val="VerbatimChar"/>
+        </w:rPr>
+        <w:t xml:space="preserve">  clock.*                 </w:t>
+      </w:r>
+      <w:r>
+        <w:rPr>
+          <w:rStyle w:val="VerbatimChar"/>
+          <w:rFonts w:hint="eastAsia"/>
+        </w:rPr>
+        <w:t xml:space="preserve">NTPによる時刻同期（JST固定）</w:t>
+      </w:r>
+      <w:r>
+        <w:br/>
+      </w:r>
+      <w:r>
+        <w:rPr>
+          <w:rStyle w:val="VerbatimChar"/>
+        </w:rPr>
+        <w:t xml:space="preserve">  openai.*                 OpenAI </w:t>
+      </w:r>
+      <w:r>
+        <w:rPr>
+          <w:rStyle w:val="VerbatimChar"/>
+          <w:rFonts w:hint="eastAsia"/>
+        </w:rPr>
+        <w:t xml:space="preserve">APIキーの保存・受け渡しのみ（HTTPS通信自体はブラウザ側、8.4節）</w:t>
+      </w:r>
+      <w:r>
+        <w:br/>
+      </w:r>
+      <w:r>
+        <w:rPr>
+          <w:rStyle w:val="VerbatimChar"/>
+        </w:rPr>
+        <w:t xml:space="preserve">data/</w:t>
+      </w:r>
+      <w:r>
+        <w:br/>
+      </w:r>
+      <w:r>
+        <w:rPr>
+          <w:rStyle w:val="VerbatimChar"/>
+        </w:rPr>
+        <w:t xml:space="preserve">  index.html              </w:t>
+      </w:r>
+      <w:r>
+        <w:rPr>
+          <w:rStyle w:val="VerbatimChar"/>
+          <w:rFonts w:hint="eastAsia"/>
+        </w:rPr>
+        <w:t xml:space="preserve">m5web本体（UI＋Canvas画像変換、外部CDN依存なし・単一ファイル）</w:t>
+      </w:r>
+      <w:r>
+        <w:br/>
+      </w:r>
+      <w:r>
+        <w:rPr>
+          <w:rStyle w:val="VerbatimChar"/>
+        </w:rPr>
+        <w:t xml:space="preserve">arduino/m5web/</w:t>
+      </w:r>
+      <w:r>
+        <w:br/>
+      </w:r>
+      <w:r>
+        <w:rPr>
+          <w:rStyle w:val="VerbatimChar"/>
+        </w:rPr>
+        <w:t xml:space="preserve">  m5web.ino </w:t>
+      </w:r>
+      <w:r>
+        <w:rPr>
+          <w:rStyle w:val="VerbatimChar"/>
+          <w:rFonts w:hint="eastAsia"/>
+        </w:rPr>
+        <w:t xml:space="preserve">＋</w:t>
+      </w:r>
+      <w:r>
+        <w:rPr>
+          <w:rStyle w:val="VerbatimChar"/>
+        </w:rPr>
+        <w:t xml:space="preserve"> </w:t>
+      </w:r>
+      <w:r>
+        <w:rPr>
+          <w:rStyle w:val="VerbatimChar"/>
+          <w:rFonts w:hint="eastAsia"/>
+        </w:rPr>
+        <w:t xml:space="preserve">同名の*.h/*.cpp/data/</w:t>
+      </w:r>
+      <w:r>
+        <w:rPr>
+          <w:rStyle w:val="VerbatimChar"/>
+        </w:rPr>
+        <w:t xml:space="preserve">  Arduino </w:t>
+      </w:r>
+      <w:r>
+        <w:rPr>
+          <w:rStyle w:val="VerbatimChar"/>
+          <w:rFonts w:hint="eastAsia"/>
+        </w:rPr>
+        <w:t xml:space="preserve">IDE用の手動同期コピー</w:t>
+      </w:r>
+      <w:r>
+        <w:br/>
+      </w:r>
+      <w:r>
+        <w:rPr>
+          <w:rStyle w:val="VerbatimChar"/>
+        </w:rPr>
+        <w:t xml:space="preserve">maixpy/</w:t>
+      </w:r>
+      <w:r>
+        <w:br/>
+      </w:r>
+      <w:r>
+        <w:rPr>
+          <w:rStyle w:val="VerbatimChar"/>
+        </w:rPr>
+        <w:t xml:space="preserve">  m5web_capture.py        </w:t>
+      </w:r>
+      <w:r>
+        <w:rPr>
+          <w:rStyle w:val="VerbatimChar"/>
+          <w:rFonts w:hint="eastAsia"/>
+        </w:rPr>
+        <w:t xml:space="preserve">M5StickV側スクリプト（撮影→シャッター音→リサイズ→UART送信）</w:t>
+      </w:r>
+      <w:r>
+        <w:br/>
+      </w:r>
+      <w:r>
+        <w:rPr>
+          <w:rStyle w:val="VerbatimChar"/>
+        </w:rPr>
+        <w:t xml:space="preserve">  shutter.wav              </w:t>
+      </w:r>
+      <w:r>
+        <w:rPr>
+          <w:rStyle w:val="VerbatimChar"/>
+          <w:rFonts w:hint="eastAsia"/>
+        </w:rPr>
+        <w:t xml:space="preserve">シャッター音</w:t>
+      </w:r>
+      <w:r>
+        <w:br/>
+      </w:r>
+      <w:r>
+        <w:rPr>
+          <w:rStyle w:val="VerbatimChar"/>
+        </w:rPr>
+        <w:t xml:space="preserve">m5paper/</w:t>
+      </w:r>
+      <w:r>
+        <w:br/>
+      </w:r>
+      <w:r>
+        <w:rPr>
+          <w:rStyle w:val="VerbatimChar"/>
+        </w:rPr>
+        <w:t xml:space="preserve">  m5paper.ino              </w:t>
+      </w:r>
+      <w:r>
+        <w:rPr>
+          <w:rStyle w:val="VerbatimChar"/>
+          <w:rFonts w:hint="eastAsia"/>
+        </w:rPr>
+        <w:t xml:space="preserve">M5PaperColor用スケッチ</w:t>
+      </w:r>
+    </w:p>
     <w:bookmarkEnd w:id="84"/>
-    <w:bookmarkStart w:id="85" w:name="付録c-プロジェクトのソースコード構成"/>
-    <w:p>
-      <w:pPr>
-        <w:pStyle w:val="Heading2"/>
-      </w:pPr>
-      <w:r>
-        <w:rPr>
-          <w:rFonts w:hint="eastAsia"/>
-        </w:rPr>
-        <w:t xml:space="preserve">付録C</w:t>
-      </w:r>
-      <w:r>
-        <w:t xml:space="preserve">　</w:t>
-      </w:r>
-      <w:r>
-        <w:rPr>
-          <w:rFonts w:hint="eastAsia"/>
-        </w:rPr>
-        <w:t xml:space="preserve">プロジェクトのソースコード構成</w:t>
-      </w:r>
-    </w:p>
-    <w:p>
-      <w:pPr>
-        <w:pStyle w:val="SourceCode"/>
-      </w:pPr>
-      <w:r>
-        <w:rPr>
-          <w:rStyle w:val="VerbatimChar"/>
-        </w:rPr>
-        <w:t xml:space="preserve">platformio.ini          </w:t>
-      </w:r>
-      <w:r>
-        <w:rPr>
-          <w:rStyle w:val="VerbatimChar"/>
-          <w:rFonts w:hint="eastAsia"/>
-        </w:rPr>
-        <w:t xml:space="preserve">PlatformIOのビルド設定</w:t>
-      </w:r>
-      <w:r>
-        <w:br/>
-      </w:r>
-      <w:r>
-        <w:rPr>
-          <w:rStyle w:val="VerbatimChar"/>
-        </w:rPr>
-        <w:t xml:space="preserve">src/</w:t>
-      </w:r>
-      <w:r>
-        <w:br/>
-      </w:r>
-      <w:r>
-        <w:rPr>
-          <w:rStyle w:val="VerbatimChar"/>
-        </w:rPr>
-        <w:t xml:space="preserve">  main.cpp               </w:t>
-      </w:r>
-      <w:r>
-        <w:rPr>
-          <w:rStyle w:val="VerbatimChar"/>
-          <w:rFonts w:hint="eastAsia"/>
-        </w:rPr>
-        <w:t xml:space="preserve">setup/loopの配線（全モジュールの起動と接続）</w:t>
-      </w:r>
-      <w:r>
-        <w:br/>
-      </w:r>
-      <w:r>
-        <w:rPr>
-          <w:rStyle w:val="VerbatimChar"/>
-        </w:rPr>
-        <w:t xml:space="preserve">  wifi_manager.*          </w:t>
-      </w:r>
-      <w:r>
-        <w:rPr>
-          <w:rStyle w:val="VerbatimChar"/>
-          <w:rFonts w:hint="eastAsia"/>
-        </w:rPr>
-        <w:t xml:space="preserve">Wi-Fi(STA)接続／APフォールバック＋キャプティブポータル／mDNS</w:t>
-      </w:r>
-      <w:r>
-        <w:br/>
-      </w:r>
-      <w:r>
-        <w:rPr>
-          <w:rStyle w:val="VerbatimChar"/>
-        </w:rPr>
-        <w:t xml:space="preserve">  printer.*               </w:t>
-      </w:r>
-      <w:r>
-        <w:rPr>
-          <w:rStyle w:val="VerbatimChar"/>
-          <w:rFonts w:hint="eastAsia"/>
-        </w:rPr>
-        <w:t xml:space="preserve">UART経由でのESC/POS風ラスター送信・テキスト/QR送信</w:t>
-      </w:r>
-      <w:r>
-        <w:br/>
-      </w:r>
-      <w:r>
-        <w:rPr>
-          <w:rStyle w:val="VerbatimChar"/>
-        </w:rPr>
-        <w:t xml:space="preserve">  web_server.*            m5webのHTTP </w:t>
-      </w:r>
-      <w:r>
-        <w:rPr>
-          <w:rStyle w:val="VerbatimChar"/>
-          <w:rFonts w:hint="eastAsia"/>
-        </w:rPr>
-        <w:t xml:space="preserve">API（状態取得、Wi-Fi設定、画像/テキスト/QR印刷）</w:t>
-      </w:r>
-      <w:r>
-        <w:br/>
-      </w:r>
-      <w:r>
-        <w:rPr>
-          <w:rStyle w:val="VerbatimChar"/>
-        </w:rPr>
-        <w:t xml:space="preserve">  dither.*                </w:t>
-      </w:r>
-      <w:r>
-        <w:rPr>
-          <w:rStyle w:val="VerbatimChar"/>
-          <w:rFonts w:hint="eastAsia"/>
-        </w:rPr>
-        <w:t xml:space="preserve">誤差拡散(Floyd–Steinberg)の行ストリーミング実装</w:t>
-      </w:r>
-      <w:r>
-        <w:br/>
-      </w:r>
-      <w:r>
-        <w:rPr>
-          <w:rStyle w:val="VerbatimChar"/>
-        </w:rPr>
-        <w:t xml:space="preserve">  camera_link.*           </w:t>
-      </w:r>
-      <w:r>
-        <w:rPr>
-          <w:rStyle w:val="VerbatimChar"/>
-          <w:rFonts w:hint="eastAsia"/>
-        </w:rPr>
-        <w:t xml:space="preserve">M5StickVからのUART直結カメラ画像受信・バッファ保持・確認モード</w:t>
-      </w:r>
-      <w:r>
-        <w:br/>
-      </w:r>
-      <w:r>
-        <w:rPr>
-          <w:rStyle w:val="VerbatimChar"/>
-        </w:rPr>
-        <w:t xml:space="preserve">  gallery.*               </w:t>
-      </w:r>
-      <w:r>
-        <w:rPr>
-          <w:rStyle w:val="VerbatimChar"/>
-          <w:rFonts w:hint="eastAsia"/>
-        </w:rPr>
-        <w:t xml:space="preserve">印刷した写真をLittleFSに保存・一覧・削除・再印刷する履歴機能</w:t>
-      </w:r>
-      <w:r>
-        <w:br/>
-      </w:r>
-      <w:r>
-        <w:rPr>
-          <w:rStyle w:val="VerbatimChar"/>
-        </w:rPr>
-        <w:t xml:space="preserve">  led.*                   ATOM </w:t>
-      </w:r>
-      <w:r>
-        <w:rPr>
-          <w:rStyle w:val="VerbatimChar"/>
-          <w:rFonts w:hint="eastAsia"/>
-        </w:rPr>
-        <w:t xml:space="preserve">Lite内蔵RGB</w:t>
-      </w:r>
-      <w:r>
-        <w:rPr>
-          <w:rStyle w:val="VerbatimChar"/>
-        </w:rPr>
-        <w:t xml:space="preserve"> </w:t>
-      </w:r>
-      <w:r>
-        <w:rPr>
-          <w:rStyle w:val="VerbatimChar"/>
-          <w:rFonts w:hint="eastAsia"/>
-        </w:rPr>
-        <w:t xml:space="preserve">LEDの点灯制御</w:t>
-      </w:r>
-      <w:r>
-        <w:br/>
-      </w:r>
-      <w:r>
-        <w:rPr>
-          <w:rStyle w:val="VerbatimChar"/>
-        </w:rPr>
-        <w:t xml:space="preserve">  font.*                  </w:t>
-      </w:r>
-      <w:r>
-        <w:rPr>
-          <w:rStyle w:val="VerbatimChar"/>
-          <w:rFonts w:hint="eastAsia"/>
-        </w:rPr>
-        <w:t xml:space="preserve">5x7ドットマトリクスフォント（半角英数字のみ）の描画</w:t>
-      </w:r>
-      <w:r>
-        <w:br/>
-      </w:r>
-      <w:r>
-        <w:rPr>
-          <w:rStyle w:val="VerbatimChar"/>
-        </w:rPr>
-        <w:t xml:space="preserve">  caption.*               </w:t>
-      </w:r>
-      <w:r>
-        <w:rPr>
-          <w:rStyle w:val="VerbatimChar"/>
-          <w:rFonts w:hint="eastAsia"/>
-        </w:rPr>
-        <w:t xml:space="preserve">印刷時刻・検出ラベルを印刷画像に追加する（白帯+黒文字）</w:t>
-      </w:r>
-      <w:r>
-        <w:br/>
-      </w:r>
-      <w:r>
-        <w:rPr>
-          <w:rStyle w:val="VerbatimChar"/>
-        </w:rPr>
-        <w:t xml:space="preserve">  clock.*                 </w:t>
-      </w:r>
-      <w:r>
-        <w:rPr>
-          <w:rStyle w:val="VerbatimChar"/>
-          <w:rFonts w:hint="eastAsia"/>
-        </w:rPr>
-        <w:t xml:space="preserve">NTPによる時刻同期（JST固定）</w:t>
-      </w:r>
-      <w:r>
-        <w:br/>
-      </w:r>
-      <w:r>
-        <w:rPr>
-          <w:rStyle w:val="VerbatimChar"/>
-        </w:rPr>
-        <w:t xml:space="preserve">  openai.*                 OpenAI Chat Completions </w:t>
-      </w:r>
-      <w:r>
-        <w:rPr>
-          <w:rStyle w:val="VerbatimChar"/>
-          <w:rFonts w:hint="eastAsia"/>
-        </w:rPr>
-        <w:t xml:space="preserve">APIへのHTTPSクライアント（俳句生成、8.4節）</w:t>
-      </w:r>
-      <w:r>
-        <w:br/>
-      </w:r>
-      <w:r>
-        <w:rPr>
-          <w:rStyle w:val="VerbatimChar"/>
-        </w:rPr>
-        <w:t xml:space="preserve">data/</w:t>
-      </w:r>
-      <w:r>
-        <w:br/>
-      </w:r>
-      <w:r>
-        <w:rPr>
-          <w:rStyle w:val="VerbatimChar"/>
-        </w:rPr>
-        <w:t xml:space="preserve">  index.html              </w:t>
-      </w:r>
-      <w:r>
-        <w:rPr>
-          <w:rStyle w:val="VerbatimChar"/>
-          <w:rFonts w:hint="eastAsia"/>
-        </w:rPr>
-        <w:t xml:space="preserve">m5web本体（UI＋Canvas画像変換、外部CDN依存なし・単一ファイル）</w:t>
-      </w:r>
-      <w:r>
-        <w:br/>
-      </w:r>
-      <w:r>
-        <w:rPr>
-          <w:rStyle w:val="VerbatimChar"/>
-        </w:rPr>
-        <w:t xml:space="preserve">arduino/m5web/</w:t>
-      </w:r>
-      <w:r>
-        <w:br/>
-      </w:r>
-      <w:r>
-        <w:rPr>
-          <w:rStyle w:val="VerbatimChar"/>
-        </w:rPr>
-        <w:t xml:space="preserve">  m5web.ino </w:t>
-      </w:r>
-      <w:r>
-        <w:rPr>
-          <w:rStyle w:val="VerbatimChar"/>
-          <w:rFonts w:hint="eastAsia"/>
-        </w:rPr>
-        <w:t xml:space="preserve">＋</w:t>
-      </w:r>
-      <w:r>
-        <w:rPr>
-          <w:rStyle w:val="VerbatimChar"/>
-        </w:rPr>
-        <w:t xml:space="preserve"> </w:t>
-      </w:r>
-      <w:r>
-        <w:rPr>
-          <w:rStyle w:val="VerbatimChar"/>
-          <w:rFonts w:hint="eastAsia"/>
-        </w:rPr>
-        <w:t xml:space="preserve">同名の*.h/*.cpp/data/</w:t>
-      </w:r>
-      <w:r>
-        <w:rPr>
-          <w:rStyle w:val="VerbatimChar"/>
-        </w:rPr>
-        <w:t xml:space="preserve">  Arduino </w:t>
-      </w:r>
-      <w:r>
-        <w:rPr>
-          <w:rStyle w:val="VerbatimChar"/>
-          <w:rFonts w:hint="eastAsia"/>
-        </w:rPr>
-        <w:t xml:space="preserve">IDE用の手動同期コピー</w:t>
-      </w:r>
-      <w:r>
-        <w:br/>
-      </w:r>
-      <w:r>
-        <w:rPr>
-          <w:rStyle w:val="VerbatimChar"/>
-        </w:rPr>
-        <w:t xml:space="preserve">maixpy/</w:t>
-      </w:r>
-      <w:r>
-        <w:br/>
-      </w:r>
-      <w:r>
-        <w:rPr>
-          <w:rStyle w:val="VerbatimChar"/>
-        </w:rPr>
-        <w:t xml:space="preserve">  m5web_capture.py        </w:t>
-      </w:r>
-      <w:r>
-        <w:rPr>
-          <w:rStyle w:val="VerbatimChar"/>
-          <w:rFonts w:hint="eastAsia"/>
-        </w:rPr>
-        <w:t xml:space="preserve">M5StickV側スクリプト（撮影→シャッター音→リサイズ→UART送信）</w:t>
-      </w:r>
-      <w:r>
-        <w:br/>
-      </w:r>
-      <w:r>
-        <w:rPr>
-          <w:rStyle w:val="VerbatimChar"/>
-        </w:rPr>
-        <w:t xml:space="preserve">  shutter.wav              </w:t>
-      </w:r>
-      <w:r>
-        <w:rPr>
-          <w:rStyle w:val="VerbatimChar"/>
-          <w:rFonts w:hint="eastAsia"/>
-        </w:rPr>
-        <w:t xml:space="preserve">シャッター音</w:t>
-      </w:r>
-      <w:r>
-        <w:br/>
-      </w:r>
-      <w:r>
-        <w:rPr>
-          <w:rStyle w:val="VerbatimChar"/>
-        </w:rPr>
-        <w:t xml:space="preserve">m5paper/</w:t>
-      </w:r>
-      <w:r>
-        <w:br/>
-      </w:r>
-      <w:r>
-        <w:rPr>
-          <w:rStyle w:val="VerbatimChar"/>
-        </w:rPr>
-        <w:t xml:space="preserve">  m5paper.ino              </w:t>
-      </w:r>
-      <w:r>
-        <w:rPr>
-          <w:rStyle w:val="VerbatimChar"/>
-          <w:rFonts w:hint="eastAsia"/>
-        </w:rPr>
-        <w:t xml:space="preserve">M5PaperColor用スケッチ</w:t>
-      </w:r>
-    </w:p>
-    <w:bookmarkEnd w:id="85"/>
-    <w:bookmarkStart w:id="86" w:name="付録d-参考文献リンク"/>
+    <w:bookmarkStart w:id="85" w:name="付録d-参考文献リンク"/>
     <w:p>
       <w:pPr>
         <w:pStyle w:val="Heading2"/>
@@ -18740,8 +18730,8 @@
         </w:pict>
       </w:r>
     </w:p>
-    <w:bookmarkEnd w:id="86"/>
-    <w:bookmarkStart w:id="87" w:name="おわりに"/>
+    <w:bookmarkEnd w:id="85"/>
+    <w:bookmarkStart w:id="86" w:name="おわりに"/>
     <w:p>
       <w:pPr>
         <w:pStyle w:val="Heading2"/>
@@ -18808,8 +18798,7 @@
         <w:t xml:space="preserve">あなたの手元で紙が印刷される、その最初の1枚を楽しみにしています。</w:t>
       </w:r>
     </w:p>
-    <w:bookmarkEnd w:id="87"/>
-    <w:bookmarkEnd w:id="88"/>
+    <w:bookmarkEnd w:id="86"/>
     <w:sectPr>
       <w:footnotePr>
         <w:numRestart w:val="eachSect"/>
@@ -19672,7 +19661,7 @@
         <w:rFonts w:asciiTheme="minorHAnsi" w:cstheme="minorBidi" w:eastAsiaTheme="minorEastAsia" w:hAnsiTheme="minorHAnsi"/>
         <w:sz w:val="24"/>
         <w:szCs w:val="24"/>
-        <w:lang w:bidi="ar-SA" w:eastAsia="zh-CN" w:val="en-US"/>
+        <w:lang w:bidi="ar-SA" w:eastAsia="ja" w:val="en-US"/>
       </w:rPr>
     </w:rPrDefault>
     <w:pPrDefault>

--- a/docs/iot-camera-printer-guide.docx
+++ b/docs/iot-camera-printer-guide.docx
@@ -2646,7 +2646,7 @@
     </w:p>
     <w:bookmarkEnd w:id="21"/>
     <w:bookmarkEnd w:id="22"/>
-    <w:bookmarkStart w:id="28" w:name="第3章-使用デバイスの解説"/>
+    <w:bookmarkStart w:id="44" w:name="第3章-使用デバイスの解説"/>
     <w:p>
       <w:pPr>
         <w:pStyle w:val="Heading2"/>
@@ -3348,7 +3348,7 @@
       </w:r>
     </w:p>
     <w:bookmarkEnd w:id="23"/>
-    <w:bookmarkStart w:id="24" w:name="atom-printer-kitatom-lite-58mm感熱プリンター"/>
+    <w:bookmarkStart w:id="32" w:name="atom-printer-kitatom-lite-58mm感熱プリンター"/>
     <w:p>
       <w:pPr>
         <w:pStyle w:val="Heading3"/>
@@ -3462,45 +3462,80 @@
         <w:t xml:space="preserve">Groveコネクタで外部機器と簡単に接続可能</w:t>
       </w:r>
     </w:p>
-    <w:p>
-      <w:pPr>
-        <w:pStyle w:val="FirstParagraph"/>
-      </w:pPr>
-      <w:r>
-        <w:rPr>
-          <w:b/>
-          <w:bCs/>
-        </w:rPr>
-        <w:t xml:space="preserve">ATOM Printer Kit</w:t>
-      </w:r>
-      <w:r>
-        <w:t xml:space="preserve">は、このATOM </w:t>
-      </w:r>
-      <w:r>
-        <w:rPr>
-          <w:rFonts w:hint="eastAsia"/>
-        </w:rPr>
-        <w:t xml:space="preserve">Liteと58mm幅の感熱プリンターユニットをセットにした製品です。感熱プリンターとは、レシートなどでおなじみの、専用の感熱紙に熱を加えることでインクなしに印字する方式のプリンターです。インクリボンやトナーが不要な代わりに、専用紙（感熱紙）が必要になります。</w:t>
-      </w:r>
-    </w:p>
-    <w:p>
-      <w:pPr>
-        <w:pStyle w:val="BodyText"/>
-      </w:pPr>
-      <w:r>
-        <w:rPr>
-          <w:rFonts w:hint="eastAsia"/>
-        </w:rPr>
-        <w:t xml:space="preserve">配線は非常にシンプルで、ATOM</w:t>
-      </w:r>
-      <w:r>
-        <w:t xml:space="preserve"> </w:t>
-      </w:r>
-      <w:r>
-        <w:rPr>
-          <w:rFonts w:hint="eastAsia"/>
-        </w:rPr>
-        <w:t xml:space="preserve">LiteのUARTピン（TX/RX）とプリンター側を接続するだけです。</w:t>
+    <w:bookmarkStart w:id="27" w:name="atom-liteの詳細ハードウェア仕様"/>
+    <w:p>
+      <w:pPr>
+        <w:pStyle w:val="Heading4"/>
+      </w:pPr>
+      <w:r>
+        <w:t xml:space="preserve">ATOM </w:t>
+      </w:r>
+      <w:r>
+        <w:rPr>
+          <w:rFonts w:hint="eastAsia"/>
+        </w:rPr>
+        <w:t xml:space="preserve">Liteの詳細ハードウェア仕様</w:t>
+      </w:r>
+    </w:p>
+    <w:p>
+      <w:pPr>
+        <w:pStyle w:val="CaptionedFigure"/>
+      </w:pPr>
+      <w:r>
+        <w:drawing>
+          <wp:inline>
+            <wp:extent cx="5334000" cy="3810000"/>
+            <wp:effectExtent b="0" l="0" r="0" t="0"/>
+            <wp:docPr descr="ATOM Lite本体の仕様図" title="" id="25" name="Picture"/>
+            <a:graphic>
+              <a:graphicData uri="http://schemas.openxmlformats.org/drawingml/2006/picture">
+                <pic:pic>
+                  <pic:nvPicPr>
+                    <pic:cNvPr descr="images/device-atom-lite.png" id="26" name="Picture"/>
+                    <pic:cNvPicPr>
+                      <a:picLocks noChangeArrowheads="1" noChangeAspect="1"/>
+                    </pic:cNvPicPr>
+                  </pic:nvPicPr>
+                  <pic:blipFill>
+                    <a:blip r:embed="rId24"/>
+                    <a:stretch>
+                      <a:fillRect/>
+                    </a:stretch>
+                  </pic:blipFill>
+                  <pic:spPr bwMode="auto">
+                    <a:xfrm>
+                      <a:off x="0" y="0"/>
+                      <a:ext cx="5334000" cy="3810000"/>
+                    </a:xfrm>
+                    <a:prstGeom prst="rect">
+                      <a:avLst/>
+                    </a:prstGeom>
+                    <a:noFill/>
+                    <a:ln w="9525">
+                      <a:noFill/>
+                      <a:headEnd/>
+                      <a:tailEnd/>
+                    </a:ln>
+                  </pic:spPr>
+                </pic:pic>
+              </a:graphicData>
+            </a:graphic>
+          </wp:inline>
+        </w:drawing>
+      </w:r>
+    </w:p>
+    <w:p>
+      <w:pPr>
+        <w:pStyle w:val="ImageCaption"/>
+      </w:pPr>
+      <w:r>
+        <w:t xml:space="preserve">ATOM </w:t>
+      </w:r>
+      <w:r>
+        <w:rPr>
+          <w:rFonts w:hint="eastAsia"/>
+        </w:rPr>
+        <w:t xml:space="preserve">Lite本体の仕様図</w:t>
       </w:r>
     </w:p>
     <w:tbl>
@@ -3524,18 +3559,24 @@
               <w:pStyle w:val="Compact"/>
             </w:pPr>
             <w:r>
-              <w:t xml:space="preserve">ATOM Lite</w:t>
-            </w:r>
-          </w:p>
-        </w:tc>
-        <w:tc>
-          <w:tcPr/>
-          <w:p>
-            <w:pPr>
-              <w:pStyle w:val="Compact"/>
-            </w:pPr>
-            <w:r>
-              <w:t xml:space="preserve">プリンター</w:t>
+              <w:rPr>
+                <w:rFonts w:hint="eastAsia"/>
+              </w:rPr>
+              <w:t xml:space="preserve">項目</w:t>
+            </w:r>
+          </w:p>
+        </w:tc>
+        <w:tc>
+          <w:tcPr/>
+          <w:p>
+            <w:pPr>
+              <w:pStyle w:val="Compact"/>
+            </w:pPr>
+            <w:r>
+              <w:rPr>
+                <w:rFonts w:hint="eastAsia"/>
+              </w:rPr>
+              <w:t xml:space="preserve">内容</w:t>
             </w:r>
           </w:p>
         </w:tc>
@@ -3548,21 +3589,30 @@
               <w:pStyle w:val="Compact"/>
             </w:pPr>
             <w:r>
-              <w:rPr>
-                <w:rFonts w:hint="eastAsia"/>
-              </w:rPr>
-              <w:t xml:space="preserve">G23（TX）</w:t>
-            </w:r>
-          </w:p>
-        </w:tc>
-        <w:tc>
-          <w:tcPr/>
-          <w:p>
-            <w:pPr>
-              <w:pStyle w:val="Compact"/>
-            </w:pPr>
-            <w:r>
-              <w:t xml:space="preserve">RX</w:t>
+              <w:t xml:space="preserve">SoC</w:t>
+            </w:r>
+          </w:p>
+        </w:tc>
+        <w:tc>
+          <w:tcPr/>
+          <w:p>
+            <w:pPr>
+              <w:pStyle w:val="Compact"/>
+            </w:pPr>
+            <w:r>
+              <w:rPr>
+                <w:rFonts w:hint="eastAsia"/>
+              </w:rPr>
+              <w:t xml:space="preserve">ESP32-PICO-D4（Xtensa®</w:t>
+            </w:r>
+            <w:r>
+              <w:t xml:space="preserve"> LX6 </w:t>
+            </w:r>
+            <w:r>
+              <w:rPr>
+                <w:rFonts w:hint="eastAsia"/>
+              </w:rPr>
+              <w:t xml:space="preserve">デュアルコア、最大240MHz）</w:t>
             </w:r>
           </w:p>
         </w:tc>
@@ -3575,21 +3625,33 @@
               <w:pStyle w:val="Compact"/>
             </w:pPr>
             <w:r>
-              <w:rPr>
-                <w:rFonts w:hint="eastAsia"/>
-              </w:rPr>
-              <w:t xml:space="preserve">G33（RX）</w:t>
-            </w:r>
-          </w:p>
-        </w:tc>
-        <w:tc>
-          <w:tcPr/>
-          <w:p>
-            <w:pPr>
-              <w:pStyle w:val="Compact"/>
-            </w:pPr>
-            <w:r>
-              <w:t xml:space="preserve">TX</w:t>
+              <w:t xml:space="preserve">メモリ</w:t>
+            </w:r>
+          </w:p>
+        </w:tc>
+        <w:tc>
+          <w:tcPr/>
+          <w:p>
+            <w:pPr>
+              <w:pStyle w:val="Compact"/>
+            </w:pPr>
+            <w:r>
+              <w:t xml:space="preserve">SRAM </w:t>
+            </w:r>
+            <w:r>
+              <w:rPr>
+                <w:rFonts w:hint="eastAsia"/>
+              </w:rPr>
+              <w:t xml:space="preserve">520KB／Flash</w:t>
+            </w:r>
+            <w:r>
+              <w:t xml:space="preserve"> </w:t>
+            </w:r>
+            <w:r>
+              <w:rPr>
+                <w:rFonts w:hint="eastAsia"/>
+              </w:rPr>
+              <w:t xml:space="preserve">4MB（SPI）</w:t>
             </w:r>
           </w:p>
         </w:tc>
@@ -3602,10 +3664,206 @@
               <w:pStyle w:val="Compact"/>
             </w:pPr>
             <w:r>
-              <w:t xml:space="preserve">5V / GND</w:t>
-            </w:r>
-          </w:p>
-        </w:tc>
+              <w:rPr>
+                <w:rFonts w:hint="eastAsia"/>
+              </w:rPr>
+              <w:t xml:space="preserve">通信</w:t>
+            </w:r>
+          </w:p>
+        </w:tc>
+        <w:tc>
+          <w:tcPr/>
+          <w:p>
+            <w:pPr>
+              <w:pStyle w:val="Compact"/>
+            </w:pPr>
+            <w:r>
+              <w:t xml:space="preserve">2.4GHz </w:t>
+            </w:r>
+            <w:r>
+              <w:rPr>
+                <w:rFonts w:hint="eastAsia"/>
+              </w:rPr>
+              <w:t xml:space="preserve">Wi-Fi（3Dアンテナ内蔵）・Bluetooth</w:t>
+            </w:r>
+          </w:p>
+        </w:tc>
+      </w:tr>
+      <w:tr>
+        <w:tc>
+          <w:tcPr/>
+          <w:p>
+            <w:pPr>
+              <w:pStyle w:val="Compact"/>
+            </w:pPr>
+            <w:r>
+              <w:t xml:space="preserve">ボタン</w:t>
+            </w:r>
+          </w:p>
+        </w:tc>
+        <w:tc>
+          <w:tcPr/>
+          <w:p>
+            <w:pPr>
+              <w:pStyle w:val="Compact"/>
+            </w:pPr>
+            <w:r>
+              <w:rPr>
+                <w:rFonts w:hint="eastAsia"/>
+              </w:rPr>
+              <w:t xml:space="preserve">カスタムボタン×1（G39）</w:t>
+            </w:r>
+          </w:p>
+        </w:tc>
+      </w:tr>
+      <w:tr>
+        <w:tc>
+          <w:tcPr/>
+          <w:p>
+            <w:pPr>
+              <w:pStyle w:val="Compact"/>
+            </w:pPr>
+            <w:r>
+              <w:t xml:space="preserve">LED</w:t>
+            </w:r>
+          </w:p>
+        </w:tc>
+        <w:tc>
+          <w:tcPr/>
+          <w:p>
+            <w:pPr>
+              <w:pStyle w:val="Compact"/>
+            </w:pPr>
+            <w:r>
+              <w:t xml:space="preserve">RGB </w:t>
+            </w:r>
+            <w:r>
+              <w:rPr>
+                <w:rFonts w:hint="eastAsia"/>
+              </w:rPr>
+              <w:t xml:space="preserve">LED（SK6812</w:t>
+            </w:r>
+            <w:r>
+              <w:t xml:space="preserve"> </w:t>
+            </w:r>
+            <w:r>
+              <w:rPr>
+                <w:rFonts w:hint="eastAsia"/>
+              </w:rPr>
+              <w:t xml:space="preserve">3535、G27）</w:t>
+            </w:r>
+          </w:p>
+        </w:tc>
+      </w:tr>
+      <w:tr>
+        <w:tc>
+          <w:tcPr/>
+          <w:p>
+            <w:pPr>
+              <w:pStyle w:val="Compact"/>
+            </w:pPr>
+            <w:r>
+              <w:rPr>
+                <w:rFonts w:hint="eastAsia"/>
+              </w:rPr>
+              <w:t xml:space="preserve">赤外線</w:t>
+            </w:r>
+          </w:p>
+        </w:tc>
+        <w:tc>
+          <w:tcPr/>
+          <w:p>
+            <w:pPr>
+              <w:pStyle w:val="Compact"/>
+            </w:pPr>
+            <w:r>
+              <w:rPr>
+                <w:rFonts w:hint="eastAsia"/>
+              </w:rPr>
+              <w:t xml:space="preserve">IR送信×1（G12、本書では未使用）</w:t>
+            </w:r>
+          </w:p>
+        </w:tc>
+      </w:tr>
+      <w:tr>
+        <w:tc>
+          <w:tcPr/>
+          <w:p>
+            <w:pPr>
+              <w:pStyle w:val="Compact"/>
+            </w:pPr>
+            <w:r>
+              <w:t xml:space="preserve">ポート</w:t>
+            </w:r>
+          </w:p>
+        </w:tc>
+        <w:tc>
+          <w:tcPr/>
+          <w:p>
+            <w:pPr>
+              <w:pStyle w:val="Compact"/>
+            </w:pPr>
+            <w:r>
+              <w:t xml:space="preserve">USB </w:t>
+            </w:r>
+            <w:r>
+              <w:rPr>
+                <w:rFonts w:hint="eastAsia"/>
+              </w:rPr>
+              <w:t xml:space="preserve">Type-C×1、Grove(HY2.0-4P)×1（GND/5V/G26/G32）</w:t>
+            </w:r>
+          </w:p>
+        </w:tc>
+      </w:tr>
+      <w:tr>
+        <w:tc>
+          <w:tcPr/>
+          <w:p>
+            <w:pPr>
+              <w:pStyle w:val="Compact"/>
+            </w:pPr>
+            <w:r>
+              <w:rPr>
+                <w:rFonts w:hint="eastAsia"/>
+              </w:rPr>
+              <w:t xml:space="preserve">拡張GPIO</w:t>
+            </w:r>
+          </w:p>
+        </w:tc>
+        <w:tc>
+          <w:tcPr/>
+          <w:p>
+            <w:pPr>
+              <w:pStyle w:val="Compact"/>
+            </w:pPr>
+            <w:r>
+              <w:rPr>
+                <w:rFonts w:hint="eastAsia"/>
+              </w:rPr>
+              <w:t xml:space="preserve">G19／G21(I2C</w:t>
+            </w:r>
+            <w:r>
+              <w:t xml:space="preserve"> </w:t>
+            </w:r>
+            <w:r>
+              <w:rPr>
+                <w:rFonts w:hint="eastAsia"/>
+              </w:rPr>
+              <w:t xml:space="preserve">SCL)／G22／G23／G25(I2C</w:t>
+            </w:r>
+            <w:r>
+              <w:t xml:space="preserve"> </w:t>
+            </w:r>
+            <w:r>
+              <w:rPr>
+                <w:rFonts w:hint="eastAsia"/>
+              </w:rPr>
+              <w:t xml:space="preserve">SDA)／G33</w:t>
+            </w:r>
+          </w:p>
+        </w:tc>
+      </w:tr>
+      <w:tr>
         <w:tc>
           <w:tcPr/>
           <w:p>
@@ -3617,6 +3875,131 @@
                 <w:rFonts w:hint="eastAsia"/>
               </w:rPr>
               <w:t xml:space="preserve">電源</w:t>
+            </w:r>
+          </w:p>
+        </w:tc>
+        <w:tc>
+          <w:tcPr/>
+          <w:p>
+            <w:pPr>
+              <w:pStyle w:val="Compact"/>
+            </w:pPr>
+            <w:r>
+              <w:rPr>
+                <w:rFonts w:hint="eastAsia"/>
+              </w:rPr>
+              <w:t xml:space="preserve">入力5V</w:t>
+            </w:r>
+            <w:r>
+              <w:t xml:space="preserve"> @ </w:t>
+            </w:r>
+            <w:r>
+              <w:rPr>
+                <w:rFonts w:hint="eastAsia"/>
+              </w:rPr>
+              <w:t xml:space="preserve">500mA（USB</w:t>
+            </w:r>
+            <w:r>
+              <w:t xml:space="preserve"> </w:t>
+            </w:r>
+            <w:r>
+              <w:rPr>
+                <w:rFonts w:hint="eastAsia"/>
+              </w:rPr>
+              <w:t xml:space="preserve">Type-C給電）</w:t>
+            </w:r>
+          </w:p>
+        </w:tc>
+      </w:tr>
+      <w:tr>
+        <w:tc>
+          <w:tcPr/>
+          <w:p>
+            <w:pPr>
+              <w:pStyle w:val="Compact"/>
+            </w:pPr>
+            <w:r>
+              <w:rPr>
+                <w:rFonts w:hint="eastAsia"/>
+              </w:rPr>
+              <w:t xml:space="preserve">サイズ・重量</w:t>
+            </w:r>
+          </w:p>
+        </w:tc>
+        <w:tc>
+          <w:tcPr/>
+          <w:p>
+            <w:pPr>
+              <w:pStyle w:val="Compact"/>
+            </w:pPr>
+            <w:r>
+              <w:t xml:space="preserve">24.0 × 24.0 × </w:t>
+            </w:r>
+            <w:r>
+              <w:rPr>
+                <w:rFonts w:hint="eastAsia"/>
+              </w:rPr>
+              <w:t xml:space="preserve">9.5mm／5.5g</w:t>
+            </w:r>
+          </w:p>
+        </w:tc>
+      </w:tr>
+      <w:tr>
+        <w:tc>
+          <w:tcPr/>
+          <w:p>
+            <w:pPr>
+              <w:pStyle w:val="Compact"/>
+            </w:pPr>
+            <w:r>
+              <w:rPr>
+                <w:rFonts w:hint="eastAsia"/>
+              </w:rPr>
+              <w:t xml:space="preserve">筐体</w:t>
+            </w:r>
+          </w:p>
+        </w:tc>
+        <w:tc>
+          <w:tcPr/>
+          <w:p>
+            <w:pPr>
+              <w:pStyle w:val="Compact"/>
+            </w:pPr>
+            <w:r>
+              <w:t xml:space="preserve">ポリカーボネート(PC) + </w:t>
+            </w:r>
+            <w:r>
+              <w:rPr>
+                <w:rFonts w:hint="eastAsia"/>
+              </w:rPr>
+              <w:t xml:space="preserve">ABS樹脂</w:t>
+            </w:r>
+          </w:p>
+        </w:tc>
+      </w:tr>
+      <w:tr>
+        <w:tc>
+          <w:tcPr/>
+          <w:p>
+            <w:pPr>
+              <w:pStyle w:val="Compact"/>
+            </w:pPr>
+            <w:r>
+              <w:rPr>
+                <w:rFonts w:hint="eastAsia"/>
+              </w:rPr>
+              <w:t xml:space="preserve">動作温度</w:t>
+            </w:r>
+          </w:p>
+        </w:tc>
+        <w:tc>
+          <w:tcPr/>
+          <w:p>
+            <w:pPr>
+              <w:pStyle w:val="Compact"/>
+            </w:pPr>
+            <w:r>
+              <w:t xml:space="preserve">0〜40℃</w:t>
             </w:r>
           </w:p>
         </w:tc>
@@ -3629,22 +4012,16 @@
       <w:r>
         <w:rPr>
           <w:rFonts w:hint="eastAsia"/>
-        </w:rPr>
-        <w:t xml:space="preserve">ここで初心者がつまずきやすいのが、</w:t>
-      </w:r>
-      <w:r>
-        <w:rPr>
-          <w:rFonts w:hint="eastAsia"/>
           <w:b/>
           <w:bCs/>
         </w:rPr>
-        <w:t xml:space="preserve">電源系統が2つに分かれている</w:t>
-      </w:r>
-      <w:r>
-        <w:rPr>
-          <w:rFonts w:hint="eastAsia"/>
-        </w:rPr>
-        <w:t xml:space="preserve">という点です。ATOM</w:t>
+        <w:t xml:space="preserve">本書での使い方との対応</w:t>
+      </w:r>
+      <w:r>
+        <w:rPr>
+          <w:rFonts w:hint="eastAsia"/>
+        </w:rPr>
+        <w:t xml:space="preserve">：カスタムボタン（G39）は単押しと5秒以上の長押しを判定しており、単押しは直近フレームの再印刷（6.7節）、長押しはWi-Fi設定のリセット（5.3節）に割り当てています。RGB</w:t>
       </w:r>
       <w:r>
         <w:t xml:space="preserve"> </w:t>
@@ -3653,21 +4030,40 @@
         <w:rPr>
           <w:rFonts w:hint="eastAsia"/>
         </w:rPr>
-        <w:t xml:space="preserve">Lite自体はUSBから給電できますが、プリンターの印字ヘッドは大きな電流を必要とするため、別途</w:t>
-      </w:r>
-      <w:r>
-        <w:rPr>
-          <w:rFonts w:hint="eastAsia"/>
+        <w:t xml:space="preserve">LED（G27）は</w:t>
+      </w:r>
+      <w:r>
+        <w:rPr>
+          <w:rStyle w:val="VerbatimChar"/>
+        </w:rPr>
+        <w:t xml:space="preserve">src/led.*</w:t>
+      </w:r>
+      <w:r>
+        <w:rPr>
+          <w:rFonts w:hint="eastAsia"/>
+        </w:rPr>
+        <w:t xml:space="preserve">が状態表示に使い、ギャラリー保存時の緑点滅・印刷可能状態の点灯などを制御します（6.8節）。Grove端子のG26/G32は、M5StickVとのUART直結という本書の核となる配線にそのまま使われています（6.1節）。IR送信（G12）は本プロジェクトでは配線・コードともに未使用です。</w:t>
+      </w:r>
+    </w:p>
+    <w:p>
+      <w:pPr>
+        <w:pStyle w:val="BodyText"/>
+      </w:pPr>
+      <w:r>
+        <w:rPr>
           <w:b/>
           <w:bCs/>
         </w:rPr>
-        <w:t xml:space="preserve">DC12V・2.5A以上のACアダプタ</w:t>
-      </w:r>
-      <w:r>
-        <w:rPr>
-          <w:rFonts w:hint="eastAsia"/>
-        </w:rPr>
-        <w:t xml:space="preserve">が必要です。USBだけ繋いでプリンターが動かない場合は、まずこのACアダプタの接続を疑ってください。</w:t>
+        <w:t xml:space="preserve">ATOM Printer Kit</w:t>
+      </w:r>
+      <w:r>
+        <w:t xml:space="preserve">は、このATOM </w:t>
+      </w:r>
+      <w:r>
+        <w:rPr>
+          <w:rFonts w:hint="eastAsia"/>
+        </w:rPr>
+        <w:t xml:space="preserve">Liteと58mm幅の感熱プリンターユニットをセットにした製品です。感熱プリンターとは、レシートなどでおなじみの、専用の感熱紙に熱を加えることでインクなしに印字する方式のプリンターです。インクリボンやトナーが不要な代わりに、専用紙（感熱紙）が必要になります。</w:t>
       </w:r>
     </w:p>
     <w:p>
@@ -3678,19 +4074,653 @@
         <w:rPr>
           <w:rFonts w:hint="eastAsia"/>
         </w:rPr>
-        <w:t xml:space="preserve">UART通信の速度（ボーレート）は9600bpsに固定されています。これは決して高速ではなく、本書の制限事項の章で触れるように、大きな画像を印刷する際は転送に数十秒かかることがあります。</w:t>
-      </w:r>
-    </w:p>
-    <w:p>
-      <w:pPr>
-        <w:pStyle w:val="BlockText"/>
-      </w:pPr>
+        <w:t xml:space="preserve">配線は非常にシンプルで、ATOM</w:t>
+      </w:r>
+      <w:r>
+        <w:t xml:space="preserve"> </w:t>
+      </w:r>
+      <w:r>
+        <w:rPr>
+          <w:rFonts w:hint="eastAsia"/>
+        </w:rPr>
+        <w:t xml:space="preserve">LiteのUARTピン（TX/RX）とプリンター側を接続するだけです。</w:t>
+      </w:r>
+    </w:p>
+    <w:tbl>
+      <w:tblPr>
+        <w:tblStyle w:val="Table"/>
+        <w:tblW w:type="auto" w:w="0"/>
+        <w:tblLook w:firstRow="1" w:lastRow="0" w:firstColumn="0" w:lastColumn="0" w:noHBand="0" w:noVBand="0" w:val="0020"/>
+      </w:tblPr>
+      <w:tblGrid>
+        <w:gridCol w:w="3960"/>
+        <w:gridCol w:w="3960"/>
+      </w:tblGrid>
+      <w:tr>
+        <w:trPr>
+          <w:tblHeader w:val="on"/>
+        </w:trPr>
+        <w:tc>
+          <w:tcPr/>
+          <w:p>
+            <w:pPr>
+              <w:pStyle w:val="Compact"/>
+            </w:pPr>
+            <w:r>
+              <w:t xml:space="preserve">ATOM Lite</w:t>
+            </w:r>
+          </w:p>
+        </w:tc>
+        <w:tc>
+          <w:tcPr/>
+          <w:p>
+            <w:pPr>
+              <w:pStyle w:val="Compact"/>
+            </w:pPr>
+            <w:r>
+              <w:t xml:space="preserve">プリンター</w:t>
+            </w:r>
+          </w:p>
+        </w:tc>
+      </w:tr>
+      <w:tr>
+        <w:tc>
+          <w:tcPr/>
+          <w:p>
+            <w:pPr>
+              <w:pStyle w:val="Compact"/>
+            </w:pPr>
+            <w:r>
+              <w:rPr>
+                <w:rFonts w:hint="eastAsia"/>
+              </w:rPr>
+              <w:t xml:space="preserve">G23（TX）</w:t>
+            </w:r>
+          </w:p>
+        </w:tc>
+        <w:tc>
+          <w:tcPr/>
+          <w:p>
+            <w:pPr>
+              <w:pStyle w:val="Compact"/>
+            </w:pPr>
+            <w:r>
+              <w:t xml:space="preserve">RX</w:t>
+            </w:r>
+          </w:p>
+        </w:tc>
+      </w:tr>
+      <w:tr>
+        <w:tc>
+          <w:tcPr/>
+          <w:p>
+            <w:pPr>
+              <w:pStyle w:val="Compact"/>
+            </w:pPr>
+            <w:r>
+              <w:rPr>
+                <w:rFonts w:hint="eastAsia"/>
+              </w:rPr>
+              <w:t xml:space="preserve">G33（RX）</w:t>
+            </w:r>
+          </w:p>
+        </w:tc>
+        <w:tc>
+          <w:tcPr/>
+          <w:p>
+            <w:pPr>
+              <w:pStyle w:val="Compact"/>
+            </w:pPr>
+            <w:r>
+              <w:t xml:space="preserve">TX</w:t>
+            </w:r>
+          </w:p>
+        </w:tc>
+      </w:tr>
+      <w:tr>
+        <w:tc>
+          <w:tcPr/>
+          <w:p>
+            <w:pPr>
+              <w:pStyle w:val="Compact"/>
+            </w:pPr>
+            <w:r>
+              <w:t xml:space="preserve">5V / GND</w:t>
+            </w:r>
+          </w:p>
+        </w:tc>
+        <w:tc>
+          <w:tcPr/>
+          <w:p>
+            <w:pPr>
+              <w:pStyle w:val="Compact"/>
+            </w:pPr>
+            <w:r>
+              <w:rPr>
+                <w:rFonts w:hint="eastAsia"/>
+              </w:rPr>
+              <w:t xml:space="preserve">電源</w:t>
+            </w:r>
+          </w:p>
+        </w:tc>
+      </w:tr>
+    </w:tbl>
+    <w:p>
+      <w:pPr>
+        <w:pStyle w:val="BodyText"/>
+      </w:pPr>
+      <w:r>
+        <w:rPr>
+          <w:rFonts w:hint="eastAsia"/>
+        </w:rPr>
+        <w:t xml:space="preserve">ここで初心者がつまずきやすいのが、</w:t>
+      </w:r>
       <w:r>
         <w:rPr>
           <w:rFonts w:hint="eastAsia"/>
           <w:b/>
           <w:bCs/>
         </w:rPr>
+        <w:t xml:space="preserve">電源系統が2つに分かれている</w:t>
+      </w:r>
+      <w:r>
+        <w:rPr>
+          <w:rFonts w:hint="eastAsia"/>
+        </w:rPr>
+        <w:t xml:space="preserve">という点です。ATOM</w:t>
+      </w:r>
+      <w:r>
+        <w:t xml:space="preserve"> </w:t>
+      </w:r>
+      <w:r>
+        <w:rPr>
+          <w:rFonts w:hint="eastAsia"/>
+        </w:rPr>
+        <w:t xml:space="preserve">Lite自体はUSBから給電できますが、プリンターの印字ヘッドは大きな電流を必要とするため、別途</w:t>
+      </w:r>
+      <w:r>
+        <w:rPr>
+          <w:rFonts w:hint="eastAsia"/>
+          <w:b/>
+          <w:bCs/>
+        </w:rPr>
+        <w:t xml:space="preserve">DC12V・2.5A以上のACアダプタ</w:t>
+      </w:r>
+      <w:r>
+        <w:rPr>
+          <w:rFonts w:hint="eastAsia"/>
+        </w:rPr>
+        <w:t xml:space="preserve">が必要です。USBだけ繋いでプリンターが動かない場合は、まずこのACアダプタの接続を疑ってください。</w:t>
+      </w:r>
+    </w:p>
+    <w:p>
+      <w:pPr>
+        <w:pStyle w:val="BodyText"/>
+      </w:pPr>
+      <w:r>
+        <w:rPr>
+          <w:rFonts w:hint="eastAsia"/>
+        </w:rPr>
+        <w:t xml:space="preserve">UART通信の速度（ボーレート）は9600bpsに固定されています。これは決して高速ではなく、本書の制限事項の章で触れるように、大きな画像を印刷する際は転送に数十秒かかることがあります。</w:t>
+      </w:r>
+    </w:p>
+    <w:bookmarkEnd w:id="27"/>
+    <w:bookmarkStart w:id="31" w:name="感熱プリンターユニットの詳細ハードウェア仕様"/>
+    <w:p>
+      <w:pPr>
+        <w:pStyle w:val="Heading4"/>
+      </w:pPr>
+      <w:r>
+        <w:rPr>
+          <w:rFonts w:hint="eastAsia"/>
+        </w:rPr>
+        <w:t xml:space="preserve">感熱プリンターユニットの詳細ハードウェア仕様</w:t>
+      </w:r>
+    </w:p>
+    <w:p>
+      <w:pPr>
+        <w:pStyle w:val="CaptionedFigure"/>
+      </w:pPr>
+      <w:r>
+        <w:drawing>
+          <wp:inline>
+            <wp:extent cx="5334000" cy="3810000"/>
+            <wp:effectExtent b="0" l="0" r="0" t="0"/>
+            <wp:docPr descr="感熱プリンターユニットの仕様図" title="" id="29" name="Picture"/>
+            <a:graphic>
+              <a:graphicData uri="http://schemas.openxmlformats.org/drawingml/2006/picture">
+                <pic:pic>
+                  <pic:nvPicPr>
+                    <pic:cNvPr descr="images/device-printer.png" id="30" name="Picture"/>
+                    <pic:cNvPicPr>
+                      <a:picLocks noChangeArrowheads="1" noChangeAspect="1"/>
+                    </pic:cNvPicPr>
+                  </pic:nvPicPr>
+                  <pic:blipFill>
+                    <a:blip r:embed="rId28"/>
+                    <a:stretch>
+                      <a:fillRect/>
+                    </a:stretch>
+                  </pic:blipFill>
+                  <pic:spPr bwMode="auto">
+                    <a:xfrm>
+                      <a:off x="0" y="0"/>
+                      <a:ext cx="5334000" cy="3810000"/>
+                    </a:xfrm>
+                    <a:prstGeom prst="rect">
+                      <a:avLst/>
+                    </a:prstGeom>
+                    <a:noFill/>
+                    <a:ln w="9525">
+                      <a:noFill/>
+                      <a:headEnd/>
+                      <a:tailEnd/>
+                    </a:ln>
+                  </pic:spPr>
+                </pic:pic>
+              </a:graphicData>
+            </a:graphic>
+          </wp:inline>
+        </w:drawing>
+      </w:r>
+    </w:p>
+    <w:p>
+      <w:pPr>
+        <w:pStyle w:val="ImageCaption"/>
+      </w:pPr>
+      <w:r>
+        <w:rPr>
+          <w:rFonts w:hint="eastAsia"/>
+        </w:rPr>
+        <w:t xml:space="preserve">感熱プリンターユニットの仕様図</w:t>
+      </w:r>
+    </w:p>
+    <w:tbl>
+      <w:tblPr>
+        <w:tblStyle w:val="Table"/>
+        <w:tblW w:type="pct" w:w="5000"/>
+        <w:tblLayout w:type="fixed"/>
+        <w:tblLook w:firstRow="1" w:lastRow="0" w:firstColumn="0" w:lastColumn="0" w:noHBand="0" w:noVBand="0" w:val="0020"/>
+      </w:tblPr>
+      <w:tblGrid>
+        <w:gridCol w:w="3960"/>
+        <w:gridCol w:w="3960"/>
+      </w:tblGrid>
+      <w:tr>
+        <w:trPr>
+          <w:tblHeader w:val="on"/>
+        </w:trPr>
+        <w:tc>
+          <w:tcPr/>
+          <w:p>
+            <w:pPr>
+              <w:pStyle w:val="Compact"/>
+            </w:pPr>
+            <w:r>
+              <w:rPr>
+                <w:rFonts w:hint="eastAsia"/>
+              </w:rPr>
+              <w:t xml:space="preserve">項目</w:t>
+            </w:r>
+          </w:p>
+        </w:tc>
+        <w:tc>
+          <w:tcPr/>
+          <w:p>
+            <w:pPr>
+              <w:pStyle w:val="Compact"/>
+            </w:pPr>
+            <w:r>
+              <w:rPr>
+                <w:rFonts w:hint="eastAsia"/>
+              </w:rPr>
+              <w:t xml:space="preserve">内容</w:t>
+            </w:r>
+          </w:p>
+        </w:tc>
+      </w:tr>
+      <w:tr>
+        <w:tc>
+          <w:tcPr/>
+          <w:p>
+            <w:pPr>
+              <w:pStyle w:val="Compact"/>
+            </w:pPr>
+            <w:r>
+              <w:rPr>
+                <w:rFonts w:hint="eastAsia"/>
+              </w:rPr>
+              <w:t xml:space="preserve">印字方式</w:t>
+            </w:r>
+          </w:p>
+        </w:tc>
+        <w:tc>
+          <w:tcPr/>
+          <w:p>
+            <w:pPr>
+              <w:pStyle w:val="Compact"/>
+            </w:pPr>
+            <w:r>
+              <w:rPr>
+                <w:rFonts w:hint="eastAsia"/>
+              </w:rPr>
+              <w:t xml:space="preserve">感熱式（モノクロ専用、インクリボン不要）</w:t>
+            </w:r>
+          </w:p>
+        </w:tc>
+      </w:tr>
+      <w:tr>
+        <w:tc>
+          <w:tcPr/>
+          <w:p>
+            <w:pPr>
+              <w:pStyle w:val="Compact"/>
+            </w:pPr>
+            <w:r>
+              <w:rPr>
+                <w:rFonts w:hint="eastAsia"/>
+              </w:rPr>
+              <w:t xml:space="preserve">解像度</w:t>
+            </w:r>
+          </w:p>
+        </w:tc>
+        <w:tc>
+          <w:tcPr/>
+          <w:p>
+            <w:pPr>
+              <w:pStyle w:val="Compact"/>
+            </w:pPr>
+            <w:r>
+              <w:rPr>
+                <w:rFonts w:hint="eastAsia"/>
+              </w:rPr>
+              <w:t xml:space="preserve">203dpi（8dot/mm）・最大384dot/ライン</w:t>
+            </w:r>
+          </w:p>
+        </w:tc>
+      </w:tr>
+      <w:tr>
+        <w:tc>
+          <w:tcPr/>
+          <w:p>
+            <w:pPr>
+              <w:pStyle w:val="Compact"/>
+            </w:pPr>
+            <w:r>
+              <w:rPr>
+                <w:rFonts w:hint="eastAsia"/>
+              </w:rPr>
+              <w:t xml:space="preserve">印字速度</w:t>
+            </w:r>
+          </w:p>
+        </w:tc>
+        <w:tc>
+          <w:tcPr/>
+          <w:p>
+            <w:pPr>
+              <w:pStyle w:val="Compact"/>
+            </w:pPr>
+            <w:r>
+              <w:t xml:space="preserve">60mm/s</w:t>
+            </w:r>
+          </w:p>
+        </w:tc>
+      </w:tr>
+      <w:tr>
+        <w:tc>
+          <w:tcPr/>
+          <w:p>
+            <w:pPr>
+              <w:pStyle w:val="Compact"/>
+            </w:pPr>
+            <w:r>
+              <w:rPr>
+                <w:rFonts w:hint="eastAsia"/>
+              </w:rPr>
+              <w:t xml:space="preserve">印字寿命</w:t>
+            </w:r>
+          </w:p>
+        </w:tc>
+        <w:tc>
+          <w:tcPr/>
+          <w:p>
+            <w:pPr>
+              <w:pStyle w:val="Compact"/>
+            </w:pPr>
+            <w:r>
+              <w:rPr>
+                <w:rFonts w:hint="eastAsia"/>
+              </w:rPr>
+              <w:t xml:space="preserve">約50km（累計印字距離の目安）</w:t>
+            </w:r>
+          </w:p>
+        </w:tc>
+      </w:tr>
+      <w:tr>
+        <w:tc>
+          <w:tcPr/>
+          <w:p>
+            <w:pPr>
+              <w:pStyle w:val="Compact"/>
+            </w:pPr>
+            <w:r>
+              <w:rPr>
+                <w:rFonts w:hint="eastAsia"/>
+              </w:rPr>
+              <w:t xml:space="preserve">用紙</w:t>
+            </w:r>
+          </w:p>
+        </w:tc>
+        <w:tc>
+          <w:tcPr/>
+          <w:p>
+            <w:pPr>
+              <w:pStyle w:val="Compact"/>
+            </w:pPr>
+            <w:r>
+              <w:rPr>
+                <w:rFonts w:hint="eastAsia"/>
+              </w:rPr>
+              <w:t xml:space="preserve">58mm幅（±0.05mm）ロール紙、厚さ0.05〜0.1mm、ロール径≤40mm、手切りカット</w:t>
+            </w:r>
+          </w:p>
+        </w:tc>
+      </w:tr>
+      <w:tr>
+        <w:tc>
+          <w:tcPr/>
+          <w:p>
+            <w:pPr>
+              <w:pStyle w:val="Compact"/>
+            </w:pPr>
+            <w:r>
+              <w:rPr>
+                <w:rFonts w:hint="eastAsia"/>
+              </w:rPr>
+              <w:t xml:space="preserve">接続方式</w:t>
+            </w:r>
+          </w:p>
+        </w:tc>
+        <w:tc>
+          <w:tcPr/>
+          <w:p>
+            <w:pPr>
+              <w:pStyle w:val="Compact"/>
+            </w:pPr>
+            <w:r>
+              <w:rPr>
+                <w:rFonts w:hint="eastAsia"/>
+              </w:rPr>
+              <w:t xml:space="preserve">USB／RS232／TTLの3方式に対応（本書はTTL・UART</w:t>
+            </w:r>
+            <w:r>
+              <w:t xml:space="preserve"> 9600bps </w:t>
+            </w:r>
+            <w:r>
+              <w:rPr>
+                <w:rFonts w:hint="eastAsia"/>
+              </w:rPr>
+              <w:t xml:space="preserve">8N1のみ使用）</w:t>
+            </w:r>
+          </w:p>
+        </w:tc>
+      </w:tr>
+      <w:tr>
+        <w:tc>
+          <w:tcPr/>
+          <w:p>
+            <w:pPr>
+              <w:pStyle w:val="Compact"/>
+            </w:pPr>
+            <w:r>
+              <w:rPr>
+                <w:rFonts w:hint="eastAsia"/>
+              </w:rPr>
+              <w:t xml:space="preserve">TTL配線</w:t>
+            </w:r>
+          </w:p>
+        </w:tc>
+        <w:tc>
+          <w:tcPr/>
+          <w:p>
+            <w:pPr>
+              <w:pStyle w:val="Compact"/>
+            </w:pPr>
+            <w:r>
+              <w:rPr>
+                <w:rFonts w:hint="eastAsia"/>
+              </w:rPr>
+              <w:t xml:space="preserve">TX=G23、RX=G33、CTS=G19（コネクタ上にCTSも存在するが、本書のファームウェアはTX/RXの2線のみ配線・使用）</w:t>
+            </w:r>
+          </w:p>
+        </w:tc>
+      </w:tr>
+      <w:tr>
+        <w:tc>
+          <w:tcPr/>
+          <w:p>
+            <w:pPr>
+              <w:pStyle w:val="Compact"/>
+            </w:pPr>
+            <w:r>
+              <w:rPr>
+                <w:rFonts w:hint="eastAsia"/>
+              </w:rPr>
+              <w:t xml:space="preserve">電源</w:t>
+            </w:r>
+          </w:p>
+        </w:tc>
+        <w:tc>
+          <w:tcPr/>
+          <w:p>
+            <w:pPr>
+              <w:pStyle w:val="Compact"/>
+            </w:pPr>
+            <w:r>
+              <w:rPr>
+                <w:rFonts w:hint="eastAsia"/>
+              </w:rPr>
+              <w:t xml:space="preserve">DC12V（2.5A以上のACアダプタ推奨、別売）</w:t>
+            </w:r>
+          </w:p>
+        </w:tc>
+      </w:tr>
+      <w:tr>
+        <w:tc>
+          <w:tcPr/>
+          <w:p>
+            <w:pPr>
+              <w:pStyle w:val="Compact"/>
+            </w:pPr>
+            <w:r>
+              <w:rPr>
+                <w:rFonts w:hint="eastAsia"/>
+              </w:rPr>
+              <w:t xml:space="preserve">サイズ・重量</w:t>
+            </w:r>
+          </w:p>
+        </w:tc>
+        <w:tc>
+          <w:tcPr/>
+          <w:p>
+            <w:pPr>
+              <w:pStyle w:val="Compact"/>
+            </w:pPr>
+            <w:r>
+              <w:t xml:space="preserve">151 × 79 × </w:t>
+            </w:r>
+            <w:r>
+              <w:rPr>
+                <w:rFonts w:hint="eastAsia"/>
+              </w:rPr>
+              <w:t xml:space="preserve">66mm／285g</w:t>
+            </w:r>
+          </w:p>
+        </w:tc>
+      </w:tr>
+    </w:tbl>
+    <w:p>
+      <w:pPr>
+        <w:pStyle w:val="BodyText"/>
+      </w:pPr>
+      <w:r>
+        <w:rPr>
+          <w:rFonts w:hint="eastAsia"/>
+          <w:b/>
+          <w:bCs/>
+        </w:rPr>
+        <w:t xml:space="preserve">本書での使い方との対応</w:t>
+      </w:r>
+      <w:r>
+        <w:rPr>
+          <w:rFonts w:hint="eastAsia"/>
+        </w:rPr>
+        <w:t xml:space="preserve">：</w:t>
+      </w:r>
+      <w:r>
+        <w:rPr>
+          <w:rStyle w:val="VerbatimChar"/>
+        </w:rPr>
+        <w:t xml:space="preserve">src/printer.cpp</w:t>
+      </w:r>
+      <w:r>
+        <w:t xml:space="preserve">はESP32の</w:t>
+      </w:r>
+      <w:r>
+        <w:rPr>
+          <w:rStyle w:val="VerbatimChar"/>
+        </w:rPr>
+        <w:t xml:space="preserve">HardwareSerial</w:t>
+      </w:r>
+      <w:r>
+        <w:rPr>
+          <w:rFonts w:hint="eastAsia"/>
+        </w:rPr>
+        <w:t xml:space="preserve">（Serial2）をTX(G23)・RX(G33)の2線のみで</w:t>
+      </w:r>
+      <w:r>
+        <w:rPr>
+          <w:rStyle w:val="VerbatimChar"/>
+        </w:rPr>
+        <w:t xml:space="preserve">begin(9600, SERIAL_8N1, kRxPin, kTxPin)</w:t>
+      </w:r>
+      <w:r>
+        <w:rPr>
+          <w:rFonts w:hint="eastAsia"/>
+        </w:rPr>
+        <w:t xml:space="preserve">初期化しており、CTSによるハードウェアフロー制御は行っていません。印字速度60mm/sという制約が、本書の制限事項の章で触れる「大きな画像ほど転送・印字に時間がかかる」という体験に直結しています。</w:t>
+      </w:r>
+    </w:p>
+    <w:p>
+      <w:pPr>
+        <w:pStyle w:val="BlockText"/>
+      </w:pPr>
+      <w:r>
+        <w:rPr>
+          <w:rFonts w:hint="eastAsia"/>
+          <w:b/>
+          <w:bCs/>
+        </w:rPr>
         <w:t xml:space="preserve">コラム：ATOMSシリーズとの違い</w:t>
       </w:r>
       <w:r>
@@ -3766,8 +4796,9 @@
         <w:t xml:space="preserve">）を前提に解説します。</w:t>
       </w:r>
     </w:p>
-    <w:bookmarkEnd w:id="24"/>
-    <w:bookmarkStart w:id="25" w:name="m5stickvkendryte-k210搭載aiカメラ"/>
+    <w:bookmarkEnd w:id="31"/>
+    <w:bookmarkEnd w:id="32"/>
+    <w:bookmarkStart w:id="37" w:name="m5stickvkendryte-k210搭載aiカメラ"/>
     <w:p>
       <w:pPr>
         <w:pStyle w:val="Heading3"/>
@@ -3918,9 +4949,602 @@
         <w:t xml:space="preserve">IDE」を使う）</w:t>
       </w:r>
     </w:p>
-    <w:p>
-      <w:pPr>
-        <w:pStyle w:val="FirstParagraph"/>
+    <w:bookmarkStart w:id="36" w:name="m5stickvの詳細ハードウェア仕様"/>
+    <w:p>
+      <w:pPr>
+        <w:pStyle w:val="Heading4"/>
+      </w:pPr>
+      <w:r>
+        <w:rPr>
+          <w:rFonts w:hint="eastAsia"/>
+        </w:rPr>
+        <w:t xml:space="preserve">M5StickVの詳細ハードウェア仕様</w:t>
+      </w:r>
+    </w:p>
+    <w:p>
+      <w:pPr>
+        <w:pStyle w:val="CaptionedFigure"/>
+      </w:pPr>
+      <w:r>
+        <w:drawing>
+          <wp:inline>
+            <wp:extent cx="5334000" cy="4318000"/>
+            <wp:effectExtent b="0" l="0" r="0" t="0"/>
+            <wp:docPr descr="M5StickV本体の仕様図" title="" id="34" name="Picture"/>
+            <a:graphic>
+              <a:graphicData uri="http://schemas.openxmlformats.org/drawingml/2006/picture">
+                <pic:pic>
+                  <pic:nvPicPr>
+                    <pic:cNvPr descr="images/device-stickv.png" id="35" name="Picture"/>
+                    <pic:cNvPicPr>
+                      <a:picLocks noChangeArrowheads="1" noChangeAspect="1"/>
+                    </pic:cNvPicPr>
+                  </pic:nvPicPr>
+                  <pic:blipFill>
+                    <a:blip r:embed="rId33"/>
+                    <a:stretch>
+                      <a:fillRect/>
+                    </a:stretch>
+                  </pic:blipFill>
+                  <pic:spPr bwMode="auto">
+                    <a:xfrm>
+                      <a:off x="0" y="0"/>
+                      <a:ext cx="5334000" cy="4318000"/>
+                    </a:xfrm>
+                    <a:prstGeom prst="rect">
+                      <a:avLst/>
+                    </a:prstGeom>
+                    <a:noFill/>
+                    <a:ln w="9525">
+                      <a:noFill/>
+                      <a:headEnd/>
+                      <a:tailEnd/>
+                    </a:ln>
+                  </pic:spPr>
+                </pic:pic>
+              </a:graphicData>
+            </a:graphic>
+          </wp:inline>
+        </w:drawing>
+      </w:r>
+    </w:p>
+    <w:p>
+      <w:pPr>
+        <w:pStyle w:val="ImageCaption"/>
+      </w:pPr>
+      <w:r>
+        <w:rPr>
+          <w:rFonts w:hint="eastAsia"/>
+        </w:rPr>
+        <w:t xml:space="preserve">M5StickV本体の仕様図</w:t>
+      </w:r>
+    </w:p>
+    <w:tbl>
+      <w:tblPr>
+        <w:tblStyle w:val="Table"/>
+        <w:tblW w:type="pct" w:w="5000"/>
+        <w:tblLayout w:type="fixed"/>
+        <w:tblLook w:firstRow="1" w:lastRow="0" w:firstColumn="0" w:lastColumn="0" w:noHBand="0" w:noVBand="0" w:val="0020"/>
+      </w:tblPr>
+      <w:tblGrid>
+        <w:gridCol w:w="3960"/>
+        <w:gridCol w:w="3960"/>
+      </w:tblGrid>
+      <w:tr>
+        <w:trPr>
+          <w:tblHeader w:val="on"/>
+        </w:trPr>
+        <w:tc>
+          <w:tcPr/>
+          <w:p>
+            <w:pPr>
+              <w:pStyle w:val="Compact"/>
+            </w:pPr>
+            <w:r>
+              <w:rPr>
+                <w:rFonts w:hint="eastAsia"/>
+              </w:rPr>
+              <w:t xml:space="preserve">項目</w:t>
+            </w:r>
+          </w:p>
+        </w:tc>
+        <w:tc>
+          <w:tcPr/>
+          <w:p>
+            <w:pPr>
+              <w:pStyle w:val="Compact"/>
+            </w:pPr>
+            <w:r>
+              <w:rPr>
+                <w:rFonts w:hint="eastAsia"/>
+              </w:rPr>
+              <w:t xml:space="preserve">内容</w:t>
+            </w:r>
+          </w:p>
+        </w:tc>
+      </w:tr>
+      <w:tr>
+        <w:tc>
+          <w:tcPr/>
+          <w:p>
+            <w:pPr>
+              <w:pStyle w:val="Compact"/>
+            </w:pPr>
+            <w:r>
+              <w:t xml:space="preserve">チップ</w:t>
+            </w:r>
+          </w:p>
+        </w:tc>
+        <w:tc>
+          <w:tcPr/>
+          <w:p>
+            <w:pPr>
+              <w:pStyle w:val="Compact"/>
+            </w:pPr>
+            <w:r>
+              <w:t xml:space="preserve">Kendryte </w:t>
+            </w:r>
+            <w:r>
+              <w:rPr>
+                <w:rFonts w:hint="eastAsia"/>
+              </w:rPr>
+              <w:t xml:space="preserve">K210（RISC-V</w:t>
+            </w:r>
+            <w:r>
+              <w:t xml:space="preserve"> 64bit デュアルコア </w:t>
+            </w:r>
+            <w:r>
+              <w:rPr>
+                <w:rFonts w:hint="eastAsia"/>
+              </w:rPr>
+              <w:t xml:space="preserve">400MHz＋NPU</w:t>
+            </w:r>
+            <w:r>
+              <w:t xml:space="preserve"> </w:t>
+            </w:r>
+            <w:r>
+              <w:rPr>
+                <w:rFonts w:hint="eastAsia"/>
+              </w:rPr>
+              <w:t xml:space="preserve">0.8TOPS）</w:t>
+            </w:r>
+          </w:p>
+        </w:tc>
+      </w:tr>
+      <w:tr>
+        <w:tc>
+          <w:tcPr/>
+          <w:p>
+            <w:pPr>
+              <w:pStyle w:val="Compact"/>
+            </w:pPr>
+            <w:r>
+              <w:t xml:space="preserve">メモリ</w:t>
+            </w:r>
+          </w:p>
+        </w:tc>
+        <w:tc>
+          <w:tcPr/>
+          <w:p>
+            <w:pPr>
+              <w:pStyle w:val="Compact"/>
+            </w:pPr>
+            <w:r>
+              <w:t xml:space="preserve">SRAM </w:t>
+            </w:r>
+            <w:r>
+              <w:rPr>
+                <w:rFonts w:hint="eastAsia"/>
+              </w:rPr>
+              <w:t xml:space="preserve">8MB／Flash</w:t>
+            </w:r>
+            <w:r>
+              <w:t xml:space="preserve"> 16MB</w:t>
+            </w:r>
+          </w:p>
+        </w:tc>
+      </w:tr>
+      <w:tr>
+        <w:tc>
+          <w:tcPr/>
+          <w:p>
+            <w:pPr>
+              <w:pStyle w:val="Compact"/>
+            </w:pPr>
+            <w:r>
+              <w:t xml:space="preserve">カメラ</w:t>
+            </w:r>
+          </w:p>
+        </w:tc>
+        <w:tc>
+          <w:tcPr/>
+          <w:p>
+            <w:pPr>
+              <w:pStyle w:val="Compact"/>
+            </w:pPr>
+            <w:r>
+              <w:rPr>
+                <w:rFonts w:hint="eastAsia"/>
+              </w:rPr>
+              <w:t xml:space="preserve">OV7740（0.3MP、画角55°、VGA</w:t>
+            </w:r>
+            <w:r>
+              <w:t xml:space="preserve"> </w:t>
+            </w:r>
+            <w:r>
+              <w:rPr>
+                <w:rFonts w:hint="eastAsia"/>
+              </w:rPr>
+              <w:t xml:space="preserve">60fps／QVGA</w:t>
+            </w:r>
+            <w:r>
+              <w:t xml:space="preserve"> </w:t>
+            </w:r>
+            <w:r>
+              <w:rPr>
+                <w:rFonts w:hint="eastAsia"/>
+              </w:rPr>
+              <w:t xml:space="preserve">120fps）</w:t>
+            </w:r>
+          </w:p>
+        </w:tc>
+      </w:tr>
+      <w:tr>
+        <w:tc>
+          <w:tcPr/>
+          <w:p>
+            <w:pPr>
+              <w:pStyle w:val="Compact"/>
+            </w:pPr>
+            <w:r>
+              <w:t xml:space="preserve">ディスプレイ</w:t>
+            </w:r>
+          </w:p>
+        </w:tc>
+        <w:tc>
+          <w:tcPr/>
+          <w:p>
+            <w:pPr>
+              <w:pStyle w:val="Compact"/>
+            </w:pPr>
+            <w:r>
+              <w:rPr>
+                <w:rFonts w:hint="eastAsia"/>
+              </w:rPr>
+              <w:t xml:space="preserve">1.14型</w:t>
+            </w:r>
+            <w:r>
+              <w:t xml:space="preserve"> IPS </w:t>
+            </w:r>
+            <w:r>
+              <w:rPr>
+                <w:rFonts w:hint="eastAsia"/>
+              </w:rPr>
+              <w:t xml:space="preserve">135×240（ST7789）</w:t>
+            </w:r>
+          </w:p>
+        </w:tc>
+      </w:tr>
+      <w:tr>
+        <w:tc>
+          <w:tcPr/>
+          <w:p>
+            <w:pPr>
+              <w:pStyle w:val="Compact"/>
+            </w:pPr>
+            <w:r>
+              <w:t xml:space="preserve">ボタン</w:t>
+            </w:r>
+          </w:p>
+        </w:tc>
+        <w:tc>
+          <w:tcPr/>
+          <w:p>
+            <w:pPr>
+              <w:pStyle w:val="Compact"/>
+            </w:pPr>
+            <w:r>
+              <w:rPr>
+                <w:rFonts w:hint="eastAsia"/>
+              </w:rPr>
+              <w:t xml:space="preserve">正面ボタン(A)・側面ボタン(B)の2つ</w:t>
+            </w:r>
+          </w:p>
+        </w:tc>
+      </w:tr>
+      <w:tr>
+        <w:tc>
+          <w:tcPr/>
+          <w:p>
+            <w:pPr>
+              <w:pStyle w:val="Compact"/>
+            </w:pPr>
+            <w:r>
+              <w:t xml:space="preserve">LED</w:t>
+            </w:r>
+          </w:p>
+        </w:tc>
+        <w:tc>
+          <w:tcPr/>
+          <w:p>
+            <w:pPr>
+              <w:pStyle w:val="Compact"/>
+            </w:pPr>
+            <w:r>
+              <w:t xml:space="preserve">RGBWインジケーターLED×1</w:t>
+            </w:r>
+          </w:p>
+        </w:tc>
+      </w:tr>
+      <w:tr>
+        <w:tc>
+          <w:tcPr/>
+          <w:p>
+            <w:pPr>
+              <w:pStyle w:val="Compact"/>
+            </w:pPr>
+            <w:r>
+              <w:t xml:space="preserve">センサー</w:t>
+            </w:r>
+          </w:p>
+        </w:tc>
+        <w:tc>
+          <w:tcPr/>
+          <w:p>
+            <w:pPr>
+              <w:pStyle w:val="Compact"/>
+            </w:pPr>
+            <w:r>
+              <w:rPr>
+                <w:rFonts w:hint="eastAsia"/>
+              </w:rPr>
+              <w:t xml:space="preserve">6軸IMU</w:t>
+            </w:r>
+            <w:r>
+              <w:t xml:space="preserve"> </w:t>
+            </w:r>
+            <w:r>
+              <w:rPr>
+                <w:rFonts w:hint="eastAsia"/>
+              </w:rPr>
+              <w:t xml:space="preserve">MPU6886（加速度・ジャイロ）</w:t>
+            </w:r>
+          </w:p>
+        </w:tc>
+      </w:tr>
+      <w:tr>
+        <w:tc>
+          <w:tcPr/>
+          <w:p>
+            <w:pPr>
+              <w:pStyle w:val="Compact"/>
+            </w:pPr>
+            <w:r>
+              <w:t xml:space="preserve">オーディオ</w:t>
+            </w:r>
+          </w:p>
+        </w:tc>
+        <w:tc>
+          <w:tcPr/>
+          <w:p>
+            <w:pPr>
+              <w:pStyle w:val="Compact"/>
+            </w:pPr>
+            <w:r>
+              <w:rPr>
+                <w:rFonts w:hint="eastAsia"/>
+              </w:rPr>
+              <w:t xml:space="preserve">スピーカー(MAX98357)＋マイク（2020年3月以降のロットで搭載）</w:t>
+            </w:r>
+          </w:p>
+        </w:tc>
+      </w:tr>
+      <w:tr>
+        <w:tc>
+          <w:tcPr/>
+          <w:p>
+            <w:pPr>
+              <w:pStyle w:val="Compact"/>
+            </w:pPr>
+            <w:r>
+              <w:t xml:space="preserve">バッテリー</w:t>
+            </w:r>
+          </w:p>
+        </w:tc>
+        <w:tc>
+          <w:tcPr/>
+          <w:p>
+            <w:pPr>
+              <w:pStyle w:val="Compact"/>
+            </w:pPr>
+            <w:r>
+              <w:rPr>
+                <w:rFonts w:hint="eastAsia"/>
+              </w:rPr>
+              <w:t xml:space="preserve">200mAhリポ電池（PMU:</w:t>
+            </w:r>
+            <w:r>
+              <w:t xml:space="preserve"> </w:t>
+            </w:r>
+            <w:r>
+              <w:rPr>
+                <w:rFonts w:hint="eastAsia"/>
+              </w:rPr>
+              <w:t xml:space="preserve">AXP192）</w:t>
+            </w:r>
+          </w:p>
+        </w:tc>
+      </w:tr>
+      <w:tr>
+        <w:tc>
+          <w:tcPr/>
+          <w:p>
+            <w:pPr>
+              <w:pStyle w:val="Compact"/>
+            </w:pPr>
+            <w:r>
+              <w:t xml:space="preserve">ストレージ</w:t>
+            </w:r>
+          </w:p>
+        </w:tc>
+        <w:tc>
+          <w:tcPr/>
+          <w:p>
+            <w:pPr>
+              <w:pStyle w:val="Compact"/>
+            </w:pPr>
+            <w:r>
+              <w:t xml:space="preserve">microSD/TFカードスロット</w:t>
+            </w:r>
+          </w:p>
+        </w:tc>
+      </w:tr>
+      <w:tr>
+        <w:tc>
+          <w:tcPr/>
+          <w:p>
+            <w:pPr>
+              <w:pStyle w:val="Compact"/>
+            </w:pPr>
+            <w:r>
+              <w:t xml:space="preserve">ポート</w:t>
+            </w:r>
+          </w:p>
+        </w:tc>
+        <w:tc>
+          <w:tcPr/>
+          <w:p>
+            <w:pPr>
+              <w:pStyle w:val="Compact"/>
+            </w:pPr>
+            <w:r>
+              <w:t xml:space="preserve">USB </w:t>
+            </w:r>
+            <w:r>
+              <w:rPr>
+                <w:rFonts w:hint="eastAsia"/>
+              </w:rPr>
+              <w:t xml:space="preserve">Type-C×1、Grove(HY2.0-4P)×1（I2C/UART/IO）</w:t>
+            </w:r>
+          </w:p>
+        </w:tc>
+      </w:tr>
+      <w:tr>
+        <w:tc>
+          <w:tcPr/>
+          <w:p>
+            <w:pPr>
+              <w:pStyle w:val="Compact"/>
+            </w:pPr>
+            <w:r>
+              <w:rPr>
+                <w:rFonts w:hint="eastAsia"/>
+              </w:rPr>
+              <w:t xml:space="preserve">サイズ・重量</w:t>
+            </w:r>
+          </w:p>
+        </w:tc>
+        <w:tc>
+          <w:tcPr/>
+          <w:p>
+            <w:pPr>
+              <w:pStyle w:val="Compact"/>
+            </w:pPr>
+            <w:r>
+              <w:t xml:space="preserve">48.0 × 24.0 × </w:t>
+            </w:r>
+            <w:r>
+              <w:rPr>
+                <w:rFonts w:hint="eastAsia"/>
+              </w:rPr>
+              <w:t xml:space="preserve">22.0mm／23.0g</w:t>
+            </w:r>
+          </w:p>
+        </w:tc>
+      </w:tr>
+      <w:tr>
+        <w:tc>
+          <w:tcPr/>
+          <w:p>
+            <w:pPr>
+              <w:pStyle w:val="Compact"/>
+            </w:pPr>
+            <w:r>
+              <w:rPr>
+                <w:rFonts w:hint="eastAsia"/>
+              </w:rPr>
+              <w:t xml:space="preserve">付属品</w:t>
+            </w:r>
+          </w:p>
+        </w:tc>
+        <w:tc>
+          <w:tcPr/>
+          <w:p>
+            <w:pPr>
+              <w:pStyle w:val="Compact"/>
+            </w:pPr>
+            <w:r>
+              <w:rPr>
+                <w:rFonts w:hint="eastAsia"/>
+              </w:rPr>
+              <w:t xml:space="preserve">USBケーブル(100cm)・スタンド・六角レンチ</w:t>
+            </w:r>
+          </w:p>
+        </w:tc>
+      </w:tr>
+    </w:tbl>
+    <w:p>
+      <w:pPr>
+        <w:pStyle w:val="BodyText"/>
+      </w:pPr>
+      <w:r>
+        <w:rPr>
+          <w:rFonts w:hint="eastAsia"/>
+          <w:b/>
+          <w:bCs/>
+        </w:rPr>
+        <w:t xml:space="preserve">本書での使い方との対応</w:t>
+      </w:r>
+      <w:r>
+        <w:rPr>
+          <w:rFonts w:hint="eastAsia"/>
+        </w:rPr>
+        <w:t xml:space="preserve">：正面ボタン(A)は</w:t>
+      </w:r>
+      <w:r>
+        <w:rPr>
+          <w:rStyle w:val="VerbatimChar"/>
+        </w:rPr>
+        <w:t xml:space="preserve">m5web_capture.py</w:t>
+      </w:r>
+      <w:r>
+        <w:rPr>
+          <w:rFonts w:hint="eastAsia"/>
+        </w:rPr>
+        <w:t xml:space="preserve">でシャッターボタンとして使い、押すと撮影→顔検出→ATOM</w:t>
+      </w:r>
+      <w:r>
+        <w:t xml:space="preserve"> </w:t>
+      </w:r>
+      <w:r>
+        <w:rPr>
+          <w:rFonts w:hint="eastAsia"/>
+        </w:rPr>
+        <w:t xml:space="preserve">Liteへの送信という一連の処理が始まります（6.3節）。RGBWインジケーターLEDは処理中に白、送信完了時に緑へ切り替わる合図として使われます（同節）。側面ボタン(B)・6軸IMU・スピーカー/マイク・microSDスロットは、本書のファームウェアでは未使用です（K210のKPUを使った物体分類への拡張案は11.1節で触れます）。Grove端子はATOM</w:t>
+      </w:r>
+      <w:r>
+        <w:t xml:space="preserve"> </w:t>
+      </w:r>
+      <w:r>
+        <w:rPr>
+          <w:rFonts w:hint="eastAsia"/>
+        </w:rPr>
+        <w:t xml:space="preserve">LiteとのUART直結（G34→G32、G35←G26）にそのまま使われています（6.1節）。Wi-Fiが無いこの構成上の制約が、本書がM5StickVだけ直結UARTという別経路を選んだ理由です。</w:t>
+      </w:r>
+    </w:p>
+    <w:p>
+      <w:pPr>
+        <w:pStyle w:val="BodyText"/>
       </w:pPr>
       <w:r>
         <w:rPr>
@@ -4203,8 +5827,9 @@
         <w:t xml:space="preserve">K210は高性能なAIチップですが、MicroPythonが自由に使えるヒープメモリ（プログラムが動的に確保できる作業用メモリ）は非常に限られています。本書の第6章で詳しく扱いますが、「384×512ピクセル程度の画像バッファを1つ作っただけでメモリ不足になる」という制約が、実際のプログラム設計に大きな影響を与えています。小型AIカメラを使いこなす上で、こうしたメモリ制約への対処は避けて通れないテーマです。</w:t>
       </w:r>
     </w:p>
-    <w:bookmarkEnd w:id="25"/>
-    <w:bookmarkStart w:id="26" w:name="m5papercolor電子ペーパー端末"/>
+    <w:bookmarkEnd w:id="36"/>
+    <w:bookmarkEnd w:id="37"/>
+    <w:bookmarkStart w:id="42" w:name="m5papercolor電子ペーパー端末"/>
     <w:p>
       <w:pPr>
         <w:pStyle w:val="Heading3"/>
@@ -4244,6 +5869,536 @@
           <w:rFonts w:hint="eastAsia"/>
         </w:rPr>
         <w:t xml:space="preserve">6カラー電子ペーパーディスプレイを搭載したM5Stack社の製品です（ESP32-S3ベース）。電子ペーパーは、電源を切っても表示内容が消えない・直射日光下でも見やすい・消費電力が非常に低いという特徴を持ちます。従来のモノクロ「M5Paper」（M5EPDライブラリを使用）とは別機種・別ライブラリ構成なので、購入・書き込みの際は取り違えないよう注意してください。</w:t>
+      </w:r>
+    </w:p>
+    <w:bookmarkStart w:id="41" w:name="m5papercolorの詳細ハードウェア仕様"/>
+    <w:p>
+      <w:pPr>
+        <w:pStyle w:val="Heading4"/>
+      </w:pPr>
+      <w:r>
+        <w:rPr>
+          <w:rFonts w:hint="eastAsia"/>
+        </w:rPr>
+        <w:t xml:space="preserve">M5PaperColorの詳細ハードウェア仕様</w:t>
+      </w:r>
+    </w:p>
+    <w:p>
+      <w:pPr>
+        <w:pStyle w:val="CaptionedFigure"/>
+      </w:pPr>
+      <w:r>
+        <w:drawing>
+          <wp:inline>
+            <wp:extent cx="5334000" cy="4318000"/>
+            <wp:effectExtent b="0" l="0" r="0" t="0"/>
+            <wp:docPr descr="M5PaperColor本体の仕様図" title="" id="39" name="Picture"/>
+            <a:graphic>
+              <a:graphicData uri="http://schemas.openxmlformats.org/drawingml/2006/picture">
+                <pic:pic>
+                  <pic:nvPicPr>
+                    <pic:cNvPr descr="images/device-papercolor.png" id="40" name="Picture"/>
+                    <pic:cNvPicPr>
+                      <a:picLocks noChangeArrowheads="1" noChangeAspect="1"/>
+                    </pic:cNvPicPr>
+                  </pic:nvPicPr>
+                  <pic:blipFill>
+                    <a:blip r:embed="rId38"/>
+                    <a:stretch>
+                      <a:fillRect/>
+                    </a:stretch>
+                  </pic:blipFill>
+                  <pic:spPr bwMode="auto">
+                    <a:xfrm>
+                      <a:off x="0" y="0"/>
+                      <a:ext cx="5334000" cy="4318000"/>
+                    </a:xfrm>
+                    <a:prstGeom prst="rect">
+                      <a:avLst/>
+                    </a:prstGeom>
+                    <a:noFill/>
+                    <a:ln w="9525">
+                      <a:noFill/>
+                      <a:headEnd/>
+                      <a:tailEnd/>
+                    </a:ln>
+                  </pic:spPr>
+                </pic:pic>
+              </a:graphicData>
+            </a:graphic>
+          </wp:inline>
+        </w:drawing>
+      </w:r>
+    </w:p>
+    <w:p>
+      <w:pPr>
+        <w:pStyle w:val="ImageCaption"/>
+      </w:pPr>
+      <w:r>
+        <w:rPr>
+          <w:rFonts w:hint="eastAsia"/>
+        </w:rPr>
+        <w:t xml:space="preserve">M5PaperColor本体の仕様図</w:t>
+      </w:r>
+    </w:p>
+    <w:tbl>
+      <w:tblPr>
+        <w:tblStyle w:val="Table"/>
+        <w:tblW w:type="pct" w:w="5000"/>
+        <w:tblLayout w:type="fixed"/>
+        <w:tblLook w:firstRow="1" w:lastRow="0" w:firstColumn="0" w:lastColumn="0" w:noHBand="0" w:noVBand="0" w:val="0020"/>
+      </w:tblPr>
+      <w:tblGrid>
+        <w:gridCol w:w="3960"/>
+        <w:gridCol w:w="3960"/>
+      </w:tblGrid>
+      <w:tr>
+        <w:trPr>
+          <w:tblHeader w:val="on"/>
+        </w:trPr>
+        <w:tc>
+          <w:tcPr/>
+          <w:p>
+            <w:pPr>
+              <w:pStyle w:val="Compact"/>
+            </w:pPr>
+            <w:r>
+              <w:rPr>
+                <w:rFonts w:hint="eastAsia"/>
+              </w:rPr>
+              <w:t xml:space="preserve">項目</w:t>
+            </w:r>
+          </w:p>
+        </w:tc>
+        <w:tc>
+          <w:tcPr/>
+          <w:p>
+            <w:pPr>
+              <w:pStyle w:val="Compact"/>
+            </w:pPr>
+            <w:r>
+              <w:rPr>
+                <w:rFonts w:hint="eastAsia"/>
+              </w:rPr>
+              <w:t xml:space="preserve">内容</w:t>
+            </w:r>
+          </w:p>
+        </w:tc>
+      </w:tr>
+      <w:tr>
+        <w:tc>
+          <w:tcPr/>
+          <w:p>
+            <w:pPr>
+              <w:pStyle w:val="Compact"/>
+            </w:pPr>
+            <w:r>
+              <w:t xml:space="preserve">SoC</w:t>
+            </w:r>
+          </w:p>
+        </w:tc>
+        <w:tc>
+          <w:tcPr/>
+          <w:p>
+            <w:pPr>
+              <w:pStyle w:val="Compact"/>
+            </w:pPr>
+            <w:r>
+              <w:rPr>
+                <w:rFonts w:hint="eastAsia"/>
+              </w:rPr>
+              <w:t xml:space="preserve">ESP32-S3R8（Xtensa®</w:t>
+            </w:r>
+            <w:r>
+              <w:t xml:space="preserve"> LX7 </w:t>
+            </w:r>
+            <w:r>
+              <w:rPr>
+                <w:rFonts w:hint="eastAsia"/>
+              </w:rPr>
+              <w:t xml:space="preserve">デュアルコア、最大240MHz）</w:t>
+            </w:r>
+          </w:p>
+        </w:tc>
+      </w:tr>
+      <w:tr>
+        <w:tc>
+          <w:tcPr/>
+          <w:p>
+            <w:pPr>
+              <w:pStyle w:val="Compact"/>
+            </w:pPr>
+            <w:r>
+              <w:t xml:space="preserve">メモリ</w:t>
+            </w:r>
+          </w:p>
+        </w:tc>
+        <w:tc>
+          <w:tcPr/>
+          <w:p>
+            <w:pPr>
+              <w:pStyle w:val="Compact"/>
+            </w:pPr>
+            <w:r>
+              <w:t xml:space="preserve">Flash </w:t>
+            </w:r>
+            <w:r>
+              <w:rPr>
+                <w:rFonts w:hint="eastAsia"/>
+              </w:rPr>
+              <w:t xml:space="preserve">16MB／PSRAM</w:t>
+            </w:r>
+            <w:r>
+              <w:t xml:space="preserve"> </w:t>
+            </w:r>
+            <w:r>
+              <w:rPr>
+                <w:rFonts w:hint="eastAsia"/>
+              </w:rPr>
+              <w:t xml:space="preserve">8MB（Octal）</w:t>
+            </w:r>
+          </w:p>
+        </w:tc>
+      </w:tr>
+      <w:tr>
+        <w:tc>
+          <w:tcPr/>
+          <w:p>
+            <w:pPr>
+              <w:pStyle w:val="Compact"/>
+            </w:pPr>
+            <w:r>
+              <w:rPr>
+                <w:rFonts w:hint="eastAsia"/>
+              </w:rPr>
+              <w:t xml:space="preserve">通信</w:t>
+            </w:r>
+          </w:p>
+        </w:tc>
+        <w:tc>
+          <w:tcPr/>
+          <w:p>
+            <w:pPr>
+              <w:pStyle w:val="Compact"/>
+            </w:pPr>
+            <w:r>
+              <w:t xml:space="preserve">2.4GHz Wi-Fi</w:t>
+            </w:r>
+          </w:p>
+        </w:tc>
+      </w:tr>
+      <w:tr>
+        <w:tc>
+          <w:tcPr/>
+          <w:p>
+            <w:pPr>
+              <w:pStyle w:val="Compact"/>
+            </w:pPr>
+            <w:r>
+              <w:t xml:space="preserve">ディスプレイ</w:t>
+            </w:r>
+          </w:p>
+        </w:tc>
+        <w:tc>
+          <w:tcPr/>
+          <w:p>
+            <w:pPr>
+              <w:pStyle w:val="Compact"/>
+            </w:pPr>
+            <w:r>
+              <w:rPr>
+                <w:rFonts w:hint="eastAsia"/>
+              </w:rPr>
+              <w:t xml:space="preserve">4型</w:t>
+            </w:r>
+            <w:r>
+              <w:t xml:space="preserve"> E Ink Spectra 6 </w:t>
+            </w:r>
+            <w:r>
+              <w:rPr>
+                <w:rFonts w:hint="eastAsia"/>
+              </w:rPr>
+              <w:t xml:space="preserve">フルカラー、400×600、更新約15〜30秒</w:t>
+            </w:r>
+          </w:p>
+        </w:tc>
+      </w:tr>
+      <w:tr>
+        <w:tc>
+          <w:tcPr/>
+          <w:p>
+            <w:pPr>
+              <w:pStyle w:val="Compact"/>
+            </w:pPr>
+            <w:r>
+              <w:t xml:space="preserve">ボタン</w:t>
+            </w:r>
+          </w:p>
+        </w:tc>
+        <w:tc>
+          <w:tcPr/>
+          <w:p>
+            <w:pPr>
+              <w:pStyle w:val="Compact"/>
+            </w:pPr>
+            <w:r>
+              <w:rPr>
+                <w:rFonts w:hint="eastAsia"/>
+              </w:rPr>
+              <w:t xml:space="preserve">ユーザーボタンA/B/Cの3つ＋電源ボタン1つ</w:t>
+            </w:r>
+          </w:p>
+        </w:tc>
+      </w:tr>
+      <w:tr>
+        <w:tc>
+          <w:tcPr/>
+          <w:p>
+            <w:pPr>
+              <w:pStyle w:val="Compact"/>
+            </w:pPr>
+            <w:r>
+              <w:t xml:space="preserve">センサー</w:t>
+            </w:r>
+          </w:p>
+        </w:tc>
+        <w:tc>
+          <w:tcPr/>
+          <w:p>
+            <w:pPr>
+              <w:pStyle w:val="Compact"/>
+            </w:pPr>
+            <w:r>
+              <w:rPr>
+                <w:rFonts w:hint="eastAsia"/>
+              </w:rPr>
+              <w:t xml:space="preserve">SHT40（温湿度）、RX8130CE（RTC）</w:t>
+            </w:r>
+          </w:p>
+        </w:tc>
+      </w:tr>
+      <w:tr>
+        <w:tc>
+          <w:tcPr/>
+          <w:p>
+            <w:pPr>
+              <w:pStyle w:val="Compact"/>
+            </w:pPr>
+            <w:r>
+              <w:t xml:space="preserve">オーディオ</w:t>
+            </w:r>
+          </w:p>
+        </w:tc>
+        <w:tc>
+          <w:tcPr/>
+          <w:p>
+            <w:pPr>
+              <w:pStyle w:val="Compact"/>
+            </w:pPr>
+            <w:r>
+              <w:rPr>
+                <w:rFonts w:hint="eastAsia"/>
+              </w:rPr>
+              <w:t xml:space="preserve">ES8311コーデック＋ES7210マイク(AEC)＋1Wスピーカー(AW8737A)</w:t>
+            </w:r>
+          </w:p>
+        </w:tc>
+      </w:tr>
+      <w:tr>
+        <w:tc>
+          <w:tcPr/>
+          <w:p>
+            <w:pPr>
+              <w:pStyle w:val="Compact"/>
+            </w:pPr>
+            <w:r>
+              <w:rPr>
+                <w:rFonts w:hint="eastAsia"/>
+              </w:rPr>
+              <w:t xml:space="preserve">LED・赤外線</w:t>
+            </w:r>
+          </w:p>
+        </w:tc>
+        <w:tc>
+          <w:tcPr/>
+          <w:p>
+            <w:pPr>
+              <w:pStyle w:val="Compact"/>
+            </w:pPr>
+            <w:r>
+              <w:t xml:space="preserve">RGB </w:t>
+            </w:r>
+            <w:r>
+              <w:rPr>
+                <w:rFonts w:hint="eastAsia"/>
+              </w:rPr>
+              <w:t xml:space="preserve">LED×2、IR送信×1</w:t>
+            </w:r>
+          </w:p>
+        </w:tc>
+      </w:tr>
+      <w:tr>
+        <w:tc>
+          <w:tcPr/>
+          <w:p>
+            <w:pPr>
+              <w:pStyle w:val="Compact"/>
+            </w:pPr>
+            <w:r>
+              <w:t xml:space="preserve">バッテリー</w:t>
+            </w:r>
+          </w:p>
+        </w:tc>
+        <w:tc>
+          <w:tcPr/>
+          <w:p>
+            <w:pPr>
+              <w:pStyle w:val="Compact"/>
+            </w:pPr>
+            <w:r>
+              <w:rPr>
+                <w:rFonts w:hint="eastAsia"/>
+              </w:rPr>
+              <w:t xml:space="preserve">1250mAh（待機時92.53µA／フル動作時211.97mA）</w:t>
+            </w:r>
+          </w:p>
+        </w:tc>
+      </w:tr>
+      <w:tr>
+        <w:tc>
+          <w:tcPr/>
+          <w:p>
+            <w:pPr>
+              <w:pStyle w:val="Compact"/>
+            </w:pPr>
+            <w:r>
+              <w:t xml:space="preserve">ストレージ</w:t>
+            </w:r>
+          </w:p>
+        </w:tc>
+        <w:tc>
+          <w:tcPr/>
+          <w:p>
+            <w:pPr>
+              <w:pStyle w:val="Compact"/>
+            </w:pPr>
+            <w:r>
+              <w:t xml:space="preserve">microSDスロット</w:t>
+            </w:r>
+          </w:p>
+        </w:tc>
+      </w:tr>
+      <w:tr>
+        <w:tc>
+          <w:tcPr/>
+          <w:p>
+            <w:pPr>
+              <w:pStyle w:val="Compact"/>
+            </w:pPr>
+            <w:r>
+              <w:t xml:space="preserve">ポート</w:t>
+            </w:r>
+          </w:p>
+        </w:tc>
+        <w:tc>
+          <w:tcPr/>
+          <w:p>
+            <w:pPr>
+              <w:pStyle w:val="Compact"/>
+            </w:pPr>
+            <w:r>
+              <w:t xml:space="preserve">USB </w:t>
+            </w:r>
+            <w:r>
+              <w:rPr>
+                <w:rFonts w:hint="eastAsia"/>
+              </w:rPr>
+              <w:t xml:space="preserve">Type-C×1（DC5V）、Grove(HY2.0-4P)拡張ポート×1</w:t>
+            </w:r>
+          </w:p>
+        </w:tc>
+      </w:tr>
+      <w:tr>
+        <w:tc>
+          <w:tcPr/>
+          <w:p>
+            <w:pPr>
+              <w:pStyle w:val="Compact"/>
+            </w:pPr>
+            <w:r>
+              <w:rPr>
+                <w:rFonts w:hint="eastAsia"/>
+              </w:rPr>
+              <w:t xml:space="preserve">サイズ・重量</w:t>
+            </w:r>
+          </w:p>
+        </w:tc>
+        <w:tc>
+          <w:tcPr/>
+          <w:p>
+            <w:pPr>
+              <w:pStyle w:val="Compact"/>
+            </w:pPr>
+            <w:r>
+              <w:t xml:space="preserve">70.8 × 103.9 × </w:t>
+            </w:r>
+            <w:r>
+              <w:rPr>
+                <w:rFonts w:hint="eastAsia"/>
+              </w:rPr>
+              <w:t xml:space="preserve">8.5mm／73.3g</w:t>
+            </w:r>
+          </w:p>
+        </w:tc>
+      </w:tr>
+    </w:tbl>
+    <w:p>
+      <w:pPr>
+        <w:pStyle w:val="BodyText"/>
+      </w:pPr>
+      <w:r>
+        <w:rPr>
+          <w:rFonts w:hint="eastAsia"/>
+          <w:b/>
+          <w:bCs/>
+        </w:rPr>
+        <w:t xml:space="preserve">本書での使い方との対応</w:t>
+      </w:r>
+      <w:r>
+        <w:rPr>
+          <w:rFonts w:hint="eastAsia"/>
+        </w:rPr>
+        <w:t xml:space="preserve">：</w:t>
+      </w:r>
+      <w:r>
+        <w:rPr>
+          <w:rStyle w:val="VerbatimChar"/>
+        </w:rPr>
+        <w:t xml:space="preserve">m5paper.ino</w:t>
+      </w:r>
+      <w:r>
+        <w:rPr>
+          <w:rFonts w:hint="eastAsia"/>
+        </w:rPr>
+        <w:t xml:space="preserve">はボタンA/Bをギャラリーの前へ/次への送りに、ボタンCを「表示中の写真を再印刷」に割り当てています（7.3節）。電源ボタンは単押しで電源ON、長押しでOFFという機器本来の挙動のままです。SHT40・RX8130CE・オーディオコーデック・RGB</w:t>
+      </w:r>
+      <w:r>
+        <w:t xml:space="preserve"> </w:t>
+      </w:r>
+      <w:r>
+        <w:rPr>
+          <w:rFonts w:hint="eastAsia"/>
+        </w:rPr>
+        <w:t xml:space="preserve">LED・IR送信・microSDスロットは、いずれも本書のスケッチでは未使用です（ビープ音の再生にはES8311コーデック経由のスピーカーを使っています）。E</w:t>
+      </w:r>
+      <w:r>
+        <w:t xml:space="preserve"> Ink Spectra </w:t>
+      </w:r>
+      <w:r>
+        <w:rPr>
+          <w:rFonts w:hint="eastAsia"/>
+        </w:rPr>
+        <w:t xml:space="preserve">6ディスプレイは6色対応ですが、印刷画像自体がすでに1bpp白黒ビットマップのため、本書ではWHITE/BLACKの2色しか使っていません（7.4節）。</w:t>
       </w:r>
     </w:p>
     <w:p>
@@ -4535,8 +6690,9 @@
         <w:t xml:space="preserve">Blanchon氏）の3つを使用します。</w:t>
       </w:r>
     </w:p>
-    <w:bookmarkEnd w:id="26"/>
-    <w:bookmarkStart w:id="27" w:name="部品リストのまとめ"/>
+    <w:bookmarkEnd w:id="41"/>
+    <w:bookmarkEnd w:id="42"/>
+    <w:bookmarkStart w:id="43" w:name="部品リストのまとめ"/>
     <w:p>
       <w:pPr>
         <w:pStyle w:val="Heading3"/>
@@ -4751,9 +6907,9 @@
         </w:pict>
       </w:r>
     </w:p>
-    <w:bookmarkEnd w:id="27"/>
-    <w:bookmarkEnd w:id="28"/>
-    <w:bookmarkStart w:id="37" w:name="第4章-開発環境を準備する"/>
+    <w:bookmarkEnd w:id="43"/>
+    <w:bookmarkEnd w:id="44"/>
+    <w:bookmarkStart w:id="53" w:name="第4章-開発環境を準備する"/>
     <w:p>
       <w:pPr>
         <w:pStyle w:val="Heading2"/>
@@ -4907,7 +7063,7 @@
         </w:tc>
       </w:tr>
     </w:tbl>
-    <w:bookmarkStart w:id="30" w:name="platformioのセットアップatom-lite用推奨"/>
+    <w:bookmarkStart w:id="46" w:name="platformioのセットアップatom-lite用推奨"/>
     <w:p>
       <w:pPr>
         <w:pStyle w:val="Heading3"/>
@@ -4985,7 +7141,7 @@
           <w:numId w:val="1013"/>
         </w:numPr>
       </w:pPr>
-      <w:hyperlink r:id="rId29">
+      <w:hyperlink r:id="rId45">
         <w:r>
           <w:rPr>
             <w:rStyle w:val="Hyperlink"/>
@@ -5291,8 +7447,8 @@
         <w:t xml:space="preserve">missing」という表示になってしまいます。両方を必ずセットで実行する習慣をつけましょう。</w:t>
       </w:r>
     </w:p>
-    <w:bookmarkEnd w:id="30"/>
-    <w:bookmarkStart w:id="33" w:name="m5stackシリーズをarduino-ideで利用するための設定方法"/>
+    <w:bookmarkEnd w:id="46"/>
+    <w:bookmarkStart w:id="49" w:name="m5stackシリーズをarduino-ideで利用するための設定方法"/>
     <w:p>
       <w:pPr>
         <w:pStyle w:val="Heading3"/>
@@ -5395,7 +7551,7 @@
       <w:pPr>
         <w:pStyle w:val="BodyText"/>
       </w:pPr>
-      <w:hyperlink r:id="rId31">
+      <w:hyperlink r:id="rId47">
         <w:r>
           <w:rPr>
             <w:rStyle w:val="Hyperlink"/>
@@ -6875,7 +9031,7 @@
         </w:rPr>
         <w:t xml:space="preserve">2.x系では</w:t>
       </w:r>
-      <w:hyperlink r:id="rId32">
+      <w:hyperlink r:id="rId48">
         <w:r>
           <w:rPr>
             <w:rStyle w:val="Hyperlink"/>
@@ -7153,8 +9309,8 @@
         <w:t xml:space="preserve">：esp32ボードパッケージのバージョンと、インストールしたM5Stack公式ライブラリのバージョンの組み合わせが対応していない可能性があります。ライブラリのGitHubリポジトリのREADMEやリリースノートで、動作確認済みのesp32パッケージバージョンを確認してください。</w:t>
       </w:r>
     </w:p>
-    <w:bookmarkEnd w:id="33"/>
-    <w:bookmarkStart w:id="35" w:name="maixpy-ideのセットアップm5stickv用"/>
+    <w:bookmarkEnd w:id="49"/>
+    <w:bookmarkStart w:id="51" w:name="maixpy-ideのセットアップm5stickv用"/>
     <w:p>
       <w:pPr>
         <w:pStyle w:val="Heading3"/>
@@ -7201,7 +9357,7 @@
           <w:numId w:val="1015"/>
         </w:numPr>
       </w:pPr>
-      <w:hyperlink r:id="rId34">
+      <w:hyperlink r:id="rId50">
         <w:r>
           <w:rPr>
             <w:rStyle w:val="Hyperlink"/>
@@ -7302,8 +9458,8 @@
         <w:t xml:space="preserve">として保存するという流れになります。</w:t>
       </w:r>
     </w:p>
-    <w:bookmarkEnd w:id="35"/>
-    <w:bookmarkStart w:id="36" w:name="開発環境準備のチェックリスト"/>
+    <w:bookmarkEnd w:id="51"/>
+    <w:bookmarkStart w:id="52" w:name="開発環境準備のチェックリスト"/>
     <w:p>
       <w:pPr>
         <w:pStyle w:val="Heading3"/>
@@ -7461,9 +9617,9 @@
         </w:pict>
       </w:r>
     </w:p>
-    <w:bookmarkEnd w:id="36"/>
-    <w:bookmarkEnd w:id="37"/>
-    <w:bookmarkStart w:id="42" w:name="第5章-atom-printer-kitを組み立てる"/>
+    <w:bookmarkEnd w:id="52"/>
+    <w:bookmarkEnd w:id="53"/>
+    <w:bookmarkStart w:id="58" w:name="第5章-atom-printer-kitを組み立てる"/>
     <w:p>
       <w:pPr>
         <w:pStyle w:val="Heading2"/>
@@ -7504,7 +9660,7 @@
         <w:t xml:space="preserve">Kitのセットアップを行います。この章が終わると、iPhoneのブラウザから写真をアップロードして印刷できる、単体でも動くシステムが完成します。</w:t>
       </w:r>
     </w:p>
-    <w:bookmarkStart w:id="38" w:name="配線を確認する"/>
+    <w:bookmarkStart w:id="54" w:name="配線を確認する"/>
     <w:p>
       <w:pPr>
         <w:pStyle w:val="Heading3"/>
@@ -7686,8 +9842,8 @@
         <w:t xml:space="preserve">Lite本体へのUSB給電と、プリンターへのDC12V給電は別系統です。両方が入って初めて印刷可能な状態になります。</w:t>
       </w:r>
     </w:p>
-    <w:bookmarkEnd w:id="38"/>
-    <w:bookmarkStart w:id="39" w:name="ファームウェアを書き込む"/>
+    <w:bookmarkEnd w:id="54"/>
+    <w:bookmarkStart w:id="55" w:name="ファームウェアを書き込む"/>
     <w:p>
       <w:pPr>
         <w:pStyle w:val="Heading3"/>
@@ -7904,8 +10060,8 @@
         <w:t xml:space="preserve">フォルダの内容をLittleFSへアップロードします。</w:t>
       </w:r>
     </w:p>
-    <w:bookmarkEnd w:id="39"/>
-    <w:bookmarkStart w:id="40" w:name="初回のwi-fi設定"/>
+    <w:bookmarkEnd w:id="55"/>
+    <w:bookmarkStart w:id="56" w:name="初回のwi-fi設定"/>
     <w:p>
       <w:pPr>
         <w:pStyle w:val="Heading3"/>
@@ -8172,8 +10328,8 @@
         <w:t xml:space="preserve">Lite本体のボタンを5秒以上長押しすると、保存済みのWi-Fi設定が消去されて再起動し、再びアクセスポイントモードに戻ります。接続済みの状態から別のネットワークへ切り替えたいだけであれば、リセットせずに、後述する設定タブの「Wi-Fi設定」カードから変更できます。</w:t>
       </w:r>
     </w:p>
-    <w:bookmarkEnd w:id="40"/>
-    <w:bookmarkStart w:id="41" w:name="web-uim5webページの使い方"/>
+    <w:bookmarkEnd w:id="56"/>
+    <w:bookmarkStart w:id="57" w:name="web-uim5webページの使い方"/>
     <w:p>
       <w:pPr>
         <w:pStyle w:val="Heading3"/>
@@ -8753,9 +10909,9 @@
         </w:pict>
       </w:r>
     </w:p>
-    <w:bookmarkEnd w:id="41"/>
-    <w:bookmarkEnd w:id="42"/>
-    <w:bookmarkStart w:id="53" w:name="第6章-m5stickvカメラ連携を構築する"/>
+    <w:bookmarkEnd w:id="57"/>
+    <w:bookmarkEnd w:id="58"/>
+    <w:bookmarkStart w:id="69" w:name="第6章-m5stickvカメラ連携を構築する"/>
     <w:p>
       <w:pPr>
         <w:pStyle w:val="Heading2"/>
@@ -8819,7 +10975,7 @@
         <w:t xml:space="preserve">で実現されています。</w:t>
       </w:r>
     </w:p>
-    <w:bookmarkStart w:id="43" w:name="配線"/>
+    <w:bookmarkStart w:id="59" w:name="配線"/>
     <w:p>
       <w:pPr>
         <w:pStyle w:val="Heading3"/>
@@ -9069,8 +11225,8 @@
         </w:tc>
       </w:tr>
     </w:tbl>
-    <w:bookmarkEnd w:id="43"/>
-    <w:bookmarkStart w:id="44" w:name="m5stickv側スクリプトの書き込み"/>
+    <w:bookmarkEnd w:id="59"/>
+    <w:bookmarkStart w:id="60" w:name="m5stickv側スクリプトの書き込み"/>
     <w:p>
       <w:pPr>
         <w:pStyle w:val="Heading3"/>
@@ -9296,8 +11452,8 @@
         <w:t xml:space="preserve">です（通常のファームウェア書き込みだけで対応済みです）。</w:t>
       </w:r>
     </w:p>
-    <w:bookmarkEnd w:id="44"/>
-    <w:bookmarkStart w:id="45" w:name="撮影の流れとledの合図"/>
+    <w:bookmarkEnd w:id="60"/>
+    <w:bookmarkStart w:id="61" w:name="撮影の流れとledの合図"/>
     <w:p>
       <w:pPr>
         <w:pStyle w:val="Heading3"/>
@@ -9533,8 +11689,8 @@
         <w:t xml:space="preserve">ファイルが見つからない・読み込めないといった状況でもエラーで処理を止めることはなく、無音のまま撮影・送信が続行されます。</w:t>
       </w:r>
     </w:p>
-    <w:bookmarkEnd w:id="45"/>
-    <w:bookmarkStart w:id="46" w:name="カメラの向きの補正"/>
+    <w:bookmarkEnd w:id="61"/>
+    <w:bookmarkStart w:id="62" w:name="カメラの向きの補正"/>
     <w:p>
       <w:pPr>
         <w:pStyle w:val="Heading3"/>
@@ -9820,8 +11976,8 @@
         <w:t xml:space="preserve">内の座標変換式を直接書き換えます。式の導出根拠は関数のdocstringに記載されています。</w:t>
       </w:r>
     </w:p>
-    <w:bookmarkEnd w:id="46"/>
-    <w:bookmarkStart w:id="47" w:name="顔検出のしくみ"/>
+    <w:bookmarkEnd w:id="62"/>
+    <w:bookmarkStart w:id="63" w:name="顔検出のしくみ"/>
     <w:p>
       <w:pPr>
         <w:pStyle w:val="Heading3"/>
@@ -10003,8 +12159,8 @@
         <w:t xml:space="preserve">現時点では顔以外の判定（物体分類など）は実装されていませんが、K210のKPU機能を使った物体分類モデルを追加すれば、同じラベル欄に乗せる形で拡張できる設計になっています。</w:t>
       </w:r>
     </w:p>
-    <w:bookmarkEnd w:id="47"/>
-    <w:bookmarkStart w:id="48" w:name="印刷時のキャプション時刻検出ラベル"/>
+    <w:bookmarkEnd w:id="63"/>
+    <w:bookmarkStart w:id="64" w:name="印刷時のキャプション時刻検出ラベル"/>
     <w:p>
       <w:pPr>
         <w:pStyle w:val="Heading3"/>
@@ -10190,8 +12346,8 @@
         <w:t xml:space="preserve">画像の高さがキャプション帯（18ドット）以下という極端に小さい写真の場合は、キャプション自体が省略されます。</w:t>
       </w:r>
     </w:p>
-    <w:bookmarkEnd w:id="48"/>
-    <w:bookmarkStart w:id="49" w:name="web上での確認印刷モード"/>
+    <w:bookmarkEnd w:id="64"/>
+    <w:bookmarkStart w:id="65" w:name="web上での確認印刷モード"/>
     <w:p>
       <w:pPr>
         <w:pStyle w:val="Heading3"/>
@@ -10473,8 +12629,8 @@
         <w:t xml:space="preserve">、M5StickV側から届いたグレースケール画像をディザリング変換する前に適用されます。既に受信・表示中の1枚には遡って反映されません。</w:t>
       </w:r>
     </w:p>
-    <w:bookmarkEnd w:id="49"/>
-    <w:bookmarkStart w:id="50" w:name="atom-lite本体のrgb-ledによる状態表示"/>
+    <w:bookmarkEnd w:id="65"/>
+    <w:bookmarkStart w:id="66" w:name="atom-lite本体のrgb-ledによる状態表示"/>
     <w:p>
       <w:pPr>
         <w:pStyle w:val="Heading3"/>
@@ -10653,8 +12809,8 @@
         <w:t xml:space="preserve">Lite本体のLEDを見るだけで「再印刷できる写真がある」「確認待ちの写真がある」という状態を把握できます。</w:t>
       </w:r>
     </w:p>
-    <w:bookmarkEnd w:id="50"/>
-    <w:bookmarkStart w:id="51" w:name="通信プロトコルの詳細"/>
+    <w:bookmarkEnd w:id="66"/>
+    <w:bookmarkStart w:id="67" w:name="通信プロトコルの詳細"/>
     <w:p>
       <w:pPr>
         <w:pStyle w:val="Heading3"/>
@@ -10907,8 +13063,8 @@
         <w:t xml:space="preserve">このプロトコル設計を読み解くと、「未検証のデータを不用意に印刷してしまわない」という安全性への配慮が随所に見られます。</w:t>
       </w:r>
     </w:p>
-    <w:bookmarkEnd w:id="51"/>
-    <w:bookmarkStart w:id="52" w:name="既知の注意点"/>
+    <w:bookmarkEnd w:id="67"/>
+    <w:bookmarkStart w:id="68" w:name="既知の注意点"/>
     <w:p>
       <w:pPr>
         <w:pStyle w:val="Heading3"/>
@@ -11346,9 +13502,9 @@
         </w:pict>
       </w:r>
     </w:p>
-    <w:bookmarkEnd w:id="52"/>
-    <w:bookmarkEnd w:id="53"/>
-    <w:bookmarkStart w:id="58" w:name="第7章-m5papercolorで写真を確認印刷する"/>
+    <w:bookmarkEnd w:id="68"/>
+    <w:bookmarkEnd w:id="69"/>
+    <w:bookmarkStart w:id="74" w:name="第7章-m5papercolorで写真を確認印刷する"/>
     <w:p>
       <w:pPr>
         <w:pStyle w:val="Heading2"/>
@@ -11380,7 +13536,7 @@
         <w:t xml:space="preserve">本章では、iPhoneのブラウザを使わずに、M5PaperColor単体でギャラリー（M5StickVカメラ撮影・アップロード両方の保存履歴）を確認・印刷できるようにします。</w:t>
       </w:r>
     </w:p>
-    <w:bookmarkStart w:id="54" w:name="m5papercolorの役割"/>
+    <w:bookmarkStart w:id="70" w:name="m5papercolorの役割"/>
     <w:p>
       <w:pPr>
         <w:pStyle w:val="Heading3"/>
@@ -11510,8 +13666,8 @@
         <w:t xml:space="preserve">Lite側を変更せずに新しい入り口を増やせる――が実際に体現されています。</w:t>
       </w:r>
     </w:p>
-    <w:bookmarkEnd w:id="54"/>
-    <w:bookmarkStart w:id="55" w:name="導入手順"/>
+    <w:bookmarkEnd w:id="70"/>
+    <w:bookmarkStart w:id="71" w:name="導入手順"/>
     <w:p>
       <w:pPr>
         <w:pStyle w:val="Heading3"/>
@@ -11758,8 +13914,8 @@
         <w:t xml:space="preserve">Liteと同じWi-Fiネットワークを選んでパスワードを入力すると、本機のAPは終了して指定したネットワークにクライアントとして参加します。設定はNVSに保存され、次回起動時から自動的にそのネットワークへ接続します。</w:t>
       </w:r>
     </w:p>
-    <w:bookmarkEnd w:id="55"/>
-    <w:bookmarkStart w:id="56" w:name="使い方"/>
+    <w:bookmarkEnd w:id="71"/>
+    <w:bookmarkStart w:id="72" w:name="使い方"/>
     <w:p>
       <w:pPr>
         <w:pStyle w:val="Heading3"/>
@@ -11925,8 +14081,8 @@
         <w:t xml:space="preserve">Lite本体のNVSに保存され、M5PaperColor側は5秒おきにこの設定自体を確認しているため、M5PaperColorを再起動しなくても切り替えがすぐに反映されます。いずれの方式でも、選択中の写真は（新しい写真が増えて順番がずれても）IDで追跡され続けます。フラッシュ本体からの削除は現状m5webページ側でのみ行えます。</w:t>
       </w:r>
     </w:p>
-    <w:bookmarkEnd w:id="56"/>
-    <w:bookmarkStart w:id="57" w:name="既知の注意点-1"/>
+    <w:bookmarkEnd w:id="72"/>
+    <w:bookmarkStart w:id="73" w:name="既知の注意点-1"/>
     <w:p>
       <w:pPr>
         <w:pStyle w:val="Heading3"/>
@@ -12165,9 +14321,9 @@
         </w:pict>
       </w:r>
     </w:p>
-    <w:bookmarkEnd w:id="57"/>
-    <w:bookmarkEnd w:id="58"/>
-    <w:bookmarkStart w:id="64" w:name="第8章-プログラムから使うweb-api"/>
+    <w:bookmarkEnd w:id="73"/>
+    <w:bookmarkEnd w:id="74"/>
+    <w:bookmarkStart w:id="80" w:name="第8章-プログラムから使うweb-api"/>
     <w:p>
       <w:pPr>
         <w:pStyle w:val="Heading2"/>
@@ -12253,7 +14409,7 @@
         <w:t xml:space="preserve">（またはIPアドレス）です。</w:t>
       </w:r>
     </w:p>
-    <w:bookmarkStart w:id="59" w:name="apiリファレンス"/>
+    <w:bookmarkStart w:id="75" w:name="apiリファレンス"/>
     <w:p>
       <w:pPr>
         <w:pStyle w:val="Heading3"/>
@@ -13744,8 +15900,8 @@
         </w:tc>
       </w:tr>
     </w:tbl>
-    <w:bookmarkEnd w:id="59"/>
-    <w:bookmarkStart w:id="60" w:name="curlでの基本操作"/>
+    <w:bookmarkEnd w:id="75"/>
+    <w:bookmarkStart w:id="76" w:name="curlでの基本操作"/>
     <w:p>
       <w:pPr>
         <w:pStyle w:val="Heading3"/>
@@ -14047,8 +16203,8 @@
         <w:t xml:space="preserve">/api/status"</w:t>
       </w:r>
     </w:p>
-    <w:bookmarkEnd w:id="60"/>
-    <w:bookmarkStart w:id="61" w:name="pythonから画像を印刷する"/>
+    <w:bookmarkEnd w:id="76"/>
+    <w:bookmarkStart w:id="77" w:name="pythonから画像を印刷する"/>
     <w:p>
       <w:pPr>
         <w:pStyle w:val="Heading3"/>
@@ -15074,8 +17230,8 @@
         <w:t xml:space="preserve">このAPIを応用すれば、例えば「定期的に天気予報を取得して印刷する」「チャットボットの返答を印刷する」といった、写真以外の自動化にも展開できます。</w:t>
       </w:r>
     </w:p>
-    <w:bookmarkEnd w:id="61"/>
-    <w:bookmarkStart w:id="63" w:name="俳句生成openai連携"/>
+    <w:bookmarkEnd w:id="77"/>
+    <w:bookmarkStart w:id="79" w:name="俳句生成openai連携"/>
     <w:p>
       <w:pPr>
         <w:pStyle w:val="Heading3"/>
@@ -15467,7 +17623,7 @@
         </w:rPr>
         <w:t xml:space="preserve">利用の前提として、設定タブの「OpenAI設定」カードでAPIキーを登録しておく必要があります（</w:t>
       </w:r>
-      <w:hyperlink r:id="rId62">
+      <w:hyperlink r:id="rId78">
         <w:r>
           <w:rPr>
             <w:rStyle w:val="Hyperlink"/>
@@ -15926,9 +18082,9 @@
         </w:pict>
       </w:r>
     </w:p>
-    <w:bookmarkEnd w:id="63"/>
-    <w:bookmarkEnd w:id="64"/>
-    <w:bookmarkStart w:id="68" w:name="第9章-印刷のしくみを覗く"/>
+    <w:bookmarkEnd w:id="79"/>
+    <w:bookmarkEnd w:id="80"/>
+    <w:bookmarkStart w:id="84" w:name="第9章-印刷のしくみを覗く"/>
     <w:p>
       <w:pPr>
         <w:pStyle w:val="Heading2"/>
@@ -15960,7 +18116,7 @@
         <w:t xml:space="preserve">ここまでの章で「印刷される」という結果は何度も登場しましたが、本章ではその裏側にある技術――白黒変換のアルゴリズムと、プリンターへの命令の送り方――を掘り下げます。</w:t>
       </w:r>
     </w:p>
-    <w:bookmarkStart w:id="65" w:name="誤差拡散floydsteinbergとは何か"/>
+    <w:bookmarkStart w:id="81" w:name="誤差拡散floydsteinbergとは何か"/>
     <w:p>
       <w:pPr>
         <w:pStyle w:val="Heading3"/>
@@ -16086,8 +18242,8 @@
         <w:t xml:space="preserve">する実装になっています。</w:t>
       </w:r>
     </w:p>
-    <w:bookmarkEnd w:id="65"/>
-    <w:bookmarkStart w:id="66" w:name="プリンターへの命令方式escpos風コマンド"/>
+    <w:bookmarkEnd w:id="81"/>
+    <w:bookmarkStart w:id="82" w:name="プリンターへの命令方式escpos風コマンド"/>
     <w:p>
       <w:pPr>
         <w:pStyle w:val="Heading3"/>
@@ -16195,8 +18351,8 @@
         <w:t xml:space="preserve">Lite側、QRコードの生成はプリンター側、という役割分担になっています。</w:t>
       </w:r>
     </w:p>
-    <w:bookmarkEnd w:id="66"/>
-    <w:bookmarkStart w:id="67" w:name="印刷サイズの制限"/>
+    <w:bookmarkEnd w:id="82"/>
+    <w:bookmarkStart w:id="83" w:name="印刷サイズの制限"/>
     <w:p>
       <w:pPr>
         <w:pStyle w:val="Heading3"/>
@@ -16295,9 +18451,9 @@
         </w:pict>
       </w:r>
     </w:p>
-    <w:bookmarkEnd w:id="67"/>
-    <w:bookmarkEnd w:id="68"/>
-    <w:bookmarkStart w:id="76" w:name="第10章-トラブルシューティング"/>
+    <w:bookmarkEnd w:id="83"/>
+    <w:bookmarkEnd w:id="84"/>
+    <w:bookmarkStart w:id="92" w:name="第10章-トラブルシューティング"/>
     <w:p>
       <w:pPr>
         <w:pStyle w:val="Heading2"/>
@@ -16323,7 +18479,7 @@
         <w:t xml:space="preserve">実際に手を動かす中でよく遭遇するトラブルと、その対処法をまとめます。</w:t>
       </w:r>
     </w:p>
-    <w:bookmarkStart w:id="69" w:name="atom-liteが起動しない書き込みできない"/>
+    <w:bookmarkStart w:id="85" w:name="atom-liteが起動しない書き込みできない"/>
     <w:p>
       <w:pPr>
         <w:pStyle w:val="Heading3"/>
@@ -16407,8 +18563,8 @@
         <w:t xml:space="preserve">書き込み中にエラーが出る場合、ボード上のリセットボタンを押しながら書き込みを開始する、といった機種特有の作法が必要な場合があります。</w:t>
       </w:r>
     </w:p>
-    <w:bookmarkEnd w:id="69"/>
-    <w:bookmarkStart w:id="70" w:name="httpm5web.localにアクセスできない"/>
+    <w:bookmarkEnd w:id="85"/>
+    <w:bookmarkStart w:id="86" w:name="httpm5web.localにアクセスできない"/>
     <w:p>
       <w:pPr>
         <w:pStyle w:val="Heading3"/>
@@ -16531,8 +18687,8 @@
         <w:t xml:space="preserve">（またはLittleFSへのアップロード）を実行し忘れています。第5章の手順を再確認してください。</w:t>
       </w:r>
     </w:p>
-    <w:bookmarkEnd w:id="70"/>
-    <w:bookmarkStart w:id="71" w:name="プリンターが反応しない印刷ボタンを押しても何も起きない"/>
+    <w:bookmarkEnd w:id="86"/>
+    <w:bookmarkStart w:id="87" w:name="プリンターが反応しない印刷ボタンを押しても何も起きない"/>
     <w:p>
       <w:pPr>
         <w:pStyle w:val="Heading3"/>
@@ -16625,8 +18781,8 @@
         <w:t xml:space="preserve">UIを介さずに印刷できるか切り分けてみてください。</w:t>
       </w:r>
     </w:p>
-    <w:bookmarkEnd w:id="71"/>
-    <w:bookmarkStart w:id="72" w:name="m5stickvからatom-liteに写真が届かない"/>
+    <w:bookmarkEnd w:id="87"/>
+    <w:bookmarkStart w:id="88" w:name="m5stickvからatom-liteに写真が届かない"/>
     <w:p>
       <w:pPr>
         <w:pStyle w:val="Heading3"/>
@@ -16707,8 +18863,8 @@
         <w:t xml:space="preserve">IDEのシリアルコンソールで、M5StickV側のログにエラーが出ていないか確認してください。</w:t>
       </w:r>
     </w:p>
-    <w:bookmarkEnd w:id="72"/>
-    <w:bookmarkStart w:id="73" w:name="顔検出が効かないクラッシュする"/>
+    <w:bookmarkEnd w:id="88"/>
+    <w:bookmarkStart w:id="89" w:name="顔検出が効かないクラッシュする"/>
     <w:p>
       <w:pPr>
         <w:pStyle w:val="Heading3"/>
@@ -16813,8 +18969,8 @@
         <w:t xml:space="preserve">パラメータを調整してください。</w:t>
       </w:r>
     </w:p>
-    <w:bookmarkEnd w:id="73"/>
-    <w:bookmarkStart w:id="74" w:name="撮った写真の向きがおかしい"/>
+    <w:bookmarkEnd w:id="89"/>
+    <w:bookmarkStart w:id="90" w:name="撮った写真の向きがおかしい"/>
     <w:p>
       <w:pPr>
         <w:pStyle w:val="Heading3"/>
@@ -16898,8 +19054,8 @@
         <w:t xml:space="preserve">版のループへの切り替えを試してください。</w:t>
       </w:r>
     </w:p>
-    <w:bookmarkEnd w:id="74"/>
-    <w:bookmarkStart w:id="75" w:name="m5papercolorの画面が更新されないボタンが反応しない音が鳴らない"/>
+    <w:bookmarkEnd w:id="90"/>
+    <w:bookmarkStart w:id="91" w:name="m5papercolorの画面が更新されないボタンが反応しない音が鳴らない"/>
     <w:p>
       <w:pPr>
         <w:pStyle w:val="Heading3"/>
@@ -17101,9 +19257,9 @@
         </w:pict>
       </w:r>
     </w:p>
-    <w:bookmarkEnd w:id="75"/>
-    <w:bookmarkEnd w:id="76"/>
-    <w:bookmarkStart w:id="81" w:name="第11章-発展カスタマイズのアイデア"/>
+    <w:bookmarkEnd w:id="91"/>
+    <w:bookmarkEnd w:id="92"/>
+    <w:bookmarkStart w:id="97" w:name="第11章-発展カスタマイズのアイデア"/>
     <w:p>
       <w:pPr>
         <w:pStyle w:val="Heading2"/>
@@ -17135,7 +19291,7 @@
         <w:t xml:space="preserve">基本のシステムが動くようになったら、次のような発展にも挑戦してみましょう。</w:t>
       </w:r>
     </w:p>
-    <w:bookmarkStart w:id="77" w:name="物体分類への拡張"/>
+    <w:bookmarkStart w:id="93" w:name="物体分類への拡張"/>
     <w:p>
       <w:pPr>
         <w:pStyle w:val="Heading3"/>
@@ -17161,8 +19317,8 @@
         <w:t xml:space="preserve">現在の顔検出のラベル機構は、「Face」という固定文字列を返す仕組みですが、設計としては任意の文字列ラベルを載せられるようになっています。K210のKPU（AI推論回路）を使った物体分類モデルを追加すれば、「Face」の代わりに「Cat」「Dog」「Cup」など、より多様なラベルを印刷キャプションに反映させることができます。</w:t>
       </w:r>
     </w:p>
-    <w:bookmarkEnd w:id="77"/>
-    <w:bookmarkStart w:id="78" w:name="印刷トリガーの多様化"/>
+    <w:bookmarkEnd w:id="93"/>
+    <w:bookmarkStart w:id="94" w:name="印刷トリガーの多様化"/>
     <w:p>
       <w:pPr>
         <w:pStyle w:val="Heading3"/>
@@ -17251,8 +19407,8 @@
         <w:t xml:space="preserve">別のセンサー（人感センサーなど）と組み合わせて、人が近づいたら自動撮影・印刷する</w:t>
       </w:r>
     </w:p>
-    <w:bookmarkEnd w:id="78"/>
-    <w:bookmarkStart w:id="79" w:name="セキュリティ面の強化"/>
+    <w:bookmarkEnd w:id="94"/>
+    <w:bookmarkStart w:id="95" w:name="セキュリティ面の強化"/>
     <w:p>
       <w:pPr>
         <w:pStyle w:val="Heading3"/>
@@ -17311,8 +19467,8 @@
         <w:t xml:space="preserve">APIには認証機構が無いため、外部に公開せず、あくまで信頼できる家庭内LANの範囲で使うことが前提です。</w:t>
       </w:r>
     </w:p>
-    <w:bookmarkEnd w:id="79"/>
-    <w:bookmarkStart w:id="80" w:name="印刷幅最大高さの変更"/>
+    <w:bookmarkEnd w:id="95"/>
+    <w:bookmarkStart w:id="96" w:name="印刷幅最大高さの変更"/>
     <w:p>
       <w:pPr>
         <w:pStyle w:val="Heading3"/>
@@ -17390,9 +19546,9 @@
         </w:pict>
       </w:r>
     </w:p>
-    <w:bookmarkEnd w:id="80"/>
-    <w:bookmarkEnd w:id="81"/>
-    <w:bookmarkStart w:id="82" w:name="付録a-部品購入リストまとめ"/>
+    <w:bookmarkEnd w:id="96"/>
+    <w:bookmarkEnd w:id="97"/>
+    <w:bookmarkStart w:id="98" w:name="付録a-部品購入リストまとめ"/>
     <w:p>
       <w:pPr>
         <w:pStyle w:val="Heading2"/>
@@ -17674,8 +19830,8 @@
         </w:tc>
       </w:tr>
     </w:tbl>
-    <w:bookmarkEnd w:id="82"/>
-    <w:bookmarkStart w:id="83" w:name="付録b-用語集"/>
+    <w:bookmarkEnd w:id="98"/>
+    <w:bookmarkStart w:id="99" w:name="付録b-用語集"/>
     <w:p>
       <w:pPr>
         <w:pStyle w:val="Heading2"/>
@@ -18194,8 +20350,8 @@
         </w:tc>
       </w:tr>
     </w:tbl>
-    <w:bookmarkEnd w:id="83"/>
-    <w:bookmarkStart w:id="84" w:name="付録c-プロジェクトのソースコード構成"/>
+    <w:bookmarkEnd w:id="99"/>
+    <w:bookmarkStart w:id="100" w:name="付録c-プロジェクトのソースコード構成"/>
     <w:p>
       <w:pPr>
         <w:pStyle w:val="Heading2"/>
@@ -18590,8 +20746,8 @@
         <w:t xml:space="preserve">M5PaperColor用スケッチ</w:t>
       </w:r>
     </w:p>
-    <w:bookmarkEnd w:id="84"/>
-    <w:bookmarkStart w:id="85" w:name="付録d-参考文献リンク"/>
+    <w:bookmarkEnd w:id="100"/>
+    <w:bookmarkStart w:id="101" w:name="付録d-参考文献リンク"/>
     <w:p>
       <w:pPr>
         <w:pStyle w:val="Heading2"/>
@@ -18730,8 +20886,8 @@
         </w:pict>
       </w:r>
     </w:p>
-    <w:bookmarkEnd w:id="85"/>
-    <w:bookmarkStart w:id="86" w:name="おわりに"/>
+    <w:bookmarkEnd w:id="101"/>
+    <w:bookmarkStart w:id="102" w:name="おわりに"/>
     <w:p>
       <w:pPr>
         <w:pStyle w:val="Heading2"/>
@@ -18798,11 +20954,14 @@
         <w:t xml:space="preserve">あなたの手元で紙が印刷される、その最初の1枚を楽しみにしています。</w:t>
       </w:r>
     </w:p>
-    <w:bookmarkEnd w:id="86"/>
+    <w:bookmarkEnd w:id="102"/>
     <w:sectPr>
+      <w:footerReference w:type="default" r:id="rId9"/>
       <w:footnotePr>
         <w:numRestart w:val="eachSect"/>
       </w:footnotePr>
+      <w:pgSz w:w="11906" w:h="14570"/>
+      <w:pgMar w:top="1080" w:bottom="1224" w:left="1080" w:right="864" w:gutter="216" w:header="576" w:footer="576"/>
     </w:sectPr>
   </w:body>
 </w:document>
@@ -18810,6 +20969,28 @@
 
 <file path=word/comments.xml><?xml version="1.0" encoding="utf-8"?>
 <w:comments xmlns:w="http://schemas.openxmlformats.org/wordprocessingml/2006/main" xmlns:m="http://schemas.openxmlformats.org/officeDocument/2006/math" xmlns:r="http://schemas.openxmlformats.org/officeDocument/2006/relationships" xmlns:o="urn:schemas-microsoft-com:office:office" xmlns:v="urn:schemas-microsoft-com:vml" xmlns:w10="urn:schemas-microsoft-com:office:word" xmlns:a="http://schemas.openxmlformats.org/drawingml/2006/main" xmlns:pic="http://schemas.openxmlformats.org/drawingml/2006/picture" xmlns:wp="http://schemas.openxmlformats.org/drawingml/2006/wordprocessingDrawing"/>
+</file>
+
+<file path=word/footer1.xml><?xml version="1.0" encoding="utf-8"?>
+<w:ftr xmlns:m="http://schemas.openxmlformats.org/officeDocument/2006/math" xmlns:mc="http://schemas.openxmlformats.org/markup-compatibility/2006" xmlns:mo="http://schemas.microsoft.com/office/mac/office/2008/main" xmlns:mv="urn:schemas-microsoft-com:mac:vml" xmlns:o="urn:schemas-microsoft-com:office:office" xmlns:r="http://schemas.openxmlformats.org/officeDocument/2006/relationships" xmlns:v="urn:schemas-microsoft-com:vml" xmlns:w10="urn:schemas-microsoft-com:office:word" xmlns:w14="http://schemas.microsoft.com/office/word/2010/wordml" xmlns:w="http://schemas.openxmlformats.org/wordprocessingml/2006/main" xmlns:wne="http://schemas.microsoft.com/office/word/2006/wordml" xmlns:wp14="http://schemas.microsoft.com/office/word/2010/wordprocessingDrawing" xmlns:wp="http://schemas.openxmlformats.org/drawingml/2006/wordprocessingDrawing" xmlns:wpc="http://schemas.microsoft.com/office/word/2010/wordprocessingCanvas" xmlns:wpg="http://schemas.microsoft.com/office/word/2010/wordprocessingGroup" xmlns:wpi="http://schemas.microsoft.com/office/word/2010/wordprocessingInk" xmlns:wps="http://schemas.microsoft.com/office/word/2010/wordprocessingShape" mc:Ignorable="w14 wp14">
+  <w:p>
+    <w:pPr>
+      <w:pStyle w:val="Footer"/>
+      <w:jc w:val="center"/>
+    </w:pPr>
+    <w:r/>
+    <w:r>
+      <w:rPr>
+        <w:sz w:val="20"/>
+      </w:rPr>
+      <w:fldChar w:fldCharType="begin"/>
+      <w:instrText xml:space="preserve">PAGE</w:instrText>
+      <w:fldChar w:fldCharType="separate"/>
+      <w:t>1</w:t>
+      <w:fldChar w:fldCharType="end"/>
+    </w:r>
+  </w:p>
+</w:ftr>
 </file>
 
 <file path=word/footnotes.xml><?xml version="1.0" encoding="utf-8"?>

--- a/docs/iot-camera-printer-guide.docx
+++ b/docs/iot-camera-printer-guide.docx
@@ -4486,7 +4486,7 @@
         <w:rPr>
           <w:rFonts w:hint="eastAsia"/>
         </w:rPr>
-        <w:t xml:space="preserve">：カスタムボタン（G39）は単押しと5秒以上の長押しを判定しており、単押しは直近フレームの再印刷（6.7節）、長押しはWi-Fi設定のリセット（5.3節）に割り当てています。RGB</w:t>
+        <w:t xml:space="preserve">：カスタムボタン（G39）は単押し・ダブルクリック・5秒以上の長押しの3種類を判定しており、単押しは直近フレームの再印刷（6.7節）、ダブルクリック（2回目の単押しが400ms以内）は俳句／ポエムの生成モード切り替え（8.4節）、長押しはWi-Fi設定のリセット（5.3節）に割り当てています。単押しは、2回目の押下が400ms以内に来なかった場合にのみ確定するため、反応が最大400ms遅れます。RGB</w:t>
       </w:r>
       <w:r>
         <w:t xml:space="preserve"> </w:t>
@@ -4507,7 +4507,7 @@
         <w:rPr>
           <w:rFonts w:hint="eastAsia"/>
         </w:rPr>
-        <w:t xml:space="preserve">が状態表示に使い、ギャラリー保存時の緑点滅・印刷可能状態の点灯などを制御します（6.8節）。Grove端子のG26/G32は、M5StickVとのUART直結という本書の核となる配線にそのまま使われています（6.1節）。IR送信（G12）は本プロジェクトでは配線・コードともに未使用です。</w:t>
+        <w:t xml:space="preserve">が状態表示に使い、ギャラリー保存時の点滅・印刷可能状態の点灯などを制御しますが、その点灯色そのものが俳句／ポエムのどちらのモードかを表します（緑＝俳句、青＝ポエム、6.8節）。Grove端子のG26/G32は、M5StickVとのUART直結という本書の核となる配線にそのまま使われています（6.1節）。IR送信（G12）は本プロジェクトでは配線・コードともに未使用です。</w:t>
       </w:r>
     </w:p>
     <w:p>
@@ -11208,7 +11208,7 @@
         <w:rPr>
           <w:rFonts w:hint="eastAsia"/>
         </w:rPr>
-        <w:t xml:space="preserve">：事後閲覧方式・プレビュー確認方式・自動俳句印刷モードの3種類を切り替えます（詳細は第6章、俳句生成については8.4節）。加えて「回転」ボタンで写真の初期回転（0/90/180/270度、押すたびに時計回りへ90度ずつ進む）を設定できます。これは</w:t>
+        <w:t xml:space="preserve">：事後閲覧方式・プレビュー確認方式の2種類を切り替えます（詳細は第6章）。自動俳句印刷モードは下の「俳句設定カード」に移動しました。加えて「回転」ボタンで写真の初期回転（0/90/180/270度、押すたびに時計回りへ90度ずつ進む）を設定できます。これは</w:t>
       </w:r>
       <w:r>
         <w:rPr>
@@ -11354,6 +11354,53 @@
           <w:rFonts w:hint="eastAsia"/>
         </w:rPr>
         <w:t xml:space="preserve">（設定済みかどうかのバッジ表示のみです）。</w:t>
+      </w:r>
+    </w:p>
+    <w:p>
+      <w:pPr>
+        <w:pStyle w:val="Compact"/>
+        <w:numPr>
+          <w:ilvl w:val="0"/>
+          <w:numId w:val="1024"/>
+        </w:numPr>
+      </w:pPr>
+      <w:r>
+        <w:rPr>
+          <w:rFonts w:hint="eastAsia"/>
+          <w:b/>
+          <w:bCs/>
+        </w:rPr>
+        <w:t xml:space="preserve">俳句設定カード（M5StickV設定カードのすぐ下）</w:t>
+      </w:r>
+      <w:r>
+        <w:rPr>
+          <w:rFonts w:hint="eastAsia"/>
+        </w:rPr>
+        <w:t xml:space="preserve">：生成する詩の形式（俳句＝五七五・3行、またはポエム＝30文字程度の自由詩）と、印刷時に添える著者名（任意）を設定します（</w:t>
+      </w:r>
+      <w:r>
+        <w:rPr>
+          <w:rStyle w:val="VerbatimChar"/>
+        </w:rPr>
+        <w:t xml:space="preserve">src/haiku.*</w:t>
+      </w:r>
+      <w:r>
+        <w:t xml:space="preserve">、ATOM </w:t>
+      </w:r>
+      <w:r>
+        <w:rPr>
+          <w:rFonts w:hint="eastAsia"/>
+        </w:rPr>
+        <w:t xml:space="preserve">Lite本体のNVSに保存され再起動後も保持されます）。旧・M5StickV設定カードにあった「自動俳句印刷モード」（撮影のたびに自動生成・印刷するモード）もこのカードに移動しました（詳細は8.4節）。詩の形式はATOM</w:t>
+      </w:r>
+      <w:r>
+        <w:t xml:space="preserve"> </w:t>
+      </w:r>
+      <w:r>
+        <w:rPr>
+          <w:rFonts w:hint="eastAsia"/>
+        </w:rPr>
+        <w:t xml:space="preserve">Lite本体のボタンをダブルクリックしても切り替えられ、本体LEDの色（緑＝俳句、青＝ポエム）で現在のモードが分かります（詳細は6.8節）。</w:t>
       </w:r>
     </w:p>
     <w:p>
@@ -13381,7 +13428,7 @@
         <w:rPr>
           <w:rFonts w:hint="eastAsia"/>
         </w:rPr>
-        <w:t xml:space="preserve">設定タブの「M5StickV設定」カードで、受信した写真の扱いを3種類から選べます（この設定もATOM</w:t>
+        <w:t xml:space="preserve">設定タブの「M5StickV設定」カードと「俳句設定」カードで、受信した写真の扱いを3種類から選べます（この設定もATOM</w:t>
       </w:r>
       <w:r>
         <w:t xml:space="preserve"> </w:t>
@@ -13407,7 +13454,7 @@
           <w:b/>
           <w:bCs/>
         </w:rPr>
-        <w:t xml:space="preserve">事後閲覧方式（デフォルト）</w:t>
+        <w:t xml:space="preserve">事後閲覧方式（デフォルト、M5StickV設定カード）</w:t>
       </w:r>
       <w:r>
         <w:rPr>
@@ -13430,7 +13477,7 @@
           <w:b/>
           <w:bCs/>
         </w:rPr>
-        <w:t xml:space="preserve">プレビュー確認方式</w:t>
+        <w:t xml:space="preserve">プレビュー確認方式（M5StickV設定カード）</w:t>
       </w:r>
       <w:r>
         <w:rPr>
@@ -13453,7 +13500,7 @@
           <w:b/>
           <w:bCs/>
         </w:rPr>
-        <w:t xml:space="preserve">自動俳句印刷モード</w:t>
+        <w:t xml:space="preserve">自動俳句印刷モード（俳句設定カード）</w:t>
       </w:r>
       <w:r>
         <w:rPr>
@@ -13473,7 +13520,7 @@
         <w:rPr>
           <w:rFonts w:hint="eastAsia"/>
         </w:rPr>
-        <w:t xml:space="preserve">、m5webページを開いているブラウザが新しいフレームをポーリングで検知すると、自動的に俳句を生成し、それも印刷します（8.4節で詳しく説明します）。写真の印刷自体はATOM</w:t>
+        <w:t xml:space="preserve">、m5webページを開いているブラウザが新しいフレームをポーリングで検知すると、俳句設定カードで選んだ形式（俳句／ポエム）で自動的に生成し、それも印刷します（8.4節で詳しく説明します）。写真の印刷自体はATOM</w:t>
       </w:r>
       <w:r>
         <w:t xml:space="preserve"> </w:t>
@@ -13482,7 +13529,7 @@
         <w:rPr>
           <w:rFonts w:hint="eastAsia"/>
         </w:rPr>
-        <w:t xml:space="preserve">Lite単体で完結しますが、俳句の生成・印刷はブラウザ側の処理（OpenAIへのアクセスを含む）に依存するため、</w:t>
+        <w:t xml:space="preserve">Lite単体で完結しますが、俳句・ポエムの生成と印刷はブラウザ側の処理（OpenAIへのアクセスを含む）に依存するため、</w:t>
       </w:r>
       <w:r>
         <w:rPr>
@@ -13490,13 +13537,25 @@
           <w:b/>
           <w:bCs/>
         </w:rPr>
-        <w:t xml:space="preserve">m5webページを開いたブラウザが起動していないと俳句は作られません</w:t>
-      </w:r>
-      <w:r>
-        <w:rPr>
-          <w:rFonts w:hint="eastAsia"/>
-        </w:rPr>
-        <w:t xml:space="preserve">（写真だけは通常どおり印刷されます）。</w:t>
+        <w:t xml:space="preserve">m5webページを開いたブラウザが起動していないと俳句・ポエムは作られません</w:t>
+      </w:r>
+      <w:r>
+        <w:rPr>
+          <w:rFonts w:hint="eastAsia"/>
+        </w:rPr>
+        <w:t xml:space="preserve">（写真だけは通常どおり印刷されます）。この3つの選択肢は同じ</w:t>
+      </w:r>
+      <w:r>
+        <w:rPr>
+          <w:rStyle w:val="VerbatimChar"/>
+        </w:rPr>
+        <w:t xml:space="preserve">camMode</w:t>
+      </w:r>
+      <w:r>
+        <w:rPr>
+          <w:rFonts w:hint="eastAsia"/>
+        </w:rPr>
+        <w:t xml:space="preserve">というラジオボタングループに属しており、カードをまたいでいても排他的に切り替わります。</w:t>
       </w:r>
     </w:p>
     <w:p>
@@ -13641,7 +13700,7 @@
       </w:r>
     </w:p>
     <w:bookmarkEnd w:id="75"/>
-    <w:bookmarkStart w:id="76" w:name="atom-lite本体のrgb-ledによる状態表示"/>
+    <w:bookmarkStart w:id="76" w:name="atom-lite本体のボタンrgb-ledによる状態表示"/>
     <w:p>
       <w:pPr>
         <w:pStyle w:val="Heading3"/>
@@ -13653,7 +13712,7 @@
         <w:rPr>
           <w:rFonts w:hint="eastAsia"/>
         </w:rPr>
-        <w:t xml:space="preserve">Lite本体のRGB</w:t>
+        <w:t xml:space="preserve">Lite本体のボタン・RGB</w:t>
       </w:r>
       <w:r>
         <w:t xml:space="preserve"> </w:t>
@@ -13697,7 +13756,69 @@
         <w:rPr>
           <w:rFonts w:hint="eastAsia"/>
         </w:rPr>
-        <w:t xml:space="preserve">が次のように点灯制御します。</w:t>
+        <w:t xml:space="preserve">が次のように点灯制御します。1つのボタンと1つのLEDだけで「印刷」「俳句／ポエムのモード切替」「Wi-Fi設定リセット」という3つの操作系をまかなっている点に注目してください。</w:t>
+      </w:r>
+    </w:p>
+    <w:p>
+      <w:pPr>
+        <w:pStyle w:val="BodyText"/>
+      </w:pPr>
+      <w:r>
+        <w:rPr>
+          <w:rFonts w:hint="eastAsia"/>
+          <w:b/>
+          <w:bCs/>
+        </w:rPr>
+        <w:t xml:space="preserve">LEDの色＝現在の生成モード</w:t>
+      </w:r>
+    </w:p>
+    <w:p>
+      <w:pPr>
+        <w:pStyle w:val="BodyText"/>
+      </w:pPr>
+      <w:r>
+        <w:rPr>
+          <w:rFonts w:hint="eastAsia"/>
+        </w:rPr>
+        <w:t xml:space="preserve">点灯・点滅の色そのものが、俳句設定カードで選んだ生成モードを表します——</w:t>
+      </w:r>
+      <w:r>
+        <w:rPr>
+          <w:rFonts w:hint="eastAsia"/>
+          <w:b/>
+          <w:bCs/>
+        </w:rPr>
+        <w:t xml:space="preserve">緑＝俳句モード、青＝ポエムモード</w:t>
+      </w:r>
+      <w:r>
+        <w:rPr>
+          <w:rFonts w:hint="eastAsia"/>
+        </w:rPr>
+        <w:t xml:space="preserve">（</w:t>
+      </w:r>
+      <w:r>
+        <w:rPr>
+          <w:rStyle w:val="VerbatimChar"/>
+        </w:rPr>
+        <w:t xml:space="preserve">Led::setModeColor()</w:t>
+      </w:r>
+      <w:r>
+        <w:rPr>
+          <w:rFonts w:hint="eastAsia"/>
+        </w:rPr>
+        <w:t xml:space="preserve">。起動時はNVSに保存された</w:t>
+      </w:r>
+      <w:r>
+        <w:rPr>
+          <w:rStyle w:val="VerbatimChar"/>
+        </w:rPr>
+        <w:t xml:space="preserve">Haiku::poemType()</w:t>
+      </w:r>
+      <w:r>
+        <w:rPr>
+          <w:rFonts w:hint="eastAsia"/>
+        </w:rPr>
+        <w:t xml:space="preserve">の値を読み込んで復元します）。以下の点滅・点灯パターンは、すべてこのモード色で光ります。</w:t>
       </w:r>
     </w:p>
     <w:p>
@@ -13714,7 +13835,7 @@
           <w:b/>
           <w:bCs/>
         </w:rPr>
-        <w:t xml:space="preserve">緑点滅5回</w:t>
+        <w:t xml:space="preserve">点滅5回</w:t>
       </w:r>
       <w:r>
         <w:rPr>
@@ -13737,7 +13858,7 @@
           <w:b/>
           <w:bCs/>
         </w:rPr>
-        <w:t xml:space="preserve">緑点灯（点滅なし・点灯し続ける）</w:t>
+        <w:t xml:space="preserve">点灯（点滅なし・点灯し続ける）</w:t>
       </w:r>
       <w:r>
         <w:rPr>
@@ -13817,7 +13938,92 @@
         <w:rPr>
           <w:rFonts w:hint="eastAsia"/>
         </w:rPr>
-        <w:t xml:space="preserve">Lite本体のLEDを見るだけで「再印刷できる写真がある」「確認待ちの写真がある」という状態を把握できます。</w:t>
+        <w:t xml:space="preserve">Lite本体のLEDを見るだけで「再印刷できる写真がある」「確認待ちの写真がある」という状態に加えて「今どちらの詩を生成するモードか」も把握できます。</w:t>
+      </w:r>
+    </w:p>
+    <w:p>
+      <w:pPr>
+        <w:pStyle w:val="BodyText"/>
+      </w:pPr>
+      <w:r>
+        <w:rPr>
+          <w:rFonts w:hint="eastAsia"/>
+          <w:b/>
+          <w:bCs/>
+        </w:rPr>
+        <w:t xml:space="preserve">ボタンのダブルクリックでモードを切り替える</w:t>
+      </w:r>
+    </w:p>
+    <w:p>
+      <w:pPr>
+        <w:pStyle w:val="BodyText"/>
+      </w:pPr>
+      <w:r>
+        <w:rPr>
+          <w:rStyle w:val="VerbatimChar"/>
+        </w:rPr>
+        <w:t xml:space="preserve">src/main.cpp</w:t>
+      </w:r>
+      <w:r>
+        <w:t xml:space="preserve">の</w:t>
+      </w:r>
+      <w:r>
+        <w:rPr>
+          <w:rStyle w:val="VerbatimChar"/>
+        </w:rPr>
+        <w:t xml:space="preserve">checkButton()</w:t>
+      </w:r>
+      <w:r>
+        <w:rPr>
+          <w:rFonts w:hint="eastAsia"/>
+        </w:rPr>
+        <w:t xml:space="preserve">は、ボタンの短押しを2種類に区別します。1回だけの単押しは直近フレームの再印刷（6.7節）ですが、</w:t>
+      </w:r>
+      <w:r>
+        <w:rPr>
+          <w:rFonts w:hint="eastAsia"/>
+          <w:b/>
+          <w:bCs/>
+        </w:rPr>
+        <w:t xml:space="preserve">400ms以内に2回目の短押しが続くとダブルクリックとして扱われ、</w:t>
+      </w:r>
+      <w:r>
+        <w:rPr>
+          <w:rStyle w:val="VerbatimChar"/>
+          <w:b/>
+          <w:bCs/>
+        </w:rPr>
+        <w:t xml:space="preserve">togglePoemMode()</w:t>
+      </w:r>
+      <w:r>
+        <w:rPr>
+          <w:rFonts w:hint="eastAsia"/>
+          <w:b/>
+          <w:bCs/>
+        </w:rPr>
+        <w:t xml:space="preserve">が俳句⇔ポエムを切り替えて</w:t>
+      </w:r>
+      <w:r>
+        <w:rPr>
+          <w:rStyle w:val="VerbatimChar"/>
+          <w:b/>
+          <w:bCs/>
+        </w:rPr>
+        <w:t xml:space="preserve">Led::setModeColor()</w:t>
+      </w:r>
+      <w:r>
+        <w:rPr>
+          <w:rFonts w:hint="eastAsia"/>
+          <w:b/>
+          <w:bCs/>
+        </w:rPr>
+        <w:t xml:space="preserve">でLEDの色を更新</w:t>
+      </w:r>
+      <w:r>
+        <w:rPr>
+          <w:rFonts w:hint="eastAsia"/>
+        </w:rPr>
+        <w:t xml:space="preserve">します。この判定の都合上、単押しによる再印刷は、2回目の押下が来ないと確定できないため、実際の反応が最大400ms遅れます（3.2節）。5秒以上の長押しは、この2つとは別に扱われ、従来通りWi-Fi設定のリセットです。</w:t>
       </w:r>
     </w:p>
     <w:bookmarkEnd w:id="76"/>
@@ -18839,6 +19045,148 @@
           </w:p>
         </w:tc>
       </w:tr>
+      <w:tr>
+        <w:tc>
+          <w:tcPr/>
+          <w:p>
+            <w:pPr>
+              <w:pStyle w:val="Compact"/>
+            </w:pPr>
+            <w:r>
+              <w:t xml:space="preserve">GET</w:t>
+            </w:r>
+          </w:p>
+        </w:tc>
+        <w:tc>
+          <w:tcPr/>
+          <w:p>
+            <w:pPr>
+              <w:pStyle w:val="Compact"/>
+            </w:pPr>
+            <w:r>
+              <w:rPr>
+                <w:rStyle w:val="VerbatimChar"/>
+              </w:rPr>
+              <w:t xml:space="preserve">/api/haiku/settings</w:t>
+            </w:r>
+          </w:p>
+        </w:tc>
+        <w:tc>
+          <w:tcPr/>
+          <w:p>
+            <w:pPr>
+              <w:pStyle w:val="Compact"/>
+            </w:pPr>
+            <w:r>
+              <w:rPr>
+                <w:rFonts w:hint="eastAsia"/>
+              </w:rPr>
+              <w:t xml:space="preserve">俳句設定のJSON（</w:t>
+            </w:r>
+            <w:r>
+              <w:rPr>
+                <w:rStyle w:val="VerbatimChar"/>
+              </w:rPr>
+              <w:t xml:space="preserve">poemType</w:t>
+            </w:r>
+            <w:r>
+              <w:rPr>
+                <w:rFonts w:hint="eastAsia"/>
+              </w:rPr>
+              <w:t xml:space="preserve">＝</w:t>
+            </w:r>
+            <w:r>
+              <w:rPr>
+                <w:rStyle w:val="VerbatimChar"/>
+              </w:rPr>
+              <w:t xml:space="preserve">haiku</w:t>
+            </w:r>
+            <w:r>
+              <w:rPr>
+                <w:rFonts w:hint="eastAsia"/>
+              </w:rPr>
+              <w:t xml:space="preserve">／</w:t>
+            </w:r>
+            <w:r>
+              <w:rPr>
+                <w:rStyle w:val="VerbatimChar"/>
+              </w:rPr>
+              <w:t xml:space="preserve">poem</w:t>
+            </w:r>
+            <w:r>
+              <w:t xml:space="preserve">、</w:t>
+            </w:r>
+            <w:r>
+              <w:rPr>
+                <w:rStyle w:val="VerbatimChar"/>
+              </w:rPr>
+              <w:t xml:space="preserve">author</w:t>
+            </w:r>
+            <w:r>
+              <w:rPr>
+                <w:rFonts w:hint="eastAsia"/>
+              </w:rPr>
+              <w:t xml:space="preserve">）</w:t>
+            </w:r>
+          </w:p>
+        </w:tc>
+      </w:tr>
+      <w:tr>
+        <w:tc>
+          <w:tcPr/>
+          <w:p>
+            <w:pPr>
+              <w:pStyle w:val="Compact"/>
+            </w:pPr>
+            <w:r>
+              <w:t xml:space="preserve">POST</w:t>
+            </w:r>
+          </w:p>
+        </w:tc>
+        <w:tc>
+          <w:tcPr/>
+          <w:p>
+            <w:pPr>
+              <w:pStyle w:val="Compact"/>
+            </w:pPr>
+            <w:r>
+              <w:rPr>
+                <w:rStyle w:val="VerbatimChar"/>
+              </w:rPr>
+              <w:t xml:space="preserve">/api/haiku/settings</w:t>
+            </w:r>
+          </w:p>
+        </w:tc>
+        <w:tc>
+          <w:tcPr/>
+          <w:p>
+            <w:pPr>
+              <w:pStyle w:val="Compact"/>
+            </w:pPr>
+            <w:r>
+              <w:rPr>
+                <w:rStyle w:val="VerbatimChar"/>
+              </w:rPr>
+              <w:t xml:space="preserve">poemType</w:t>
+            </w:r>
+            <w:r>
+              <w:t xml:space="preserve">,</w:t>
+            </w:r>
+            <w:r>
+              <w:rPr>
+                <w:rStyle w:val="VerbatimChar"/>
+              </w:rPr>
+              <w:t xml:space="preserve">author</w:t>
+            </w:r>
+            <w:r>
+              <w:rPr>
+                <w:rFonts w:hint="eastAsia"/>
+              </w:rPr>
+              <w:t xml:space="preserve">（form）で俳句設定を更新（再起動後も保持）</w:t>
+            </w:r>
+          </w:p>
+        </w:tc>
+      </w:tr>
     </w:tbl>
     <w:bookmarkEnd w:id="91"/>
     <w:bookmarkStart w:id="92" w:name="curlでの基本操作"/>
@@ -20194,7 +20542,18 @@
         <w:rPr>
           <w:rFonts w:hint="eastAsia"/>
         </w:rPr>
-        <w:t xml:space="preserve">プリントタブの「M5StickVカメラ」カード・「画像を印刷」カード、どちらにも「俳句を作る」ボタンがあり、表示中の写真から季語入りの五七五俳句をその場で生成できます。裏側ではOpenAIの画像認識（vision）対応モデルを使っています。</w:t>
+        <w:t xml:space="preserve">プリントタブの「M5StickVカメラ」カード・「画像を印刷」カード、どちらにも「俳句を作る」ボタンがあり、表示中の写真から季語入りの五七五俳句をその場で生成できます。裏側ではOpenAIの画像認識（vision）対応モデルを使っています。設定タブの「俳句設定」カードで「ポエム（30文字程度の自由詩）」を選んでいる場合は、ボタンの表示も「ポエムを作る」に変わり、生成される詩の行数・印刷時の列数もそれに合わせて変わります（形式の切り替えについては後述）。</w:t>
+      </w:r>
+    </w:p>
+    <w:p>
+      <w:pPr>
+        <w:pStyle w:val="BodyText"/>
+      </w:pPr>
+      <w:r>
+        <w:rPr>
+          <w:rFonts w:hint="eastAsia"/>
+        </w:rPr>
+        <w:t xml:space="preserve">俳句とポエムでは、OpenAIへ送るプロンプト自体が異なります。俳句は「季語を含む五七五の俳句を、3行だけ出力」と行数まで厳密に指定するのに対し、ポエムは「30文字程度の短い詩を、行の分け方は自由（2〜4行程度）」という指示にとどめ、行数をあえて固定しません。これは印刷時の列数（次の「俳句プリント」の説明を参照）にも直結していて、俳句は常に3列固定、ポエムは実際に生成・編集された行数（2〜4行）にそのまま追従します。</w:t>
       </w:r>
     </w:p>
     <w:p>
@@ -20610,7 +20969,7 @@
           <w:b/>
           <w:bCs/>
         </w:rPr>
-        <w:t xml:space="preserve">「俳句プリント」ボタンで、テキストエリアの内容（編集後の文言）を縦書き・2段組の画像にして印刷します。</w:t>
+        <w:t xml:space="preserve">「俳句プリント」ボタンで、テキストエリアの内容（編集後の文言）を縦書きの画像にして印刷します。</w:t>
       </w:r>
       <w:r>
         <w:t xml:space="preserve"> </w:t>
@@ -20702,7 +21061,7 @@
         <w:rPr>
           <w:rFonts w:hint="eastAsia"/>
         </w:rPr>
-        <w:t xml:space="preserve">俳句のテキストを384ドット幅の画像として、縦書き（上から下、右から左）で描画する（テキストエリアの改行を目安に前半・後半の2段に分け、右側の段から先に読む配置にします。長音記号「ー」は横向きのままだと不自然なので90度回転させて描画します）</w:t>
+        <w:t xml:space="preserve">俳句のテキストを384ドット幅の画像として、縦書き（上から下、右から左）で描画する（テキストエリアの改行を目安に列を分けます。俳句は常に3列固定、ポエムは行数が決まっていないため、実際に生成・編集された行数に合わせて2〜4列の範囲で列数が変わります。右側の列から先に読む配置にし、各列は右隣の列より少し低い位置から書き始まり、左に行くほど下がっていく「ずらし書き」にしています。長音記号「ー」は横向きのままだと不自然なので90度回転させて描画します）</w:t>
       </w:r>
     </w:p>
     <w:p>
@@ -20717,7 +21076,7 @@
         <w:rPr>
           <w:rFonts w:hint="eastAsia"/>
         </w:rPr>
-        <w:t xml:space="preserve">古めかしい雰囲気を出すため、二重線の枠を周囲に描く</w:t>
+        <w:t xml:space="preserve">「俳句設定」カードに著者名が入力されていれば、一回り小さい文字サイズの列を左端にもう1つ追加し、詩の列と同じ高さ基準で下寄せに描画する（署名のように見せるためです。空欄なら何も追加されません）</w:t>
       </w:r>
     </w:p>
     <w:p>
@@ -20732,6 +21091,21 @@
         <w:rPr>
           <w:rFonts w:hint="eastAsia"/>
         </w:rPr>
+        <w:t xml:space="preserve">古めかしい雰囲気を出すため、二重線の枠を周囲に描く</w:t>
+      </w:r>
+    </w:p>
+    <w:p>
+      <w:pPr>
+        <w:pStyle w:val="Compact"/>
+        <w:numPr>
+          <w:ilvl w:val="0"/>
+          <w:numId w:val="1041"/>
+        </w:numPr>
+      </w:pPr>
+      <w:r>
+        <w:rPr>
+          <w:rFonts w:hint="eastAsia"/>
+        </w:rPr>
         <w:t xml:space="preserve">「画像を印刷」カードと同じ</w:t>
       </w:r>
       <w:r>
@@ -20923,7 +21297,7 @@
         <w:rPr>
           <w:rFonts w:hint="eastAsia"/>
         </w:rPr>
-        <w:t xml:space="preserve">（6.7節）を使うと、ここまで説明した「俳句を作る」「俳句プリント」の2ステップを、M5StickVで撮影するたびに自動で実行できます。仕組みとしては新しいAPIを何も追加しておらず、</w:t>
+        <w:t xml:space="preserve">（俳句設定カード、6.7節）を使うと、ここまで説明した「俳句を作る」「俳句プリント」の2ステップを、M5StickVで撮影するたびに自動で実行できます。生成される形式（俳句／ポエム）と著者名は、同じ俳句設定カードの選択がそのまま使われます。仕組みとしては新しいAPIを何も追加しておらず、</w:t>
       </w:r>
       <w:r>
         <w:rPr>
@@ -26402,6 +26776,22 @@
           <w:rFonts w:hint="eastAsia"/>
         </w:rPr>
         <w:t xml:space="preserve">APIキーの保存・受け渡しのみ（HTTPS通信自体はブラウザ側、8.4節）</w:t>
+      </w:r>
+      <w:r>
+        <w:br/>
+      </w:r>
+      <w:r>
+        <w:rPr>
+          <w:rStyle w:val="VerbatimChar"/>
+        </w:rPr>
+        <w:t xml:space="preserve">  haiku.*                  </w:t>
+      </w:r>
+      <w:r>
+        <w:rPr>
+          <w:rStyle w:val="VerbatimChar"/>
+          <w:rFonts w:hint="eastAsia"/>
+        </w:rPr>
+        <w:t xml:space="preserve">俳句/ポエムの形式・著者名の保存・受け渡しのみ（生成・印字描画はブラウザ側、8.4節）</w:t>
       </w:r>
       <w:r>
         <w:br/>
